--- a/ENTREGAS/Proyecto_Emplanorte_Soft2.docx
+++ b/ENTREGAS/Proyecto_Emplanorte_Soft2.docx
@@ -5,6 +5,7 @@
     <w:p>
       <w:pPr>
         <w:spacing w:before="100" w:beforeAutospacing="1" w:after="100" w:afterAutospacing="1" w:line="240" w:lineRule="auto"/>
+        <w:jc w:val="center"/>
         <w:outlineLvl w:val="1"/>
         <w:rPr>
           <w:rFonts w:ascii="Times New Roman" w:eastAsia="Times New Roman" w:hAnsi="Times New Roman" w:cs="Times New Roman"/>
@@ -68,7 +69,7 @@
     </w:p>
     <w:p>
       <w:pPr>
-        <w:pStyle w:val="ListParagraph"/>
+        <w:pStyle w:val="Prrafodelista"/>
         <w:numPr>
           <w:ilvl w:val="0"/>
           <w:numId w:val="16"/>
@@ -96,7 +97,7 @@
     </w:p>
     <w:p>
       <w:pPr>
-        <w:pStyle w:val="ListParagraph"/>
+        <w:pStyle w:val="Prrafodelista"/>
         <w:numPr>
           <w:ilvl w:val="0"/>
           <w:numId w:val="16"/>
@@ -124,7 +125,7 @@
     </w:p>
     <w:p>
       <w:pPr>
-        <w:pStyle w:val="ListParagraph"/>
+        <w:pStyle w:val="Prrafodelista"/>
         <w:numPr>
           <w:ilvl w:val="0"/>
           <w:numId w:val="16"/>
@@ -152,7 +153,7 @@
     </w:p>
     <w:p>
       <w:pPr>
-        <w:pStyle w:val="ListParagraph"/>
+        <w:pStyle w:val="Prrafodelista"/>
         <w:spacing w:before="100" w:beforeAutospacing="1" w:after="100" w:afterAutospacing="1" w:line="240" w:lineRule="auto"/>
         <w:outlineLvl w:val="1"/>
         <w:rPr>
@@ -166,7 +167,7 @@
     </w:p>
     <w:p>
       <w:pPr>
-        <w:pStyle w:val="ListParagraph"/>
+        <w:pStyle w:val="Prrafodelista"/>
         <w:numPr>
           <w:ilvl w:val="0"/>
           <w:numId w:val="18"/>
@@ -533,7 +534,7 @@
     </w:p>
     <w:p>
       <w:pPr>
-        <w:pStyle w:val="ListParagraph"/>
+        <w:pStyle w:val="Prrafodelista"/>
         <w:numPr>
           <w:ilvl w:val="0"/>
           <w:numId w:val="18"/>
@@ -1059,7 +1060,32 @@
     </w:p>
     <w:p>
       <w:pPr>
-        <w:pStyle w:val="ListParagraph"/>
+        <w:rPr>
+          <w:rFonts w:ascii="Times New Roman" w:eastAsia="Times New Roman" w:hAnsi="Times New Roman" w:cs="Times New Roman"/>
+          <w:b/>
+          <w:bCs/>
+          <w:kern w:val="0"/>
+          <w:sz w:val="28"/>
+          <w:szCs w:val="28"/>
+          <w14:ligatures w14:val="none"/>
+        </w:rPr>
+      </w:pPr>
+      <w:r>
+        <w:rPr>
+          <w:rFonts w:ascii="Times New Roman" w:eastAsia="Times New Roman" w:hAnsi="Times New Roman" w:cs="Times New Roman"/>
+          <w:b/>
+          <w:bCs/>
+          <w:kern w:val="0"/>
+          <w:sz w:val="28"/>
+          <w:szCs w:val="28"/>
+          <w14:ligatures w14:val="none"/>
+        </w:rPr>
+        <w:br w:type="page"/>
+      </w:r>
+    </w:p>
+    <w:p>
+      <w:pPr>
+        <w:pStyle w:val="Prrafodelista"/>
         <w:numPr>
           <w:ilvl w:val="0"/>
           <w:numId w:val="18"/>
@@ -1086,703 +1112,5473 @@
           <w:szCs w:val="28"/>
           <w14:ligatures w14:val="none"/>
         </w:rPr>
+        <w:lastRenderedPageBreak/>
         <w:t>Requisitos Funcionales</w:t>
       </w:r>
-    </w:p>
-    <w:p>
-      <w:pPr>
-        <w:pStyle w:val="ListParagraph"/>
-        <w:numPr>
-          <w:ilvl w:val="0"/>
-          <w:numId w:val="17"/>
-        </w:numPr>
-        <w:spacing w:before="100" w:beforeAutospacing="1" w:after="100" w:afterAutospacing="1" w:line="240" w:lineRule="auto"/>
-        <w:rPr>
-          <w:rFonts w:ascii="Times New Roman" w:eastAsia="Times New Roman" w:hAnsi="Times New Roman" w:cs="Times New Roman"/>
-          <w:kern w:val="0"/>
-          <w14:ligatures w14:val="none"/>
-        </w:rPr>
-      </w:pPr>
       <w:r>
         <w:rPr>
           <w:rFonts w:ascii="Times New Roman" w:eastAsia="Times New Roman" w:hAnsi="Times New Roman" w:cs="Times New Roman"/>
           <w:b/>
           <w:bCs/>
           <w:kern w:val="0"/>
-          <w14:ligatures w14:val="none"/>
-        </w:rPr>
-        <w:t>RF1</w:t>
+          <w:sz w:val="28"/>
+          <w:szCs w:val="28"/>
+          <w:lang w:val="es-US"/>
+          <w14:ligatures w14:val="none"/>
+        </w:rPr>
+        <w:br/>
       </w:r>
-      <w:r>
-        <w:rPr>
-          <w:rFonts w:ascii="Times New Roman" w:eastAsia="Times New Roman" w:hAnsi="Times New Roman" w:cs="Times New Roman"/>
-          <w:kern w:val="0"/>
-          <w14:ligatures w14:val="none"/>
-        </w:rPr>
-        <w:br/>
-        <w:t>El sistema debe permitir registrar productos en el inventario.</w:t>
-      </w:r>
-    </w:p>
-    <w:p>
-      <w:pPr>
-        <w:pStyle w:val="ListParagraph"/>
-        <w:numPr>
-          <w:ilvl w:val="0"/>
-          <w:numId w:val="17"/>
-        </w:numPr>
-        <w:spacing w:before="100" w:beforeAutospacing="1" w:after="100" w:afterAutospacing="1" w:line="240" w:lineRule="auto"/>
-        <w:rPr>
-          <w:rFonts w:ascii="Times New Roman" w:eastAsia="Times New Roman" w:hAnsi="Times New Roman" w:cs="Times New Roman"/>
-          <w:kern w:val="0"/>
-          <w14:ligatures w14:val="none"/>
-        </w:rPr>
-      </w:pPr>
-      <w:r>
-        <w:rPr>
-          <w:rFonts w:ascii="Times New Roman" w:eastAsia="Times New Roman" w:hAnsi="Times New Roman" w:cs="Times New Roman"/>
+    </w:p>
+    <w:tbl>
+      <w:tblPr>
+        <w:tblStyle w:val="Tablanormal1"/>
+        <w:tblW w:w="0" w:type="auto"/>
+        <w:tblLook w:val="04A0" w:firstRow="1" w:lastRow="0" w:firstColumn="1" w:lastColumn="0" w:noHBand="0" w:noVBand="1"/>
+      </w:tblPr>
+      <w:tblGrid>
+        <w:gridCol w:w="3539"/>
+        <w:gridCol w:w="5289"/>
+      </w:tblGrid>
+      <w:tr>
+        <w:trPr>
+          <w:cnfStyle w:val="100000000000" w:firstRow="1" w:lastRow="0" w:firstColumn="0" w:lastColumn="0" w:oddVBand="0" w:evenVBand="0" w:oddHBand="0" w:evenHBand="0" w:firstRowFirstColumn="0" w:firstRowLastColumn="0" w:lastRowFirstColumn="0" w:lastRowLastColumn="0"/>
+        </w:trPr>
+        <w:tc>
+          <w:tcPr>
+            <w:cnfStyle w:val="001000000000" w:firstRow="0" w:lastRow="0" w:firstColumn="1" w:lastColumn="0" w:oddVBand="0" w:evenVBand="0" w:oddHBand="0" w:evenHBand="0" w:firstRowFirstColumn="0" w:firstRowLastColumn="0" w:lastRowFirstColumn="0" w:lastRowLastColumn="0"/>
+            <w:tcW w:w="3539" w:type="dxa"/>
+          </w:tcPr>
+          <w:p>
+            <w:pPr>
+              <w:jc w:val="center"/>
+              <w:rPr>
+                <w:rFonts w:ascii="Arial" w:hAnsi="Arial" w:cs="Arial"/>
+                <w:sz w:val="24"/>
+                <w:szCs w:val="24"/>
+              </w:rPr>
+            </w:pPr>
+            <w:r>
+              <w:rPr>
+                <w:rFonts w:ascii="Arial" w:hAnsi="Arial" w:cs="Arial"/>
+                <w:sz w:val="24"/>
+                <w:szCs w:val="24"/>
+              </w:rPr>
+              <w:t>Código del Requisito</w:t>
+            </w:r>
+          </w:p>
+        </w:tc>
+        <w:tc>
+          <w:tcPr>
+            <w:tcW w:w="5289" w:type="dxa"/>
+          </w:tcPr>
+          <w:p>
+            <w:pPr>
+              <w:jc w:val="center"/>
+              <w:cnfStyle w:val="100000000000" w:firstRow="1" w:lastRow="0" w:firstColumn="0" w:lastColumn="0" w:oddVBand="0" w:evenVBand="0" w:oddHBand="0" w:evenHBand="0" w:firstRowFirstColumn="0" w:firstRowLastColumn="0" w:lastRowFirstColumn="0" w:lastRowLastColumn="0"/>
+              <w:rPr>
+                <w:rFonts w:ascii="Arial" w:hAnsi="Arial" w:cs="Arial"/>
+                <w:sz w:val="24"/>
+                <w:szCs w:val="24"/>
+              </w:rPr>
+            </w:pPr>
+            <w:r>
+              <w:rPr>
+                <w:rFonts w:ascii="Arial" w:hAnsi="Arial" w:cs="Arial"/>
+                <w:sz w:val="24"/>
+                <w:szCs w:val="24"/>
+              </w:rPr>
+              <w:t>RF0</w:t>
+            </w:r>
+            <w:r>
+              <w:rPr>
+                <w:rFonts w:ascii="Arial" w:hAnsi="Arial" w:cs="Arial"/>
+                <w:sz w:val="24"/>
+                <w:szCs w:val="24"/>
+              </w:rPr>
+              <w:t>1</w:t>
+            </w:r>
+          </w:p>
+        </w:tc>
+      </w:tr>
+      <w:tr>
+        <w:trPr>
+          <w:cnfStyle w:val="000000100000" w:firstRow="0" w:lastRow="0" w:firstColumn="0" w:lastColumn="0" w:oddVBand="0" w:evenVBand="0" w:oddHBand="1" w:evenHBand="0" w:firstRowFirstColumn="0" w:firstRowLastColumn="0" w:lastRowFirstColumn="0" w:lastRowLastColumn="0"/>
+        </w:trPr>
+        <w:tc>
+          <w:tcPr>
+            <w:cnfStyle w:val="001000000000" w:firstRow="0" w:lastRow="0" w:firstColumn="1" w:lastColumn="0" w:oddVBand="0" w:evenVBand="0" w:oddHBand="0" w:evenHBand="0" w:firstRowFirstColumn="0" w:firstRowLastColumn="0" w:lastRowFirstColumn="0" w:lastRowLastColumn="0"/>
+            <w:tcW w:w="3539" w:type="dxa"/>
+          </w:tcPr>
+          <w:p>
+            <w:r>
+              <w:t>Nombre</w:t>
+            </w:r>
+          </w:p>
+        </w:tc>
+        <w:tc>
+          <w:tcPr>
+            <w:tcW w:w="5289" w:type="dxa"/>
+          </w:tcPr>
+          <w:p>
+            <w:pPr>
+              <w:cnfStyle w:val="000000100000" w:firstRow="0" w:lastRow="0" w:firstColumn="0" w:lastColumn="0" w:oddVBand="0" w:evenVBand="0" w:oddHBand="1" w:evenHBand="0" w:firstRowFirstColumn="0" w:firstRowLastColumn="0" w:lastRowFirstColumn="0" w:lastRowLastColumn="0"/>
+              <w:rPr>
+                <w:b/>
+                <w:bCs/>
+              </w:rPr>
+            </w:pPr>
+            <w:r>
+              <w:rPr>
+                <w:b/>
+                <w:bCs/>
+              </w:rPr>
+              <w:t>Registro de productos en inventario</w:t>
+            </w:r>
+          </w:p>
+        </w:tc>
+      </w:tr>
+      <w:tr>
+        <w:tc>
+          <w:tcPr>
+            <w:cnfStyle w:val="001000000000" w:firstRow="0" w:lastRow="0" w:firstColumn="1" w:lastColumn="0" w:oddVBand="0" w:evenVBand="0" w:oddHBand="0" w:evenHBand="0" w:firstRowFirstColumn="0" w:firstRowLastColumn="0" w:lastRowFirstColumn="0" w:lastRowLastColumn="0"/>
+            <w:tcW w:w="3539" w:type="dxa"/>
+          </w:tcPr>
+          <w:p>
+            <w:r>
+              <w:t>Propósito</w:t>
+            </w:r>
+          </w:p>
+        </w:tc>
+        <w:tc>
+          <w:tcPr>
+            <w:tcW w:w="5289" w:type="dxa"/>
+          </w:tcPr>
+          <w:p>
+            <w:pPr>
+              <w:jc w:val="both"/>
+              <w:cnfStyle w:val="000000000000" w:firstRow="0" w:lastRow="0" w:firstColumn="0" w:lastColumn="0" w:oddVBand="0" w:evenVBand="0" w:oddHBand="0" w:evenHBand="0" w:firstRowFirstColumn="0" w:firstRowLastColumn="0" w:lastRowFirstColumn="0" w:lastRowLastColumn="0"/>
+            </w:pPr>
+            <w:r>
+              <w:t>Permitir al administrador agregar nuevos productos al sistema para llevar el control del inventario</w:t>
+            </w:r>
+          </w:p>
+        </w:tc>
+      </w:tr>
+      <w:tr>
+        <w:trPr>
+          <w:cnfStyle w:val="000000100000" w:firstRow="0" w:lastRow="0" w:firstColumn="0" w:lastColumn="0" w:oddVBand="0" w:evenVBand="0" w:oddHBand="1" w:evenHBand="0" w:firstRowFirstColumn="0" w:firstRowLastColumn="0" w:lastRowFirstColumn="0" w:lastRowLastColumn="0"/>
+        </w:trPr>
+        <w:tc>
+          <w:tcPr>
+            <w:cnfStyle w:val="001000000000" w:firstRow="0" w:lastRow="0" w:firstColumn="1" w:lastColumn="0" w:oddVBand="0" w:evenVBand="0" w:oddHBand="0" w:evenHBand="0" w:firstRowFirstColumn="0" w:firstRowLastColumn="0" w:lastRowFirstColumn="0" w:lastRowLastColumn="0"/>
+            <w:tcW w:w="3539" w:type="dxa"/>
+          </w:tcPr>
+          <w:p>
+            <w:r>
+              <w:t>Descripción</w:t>
+            </w:r>
+          </w:p>
+        </w:tc>
+        <w:tc>
+          <w:tcPr>
+            <w:tcW w:w="5289" w:type="dxa"/>
+          </w:tcPr>
+          <w:p>
+            <w:pPr>
+              <w:jc w:val="both"/>
+              <w:cnfStyle w:val="000000100000" w:firstRow="0" w:lastRow="0" w:firstColumn="0" w:lastColumn="0" w:oddVBand="0" w:evenVBand="0" w:oddHBand="1" w:evenHBand="0" w:firstRowFirstColumn="0" w:firstRowLastColumn="0" w:lastRowFirstColumn="0" w:lastRowLastColumn="0"/>
+            </w:pPr>
+            <w:r>
+              <w:t>El sistema debe permitir al administrador registrar nuevos productos en el inventario ingresando los datos del producto</w:t>
+            </w:r>
+          </w:p>
+        </w:tc>
+      </w:tr>
+      <w:tr>
+        <w:tc>
+          <w:tcPr>
+            <w:cnfStyle w:val="001000000000" w:firstRow="0" w:lastRow="0" w:firstColumn="1" w:lastColumn="0" w:oddVBand="0" w:evenVBand="0" w:oddHBand="0" w:evenHBand="0" w:firstRowFirstColumn="0" w:firstRowLastColumn="0" w:lastRowFirstColumn="0" w:lastRowLastColumn="0"/>
+            <w:tcW w:w="3539" w:type="dxa"/>
+          </w:tcPr>
+          <w:p>
+            <w:r>
+              <w:t>Entrada</w:t>
+            </w:r>
+          </w:p>
+        </w:tc>
+        <w:tc>
+          <w:tcPr>
+            <w:tcW w:w="5289" w:type="dxa"/>
+          </w:tcPr>
+          <w:p>
+            <w:pPr>
+              <w:jc w:val="both"/>
+              <w:cnfStyle w:val="000000000000" w:firstRow="0" w:lastRow="0" w:firstColumn="0" w:lastColumn="0" w:oddVBand="0" w:evenVBand="0" w:oddHBand="0" w:evenHBand="0" w:firstRowFirstColumn="0" w:firstRowLastColumn="0" w:lastRowFirstColumn="0" w:lastRowLastColumn="0"/>
+            </w:pPr>
+            <w:r>
+              <w:t xml:space="preserve"> información del producto a Registrar</w:t>
+            </w:r>
+          </w:p>
+        </w:tc>
+      </w:tr>
+      <w:tr>
+        <w:trPr>
+          <w:cnfStyle w:val="000000100000" w:firstRow="0" w:lastRow="0" w:firstColumn="0" w:lastColumn="0" w:oddVBand="0" w:evenVBand="0" w:oddHBand="1" w:evenHBand="0" w:firstRowFirstColumn="0" w:firstRowLastColumn="0" w:lastRowFirstColumn="0" w:lastRowLastColumn="0"/>
+        </w:trPr>
+        <w:tc>
+          <w:tcPr>
+            <w:cnfStyle w:val="001000000000" w:firstRow="0" w:lastRow="0" w:firstColumn="1" w:lastColumn="0" w:oddVBand="0" w:evenVBand="0" w:oddHBand="0" w:evenHBand="0" w:firstRowFirstColumn="0" w:firstRowLastColumn="0" w:lastRowFirstColumn="0" w:lastRowLastColumn="0"/>
+            <w:tcW w:w="3539" w:type="dxa"/>
+          </w:tcPr>
+          <w:p>
+            <w:r>
+              <w:t>Salida</w:t>
+            </w:r>
+          </w:p>
+        </w:tc>
+        <w:tc>
+          <w:tcPr>
+            <w:tcW w:w="5289" w:type="dxa"/>
+          </w:tcPr>
+          <w:p>
+            <w:pPr>
+              <w:jc w:val="both"/>
+              <w:cnfStyle w:val="000000100000" w:firstRow="0" w:lastRow="0" w:firstColumn="0" w:lastColumn="0" w:oddVBand="0" w:evenVBand="0" w:oddHBand="1" w:evenHBand="0" w:firstRowFirstColumn="0" w:firstRowLastColumn="0" w:lastRowFirstColumn="0" w:lastRowLastColumn="0"/>
+            </w:pPr>
+            <w:r>
+              <w:t>Producto almacenado en la base de datos y visible en la lista de inventario</w:t>
+            </w:r>
+          </w:p>
+        </w:tc>
+      </w:tr>
+      <w:tr>
+        <w:tc>
+          <w:tcPr>
+            <w:cnfStyle w:val="001000000000" w:firstRow="0" w:lastRow="0" w:firstColumn="1" w:lastColumn="0" w:oddVBand="0" w:evenVBand="0" w:oddHBand="0" w:evenHBand="0" w:firstRowFirstColumn="0" w:firstRowLastColumn="0" w:lastRowFirstColumn="0" w:lastRowLastColumn="0"/>
+            <w:tcW w:w="3539" w:type="dxa"/>
+          </w:tcPr>
+          <w:p>
+            <w:r>
+              <w:t>Prioridad</w:t>
+            </w:r>
+          </w:p>
+        </w:tc>
+        <w:tc>
+          <w:tcPr>
+            <w:tcW w:w="5289" w:type="dxa"/>
+          </w:tcPr>
+          <w:p>
+            <w:pPr>
+              <w:jc w:val="both"/>
+              <w:cnfStyle w:val="000000000000" w:firstRow="0" w:lastRow="0" w:firstColumn="0" w:lastColumn="0" w:oddVBand="0" w:evenVBand="0" w:oddHBand="0" w:evenHBand="0" w:firstRowFirstColumn="0" w:firstRowLastColumn="0" w:lastRowFirstColumn="0" w:lastRowLastColumn="0"/>
+            </w:pPr>
+            <w:r>
+              <w:t xml:space="preserve">Alta </w:t>
+            </w:r>
+          </w:p>
+        </w:tc>
+      </w:tr>
+    </w:tbl>
+    <w:p>
+      <w:pPr>
+        <w:jc w:val="center"/>
+        <w:rPr>
           <w:b/>
           <w:bCs/>
-          <w:kern w:val="0"/>
-          <w14:ligatures w14:val="none"/>
-        </w:rPr>
-        <w:lastRenderedPageBreak/>
-        <w:t>RF2</w:t>
-      </w:r>
-      <w:r>
-        <w:rPr>
-          <w:rFonts w:ascii="Times New Roman" w:eastAsia="Times New Roman" w:hAnsi="Times New Roman" w:cs="Times New Roman"/>
-          <w:kern w:val="0"/>
-          <w14:ligatures w14:val="none"/>
-        </w:rPr>
-        <w:br/>
-        <w:t>El sistema debe permitir editar o eliminar productos del inventario.</w:t>
-      </w:r>
-    </w:p>
-    <w:p>
-      <w:pPr>
-        <w:pStyle w:val="ListParagraph"/>
-        <w:numPr>
-          <w:ilvl w:val="0"/>
-          <w:numId w:val="17"/>
-        </w:numPr>
-        <w:spacing w:before="100" w:beforeAutospacing="1" w:after="100" w:afterAutospacing="1" w:line="240" w:lineRule="auto"/>
-        <w:rPr>
-          <w:rFonts w:ascii="Times New Roman" w:eastAsia="Times New Roman" w:hAnsi="Times New Roman" w:cs="Times New Roman"/>
-          <w:kern w:val="0"/>
-          <w14:ligatures w14:val="none"/>
-        </w:rPr>
-      </w:pPr>
-      <w:r>
-        <w:rPr>
-          <w:rFonts w:ascii="Times New Roman" w:eastAsia="Times New Roman" w:hAnsi="Times New Roman" w:cs="Times New Roman"/>
+        </w:rPr>
+      </w:pPr>
+    </w:p>
+    <w:tbl>
+      <w:tblPr>
+        <w:tblStyle w:val="Tablanormal1"/>
+        <w:tblpPr w:leftFromText="141" w:rightFromText="141" w:vertAnchor="text" w:tblpY="1"/>
+        <w:tblOverlap w:val="never"/>
+        <w:tblW w:w="0" w:type="auto"/>
+        <w:tblLook w:val="04A0" w:firstRow="1" w:lastRow="0" w:firstColumn="1" w:lastColumn="0" w:noHBand="0" w:noVBand="1"/>
+      </w:tblPr>
+      <w:tblGrid>
+        <w:gridCol w:w="3539"/>
+        <w:gridCol w:w="5289"/>
+      </w:tblGrid>
+      <w:tr>
+        <w:trPr>
+          <w:cnfStyle w:val="100000000000" w:firstRow="1" w:lastRow="0" w:firstColumn="0" w:lastColumn="0" w:oddVBand="0" w:evenVBand="0" w:oddHBand="0" w:evenHBand="0" w:firstRowFirstColumn="0" w:firstRowLastColumn="0" w:lastRowFirstColumn="0" w:lastRowLastColumn="0"/>
+        </w:trPr>
+        <w:tc>
+          <w:tcPr>
+            <w:cnfStyle w:val="001000000000" w:firstRow="0" w:lastRow="0" w:firstColumn="1" w:lastColumn="0" w:oddVBand="0" w:evenVBand="0" w:oddHBand="0" w:evenHBand="0" w:firstRowFirstColumn="0" w:firstRowLastColumn="0" w:lastRowFirstColumn="0" w:lastRowLastColumn="0"/>
+            <w:tcW w:w="3539" w:type="dxa"/>
+          </w:tcPr>
+          <w:p>
+            <w:pPr>
+              <w:jc w:val="center"/>
+              <w:rPr>
+                <w:rFonts w:ascii="Arial" w:hAnsi="Arial" w:cs="Arial"/>
+                <w:sz w:val="24"/>
+                <w:szCs w:val="24"/>
+              </w:rPr>
+            </w:pPr>
+            <w:r>
+              <w:rPr>
+                <w:rFonts w:ascii="Arial" w:hAnsi="Arial" w:cs="Arial"/>
+                <w:sz w:val="24"/>
+                <w:szCs w:val="24"/>
+              </w:rPr>
+              <w:t>Código del Requisito</w:t>
+            </w:r>
+          </w:p>
+        </w:tc>
+        <w:tc>
+          <w:tcPr>
+            <w:tcW w:w="5289" w:type="dxa"/>
+          </w:tcPr>
+          <w:p>
+            <w:pPr>
+              <w:jc w:val="center"/>
+              <w:cnfStyle w:val="100000000000" w:firstRow="1" w:lastRow="0" w:firstColumn="0" w:lastColumn="0" w:oddVBand="0" w:evenVBand="0" w:oddHBand="0" w:evenHBand="0" w:firstRowFirstColumn="0" w:firstRowLastColumn="0" w:lastRowFirstColumn="0" w:lastRowLastColumn="0"/>
+              <w:rPr>
+                <w:rFonts w:ascii="Arial" w:hAnsi="Arial" w:cs="Arial"/>
+                <w:sz w:val="24"/>
+                <w:szCs w:val="24"/>
+              </w:rPr>
+            </w:pPr>
+            <w:r>
+              <w:rPr>
+                <w:rFonts w:ascii="Arial" w:hAnsi="Arial" w:cs="Arial"/>
+                <w:sz w:val="24"/>
+                <w:szCs w:val="24"/>
+              </w:rPr>
+              <w:t>RF0</w:t>
+            </w:r>
+            <w:r>
+              <w:rPr>
+                <w:rFonts w:ascii="Arial" w:hAnsi="Arial" w:cs="Arial"/>
+                <w:sz w:val="24"/>
+                <w:szCs w:val="24"/>
+              </w:rPr>
+              <w:t>2</w:t>
+            </w:r>
+          </w:p>
+        </w:tc>
+      </w:tr>
+      <w:tr>
+        <w:trPr>
+          <w:cnfStyle w:val="000000100000" w:firstRow="0" w:lastRow="0" w:firstColumn="0" w:lastColumn="0" w:oddVBand="0" w:evenVBand="0" w:oddHBand="1" w:evenHBand="0" w:firstRowFirstColumn="0" w:firstRowLastColumn="0" w:lastRowFirstColumn="0" w:lastRowLastColumn="0"/>
+        </w:trPr>
+        <w:tc>
+          <w:tcPr>
+            <w:cnfStyle w:val="001000000000" w:firstRow="0" w:lastRow="0" w:firstColumn="1" w:lastColumn="0" w:oddVBand="0" w:evenVBand="0" w:oddHBand="0" w:evenHBand="0" w:firstRowFirstColumn="0" w:firstRowLastColumn="0" w:lastRowFirstColumn="0" w:lastRowLastColumn="0"/>
+            <w:tcW w:w="3539" w:type="dxa"/>
+          </w:tcPr>
+          <w:p>
+            <w:r>
+              <w:t>Nombre</w:t>
+            </w:r>
+          </w:p>
+        </w:tc>
+        <w:tc>
+          <w:tcPr>
+            <w:tcW w:w="5289" w:type="dxa"/>
+          </w:tcPr>
+          <w:p>
+            <w:pPr>
+              <w:cnfStyle w:val="000000100000" w:firstRow="0" w:lastRow="0" w:firstColumn="0" w:lastColumn="0" w:oddVBand="0" w:evenVBand="0" w:oddHBand="1" w:evenHBand="0" w:firstRowFirstColumn="0" w:firstRowLastColumn="0" w:lastRowFirstColumn="0" w:lastRowLastColumn="0"/>
+              <w:rPr>
+                <w:b/>
+                <w:bCs/>
+              </w:rPr>
+            </w:pPr>
+            <w:r>
+              <w:rPr>
+                <w:b/>
+                <w:bCs/>
+              </w:rPr>
+              <w:t>Modificación y eliminación de productos</w:t>
+            </w:r>
+          </w:p>
+        </w:tc>
+      </w:tr>
+      <w:tr>
+        <w:tc>
+          <w:tcPr>
+            <w:cnfStyle w:val="001000000000" w:firstRow="0" w:lastRow="0" w:firstColumn="1" w:lastColumn="0" w:oddVBand="0" w:evenVBand="0" w:oddHBand="0" w:evenHBand="0" w:firstRowFirstColumn="0" w:firstRowLastColumn="0" w:lastRowFirstColumn="0" w:lastRowLastColumn="0"/>
+            <w:tcW w:w="3539" w:type="dxa"/>
+          </w:tcPr>
+          <w:p>
+            <w:r>
+              <w:t>Propósito</w:t>
+            </w:r>
+          </w:p>
+        </w:tc>
+        <w:tc>
+          <w:tcPr>
+            <w:tcW w:w="5289" w:type="dxa"/>
+          </w:tcPr>
+          <w:p>
+            <w:pPr>
+              <w:jc w:val="both"/>
+              <w:cnfStyle w:val="000000000000" w:firstRow="0" w:lastRow="0" w:firstColumn="0" w:lastColumn="0" w:oddVBand="0" w:evenVBand="0" w:oddHBand="0" w:evenHBand="0" w:firstRowFirstColumn="0" w:firstRowLastColumn="0" w:lastRowFirstColumn="0" w:lastRowLastColumn="0"/>
+            </w:pPr>
+            <w:r>
+              <w:t>Permitir mantener actualizada la información del inventario</w:t>
+            </w:r>
+          </w:p>
+        </w:tc>
+      </w:tr>
+      <w:tr>
+        <w:trPr>
+          <w:cnfStyle w:val="000000100000" w:firstRow="0" w:lastRow="0" w:firstColumn="0" w:lastColumn="0" w:oddVBand="0" w:evenVBand="0" w:oddHBand="1" w:evenHBand="0" w:firstRowFirstColumn="0" w:firstRowLastColumn="0" w:lastRowFirstColumn="0" w:lastRowLastColumn="0"/>
+        </w:trPr>
+        <w:tc>
+          <w:tcPr>
+            <w:cnfStyle w:val="001000000000" w:firstRow="0" w:lastRow="0" w:firstColumn="1" w:lastColumn="0" w:oddVBand="0" w:evenVBand="0" w:oddHBand="0" w:evenHBand="0" w:firstRowFirstColumn="0" w:firstRowLastColumn="0" w:lastRowFirstColumn="0" w:lastRowLastColumn="0"/>
+            <w:tcW w:w="3539" w:type="dxa"/>
+          </w:tcPr>
+          <w:p>
+            <w:r>
+              <w:t>Descripción</w:t>
+            </w:r>
+          </w:p>
+        </w:tc>
+        <w:tc>
+          <w:tcPr>
+            <w:tcW w:w="5289" w:type="dxa"/>
+          </w:tcPr>
+          <w:p>
+            <w:pPr>
+              <w:jc w:val="both"/>
+              <w:cnfStyle w:val="000000100000" w:firstRow="0" w:lastRow="0" w:firstColumn="0" w:lastColumn="0" w:oddVBand="0" w:evenVBand="0" w:oddHBand="1" w:evenHBand="0" w:firstRowFirstColumn="0" w:firstRowLastColumn="0" w:lastRowFirstColumn="0" w:lastRowLastColumn="0"/>
+            </w:pPr>
+            <w:r>
+              <w:t>El sistema debe permitir al administrador codificar o eliminar la información de un producto previamente registrado.</w:t>
+            </w:r>
+          </w:p>
+        </w:tc>
+      </w:tr>
+      <w:tr>
+        <w:tc>
+          <w:tcPr>
+            <w:cnfStyle w:val="001000000000" w:firstRow="0" w:lastRow="0" w:firstColumn="1" w:lastColumn="0" w:oddVBand="0" w:evenVBand="0" w:oddHBand="0" w:evenHBand="0" w:firstRowFirstColumn="0" w:firstRowLastColumn="0" w:lastRowFirstColumn="0" w:lastRowLastColumn="0"/>
+            <w:tcW w:w="3539" w:type="dxa"/>
+          </w:tcPr>
+          <w:p>
+            <w:r>
+              <w:t>Entrada</w:t>
+            </w:r>
+          </w:p>
+        </w:tc>
+        <w:tc>
+          <w:tcPr>
+            <w:tcW w:w="5289" w:type="dxa"/>
+          </w:tcPr>
+          <w:p>
+            <w:pPr>
+              <w:jc w:val="both"/>
+              <w:cnfStyle w:val="000000000000" w:firstRow="0" w:lastRow="0" w:firstColumn="0" w:lastColumn="0" w:oddVBand="0" w:evenVBand="0" w:oddHBand="0" w:evenHBand="0" w:firstRowFirstColumn="0" w:firstRowLastColumn="0" w:lastRowFirstColumn="0" w:lastRowLastColumn="0"/>
+            </w:pPr>
+            <w:r>
+              <w:t>Selección del producto</w:t>
+            </w:r>
+          </w:p>
+          <w:p>
+            <w:pPr>
+              <w:jc w:val="both"/>
+              <w:cnfStyle w:val="000000000000" w:firstRow="0" w:lastRow="0" w:firstColumn="0" w:lastColumn="0" w:oddVBand="0" w:evenVBand="0" w:oddHBand="0" w:evenHBand="0" w:firstRowFirstColumn="0" w:firstRowLastColumn="0" w:lastRowFirstColumn="0" w:lastRowLastColumn="0"/>
+            </w:pPr>
+            <w:r>
+              <w:t>Nuevos datos del producto (En caso de edición)</w:t>
+            </w:r>
+          </w:p>
+        </w:tc>
+      </w:tr>
+      <w:tr>
+        <w:trPr>
+          <w:cnfStyle w:val="000000100000" w:firstRow="0" w:lastRow="0" w:firstColumn="0" w:lastColumn="0" w:oddVBand="0" w:evenVBand="0" w:oddHBand="1" w:evenHBand="0" w:firstRowFirstColumn="0" w:firstRowLastColumn="0" w:lastRowFirstColumn="0" w:lastRowLastColumn="0"/>
+        </w:trPr>
+        <w:tc>
+          <w:tcPr>
+            <w:cnfStyle w:val="001000000000" w:firstRow="0" w:lastRow="0" w:firstColumn="1" w:lastColumn="0" w:oddVBand="0" w:evenVBand="0" w:oddHBand="0" w:evenHBand="0" w:firstRowFirstColumn="0" w:firstRowLastColumn="0" w:lastRowFirstColumn="0" w:lastRowLastColumn="0"/>
+            <w:tcW w:w="3539" w:type="dxa"/>
+          </w:tcPr>
+          <w:p>
+            <w:r>
+              <w:t>Salida</w:t>
+            </w:r>
+          </w:p>
+        </w:tc>
+        <w:tc>
+          <w:tcPr>
+            <w:tcW w:w="5289" w:type="dxa"/>
+          </w:tcPr>
+          <w:p>
+            <w:pPr>
+              <w:jc w:val="both"/>
+              <w:cnfStyle w:val="000000100000" w:firstRow="0" w:lastRow="0" w:firstColumn="0" w:lastColumn="0" w:oddVBand="0" w:evenVBand="0" w:oddHBand="1" w:evenHBand="0" w:firstRowFirstColumn="0" w:firstRowLastColumn="0" w:lastRowFirstColumn="0" w:lastRowLastColumn="0"/>
+            </w:pPr>
+            <w:r>
+              <w:t>Producto actualizado o eliminado del inventario</w:t>
+            </w:r>
+          </w:p>
+        </w:tc>
+      </w:tr>
+      <w:tr>
+        <w:tc>
+          <w:tcPr>
+            <w:cnfStyle w:val="001000000000" w:firstRow="0" w:lastRow="0" w:firstColumn="1" w:lastColumn="0" w:oddVBand="0" w:evenVBand="0" w:oddHBand="0" w:evenHBand="0" w:firstRowFirstColumn="0" w:firstRowLastColumn="0" w:lastRowFirstColumn="0" w:lastRowLastColumn="0"/>
+            <w:tcW w:w="3539" w:type="dxa"/>
+          </w:tcPr>
+          <w:p>
+            <w:r>
+              <w:t>Prioridad</w:t>
+            </w:r>
+          </w:p>
+        </w:tc>
+        <w:tc>
+          <w:tcPr>
+            <w:tcW w:w="5289" w:type="dxa"/>
+          </w:tcPr>
+          <w:p>
+            <w:pPr>
+              <w:jc w:val="both"/>
+              <w:cnfStyle w:val="000000000000" w:firstRow="0" w:lastRow="0" w:firstColumn="0" w:lastColumn="0" w:oddVBand="0" w:evenVBand="0" w:oddHBand="0" w:evenHBand="0" w:firstRowFirstColumn="0" w:firstRowLastColumn="0" w:lastRowFirstColumn="0" w:lastRowLastColumn="0"/>
+            </w:pPr>
+            <w:r>
+              <w:t xml:space="preserve">Alta </w:t>
+            </w:r>
+          </w:p>
+        </w:tc>
+      </w:tr>
+    </w:tbl>
+    <w:p>
+      <w:pPr>
+        <w:jc w:val="center"/>
+        <w:rPr>
           <w:b/>
           <w:bCs/>
-          <w:kern w:val="0"/>
-          <w14:ligatures w14:val="none"/>
-        </w:rPr>
-        <w:t>RF3</w:t>
-      </w:r>
+        </w:rPr>
+      </w:pPr>
       <w:r>
         <w:rPr>
-          <w:rFonts w:ascii="Times New Roman" w:eastAsia="Times New Roman" w:hAnsi="Times New Roman" w:cs="Times New Roman"/>
-          <w:kern w:val="0"/>
-          <w14:ligatures w14:val="none"/>
-        </w:rPr>
-        <w:br/>
-        <w:t>El sistema debe registrar información de cada producto como nombre, tipo de envase, tamaño en mililitros, precio de venta, costo y cantidad disponible.</w:t>
-      </w:r>
-    </w:p>
-    <w:p>
-      <w:pPr>
-        <w:pStyle w:val="ListParagraph"/>
-        <w:numPr>
-          <w:ilvl w:val="0"/>
-          <w:numId w:val="17"/>
-        </w:numPr>
-        <w:spacing w:before="100" w:beforeAutospacing="1" w:after="100" w:afterAutospacing="1" w:line="240" w:lineRule="auto"/>
-        <w:rPr>
-          <w:rFonts w:ascii="Times New Roman" w:eastAsia="Times New Roman" w:hAnsi="Times New Roman" w:cs="Times New Roman"/>
-          <w:kern w:val="0"/>
-          <w14:ligatures w14:val="none"/>
-        </w:rPr>
-      </w:pPr>
-      <w:r>
-        <w:rPr>
-          <w:rFonts w:ascii="Times New Roman" w:eastAsia="Times New Roman" w:hAnsi="Times New Roman" w:cs="Times New Roman"/>
           <w:b/>
           <w:bCs/>
-          <w:kern w:val="0"/>
-          <w14:ligatures w14:val="none"/>
-        </w:rPr>
-        <w:t>RF4</w:t>
+        </w:rPr>
+        <w:br w:type="textWrapping" w:clear="all"/>
       </w:r>
-      <w:r>
-        <w:rPr>
-          <w:rFonts w:ascii="Times New Roman" w:eastAsia="Times New Roman" w:hAnsi="Times New Roman" w:cs="Times New Roman"/>
-          <w:kern w:val="0"/>
-          <w14:ligatures w14:val="none"/>
-        </w:rPr>
-        <w:br/>
-        <w:t>El sistema debe permitir ordenar los productos del inventario por tamaño (ml), nombre, categoría o cantidad disponible.</w:t>
-      </w:r>
-    </w:p>
-    <w:p>
-      <w:pPr>
-        <w:pStyle w:val="ListParagraph"/>
-        <w:numPr>
-          <w:ilvl w:val="0"/>
-          <w:numId w:val="17"/>
-        </w:numPr>
-        <w:spacing w:before="100" w:beforeAutospacing="1" w:after="100" w:afterAutospacing="1" w:line="240" w:lineRule="auto"/>
-        <w:rPr>
-          <w:rFonts w:ascii="Times New Roman" w:eastAsia="Times New Roman" w:hAnsi="Times New Roman" w:cs="Times New Roman"/>
-          <w:kern w:val="0"/>
-          <w14:ligatures w14:val="none"/>
-        </w:rPr>
-      </w:pPr>
-      <w:r>
-        <w:rPr>
-          <w:rFonts w:ascii="Times New Roman" w:eastAsia="Times New Roman" w:hAnsi="Times New Roman" w:cs="Times New Roman"/>
+    </w:p>
+    <w:tbl>
+      <w:tblPr>
+        <w:tblStyle w:val="Tablanormal1"/>
+        <w:tblW w:w="0" w:type="auto"/>
+        <w:tblLook w:val="04A0" w:firstRow="1" w:lastRow="0" w:firstColumn="1" w:lastColumn="0" w:noHBand="0" w:noVBand="1"/>
+      </w:tblPr>
+      <w:tblGrid>
+        <w:gridCol w:w="3539"/>
+        <w:gridCol w:w="5289"/>
+      </w:tblGrid>
+      <w:tr>
+        <w:trPr>
+          <w:cnfStyle w:val="100000000000" w:firstRow="1" w:lastRow="0" w:firstColumn="0" w:lastColumn="0" w:oddVBand="0" w:evenVBand="0" w:oddHBand="0" w:evenHBand="0" w:firstRowFirstColumn="0" w:firstRowLastColumn="0" w:lastRowFirstColumn="0" w:lastRowLastColumn="0"/>
+        </w:trPr>
+        <w:tc>
+          <w:tcPr>
+            <w:cnfStyle w:val="001000000000" w:firstRow="0" w:lastRow="0" w:firstColumn="1" w:lastColumn="0" w:oddVBand="0" w:evenVBand="0" w:oddHBand="0" w:evenHBand="0" w:firstRowFirstColumn="0" w:firstRowLastColumn="0" w:lastRowFirstColumn="0" w:lastRowLastColumn="0"/>
+            <w:tcW w:w="3539" w:type="dxa"/>
+          </w:tcPr>
+          <w:p>
+            <w:pPr>
+              <w:jc w:val="center"/>
+              <w:rPr>
+                <w:rFonts w:ascii="Arial" w:hAnsi="Arial" w:cs="Arial"/>
+                <w:sz w:val="24"/>
+                <w:szCs w:val="24"/>
+              </w:rPr>
+            </w:pPr>
+            <w:r>
+              <w:rPr>
+                <w:rFonts w:ascii="Arial" w:hAnsi="Arial" w:cs="Arial"/>
+                <w:sz w:val="24"/>
+                <w:szCs w:val="24"/>
+              </w:rPr>
+              <w:t>Código del Requisito</w:t>
+            </w:r>
+          </w:p>
+        </w:tc>
+        <w:tc>
+          <w:tcPr>
+            <w:tcW w:w="5289" w:type="dxa"/>
+          </w:tcPr>
+          <w:p>
+            <w:pPr>
+              <w:jc w:val="center"/>
+              <w:cnfStyle w:val="100000000000" w:firstRow="1" w:lastRow="0" w:firstColumn="0" w:lastColumn="0" w:oddVBand="0" w:evenVBand="0" w:oddHBand="0" w:evenHBand="0" w:firstRowFirstColumn="0" w:firstRowLastColumn="0" w:lastRowFirstColumn="0" w:lastRowLastColumn="0"/>
+              <w:rPr>
+                <w:rFonts w:ascii="Arial" w:hAnsi="Arial" w:cs="Arial"/>
+                <w:sz w:val="24"/>
+                <w:szCs w:val="24"/>
+              </w:rPr>
+            </w:pPr>
+            <w:r>
+              <w:rPr>
+                <w:rFonts w:ascii="Arial" w:hAnsi="Arial" w:cs="Arial"/>
+                <w:sz w:val="24"/>
+                <w:szCs w:val="24"/>
+              </w:rPr>
+              <w:t>RF0</w:t>
+            </w:r>
+            <w:r>
+              <w:rPr>
+                <w:rFonts w:ascii="Arial" w:hAnsi="Arial" w:cs="Arial"/>
+                <w:sz w:val="24"/>
+                <w:szCs w:val="24"/>
+              </w:rPr>
+              <w:t>3</w:t>
+            </w:r>
+          </w:p>
+        </w:tc>
+      </w:tr>
+      <w:tr>
+        <w:trPr>
+          <w:cnfStyle w:val="000000100000" w:firstRow="0" w:lastRow="0" w:firstColumn="0" w:lastColumn="0" w:oddVBand="0" w:evenVBand="0" w:oddHBand="1" w:evenHBand="0" w:firstRowFirstColumn="0" w:firstRowLastColumn="0" w:lastRowFirstColumn="0" w:lastRowLastColumn="0"/>
+        </w:trPr>
+        <w:tc>
+          <w:tcPr>
+            <w:cnfStyle w:val="001000000000" w:firstRow="0" w:lastRow="0" w:firstColumn="1" w:lastColumn="0" w:oddVBand="0" w:evenVBand="0" w:oddHBand="0" w:evenHBand="0" w:firstRowFirstColumn="0" w:firstRowLastColumn="0" w:lastRowFirstColumn="0" w:lastRowLastColumn="0"/>
+            <w:tcW w:w="3539" w:type="dxa"/>
+          </w:tcPr>
+          <w:p>
+            <w:r>
+              <w:t>Nombre</w:t>
+            </w:r>
+          </w:p>
+        </w:tc>
+        <w:tc>
+          <w:tcPr>
+            <w:tcW w:w="5289" w:type="dxa"/>
+          </w:tcPr>
+          <w:p>
+            <w:pPr>
+              <w:cnfStyle w:val="000000100000" w:firstRow="0" w:lastRow="0" w:firstColumn="0" w:lastColumn="0" w:oddVBand="0" w:evenVBand="0" w:oddHBand="1" w:evenHBand="0" w:firstRowFirstColumn="0" w:firstRowLastColumn="0" w:lastRowFirstColumn="0" w:lastRowLastColumn="0"/>
+              <w:rPr>
+                <w:b/>
+                <w:bCs/>
+              </w:rPr>
+            </w:pPr>
+            <w:r>
+              <w:rPr>
+                <w:b/>
+                <w:bCs/>
+              </w:rPr>
+              <w:t>Registro de información detallada del producto</w:t>
+            </w:r>
+          </w:p>
+        </w:tc>
+      </w:tr>
+      <w:tr>
+        <w:tc>
+          <w:tcPr>
+            <w:cnfStyle w:val="001000000000" w:firstRow="0" w:lastRow="0" w:firstColumn="1" w:lastColumn="0" w:oddVBand="0" w:evenVBand="0" w:oddHBand="0" w:evenHBand="0" w:firstRowFirstColumn="0" w:firstRowLastColumn="0" w:lastRowFirstColumn="0" w:lastRowLastColumn="0"/>
+            <w:tcW w:w="3539" w:type="dxa"/>
+          </w:tcPr>
+          <w:p>
+            <w:r>
+              <w:t>Propósito</w:t>
+            </w:r>
+          </w:p>
+        </w:tc>
+        <w:tc>
+          <w:tcPr>
+            <w:tcW w:w="5289" w:type="dxa"/>
+          </w:tcPr>
+          <w:p>
+            <w:pPr>
+              <w:jc w:val="both"/>
+              <w:cnfStyle w:val="000000000000" w:firstRow="0" w:lastRow="0" w:firstColumn="0" w:lastColumn="0" w:oddVBand="0" w:evenVBand="0" w:oddHBand="0" w:evenHBand="0" w:firstRowFirstColumn="0" w:firstRowLastColumn="0" w:lastRowFirstColumn="0" w:lastRowLastColumn="0"/>
+            </w:pPr>
+            <w:r>
+              <w:t>Garantizar que cada producto tenga la información necesaria para su control comercial</w:t>
+            </w:r>
+          </w:p>
+        </w:tc>
+      </w:tr>
+      <w:tr>
+        <w:trPr>
+          <w:cnfStyle w:val="000000100000" w:firstRow="0" w:lastRow="0" w:firstColumn="0" w:lastColumn="0" w:oddVBand="0" w:evenVBand="0" w:oddHBand="1" w:evenHBand="0" w:firstRowFirstColumn="0" w:firstRowLastColumn="0" w:lastRowFirstColumn="0" w:lastRowLastColumn="0"/>
+        </w:trPr>
+        <w:tc>
+          <w:tcPr>
+            <w:cnfStyle w:val="001000000000" w:firstRow="0" w:lastRow="0" w:firstColumn="1" w:lastColumn="0" w:oddVBand="0" w:evenVBand="0" w:oddHBand="0" w:evenHBand="0" w:firstRowFirstColumn="0" w:firstRowLastColumn="0" w:lastRowFirstColumn="0" w:lastRowLastColumn="0"/>
+            <w:tcW w:w="3539" w:type="dxa"/>
+          </w:tcPr>
+          <w:p>
+            <w:r>
+              <w:t>Descripción</w:t>
+            </w:r>
+          </w:p>
+        </w:tc>
+        <w:tc>
+          <w:tcPr>
+            <w:tcW w:w="5289" w:type="dxa"/>
+          </w:tcPr>
+          <w:p>
+            <w:pPr>
+              <w:jc w:val="both"/>
+              <w:cnfStyle w:val="000000100000" w:firstRow="0" w:lastRow="0" w:firstColumn="0" w:lastColumn="0" w:oddVBand="0" w:evenVBand="0" w:oddHBand="1" w:evenHBand="0" w:firstRowFirstColumn="0" w:firstRowLastColumn="0" w:lastRowFirstColumn="0" w:lastRowLastColumn="0"/>
+            </w:pPr>
+            <w:r>
+              <w:t>El sistema debe almacenar la información detallada de cada producto registrado en el inventario</w:t>
+            </w:r>
+          </w:p>
+        </w:tc>
+      </w:tr>
+      <w:tr>
+        <w:tc>
+          <w:tcPr>
+            <w:cnfStyle w:val="001000000000" w:firstRow="0" w:lastRow="0" w:firstColumn="1" w:lastColumn="0" w:oddVBand="0" w:evenVBand="0" w:oddHBand="0" w:evenHBand="0" w:firstRowFirstColumn="0" w:firstRowLastColumn="0" w:lastRowFirstColumn="0" w:lastRowLastColumn="0"/>
+            <w:tcW w:w="3539" w:type="dxa"/>
+          </w:tcPr>
+          <w:p>
+            <w:r>
+              <w:t>Entrada</w:t>
+            </w:r>
+          </w:p>
+        </w:tc>
+        <w:tc>
+          <w:tcPr>
+            <w:tcW w:w="5289" w:type="dxa"/>
+          </w:tcPr>
+          <w:p>
+            <w:pPr>
+              <w:jc w:val="both"/>
+              <w:cnfStyle w:val="000000000000" w:firstRow="0" w:lastRow="0" w:firstColumn="0" w:lastColumn="0" w:oddVBand="0" w:evenVBand="0" w:oddHBand="0" w:evenHBand="0" w:firstRowFirstColumn="0" w:firstRowLastColumn="0" w:lastRowFirstColumn="0" w:lastRowLastColumn="0"/>
+            </w:pPr>
+            <w:r>
+              <w:t>Nombre, tipo de envase, tamaño (ml), costo del producto, cantidad disponible</w:t>
+            </w:r>
+          </w:p>
+        </w:tc>
+      </w:tr>
+      <w:tr>
+        <w:trPr>
+          <w:cnfStyle w:val="000000100000" w:firstRow="0" w:lastRow="0" w:firstColumn="0" w:lastColumn="0" w:oddVBand="0" w:evenVBand="0" w:oddHBand="1" w:evenHBand="0" w:firstRowFirstColumn="0" w:firstRowLastColumn="0" w:lastRowFirstColumn="0" w:lastRowLastColumn="0"/>
+        </w:trPr>
+        <w:tc>
+          <w:tcPr>
+            <w:cnfStyle w:val="001000000000" w:firstRow="0" w:lastRow="0" w:firstColumn="1" w:lastColumn="0" w:oddVBand="0" w:evenVBand="0" w:oddHBand="0" w:evenHBand="0" w:firstRowFirstColumn="0" w:firstRowLastColumn="0" w:lastRowFirstColumn="0" w:lastRowLastColumn="0"/>
+            <w:tcW w:w="3539" w:type="dxa"/>
+          </w:tcPr>
+          <w:p>
+            <w:r>
+              <w:t>Salida</w:t>
+            </w:r>
+          </w:p>
+        </w:tc>
+        <w:tc>
+          <w:tcPr>
+            <w:tcW w:w="5289" w:type="dxa"/>
+          </w:tcPr>
+          <w:p>
+            <w:pPr>
+              <w:jc w:val="both"/>
+              <w:cnfStyle w:val="000000100000" w:firstRow="0" w:lastRow="0" w:firstColumn="0" w:lastColumn="0" w:oddVBand="0" w:evenVBand="0" w:oddHBand="1" w:evenHBand="0" w:firstRowFirstColumn="0" w:firstRowLastColumn="0" w:lastRowFirstColumn="0" w:lastRowLastColumn="0"/>
+            </w:pPr>
+            <w:r>
+              <w:t>Información del producto almacenada correctamente en la base de datos</w:t>
+            </w:r>
+          </w:p>
+        </w:tc>
+      </w:tr>
+      <w:tr>
+        <w:tc>
+          <w:tcPr>
+            <w:cnfStyle w:val="001000000000" w:firstRow="0" w:lastRow="0" w:firstColumn="1" w:lastColumn="0" w:oddVBand="0" w:evenVBand="0" w:oddHBand="0" w:evenHBand="0" w:firstRowFirstColumn="0" w:firstRowLastColumn="0" w:lastRowFirstColumn="0" w:lastRowLastColumn="0"/>
+            <w:tcW w:w="3539" w:type="dxa"/>
+          </w:tcPr>
+          <w:p>
+            <w:r>
+              <w:t>Prioridad</w:t>
+            </w:r>
+          </w:p>
+        </w:tc>
+        <w:tc>
+          <w:tcPr>
+            <w:tcW w:w="5289" w:type="dxa"/>
+          </w:tcPr>
+          <w:p>
+            <w:pPr>
+              <w:jc w:val="both"/>
+              <w:cnfStyle w:val="000000000000" w:firstRow="0" w:lastRow="0" w:firstColumn="0" w:lastColumn="0" w:oddVBand="0" w:evenVBand="0" w:oddHBand="0" w:evenHBand="0" w:firstRowFirstColumn="0" w:firstRowLastColumn="0" w:lastRowFirstColumn="0" w:lastRowLastColumn="0"/>
+            </w:pPr>
+            <w:r>
+              <w:t xml:space="preserve">Alta </w:t>
+            </w:r>
+          </w:p>
+        </w:tc>
+      </w:tr>
+    </w:tbl>
+    <w:p>
+      <w:pPr>
+        <w:jc w:val="center"/>
+        <w:rPr>
           <w:b/>
           <w:bCs/>
-          <w:kern w:val="0"/>
-          <w14:ligatures w14:val="none"/>
-        </w:rPr>
-        <w:t>RF5</w:t>
-      </w:r>
-      <w:r>
-        <w:rPr>
-          <w:rFonts w:ascii="Times New Roman" w:eastAsia="Times New Roman" w:hAnsi="Times New Roman" w:cs="Times New Roman"/>
-          <w:kern w:val="0"/>
-          <w14:ligatures w14:val="none"/>
-        </w:rPr>
-        <w:br/>
-        <w:t>El sistema debe permitir registrar ventas de productos.</w:t>
-      </w:r>
-    </w:p>
-    <w:p>
-      <w:pPr>
-        <w:pStyle w:val="ListParagraph"/>
-        <w:numPr>
-          <w:ilvl w:val="0"/>
-          <w:numId w:val="17"/>
-        </w:numPr>
-        <w:spacing w:before="100" w:beforeAutospacing="1" w:after="100" w:afterAutospacing="1" w:line="240" w:lineRule="auto"/>
-        <w:rPr>
-          <w:rFonts w:ascii="Times New Roman" w:eastAsia="Times New Roman" w:hAnsi="Times New Roman" w:cs="Times New Roman"/>
-          <w:kern w:val="0"/>
-          <w14:ligatures w14:val="none"/>
-        </w:rPr>
-      </w:pPr>
-      <w:r>
-        <w:rPr>
-          <w:rFonts w:ascii="Times New Roman" w:eastAsia="Times New Roman" w:hAnsi="Times New Roman" w:cs="Times New Roman"/>
+        </w:rPr>
+      </w:pPr>
+    </w:p>
+    <w:tbl>
+      <w:tblPr>
+        <w:tblStyle w:val="Tablanormal1"/>
+        <w:tblW w:w="0" w:type="auto"/>
+        <w:tblLook w:val="04A0" w:firstRow="1" w:lastRow="0" w:firstColumn="1" w:lastColumn="0" w:noHBand="0" w:noVBand="1"/>
+      </w:tblPr>
+      <w:tblGrid>
+        <w:gridCol w:w="3539"/>
+        <w:gridCol w:w="5289"/>
+      </w:tblGrid>
+      <w:tr>
+        <w:trPr>
+          <w:cnfStyle w:val="100000000000" w:firstRow="1" w:lastRow="0" w:firstColumn="0" w:lastColumn="0" w:oddVBand="0" w:evenVBand="0" w:oddHBand="0" w:evenHBand="0" w:firstRowFirstColumn="0" w:firstRowLastColumn="0" w:lastRowFirstColumn="0" w:lastRowLastColumn="0"/>
+        </w:trPr>
+        <w:tc>
+          <w:tcPr>
+            <w:cnfStyle w:val="001000000000" w:firstRow="0" w:lastRow="0" w:firstColumn="1" w:lastColumn="0" w:oddVBand="0" w:evenVBand="0" w:oddHBand="0" w:evenHBand="0" w:firstRowFirstColumn="0" w:firstRowLastColumn="0" w:lastRowFirstColumn="0" w:lastRowLastColumn="0"/>
+            <w:tcW w:w="3539" w:type="dxa"/>
+          </w:tcPr>
+          <w:p>
+            <w:pPr>
+              <w:jc w:val="center"/>
+              <w:rPr>
+                <w:rFonts w:ascii="Arial" w:hAnsi="Arial" w:cs="Arial"/>
+                <w:sz w:val="24"/>
+                <w:szCs w:val="24"/>
+              </w:rPr>
+            </w:pPr>
+            <w:r>
+              <w:rPr>
+                <w:rFonts w:ascii="Arial" w:hAnsi="Arial" w:cs="Arial"/>
+                <w:sz w:val="24"/>
+                <w:szCs w:val="24"/>
+              </w:rPr>
+              <w:t>Código del Requisito</w:t>
+            </w:r>
+          </w:p>
+        </w:tc>
+        <w:tc>
+          <w:tcPr>
+            <w:tcW w:w="5289" w:type="dxa"/>
+          </w:tcPr>
+          <w:p>
+            <w:pPr>
+              <w:jc w:val="center"/>
+              <w:cnfStyle w:val="100000000000" w:firstRow="1" w:lastRow="0" w:firstColumn="0" w:lastColumn="0" w:oddVBand="0" w:evenVBand="0" w:oddHBand="0" w:evenHBand="0" w:firstRowFirstColumn="0" w:firstRowLastColumn="0" w:lastRowFirstColumn="0" w:lastRowLastColumn="0"/>
+              <w:rPr>
+                <w:rFonts w:ascii="Arial" w:hAnsi="Arial" w:cs="Arial"/>
+                <w:sz w:val="24"/>
+                <w:szCs w:val="24"/>
+              </w:rPr>
+            </w:pPr>
+            <w:r>
+              <w:rPr>
+                <w:rFonts w:ascii="Arial" w:hAnsi="Arial" w:cs="Arial"/>
+                <w:sz w:val="24"/>
+                <w:szCs w:val="24"/>
+              </w:rPr>
+              <w:t>RF0</w:t>
+            </w:r>
+            <w:r>
+              <w:rPr>
+                <w:rFonts w:ascii="Arial" w:hAnsi="Arial" w:cs="Arial"/>
+                <w:sz w:val="24"/>
+                <w:szCs w:val="24"/>
+              </w:rPr>
+              <w:t>4</w:t>
+            </w:r>
+          </w:p>
+        </w:tc>
+      </w:tr>
+      <w:tr>
+        <w:trPr>
+          <w:cnfStyle w:val="000000100000" w:firstRow="0" w:lastRow="0" w:firstColumn="0" w:lastColumn="0" w:oddVBand="0" w:evenVBand="0" w:oddHBand="1" w:evenHBand="0" w:firstRowFirstColumn="0" w:firstRowLastColumn="0" w:lastRowFirstColumn="0" w:lastRowLastColumn="0"/>
+        </w:trPr>
+        <w:tc>
+          <w:tcPr>
+            <w:cnfStyle w:val="001000000000" w:firstRow="0" w:lastRow="0" w:firstColumn="1" w:lastColumn="0" w:oddVBand="0" w:evenVBand="0" w:oddHBand="0" w:evenHBand="0" w:firstRowFirstColumn="0" w:firstRowLastColumn="0" w:lastRowFirstColumn="0" w:lastRowLastColumn="0"/>
+            <w:tcW w:w="3539" w:type="dxa"/>
+          </w:tcPr>
+          <w:p>
+            <w:r>
+              <w:t>Nombre</w:t>
+            </w:r>
+          </w:p>
+        </w:tc>
+        <w:tc>
+          <w:tcPr>
+            <w:tcW w:w="5289" w:type="dxa"/>
+          </w:tcPr>
+          <w:p>
+            <w:pPr>
+              <w:cnfStyle w:val="000000100000" w:firstRow="0" w:lastRow="0" w:firstColumn="0" w:lastColumn="0" w:oddVBand="0" w:evenVBand="0" w:oddHBand="1" w:evenHBand="0" w:firstRowFirstColumn="0" w:firstRowLastColumn="0" w:lastRowFirstColumn="0" w:lastRowLastColumn="0"/>
+              <w:rPr>
+                <w:b/>
+                <w:bCs/>
+              </w:rPr>
+            </w:pPr>
+            <w:r>
+              <w:rPr>
+                <w:b/>
+                <w:bCs/>
+              </w:rPr>
+              <w:t>Ordenamiento de productos del inventario</w:t>
+            </w:r>
+          </w:p>
+        </w:tc>
+      </w:tr>
+      <w:tr>
+        <w:tc>
+          <w:tcPr>
+            <w:cnfStyle w:val="001000000000" w:firstRow="0" w:lastRow="0" w:firstColumn="1" w:lastColumn="0" w:oddVBand="0" w:evenVBand="0" w:oddHBand="0" w:evenHBand="0" w:firstRowFirstColumn="0" w:firstRowLastColumn="0" w:lastRowFirstColumn="0" w:lastRowLastColumn="0"/>
+            <w:tcW w:w="3539" w:type="dxa"/>
+          </w:tcPr>
+          <w:p>
+            <w:r>
+              <w:t>Propósito</w:t>
+            </w:r>
+          </w:p>
+        </w:tc>
+        <w:tc>
+          <w:tcPr>
+            <w:tcW w:w="5289" w:type="dxa"/>
+          </w:tcPr>
+          <w:p>
+            <w:pPr>
+              <w:jc w:val="both"/>
+              <w:cnfStyle w:val="000000000000" w:firstRow="0" w:lastRow="0" w:firstColumn="0" w:lastColumn="0" w:oddVBand="0" w:evenVBand="0" w:oddHBand="0" w:evenHBand="0" w:firstRowFirstColumn="0" w:firstRowLastColumn="0" w:lastRowFirstColumn="0" w:lastRowLastColumn="0"/>
+            </w:pPr>
+            <w:r>
+              <w:t>Facilitar la consulta y organización de los productos registrados</w:t>
+            </w:r>
+          </w:p>
+        </w:tc>
+      </w:tr>
+      <w:tr>
+        <w:trPr>
+          <w:cnfStyle w:val="000000100000" w:firstRow="0" w:lastRow="0" w:firstColumn="0" w:lastColumn="0" w:oddVBand="0" w:evenVBand="0" w:oddHBand="1" w:evenHBand="0" w:firstRowFirstColumn="0" w:firstRowLastColumn="0" w:lastRowFirstColumn="0" w:lastRowLastColumn="0"/>
+        </w:trPr>
+        <w:tc>
+          <w:tcPr>
+            <w:cnfStyle w:val="001000000000" w:firstRow="0" w:lastRow="0" w:firstColumn="1" w:lastColumn="0" w:oddVBand="0" w:evenVBand="0" w:oddHBand="0" w:evenHBand="0" w:firstRowFirstColumn="0" w:firstRowLastColumn="0" w:lastRowFirstColumn="0" w:lastRowLastColumn="0"/>
+            <w:tcW w:w="3539" w:type="dxa"/>
+          </w:tcPr>
+          <w:p>
+            <w:r>
+              <w:lastRenderedPageBreak/>
+              <w:t>Descripción</w:t>
+            </w:r>
+          </w:p>
+        </w:tc>
+        <w:tc>
+          <w:tcPr>
+            <w:tcW w:w="5289" w:type="dxa"/>
+          </w:tcPr>
+          <w:p>
+            <w:pPr>
+              <w:jc w:val="both"/>
+              <w:cnfStyle w:val="000000100000" w:firstRow="0" w:lastRow="0" w:firstColumn="0" w:lastColumn="0" w:oddVBand="0" w:evenVBand="0" w:oddHBand="1" w:evenHBand="0" w:firstRowFirstColumn="0" w:firstRowLastColumn="0" w:lastRowFirstColumn="0" w:lastRowLastColumn="0"/>
+            </w:pPr>
+            <w:r>
+              <w:t>El sistema debe permitir ordenar la lista de productos del inventario por diferentes criterios</w:t>
+            </w:r>
+          </w:p>
+        </w:tc>
+      </w:tr>
+      <w:tr>
+        <w:tc>
+          <w:tcPr>
+            <w:cnfStyle w:val="001000000000" w:firstRow="0" w:lastRow="0" w:firstColumn="1" w:lastColumn="0" w:oddVBand="0" w:evenVBand="0" w:oddHBand="0" w:evenHBand="0" w:firstRowFirstColumn="0" w:firstRowLastColumn="0" w:lastRowFirstColumn="0" w:lastRowLastColumn="0"/>
+            <w:tcW w:w="3539" w:type="dxa"/>
+          </w:tcPr>
+          <w:p>
+            <w:r>
+              <w:t>Entrada</w:t>
+            </w:r>
+          </w:p>
+        </w:tc>
+        <w:tc>
+          <w:tcPr>
+            <w:tcW w:w="5289" w:type="dxa"/>
+          </w:tcPr>
+          <w:p>
+            <w:pPr>
+              <w:jc w:val="both"/>
+              <w:cnfStyle w:val="000000000000" w:firstRow="0" w:lastRow="0" w:firstColumn="0" w:lastColumn="0" w:oddVBand="0" w:evenVBand="0" w:oddHBand="0" w:evenHBand="0" w:firstRowFirstColumn="0" w:firstRowLastColumn="0" w:lastRowFirstColumn="0" w:lastRowLastColumn="0"/>
+            </w:pPr>
+            <w:r>
+              <w:t>Criterio de ordenamiento seleccionado:</w:t>
+            </w:r>
+          </w:p>
+          <w:p>
+            <w:pPr>
+              <w:jc w:val="both"/>
+              <w:cnfStyle w:val="000000000000" w:firstRow="0" w:lastRow="0" w:firstColumn="0" w:lastColumn="0" w:oddVBand="0" w:evenVBand="0" w:oddHBand="0" w:evenHBand="0" w:firstRowFirstColumn="0" w:firstRowLastColumn="0" w:lastRowFirstColumn="0" w:lastRowLastColumn="0"/>
+            </w:pPr>
+            <w:r>
+              <w:t xml:space="preserve">Nombre </w:t>
+            </w:r>
+          </w:p>
+          <w:p>
+            <w:pPr>
+              <w:jc w:val="both"/>
+              <w:cnfStyle w:val="000000000000" w:firstRow="0" w:lastRow="0" w:firstColumn="0" w:lastColumn="0" w:oddVBand="0" w:evenVBand="0" w:oddHBand="0" w:evenHBand="0" w:firstRowFirstColumn="0" w:firstRowLastColumn="0" w:lastRowFirstColumn="0" w:lastRowLastColumn="0"/>
+            </w:pPr>
+            <w:r>
+              <w:t>Tamaño (ml)</w:t>
+            </w:r>
+          </w:p>
+          <w:p>
+            <w:pPr>
+              <w:jc w:val="both"/>
+              <w:cnfStyle w:val="000000000000" w:firstRow="0" w:lastRow="0" w:firstColumn="0" w:lastColumn="0" w:oddVBand="0" w:evenVBand="0" w:oddHBand="0" w:evenHBand="0" w:firstRowFirstColumn="0" w:firstRowLastColumn="0" w:lastRowFirstColumn="0" w:lastRowLastColumn="0"/>
+            </w:pPr>
+            <w:r>
+              <w:t>Categoría</w:t>
+            </w:r>
+          </w:p>
+          <w:p>
+            <w:pPr>
+              <w:jc w:val="both"/>
+              <w:cnfStyle w:val="000000000000" w:firstRow="0" w:lastRow="0" w:firstColumn="0" w:lastColumn="0" w:oddVBand="0" w:evenVBand="0" w:oddHBand="0" w:evenHBand="0" w:firstRowFirstColumn="0" w:firstRowLastColumn="0" w:lastRowFirstColumn="0" w:lastRowLastColumn="0"/>
+            </w:pPr>
+            <w:r>
+              <w:t>Cantidad disponible</w:t>
+            </w:r>
+          </w:p>
+        </w:tc>
+      </w:tr>
+      <w:tr>
+        <w:trPr>
+          <w:cnfStyle w:val="000000100000" w:firstRow="0" w:lastRow="0" w:firstColumn="0" w:lastColumn="0" w:oddVBand="0" w:evenVBand="0" w:oddHBand="1" w:evenHBand="0" w:firstRowFirstColumn="0" w:firstRowLastColumn="0" w:lastRowFirstColumn="0" w:lastRowLastColumn="0"/>
+        </w:trPr>
+        <w:tc>
+          <w:tcPr>
+            <w:cnfStyle w:val="001000000000" w:firstRow="0" w:lastRow="0" w:firstColumn="1" w:lastColumn="0" w:oddVBand="0" w:evenVBand="0" w:oddHBand="0" w:evenHBand="0" w:firstRowFirstColumn="0" w:firstRowLastColumn="0" w:lastRowFirstColumn="0" w:lastRowLastColumn="0"/>
+            <w:tcW w:w="3539" w:type="dxa"/>
+          </w:tcPr>
+          <w:p>
+            <w:r>
+              <w:t>Salida</w:t>
+            </w:r>
+          </w:p>
+        </w:tc>
+        <w:tc>
+          <w:tcPr>
+            <w:tcW w:w="5289" w:type="dxa"/>
+          </w:tcPr>
+          <w:p>
+            <w:pPr>
+              <w:jc w:val="both"/>
+              <w:cnfStyle w:val="000000100000" w:firstRow="0" w:lastRow="0" w:firstColumn="0" w:lastColumn="0" w:oddVBand="0" w:evenVBand="0" w:oddHBand="1" w:evenHBand="0" w:firstRowFirstColumn="0" w:firstRowLastColumn="0" w:lastRowFirstColumn="0" w:lastRowLastColumn="0"/>
+            </w:pPr>
+            <w:r>
+              <w:t>Lista de productos ordenada según el criterio seleccionado</w:t>
+            </w:r>
+          </w:p>
+        </w:tc>
+      </w:tr>
+      <w:tr>
+        <w:tc>
+          <w:tcPr>
+            <w:cnfStyle w:val="001000000000" w:firstRow="0" w:lastRow="0" w:firstColumn="1" w:lastColumn="0" w:oddVBand="0" w:evenVBand="0" w:oddHBand="0" w:evenHBand="0" w:firstRowFirstColumn="0" w:firstRowLastColumn="0" w:lastRowFirstColumn="0" w:lastRowLastColumn="0"/>
+            <w:tcW w:w="3539" w:type="dxa"/>
+          </w:tcPr>
+          <w:p>
+            <w:r>
+              <w:t>Prioridad</w:t>
+            </w:r>
+          </w:p>
+        </w:tc>
+        <w:tc>
+          <w:tcPr>
+            <w:tcW w:w="5289" w:type="dxa"/>
+          </w:tcPr>
+          <w:p>
+            <w:pPr>
+              <w:jc w:val="both"/>
+              <w:cnfStyle w:val="000000000000" w:firstRow="0" w:lastRow="0" w:firstColumn="0" w:lastColumn="0" w:oddVBand="0" w:evenVBand="0" w:oddHBand="0" w:evenHBand="0" w:firstRowFirstColumn="0" w:firstRowLastColumn="0" w:lastRowFirstColumn="0" w:lastRowLastColumn="0"/>
+            </w:pPr>
+            <w:r>
+              <w:t>Media</w:t>
+            </w:r>
+          </w:p>
+        </w:tc>
+      </w:tr>
+    </w:tbl>
+    <w:p>
+      <w:pPr>
+        <w:jc w:val="center"/>
+        <w:rPr>
           <w:b/>
           <w:bCs/>
-          <w:kern w:val="0"/>
-          <w14:ligatures w14:val="none"/>
-        </w:rPr>
-        <w:t>RF6</w:t>
-      </w:r>
-      <w:r>
-        <w:rPr>
-          <w:rFonts w:ascii="Times New Roman" w:eastAsia="Times New Roman" w:hAnsi="Times New Roman" w:cs="Times New Roman"/>
-          <w:kern w:val="0"/>
-          <w14:ligatures w14:val="none"/>
-        </w:rPr>
-        <w:br/>
-        <w:t>El sistema debe permitir seleccionar productos y cantidades al momento de realizar una venta.</w:t>
-      </w:r>
-    </w:p>
-    <w:p>
-      <w:pPr>
-        <w:pStyle w:val="ListParagraph"/>
-        <w:numPr>
-          <w:ilvl w:val="0"/>
-          <w:numId w:val="17"/>
-        </w:numPr>
-        <w:spacing w:before="100" w:beforeAutospacing="1" w:after="100" w:afterAutospacing="1" w:line="240" w:lineRule="auto"/>
-        <w:rPr>
-          <w:rFonts w:ascii="Times New Roman" w:eastAsia="Times New Roman" w:hAnsi="Times New Roman" w:cs="Times New Roman"/>
-          <w:kern w:val="0"/>
-          <w14:ligatures w14:val="none"/>
-        </w:rPr>
-      </w:pPr>
-      <w:r>
-        <w:rPr>
-          <w:rFonts w:ascii="Times New Roman" w:eastAsia="Times New Roman" w:hAnsi="Times New Roman" w:cs="Times New Roman"/>
+        </w:rPr>
+      </w:pPr>
+    </w:p>
+    <w:tbl>
+      <w:tblPr>
+        <w:tblStyle w:val="Tablanormal1"/>
+        <w:tblW w:w="0" w:type="auto"/>
+        <w:tblLook w:val="04A0" w:firstRow="1" w:lastRow="0" w:firstColumn="1" w:lastColumn="0" w:noHBand="0" w:noVBand="1"/>
+      </w:tblPr>
+      <w:tblGrid>
+        <w:gridCol w:w="3539"/>
+        <w:gridCol w:w="5289"/>
+      </w:tblGrid>
+      <w:tr>
+        <w:trPr>
+          <w:cnfStyle w:val="100000000000" w:firstRow="1" w:lastRow="0" w:firstColumn="0" w:lastColumn="0" w:oddVBand="0" w:evenVBand="0" w:oddHBand="0" w:evenHBand="0" w:firstRowFirstColumn="0" w:firstRowLastColumn="0" w:lastRowFirstColumn="0" w:lastRowLastColumn="0"/>
+        </w:trPr>
+        <w:tc>
+          <w:tcPr>
+            <w:cnfStyle w:val="001000000000" w:firstRow="0" w:lastRow="0" w:firstColumn="1" w:lastColumn="0" w:oddVBand="0" w:evenVBand="0" w:oddHBand="0" w:evenHBand="0" w:firstRowFirstColumn="0" w:firstRowLastColumn="0" w:lastRowFirstColumn="0" w:lastRowLastColumn="0"/>
+            <w:tcW w:w="3539" w:type="dxa"/>
+          </w:tcPr>
+          <w:p>
+            <w:pPr>
+              <w:jc w:val="center"/>
+              <w:rPr>
+                <w:rFonts w:ascii="Arial" w:hAnsi="Arial" w:cs="Arial"/>
+                <w:sz w:val="24"/>
+                <w:szCs w:val="24"/>
+              </w:rPr>
+            </w:pPr>
+            <w:r>
+              <w:rPr>
+                <w:rFonts w:ascii="Arial" w:hAnsi="Arial" w:cs="Arial"/>
+                <w:sz w:val="24"/>
+                <w:szCs w:val="24"/>
+              </w:rPr>
+              <w:t>Código del Requisito</w:t>
+            </w:r>
+          </w:p>
+        </w:tc>
+        <w:tc>
+          <w:tcPr>
+            <w:tcW w:w="5289" w:type="dxa"/>
+          </w:tcPr>
+          <w:p>
+            <w:pPr>
+              <w:jc w:val="center"/>
+              <w:cnfStyle w:val="100000000000" w:firstRow="1" w:lastRow="0" w:firstColumn="0" w:lastColumn="0" w:oddVBand="0" w:evenVBand="0" w:oddHBand="0" w:evenHBand="0" w:firstRowFirstColumn="0" w:firstRowLastColumn="0" w:lastRowFirstColumn="0" w:lastRowLastColumn="0"/>
+              <w:rPr>
+                <w:rFonts w:ascii="Arial" w:hAnsi="Arial" w:cs="Arial"/>
+                <w:sz w:val="24"/>
+                <w:szCs w:val="24"/>
+              </w:rPr>
+            </w:pPr>
+            <w:r>
+              <w:rPr>
+                <w:rFonts w:ascii="Arial" w:hAnsi="Arial" w:cs="Arial"/>
+                <w:sz w:val="24"/>
+                <w:szCs w:val="24"/>
+              </w:rPr>
+              <w:t>RF0</w:t>
+            </w:r>
+            <w:r>
+              <w:rPr>
+                <w:rFonts w:ascii="Arial" w:hAnsi="Arial" w:cs="Arial"/>
+                <w:sz w:val="24"/>
+                <w:szCs w:val="24"/>
+              </w:rPr>
+              <w:t>5</w:t>
+            </w:r>
+          </w:p>
+        </w:tc>
+      </w:tr>
+      <w:tr>
+        <w:trPr>
+          <w:cnfStyle w:val="000000100000" w:firstRow="0" w:lastRow="0" w:firstColumn="0" w:lastColumn="0" w:oddVBand="0" w:evenVBand="0" w:oddHBand="1" w:evenHBand="0" w:firstRowFirstColumn="0" w:firstRowLastColumn="0" w:lastRowFirstColumn="0" w:lastRowLastColumn="0"/>
+        </w:trPr>
+        <w:tc>
+          <w:tcPr>
+            <w:cnfStyle w:val="001000000000" w:firstRow="0" w:lastRow="0" w:firstColumn="1" w:lastColumn="0" w:oddVBand="0" w:evenVBand="0" w:oddHBand="0" w:evenHBand="0" w:firstRowFirstColumn="0" w:firstRowLastColumn="0" w:lastRowFirstColumn="0" w:lastRowLastColumn="0"/>
+            <w:tcW w:w="3539" w:type="dxa"/>
+          </w:tcPr>
+          <w:p>
+            <w:r>
+              <w:t>Nombre</w:t>
+            </w:r>
+          </w:p>
+        </w:tc>
+        <w:tc>
+          <w:tcPr>
+            <w:tcW w:w="5289" w:type="dxa"/>
+          </w:tcPr>
+          <w:p>
+            <w:pPr>
+              <w:cnfStyle w:val="000000100000" w:firstRow="0" w:lastRow="0" w:firstColumn="0" w:lastColumn="0" w:oddVBand="0" w:evenVBand="0" w:oddHBand="1" w:evenHBand="0" w:firstRowFirstColumn="0" w:firstRowLastColumn="0" w:lastRowFirstColumn="0" w:lastRowLastColumn="0"/>
+              <w:rPr>
+                <w:b/>
+                <w:bCs/>
+              </w:rPr>
+            </w:pPr>
+            <w:r>
+              <w:rPr>
+                <w:b/>
+                <w:bCs/>
+              </w:rPr>
+              <w:t xml:space="preserve">Registro de ventas </w:t>
+            </w:r>
+          </w:p>
+        </w:tc>
+      </w:tr>
+      <w:tr>
+        <w:tc>
+          <w:tcPr>
+            <w:cnfStyle w:val="001000000000" w:firstRow="0" w:lastRow="0" w:firstColumn="1" w:lastColumn="0" w:oddVBand="0" w:evenVBand="0" w:oddHBand="0" w:evenHBand="0" w:firstRowFirstColumn="0" w:firstRowLastColumn="0" w:lastRowFirstColumn="0" w:lastRowLastColumn="0"/>
+            <w:tcW w:w="3539" w:type="dxa"/>
+          </w:tcPr>
+          <w:p>
+            <w:r>
+              <w:t>Propósito</w:t>
+            </w:r>
+          </w:p>
+        </w:tc>
+        <w:tc>
+          <w:tcPr>
+            <w:tcW w:w="5289" w:type="dxa"/>
+          </w:tcPr>
+          <w:p>
+            <w:pPr>
+              <w:jc w:val="both"/>
+              <w:cnfStyle w:val="000000000000" w:firstRow="0" w:lastRow="0" w:firstColumn="0" w:lastColumn="0" w:oddVBand="0" w:evenVBand="0" w:oddHBand="0" w:evenHBand="0" w:firstRowFirstColumn="0" w:firstRowLastColumn="0" w:lastRowFirstColumn="0" w:lastRowLastColumn="0"/>
+            </w:pPr>
+            <w:r>
+              <w:t xml:space="preserve">Permitir registrar las ventas realizadas en el negocio </w:t>
+            </w:r>
+          </w:p>
+        </w:tc>
+      </w:tr>
+      <w:tr>
+        <w:trPr>
+          <w:cnfStyle w:val="000000100000" w:firstRow="0" w:lastRow="0" w:firstColumn="0" w:lastColumn="0" w:oddVBand="0" w:evenVBand="0" w:oddHBand="1" w:evenHBand="0" w:firstRowFirstColumn="0" w:firstRowLastColumn="0" w:lastRowFirstColumn="0" w:lastRowLastColumn="0"/>
+        </w:trPr>
+        <w:tc>
+          <w:tcPr>
+            <w:cnfStyle w:val="001000000000" w:firstRow="0" w:lastRow="0" w:firstColumn="1" w:lastColumn="0" w:oddVBand="0" w:evenVBand="0" w:oddHBand="0" w:evenHBand="0" w:firstRowFirstColumn="0" w:firstRowLastColumn="0" w:lastRowFirstColumn="0" w:lastRowLastColumn="0"/>
+            <w:tcW w:w="3539" w:type="dxa"/>
+          </w:tcPr>
+          <w:p>
+            <w:r>
+              <w:t>Descripción</w:t>
+            </w:r>
+          </w:p>
+        </w:tc>
+        <w:tc>
+          <w:tcPr>
+            <w:tcW w:w="5289" w:type="dxa"/>
+          </w:tcPr>
+          <w:p>
+            <w:pPr>
+              <w:jc w:val="both"/>
+              <w:cnfStyle w:val="000000100000" w:firstRow="0" w:lastRow="0" w:firstColumn="0" w:lastColumn="0" w:oddVBand="0" w:evenVBand="0" w:oddHBand="1" w:evenHBand="0" w:firstRowFirstColumn="0" w:firstRowLastColumn="0" w:lastRowFirstColumn="0" w:lastRowLastColumn="0"/>
+            </w:pPr>
+            <w:r>
+              <w:t>El sistema debe permitir al administrador registrar una venta seleccionando productos del inventario y la cantidad vendida</w:t>
+            </w:r>
+          </w:p>
+        </w:tc>
+      </w:tr>
+      <w:tr>
+        <w:tc>
+          <w:tcPr>
+            <w:cnfStyle w:val="001000000000" w:firstRow="0" w:lastRow="0" w:firstColumn="1" w:lastColumn="0" w:oddVBand="0" w:evenVBand="0" w:oddHBand="0" w:evenHBand="0" w:firstRowFirstColumn="0" w:firstRowLastColumn="0" w:lastRowFirstColumn="0" w:lastRowLastColumn="0"/>
+            <w:tcW w:w="3539" w:type="dxa"/>
+          </w:tcPr>
+          <w:p>
+            <w:r>
+              <w:t>Entrada</w:t>
+            </w:r>
+          </w:p>
+        </w:tc>
+        <w:tc>
+          <w:tcPr>
+            <w:tcW w:w="5289" w:type="dxa"/>
+          </w:tcPr>
+          <w:p>
+            <w:pPr>
+              <w:jc w:val="both"/>
+              <w:cnfStyle w:val="000000000000" w:firstRow="0" w:lastRow="0" w:firstColumn="0" w:lastColumn="0" w:oddVBand="0" w:evenVBand="0" w:oddHBand="0" w:evenHBand="0" w:firstRowFirstColumn="0" w:firstRowLastColumn="0" w:lastRowFirstColumn="0" w:lastRowLastColumn="0"/>
+            </w:pPr>
+            <w:r>
+              <w:t>Productos seleccionados:</w:t>
+            </w:r>
+          </w:p>
+          <w:p>
+            <w:pPr>
+              <w:jc w:val="both"/>
+              <w:cnfStyle w:val="000000000000" w:firstRow="0" w:lastRow="0" w:firstColumn="0" w:lastColumn="0" w:oddVBand="0" w:evenVBand="0" w:oddHBand="0" w:evenHBand="0" w:firstRowFirstColumn="0" w:firstRowLastColumn="0" w:lastRowFirstColumn="0" w:lastRowLastColumn="0"/>
+            </w:pPr>
+            <w:r>
+              <w:t>Cantidad vendida</w:t>
+            </w:r>
+          </w:p>
+          <w:p>
+            <w:pPr>
+              <w:jc w:val="both"/>
+              <w:cnfStyle w:val="000000000000" w:firstRow="0" w:lastRow="0" w:firstColumn="0" w:lastColumn="0" w:oddVBand="0" w:evenVBand="0" w:oddHBand="0" w:evenHBand="0" w:firstRowFirstColumn="0" w:firstRowLastColumn="0" w:lastRowFirstColumn="0" w:lastRowLastColumn="0"/>
+            </w:pPr>
+            <w:r>
+              <w:t>Cliente (opcional)</w:t>
+            </w:r>
+          </w:p>
+        </w:tc>
+      </w:tr>
+      <w:tr>
+        <w:trPr>
+          <w:cnfStyle w:val="000000100000" w:firstRow="0" w:lastRow="0" w:firstColumn="0" w:lastColumn="0" w:oddVBand="0" w:evenVBand="0" w:oddHBand="1" w:evenHBand="0" w:firstRowFirstColumn="0" w:firstRowLastColumn="0" w:lastRowFirstColumn="0" w:lastRowLastColumn="0"/>
+        </w:trPr>
+        <w:tc>
+          <w:tcPr>
+            <w:cnfStyle w:val="001000000000" w:firstRow="0" w:lastRow="0" w:firstColumn="1" w:lastColumn="0" w:oddVBand="0" w:evenVBand="0" w:oddHBand="0" w:evenHBand="0" w:firstRowFirstColumn="0" w:firstRowLastColumn="0" w:lastRowFirstColumn="0" w:lastRowLastColumn="0"/>
+            <w:tcW w:w="3539" w:type="dxa"/>
+          </w:tcPr>
+          <w:p>
+            <w:r>
+              <w:t>Salida</w:t>
+            </w:r>
+          </w:p>
+        </w:tc>
+        <w:tc>
+          <w:tcPr>
+            <w:tcW w:w="5289" w:type="dxa"/>
+          </w:tcPr>
+          <w:p>
+            <w:pPr>
+              <w:jc w:val="both"/>
+              <w:cnfStyle w:val="000000100000" w:firstRow="0" w:lastRow="0" w:firstColumn="0" w:lastColumn="0" w:oddVBand="0" w:evenVBand="0" w:oddHBand="1" w:evenHBand="0" w:firstRowFirstColumn="0" w:firstRowLastColumn="0" w:lastRowFirstColumn="0" w:lastRowLastColumn="0"/>
+            </w:pPr>
+            <w:r>
+              <w:t xml:space="preserve">Venta registrada en el sistema </w:t>
+            </w:r>
+          </w:p>
+        </w:tc>
+      </w:tr>
+      <w:tr>
+        <w:tc>
+          <w:tcPr>
+            <w:cnfStyle w:val="001000000000" w:firstRow="0" w:lastRow="0" w:firstColumn="1" w:lastColumn="0" w:oddVBand="0" w:evenVBand="0" w:oddHBand="0" w:evenHBand="0" w:firstRowFirstColumn="0" w:firstRowLastColumn="0" w:lastRowFirstColumn="0" w:lastRowLastColumn="0"/>
+            <w:tcW w:w="3539" w:type="dxa"/>
+          </w:tcPr>
+          <w:p>
+            <w:r>
+              <w:t>Prioridad</w:t>
+            </w:r>
+          </w:p>
+        </w:tc>
+        <w:tc>
+          <w:tcPr>
+            <w:tcW w:w="5289" w:type="dxa"/>
+          </w:tcPr>
+          <w:p>
+            <w:pPr>
+              <w:jc w:val="both"/>
+              <w:cnfStyle w:val="000000000000" w:firstRow="0" w:lastRow="0" w:firstColumn="0" w:lastColumn="0" w:oddVBand="0" w:evenVBand="0" w:oddHBand="0" w:evenHBand="0" w:firstRowFirstColumn="0" w:firstRowLastColumn="0" w:lastRowFirstColumn="0" w:lastRowLastColumn="0"/>
+            </w:pPr>
+            <w:r>
+              <w:t xml:space="preserve">Alta </w:t>
+            </w:r>
+          </w:p>
+        </w:tc>
+      </w:tr>
+    </w:tbl>
+    <w:p>
+      <w:pPr>
+        <w:jc w:val="center"/>
+        <w:rPr>
           <w:b/>
           <w:bCs/>
-          <w:kern w:val="0"/>
-          <w14:ligatures w14:val="none"/>
-        </w:rPr>
-        <w:t>RF7</w:t>
-      </w:r>
-      <w:r>
-        <w:rPr>
-          <w:rFonts w:ascii="Times New Roman" w:eastAsia="Times New Roman" w:hAnsi="Times New Roman" w:cs="Times New Roman"/>
-          <w:kern w:val="0"/>
-          <w14:ligatures w14:val="none"/>
-        </w:rPr>
-        <w:br/>
-        <w:t>El sistema debe calcular automáticamente el valor total de la venta.</w:t>
-      </w:r>
-    </w:p>
-    <w:p>
-      <w:pPr>
-        <w:pStyle w:val="ListParagraph"/>
-        <w:numPr>
-          <w:ilvl w:val="0"/>
-          <w:numId w:val="17"/>
-        </w:numPr>
-        <w:spacing w:before="100" w:beforeAutospacing="1" w:after="100" w:afterAutospacing="1" w:line="240" w:lineRule="auto"/>
-        <w:rPr>
-          <w:rFonts w:ascii="Times New Roman" w:eastAsia="Times New Roman" w:hAnsi="Times New Roman" w:cs="Times New Roman"/>
-          <w:kern w:val="0"/>
-          <w14:ligatures w14:val="none"/>
-        </w:rPr>
-      </w:pPr>
-      <w:r>
-        <w:rPr>
-          <w:rFonts w:ascii="Times New Roman" w:eastAsia="Times New Roman" w:hAnsi="Times New Roman" w:cs="Times New Roman"/>
+        </w:rPr>
+      </w:pPr>
+    </w:p>
+    <w:tbl>
+      <w:tblPr>
+        <w:tblStyle w:val="Tablanormal1"/>
+        <w:tblW w:w="0" w:type="auto"/>
+        <w:tblLook w:val="04A0" w:firstRow="1" w:lastRow="0" w:firstColumn="1" w:lastColumn="0" w:noHBand="0" w:noVBand="1"/>
+      </w:tblPr>
+      <w:tblGrid>
+        <w:gridCol w:w="3539"/>
+        <w:gridCol w:w="5289"/>
+      </w:tblGrid>
+      <w:tr>
+        <w:trPr>
+          <w:cnfStyle w:val="100000000000" w:firstRow="1" w:lastRow="0" w:firstColumn="0" w:lastColumn="0" w:oddVBand="0" w:evenVBand="0" w:oddHBand="0" w:evenHBand="0" w:firstRowFirstColumn="0" w:firstRowLastColumn="0" w:lastRowFirstColumn="0" w:lastRowLastColumn="0"/>
+        </w:trPr>
+        <w:tc>
+          <w:tcPr>
+            <w:cnfStyle w:val="001000000000" w:firstRow="0" w:lastRow="0" w:firstColumn="1" w:lastColumn="0" w:oddVBand="0" w:evenVBand="0" w:oddHBand="0" w:evenHBand="0" w:firstRowFirstColumn="0" w:firstRowLastColumn="0" w:lastRowFirstColumn="0" w:lastRowLastColumn="0"/>
+            <w:tcW w:w="3539" w:type="dxa"/>
+          </w:tcPr>
+          <w:p>
+            <w:pPr>
+              <w:jc w:val="center"/>
+              <w:rPr>
+                <w:rFonts w:ascii="Arial" w:hAnsi="Arial" w:cs="Arial"/>
+                <w:sz w:val="24"/>
+                <w:szCs w:val="24"/>
+              </w:rPr>
+            </w:pPr>
+            <w:r>
+              <w:rPr>
+                <w:rFonts w:ascii="Arial" w:hAnsi="Arial" w:cs="Arial"/>
+                <w:sz w:val="24"/>
+                <w:szCs w:val="24"/>
+              </w:rPr>
+              <w:t>Código del Requisito</w:t>
+            </w:r>
+          </w:p>
+        </w:tc>
+        <w:tc>
+          <w:tcPr>
+            <w:tcW w:w="5289" w:type="dxa"/>
+          </w:tcPr>
+          <w:p>
+            <w:pPr>
+              <w:jc w:val="center"/>
+              <w:cnfStyle w:val="100000000000" w:firstRow="1" w:lastRow="0" w:firstColumn="0" w:lastColumn="0" w:oddVBand="0" w:evenVBand="0" w:oddHBand="0" w:evenHBand="0" w:firstRowFirstColumn="0" w:firstRowLastColumn="0" w:lastRowFirstColumn="0" w:lastRowLastColumn="0"/>
+              <w:rPr>
+                <w:rFonts w:ascii="Arial" w:hAnsi="Arial" w:cs="Arial"/>
+                <w:sz w:val="24"/>
+                <w:szCs w:val="24"/>
+              </w:rPr>
+            </w:pPr>
+            <w:r>
+              <w:rPr>
+                <w:rFonts w:ascii="Arial" w:hAnsi="Arial" w:cs="Arial"/>
+                <w:sz w:val="24"/>
+                <w:szCs w:val="24"/>
+              </w:rPr>
+              <w:t>RF0</w:t>
+            </w:r>
+            <w:r>
+              <w:rPr>
+                <w:rFonts w:ascii="Arial" w:hAnsi="Arial" w:cs="Arial"/>
+                <w:sz w:val="24"/>
+                <w:szCs w:val="24"/>
+              </w:rPr>
+              <w:t>6</w:t>
+            </w:r>
+          </w:p>
+        </w:tc>
+      </w:tr>
+      <w:tr>
+        <w:trPr>
+          <w:cnfStyle w:val="000000100000" w:firstRow="0" w:lastRow="0" w:firstColumn="0" w:lastColumn="0" w:oddVBand="0" w:evenVBand="0" w:oddHBand="1" w:evenHBand="0" w:firstRowFirstColumn="0" w:firstRowLastColumn="0" w:lastRowFirstColumn="0" w:lastRowLastColumn="0"/>
+        </w:trPr>
+        <w:tc>
+          <w:tcPr>
+            <w:cnfStyle w:val="001000000000" w:firstRow="0" w:lastRow="0" w:firstColumn="1" w:lastColumn="0" w:oddVBand="0" w:evenVBand="0" w:oddHBand="0" w:evenHBand="0" w:firstRowFirstColumn="0" w:firstRowLastColumn="0" w:lastRowFirstColumn="0" w:lastRowLastColumn="0"/>
+            <w:tcW w:w="3539" w:type="dxa"/>
+          </w:tcPr>
+          <w:p>
+            <w:r>
+              <w:t>Nombre</w:t>
+            </w:r>
+          </w:p>
+        </w:tc>
+        <w:tc>
+          <w:tcPr>
+            <w:tcW w:w="5289" w:type="dxa"/>
+          </w:tcPr>
+          <w:p>
+            <w:pPr>
+              <w:cnfStyle w:val="000000100000" w:firstRow="0" w:lastRow="0" w:firstColumn="0" w:lastColumn="0" w:oddVBand="0" w:evenVBand="0" w:oddHBand="1" w:evenHBand="0" w:firstRowFirstColumn="0" w:firstRowLastColumn="0" w:lastRowFirstColumn="0" w:lastRowLastColumn="0"/>
+              <w:rPr>
+                <w:b/>
+                <w:bCs/>
+              </w:rPr>
+            </w:pPr>
+            <w:r>
+              <w:rPr>
+                <w:b/>
+                <w:bCs/>
+              </w:rPr>
+              <w:t>Selección de productos para ventas</w:t>
+            </w:r>
+          </w:p>
+        </w:tc>
+      </w:tr>
+      <w:tr>
+        <w:tc>
+          <w:tcPr>
+            <w:cnfStyle w:val="001000000000" w:firstRow="0" w:lastRow="0" w:firstColumn="1" w:lastColumn="0" w:oddVBand="0" w:evenVBand="0" w:oddHBand="0" w:evenHBand="0" w:firstRowFirstColumn="0" w:firstRowLastColumn="0" w:lastRowFirstColumn="0" w:lastRowLastColumn="0"/>
+            <w:tcW w:w="3539" w:type="dxa"/>
+          </w:tcPr>
+          <w:p>
+            <w:r>
+              <w:t>Propósito</w:t>
+            </w:r>
+          </w:p>
+        </w:tc>
+        <w:tc>
+          <w:tcPr>
+            <w:tcW w:w="5289" w:type="dxa"/>
+          </w:tcPr>
+          <w:p>
+            <w:pPr>
+              <w:jc w:val="both"/>
+              <w:cnfStyle w:val="000000000000" w:firstRow="0" w:lastRow="0" w:firstColumn="0" w:lastColumn="0" w:oddVBand="0" w:evenVBand="0" w:oddHBand="0" w:evenHBand="0" w:firstRowFirstColumn="0" w:firstRowLastColumn="0" w:lastRowFirstColumn="0" w:lastRowLastColumn="0"/>
+            </w:pPr>
+            <w:r>
+              <w:t>Permitir seleccionar los productos disponibles al momento de realizar una venta</w:t>
+            </w:r>
+          </w:p>
+        </w:tc>
+      </w:tr>
+      <w:tr>
+        <w:trPr>
+          <w:cnfStyle w:val="000000100000" w:firstRow="0" w:lastRow="0" w:firstColumn="0" w:lastColumn="0" w:oddVBand="0" w:evenVBand="0" w:oddHBand="1" w:evenHBand="0" w:firstRowFirstColumn="0" w:firstRowLastColumn="0" w:lastRowFirstColumn="0" w:lastRowLastColumn="0"/>
+        </w:trPr>
+        <w:tc>
+          <w:tcPr>
+            <w:cnfStyle w:val="001000000000" w:firstRow="0" w:lastRow="0" w:firstColumn="1" w:lastColumn="0" w:oddVBand="0" w:evenVBand="0" w:oddHBand="0" w:evenHBand="0" w:firstRowFirstColumn="0" w:firstRowLastColumn="0" w:lastRowFirstColumn="0" w:lastRowLastColumn="0"/>
+            <w:tcW w:w="3539" w:type="dxa"/>
+          </w:tcPr>
+          <w:p>
+            <w:r>
+              <w:t>Descripción</w:t>
+            </w:r>
+          </w:p>
+        </w:tc>
+        <w:tc>
+          <w:tcPr>
+            <w:tcW w:w="5289" w:type="dxa"/>
+          </w:tcPr>
+          <w:p>
+            <w:pPr>
+              <w:jc w:val="both"/>
+              <w:cnfStyle w:val="000000100000" w:firstRow="0" w:lastRow="0" w:firstColumn="0" w:lastColumn="0" w:oddVBand="0" w:evenVBand="0" w:oddHBand="1" w:evenHBand="0" w:firstRowFirstColumn="0" w:firstRowLastColumn="0" w:lastRowFirstColumn="0" w:lastRowLastColumn="0"/>
+            </w:pPr>
+            <w:r>
+              <w:t>El sistema debe permitir seleccionar uno o varios productos del inventario y especificar la cantidad deseada para la venta</w:t>
+            </w:r>
+          </w:p>
+        </w:tc>
+      </w:tr>
+      <w:tr>
+        <w:tc>
+          <w:tcPr>
+            <w:cnfStyle w:val="001000000000" w:firstRow="0" w:lastRow="0" w:firstColumn="1" w:lastColumn="0" w:oddVBand="0" w:evenVBand="0" w:oddHBand="0" w:evenHBand="0" w:firstRowFirstColumn="0" w:firstRowLastColumn="0" w:lastRowFirstColumn="0" w:lastRowLastColumn="0"/>
+            <w:tcW w:w="3539" w:type="dxa"/>
+          </w:tcPr>
+          <w:p>
+            <w:r>
+              <w:t>Entrada</w:t>
+            </w:r>
+          </w:p>
+        </w:tc>
+        <w:tc>
+          <w:tcPr>
+            <w:tcW w:w="5289" w:type="dxa"/>
+          </w:tcPr>
+          <w:p>
+            <w:pPr>
+              <w:jc w:val="both"/>
+              <w:cnfStyle w:val="000000000000" w:firstRow="0" w:lastRow="0" w:firstColumn="0" w:lastColumn="0" w:oddVBand="0" w:evenVBand="0" w:oddHBand="0" w:evenHBand="0" w:firstRowFirstColumn="0" w:firstRowLastColumn="0" w:lastRowFirstColumn="0" w:lastRowLastColumn="0"/>
+            </w:pPr>
+            <w:r>
+              <w:t>Producto seleccionado</w:t>
+            </w:r>
+          </w:p>
+          <w:p>
+            <w:pPr>
+              <w:jc w:val="both"/>
+              <w:cnfStyle w:val="000000000000" w:firstRow="0" w:lastRow="0" w:firstColumn="0" w:lastColumn="0" w:oddVBand="0" w:evenVBand="0" w:oddHBand="0" w:evenHBand="0" w:firstRowFirstColumn="0" w:firstRowLastColumn="0" w:lastRowFirstColumn="0" w:lastRowLastColumn="0"/>
+            </w:pPr>
+            <w:r>
+              <w:t xml:space="preserve">Cantidad </w:t>
+            </w:r>
+          </w:p>
+        </w:tc>
+      </w:tr>
+      <w:tr>
+        <w:trPr>
+          <w:cnfStyle w:val="000000100000" w:firstRow="0" w:lastRow="0" w:firstColumn="0" w:lastColumn="0" w:oddVBand="0" w:evenVBand="0" w:oddHBand="1" w:evenHBand="0" w:firstRowFirstColumn="0" w:firstRowLastColumn="0" w:lastRowFirstColumn="0" w:lastRowLastColumn="0"/>
+        </w:trPr>
+        <w:tc>
+          <w:tcPr>
+            <w:cnfStyle w:val="001000000000" w:firstRow="0" w:lastRow="0" w:firstColumn="1" w:lastColumn="0" w:oddVBand="0" w:evenVBand="0" w:oddHBand="0" w:evenHBand="0" w:firstRowFirstColumn="0" w:firstRowLastColumn="0" w:lastRowFirstColumn="0" w:lastRowLastColumn="0"/>
+            <w:tcW w:w="3539" w:type="dxa"/>
+          </w:tcPr>
+          <w:p>
+            <w:r>
+              <w:t>Salida</w:t>
+            </w:r>
+          </w:p>
+        </w:tc>
+        <w:tc>
+          <w:tcPr>
+            <w:tcW w:w="5289" w:type="dxa"/>
+          </w:tcPr>
+          <w:p>
+            <w:pPr>
+              <w:jc w:val="both"/>
+              <w:cnfStyle w:val="000000100000" w:firstRow="0" w:lastRow="0" w:firstColumn="0" w:lastColumn="0" w:oddVBand="0" w:evenVBand="0" w:oddHBand="1" w:evenHBand="0" w:firstRowFirstColumn="0" w:firstRowLastColumn="0" w:lastRowFirstColumn="0" w:lastRowLastColumn="0"/>
+            </w:pPr>
+            <w:r>
+              <w:t>Productos registrados a la venta en proceso</w:t>
+            </w:r>
+          </w:p>
+        </w:tc>
+      </w:tr>
+      <w:tr>
+        <w:tc>
+          <w:tcPr>
+            <w:cnfStyle w:val="001000000000" w:firstRow="0" w:lastRow="0" w:firstColumn="1" w:lastColumn="0" w:oddVBand="0" w:evenVBand="0" w:oddHBand="0" w:evenHBand="0" w:firstRowFirstColumn="0" w:firstRowLastColumn="0" w:lastRowFirstColumn="0" w:lastRowLastColumn="0"/>
+            <w:tcW w:w="3539" w:type="dxa"/>
+          </w:tcPr>
+          <w:p>
+            <w:r>
+              <w:t>Prioridad</w:t>
+            </w:r>
+          </w:p>
+        </w:tc>
+        <w:tc>
+          <w:tcPr>
+            <w:tcW w:w="5289" w:type="dxa"/>
+          </w:tcPr>
+          <w:p>
+            <w:pPr>
+              <w:jc w:val="both"/>
+              <w:cnfStyle w:val="000000000000" w:firstRow="0" w:lastRow="0" w:firstColumn="0" w:lastColumn="0" w:oddVBand="0" w:evenVBand="0" w:oddHBand="0" w:evenHBand="0" w:firstRowFirstColumn="0" w:firstRowLastColumn="0" w:lastRowFirstColumn="0" w:lastRowLastColumn="0"/>
+            </w:pPr>
+            <w:r>
+              <w:t xml:space="preserve">Alta </w:t>
+            </w:r>
+          </w:p>
+        </w:tc>
+      </w:tr>
+    </w:tbl>
+    <w:p>
+      <w:pPr>
+        <w:jc w:val="center"/>
+        <w:rPr>
           <w:b/>
           <w:bCs/>
-          <w:kern w:val="0"/>
-          <w14:ligatures w14:val="none"/>
-        </w:rPr>
-        <w:t>RF8</w:t>
-      </w:r>
-      <w:r>
-        <w:rPr>
-          <w:rFonts w:ascii="Times New Roman" w:eastAsia="Times New Roman" w:hAnsi="Times New Roman" w:cs="Times New Roman"/>
-          <w:kern w:val="0"/>
-          <w14:ligatures w14:val="none"/>
-        </w:rPr>
-        <w:br/>
-        <w:t>El sistema debe calcular automáticamente la ganancia generada por cada venta.</w:t>
-      </w:r>
-    </w:p>
-    <w:p>
-      <w:pPr>
-        <w:pStyle w:val="ListParagraph"/>
-        <w:numPr>
-          <w:ilvl w:val="0"/>
-          <w:numId w:val="17"/>
-        </w:numPr>
-        <w:spacing w:before="100" w:beforeAutospacing="1" w:after="100" w:afterAutospacing="1" w:line="240" w:lineRule="auto"/>
-        <w:rPr>
-          <w:rFonts w:ascii="Times New Roman" w:eastAsia="Times New Roman" w:hAnsi="Times New Roman" w:cs="Times New Roman"/>
-          <w:kern w:val="0"/>
-          <w14:ligatures w14:val="none"/>
-        </w:rPr>
-      </w:pPr>
-      <w:r>
-        <w:rPr>
-          <w:rFonts w:ascii="Times New Roman" w:eastAsia="Times New Roman" w:hAnsi="Times New Roman" w:cs="Times New Roman"/>
+        </w:rPr>
+      </w:pPr>
+    </w:p>
+    <w:tbl>
+      <w:tblPr>
+        <w:tblStyle w:val="Tablanormal1"/>
+        <w:tblW w:w="0" w:type="auto"/>
+        <w:tblLook w:val="04A0" w:firstRow="1" w:lastRow="0" w:firstColumn="1" w:lastColumn="0" w:noHBand="0" w:noVBand="1"/>
+      </w:tblPr>
+      <w:tblGrid>
+        <w:gridCol w:w="3539"/>
+        <w:gridCol w:w="5289"/>
+      </w:tblGrid>
+      <w:tr>
+        <w:trPr>
+          <w:cnfStyle w:val="100000000000" w:firstRow="1" w:lastRow="0" w:firstColumn="0" w:lastColumn="0" w:oddVBand="0" w:evenVBand="0" w:oddHBand="0" w:evenHBand="0" w:firstRowFirstColumn="0" w:firstRowLastColumn="0" w:lastRowFirstColumn="0" w:lastRowLastColumn="0"/>
+        </w:trPr>
+        <w:tc>
+          <w:tcPr>
+            <w:cnfStyle w:val="001000000000" w:firstRow="0" w:lastRow="0" w:firstColumn="1" w:lastColumn="0" w:oddVBand="0" w:evenVBand="0" w:oddHBand="0" w:evenHBand="0" w:firstRowFirstColumn="0" w:firstRowLastColumn="0" w:lastRowFirstColumn="0" w:lastRowLastColumn="0"/>
+            <w:tcW w:w="3539" w:type="dxa"/>
+          </w:tcPr>
+          <w:p>
+            <w:pPr>
+              <w:jc w:val="center"/>
+              <w:rPr>
+                <w:rFonts w:ascii="Arial" w:hAnsi="Arial" w:cs="Arial"/>
+                <w:sz w:val="24"/>
+                <w:szCs w:val="24"/>
+              </w:rPr>
+            </w:pPr>
+            <w:r>
+              <w:rPr>
+                <w:rFonts w:ascii="Arial" w:hAnsi="Arial" w:cs="Arial"/>
+                <w:sz w:val="24"/>
+                <w:szCs w:val="24"/>
+              </w:rPr>
+              <w:t>Código del Requisito</w:t>
+            </w:r>
+          </w:p>
+        </w:tc>
+        <w:tc>
+          <w:tcPr>
+            <w:tcW w:w="5289" w:type="dxa"/>
+          </w:tcPr>
+          <w:p>
+            <w:pPr>
+              <w:jc w:val="center"/>
+              <w:cnfStyle w:val="100000000000" w:firstRow="1" w:lastRow="0" w:firstColumn="0" w:lastColumn="0" w:oddVBand="0" w:evenVBand="0" w:oddHBand="0" w:evenHBand="0" w:firstRowFirstColumn="0" w:firstRowLastColumn="0" w:lastRowFirstColumn="0" w:lastRowLastColumn="0"/>
+              <w:rPr>
+                <w:rFonts w:ascii="Arial" w:hAnsi="Arial" w:cs="Arial"/>
+                <w:sz w:val="24"/>
+                <w:szCs w:val="24"/>
+              </w:rPr>
+            </w:pPr>
+            <w:r>
+              <w:rPr>
+                <w:rFonts w:ascii="Arial" w:hAnsi="Arial" w:cs="Arial"/>
+                <w:sz w:val="24"/>
+                <w:szCs w:val="24"/>
+              </w:rPr>
+              <w:t>RF0</w:t>
+            </w:r>
+            <w:r>
+              <w:rPr>
+                <w:rFonts w:ascii="Arial" w:hAnsi="Arial" w:cs="Arial"/>
+                <w:sz w:val="24"/>
+                <w:szCs w:val="24"/>
+              </w:rPr>
+              <w:t>7</w:t>
+            </w:r>
+          </w:p>
+        </w:tc>
+      </w:tr>
+      <w:tr>
+        <w:trPr>
+          <w:cnfStyle w:val="000000100000" w:firstRow="0" w:lastRow="0" w:firstColumn="0" w:lastColumn="0" w:oddVBand="0" w:evenVBand="0" w:oddHBand="1" w:evenHBand="0" w:firstRowFirstColumn="0" w:firstRowLastColumn="0" w:lastRowFirstColumn="0" w:lastRowLastColumn="0"/>
+        </w:trPr>
+        <w:tc>
+          <w:tcPr>
+            <w:cnfStyle w:val="001000000000" w:firstRow="0" w:lastRow="0" w:firstColumn="1" w:lastColumn="0" w:oddVBand="0" w:evenVBand="0" w:oddHBand="0" w:evenHBand="0" w:firstRowFirstColumn="0" w:firstRowLastColumn="0" w:lastRowFirstColumn="0" w:lastRowLastColumn="0"/>
+            <w:tcW w:w="3539" w:type="dxa"/>
+          </w:tcPr>
+          <w:p>
+            <w:r>
+              <w:t>Nombre</w:t>
+            </w:r>
+          </w:p>
+        </w:tc>
+        <w:tc>
+          <w:tcPr>
+            <w:tcW w:w="5289" w:type="dxa"/>
+          </w:tcPr>
+          <w:p>
+            <w:pPr>
+              <w:cnfStyle w:val="000000100000" w:firstRow="0" w:lastRow="0" w:firstColumn="0" w:lastColumn="0" w:oddVBand="0" w:evenVBand="0" w:oddHBand="1" w:evenHBand="0" w:firstRowFirstColumn="0" w:firstRowLastColumn="0" w:lastRowFirstColumn="0" w:lastRowLastColumn="0"/>
+              <w:rPr>
+                <w:b/>
+                <w:bCs/>
+              </w:rPr>
+            </w:pPr>
+            <w:r>
+              <w:rPr>
+                <w:b/>
+                <w:bCs/>
+              </w:rPr>
+              <w:t>Calculo automático del total de venta</w:t>
+            </w:r>
+          </w:p>
+        </w:tc>
+      </w:tr>
+      <w:tr>
+        <w:tc>
+          <w:tcPr>
+            <w:cnfStyle w:val="001000000000" w:firstRow="0" w:lastRow="0" w:firstColumn="1" w:lastColumn="0" w:oddVBand="0" w:evenVBand="0" w:oddHBand="0" w:evenHBand="0" w:firstRowFirstColumn="0" w:firstRowLastColumn="0" w:lastRowFirstColumn="0" w:lastRowLastColumn="0"/>
+            <w:tcW w:w="3539" w:type="dxa"/>
+          </w:tcPr>
+          <w:p>
+            <w:r>
+              <w:t>Propósito</w:t>
+            </w:r>
+          </w:p>
+        </w:tc>
+        <w:tc>
+          <w:tcPr>
+            <w:tcW w:w="5289" w:type="dxa"/>
+          </w:tcPr>
+          <w:p>
+            <w:pPr>
+              <w:jc w:val="both"/>
+              <w:cnfStyle w:val="000000000000" w:firstRow="0" w:lastRow="0" w:firstColumn="0" w:lastColumn="0" w:oddVBand="0" w:evenVBand="0" w:oddHBand="0" w:evenHBand="0" w:firstRowFirstColumn="0" w:firstRowLastColumn="0" w:lastRowFirstColumn="0" w:lastRowLastColumn="0"/>
+            </w:pPr>
+            <w:r>
+              <w:t xml:space="preserve">Automatizar el </w:t>
+            </w:r>
+            <w:proofErr w:type="spellStart"/>
+            <w:r>
+              <w:t>calculo</w:t>
+            </w:r>
+            <w:proofErr w:type="spellEnd"/>
+            <w:r>
+              <w:t xml:space="preserve"> del valor total de una venta</w:t>
+            </w:r>
+          </w:p>
+        </w:tc>
+      </w:tr>
+      <w:tr>
+        <w:trPr>
+          <w:cnfStyle w:val="000000100000" w:firstRow="0" w:lastRow="0" w:firstColumn="0" w:lastColumn="0" w:oddVBand="0" w:evenVBand="0" w:oddHBand="1" w:evenHBand="0" w:firstRowFirstColumn="0" w:firstRowLastColumn="0" w:lastRowFirstColumn="0" w:lastRowLastColumn="0"/>
+        </w:trPr>
+        <w:tc>
+          <w:tcPr>
+            <w:cnfStyle w:val="001000000000" w:firstRow="0" w:lastRow="0" w:firstColumn="1" w:lastColumn="0" w:oddVBand="0" w:evenVBand="0" w:oddHBand="0" w:evenHBand="0" w:firstRowFirstColumn="0" w:firstRowLastColumn="0" w:lastRowFirstColumn="0" w:lastRowLastColumn="0"/>
+            <w:tcW w:w="3539" w:type="dxa"/>
+          </w:tcPr>
+          <w:p>
+            <w:r>
+              <w:t>Descripción</w:t>
+            </w:r>
+          </w:p>
+        </w:tc>
+        <w:tc>
+          <w:tcPr>
+            <w:tcW w:w="5289" w:type="dxa"/>
+          </w:tcPr>
+          <w:p>
+            <w:pPr>
+              <w:jc w:val="both"/>
+              <w:cnfStyle w:val="000000100000" w:firstRow="0" w:lastRow="0" w:firstColumn="0" w:lastColumn="0" w:oddVBand="0" w:evenVBand="0" w:oddHBand="1" w:evenHBand="0" w:firstRowFirstColumn="0" w:firstRowLastColumn="0" w:lastRowFirstColumn="0" w:lastRowLastColumn="0"/>
+            </w:pPr>
+            <w:r>
+              <w:t>El sistema debe calcular automáticamente el valor total de la venta sumando el precio de los productos multiplicado por la cantidad seleccionada</w:t>
+            </w:r>
+          </w:p>
+        </w:tc>
+      </w:tr>
+      <w:tr>
+        <w:tc>
+          <w:tcPr>
+            <w:cnfStyle w:val="001000000000" w:firstRow="0" w:lastRow="0" w:firstColumn="1" w:lastColumn="0" w:oddVBand="0" w:evenVBand="0" w:oddHBand="0" w:evenHBand="0" w:firstRowFirstColumn="0" w:firstRowLastColumn="0" w:lastRowFirstColumn="0" w:lastRowLastColumn="0"/>
+            <w:tcW w:w="3539" w:type="dxa"/>
+          </w:tcPr>
+          <w:p>
+            <w:r>
+              <w:t>Entrada</w:t>
+            </w:r>
+          </w:p>
+        </w:tc>
+        <w:tc>
+          <w:tcPr>
+            <w:tcW w:w="5289" w:type="dxa"/>
+          </w:tcPr>
+          <w:p>
+            <w:pPr>
+              <w:jc w:val="both"/>
+              <w:cnfStyle w:val="000000000000" w:firstRow="0" w:lastRow="0" w:firstColumn="0" w:lastColumn="0" w:oddVBand="0" w:evenVBand="0" w:oddHBand="0" w:evenHBand="0" w:firstRowFirstColumn="0" w:firstRowLastColumn="0" w:lastRowFirstColumn="0" w:lastRowLastColumn="0"/>
+            </w:pPr>
+            <w:r>
+              <w:t>Precio del producto</w:t>
+            </w:r>
+          </w:p>
+          <w:p>
+            <w:pPr>
+              <w:jc w:val="both"/>
+              <w:cnfStyle w:val="000000000000" w:firstRow="0" w:lastRow="0" w:firstColumn="0" w:lastColumn="0" w:oddVBand="0" w:evenVBand="0" w:oddHBand="0" w:evenHBand="0" w:firstRowFirstColumn="0" w:firstRowLastColumn="0" w:lastRowFirstColumn="0" w:lastRowLastColumn="0"/>
+            </w:pPr>
+            <w:r>
+              <w:t>Cantidad vendida</w:t>
+            </w:r>
+          </w:p>
+        </w:tc>
+      </w:tr>
+      <w:tr>
+        <w:trPr>
+          <w:cnfStyle w:val="000000100000" w:firstRow="0" w:lastRow="0" w:firstColumn="0" w:lastColumn="0" w:oddVBand="0" w:evenVBand="0" w:oddHBand="1" w:evenHBand="0" w:firstRowFirstColumn="0" w:firstRowLastColumn="0" w:lastRowFirstColumn="0" w:lastRowLastColumn="0"/>
+        </w:trPr>
+        <w:tc>
+          <w:tcPr>
+            <w:cnfStyle w:val="001000000000" w:firstRow="0" w:lastRow="0" w:firstColumn="1" w:lastColumn="0" w:oddVBand="0" w:evenVBand="0" w:oddHBand="0" w:evenHBand="0" w:firstRowFirstColumn="0" w:firstRowLastColumn="0" w:lastRowFirstColumn="0" w:lastRowLastColumn="0"/>
+            <w:tcW w:w="3539" w:type="dxa"/>
+          </w:tcPr>
+          <w:p>
+            <w:r>
+              <w:t>Salida</w:t>
+            </w:r>
+          </w:p>
+        </w:tc>
+        <w:tc>
+          <w:tcPr>
+            <w:tcW w:w="5289" w:type="dxa"/>
+          </w:tcPr>
+          <w:p>
+            <w:pPr>
+              <w:jc w:val="both"/>
+              <w:cnfStyle w:val="000000100000" w:firstRow="0" w:lastRow="0" w:firstColumn="0" w:lastColumn="0" w:oddVBand="0" w:evenVBand="0" w:oddHBand="1" w:evenHBand="0" w:firstRowFirstColumn="0" w:firstRowLastColumn="0" w:lastRowFirstColumn="0" w:lastRowLastColumn="0"/>
+            </w:pPr>
+            <w:r>
+              <w:t>Total, de la venta calculado automáticamente</w:t>
+            </w:r>
+          </w:p>
+        </w:tc>
+      </w:tr>
+      <w:tr>
+        <w:tc>
+          <w:tcPr>
+            <w:cnfStyle w:val="001000000000" w:firstRow="0" w:lastRow="0" w:firstColumn="1" w:lastColumn="0" w:oddVBand="0" w:evenVBand="0" w:oddHBand="0" w:evenHBand="0" w:firstRowFirstColumn="0" w:firstRowLastColumn="0" w:lastRowFirstColumn="0" w:lastRowLastColumn="0"/>
+            <w:tcW w:w="3539" w:type="dxa"/>
+          </w:tcPr>
+          <w:p>
+            <w:r>
+              <w:lastRenderedPageBreak/>
+              <w:t>Prioridad</w:t>
+            </w:r>
+          </w:p>
+        </w:tc>
+        <w:tc>
+          <w:tcPr>
+            <w:tcW w:w="5289" w:type="dxa"/>
+          </w:tcPr>
+          <w:p>
+            <w:pPr>
+              <w:jc w:val="both"/>
+              <w:cnfStyle w:val="000000000000" w:firstRow="0" w:lastRow="0" w:firstColumn="0" w:lastColumn="0" w:oddVBand="0" w:evenVBand="0" w:oddHBand="0" w:evenHBand="0" w:firstRowFirstColumn="0" w:firstRowLastColumn="0" w:lastRowFirstColumn="0" w:lastRowLastColumn="0"/>
+            </w:pPr>
+            <w:r>
+              <w:t>Alta</w:t>
+            </w:r>
+          </w:p>
+        </w:tc>
+      </w:tr>
+    </w:tbl>
+    <w:p>
+      <w:pPr>
+        <w:jc w:val="center"/>
+        <w:rPr>
           <w:b/>
           <w:bCs/>
-          <w:kern w:val="0"/>
-          <w14:ligatures w14:val="none"/>
-        </w:rPr>
-        <w:t>RF9</w:t>
-      </w:r>
-      <w:r>
-        <w:rPr>
-          <w:rFonts w:ascii="Times New Roman" w:eastAsia="Times New Roman" w:hAnsi="Times New Roman" w:cs="Times New Roman"/>
-          <w:kern w:val="0"/>
-          <w14:ligatures w14:val="none"/>
-        </w:rPr>
-        <w:br/>
-        <w:t>El sistema debe registrar el método de pago utilizado en cada venta (efectivo, transferencia, tarjeta u otros).</w:t>
-      </w:r>
-    </w:p>
-    <w:p>
-      <w:pPr>
-        <w:pStyle w:val="ListParagraph"/>
-        <w:numPr>
-          <w:ilvl w:val="0"/>
-          <w:numId w:val="17"/>
-        </w:numPr>
-        <w:spacing w:before="100" w:beforeAutospacing="1" w:after="100" w:afterAutospacing="1" w:line="240" w:lineRule="auto"/>
-        <w:rPr>
-          <w:rFonts w:ascii="Times New Roman" w:eastAsia="Times New Roman" w:hAnsi="Times New Roman" w:cs="Times New Roman"/>
-          <w:kern w:val="0"/>
-          <w14:ligatures w14:val="none"/>
-        </w:rPr>
-      </w:pPr>
-      <w:r>
-        <w:rPr>
-          <w:rFonts w:ascii="Times New Roman" w:eastAsia="Times New Roman" w:hAnsi="Times New Roman" w:cs="Times New Roman"/>
+        </w:rPr>
+      </w:pPr>
+    </w:p>
+    <w:tbl>
+      <w:tblPr>
+        <w:tblStyle w:val="Tablanormal1"/>
+        <w:tblW w:w="0" w:type="auto"/>
+        <w:tblLook w:val="04A0" w:firstRow="1" w:lastRow="0" w:firstColumn="1" w:lastColumn="0" w:noHBand="0" w:noVBand="1"/>
+      </w:tblPr>
+      <w:tblGrid>
+        <w:gridCol w:w="3539"/>
+        <w:gridCol w:w="5289"/>
+      </w:tblGrid>
+      <w:tr>
+        <w:trPr>
+          <w:cnfStyle w:val="100000000000" w:firstRow="1" w:lastRow="0" w:firstColumn="0" w:lastColumn="0" w:oddVBand="0" w:evenVBand="0" w:oddHBand="0" w:evenHBand="0" w:firstRowFirstColumn="0" w:firstRowLastColumn="0" w:lastRowFirstColumn="0" w:lastRowLastColumn="0"/>
+        </w:trPr>
+        <w:tc>
+          <w:tcPr>
+            <w:cnfStyle w:val="001000000000" w:firstRow="0" w:lastRow="0" w:firstColumn="1" w:lastColumn="0" w:oddVBand="0" w:evenVBand="0" w:oddHBand="0" w:evenHBand="0" w:firstRowFirstColumn="0" w:firstRowLastColumn="0" w:lastRowFirstColumn="0" w:lastRowLastColumn="0"/>
+            <w:tcW w:w="3539" w:type="dxa"/>
+          </w:tcPr>
+          <w:p>
+            <w:pPr>
+              <w:jc w:val="center"/>
+              <w:rPr>
+                <w:rFonts w:ascii="Arial" w:hAnsi="Arial" w:cs="Arial"/>
+                <w:sz w:val="24"/>
+                <w:szCs w:val="24"/>
+              </w:rPr>
+            </w:pPr>
+            <w:r>
+              <w:rPr>
+                <w:rFonts w:ascii="Arial" w:hAnsi="Arial" w:cs="Arial"/>
+                <w:sz w:val="24"/>
+                <w:szCs w:val="24"/>
+              </w:rPr>
+              <w:t>Código del Requisito</w:t>
+            </w:r>
+          </w:p>
+        </w:tc>
+        <w:tc>
+          <w:tcPr>
+            <w:tcW w:w="5289" w:type="dxa"/>
+          </w:tcPr>
+          <w:p>
+            <w:pPr>
+              <w:jc w:val="center"/>
+              <w:cnfStyle w:val="100000000000" w:firstRow="1" w:lastRow="0" w:firstColumn="0" w:lastColumn="0" w:oddVBand="0" w:evenVBand="0" w:oddHBand="0" w:evenHBand="0" w:firstRowFirstColumn="0" w:firstRowLastColumn="0" w:lastRowFirstColumn="0" w:lastRowLastColumn="0"/>
+              <w:rPr>
+                <w:rFonts w:ascii="Arial" w:hAnsi="Arial" w:cs="Arial"/>
+                <w:sz w:val="24"/>
+                <w:szCs w:val="24"/>
+              </w:rPr>
+            </w:pPr>
+            <w:r>
+              <w:rPr>
+                <w:rFonts w:ascii="Arial" w:hAnsi="Arial" w:cs="Arial"/>
+                <w:sz w:val="24"/>
+                <w:szCs w:val="24"/>
+              </w:rPr>
+              <w:t>RF0</w:t>
+            </w:r>
+            <w:r>
+              <w:rPr>
+                <w:rFonts w:ascii="Arial" w:hAnsi="Arial" w:cs="Arial"/>
+                <w:sz w:val="24"/>
+                <w:szCs w:val="24"/>
+              </w:rPr>
+              <w:t>8</w:t>
+            </w:r>
+          </w:p>
+        </w:tc>
+      </w:tr>
+      <w:tr>
+        <w:trPr>
+          <w:cnfStyle w:val="000000100000" w:firstRow="0" w:lastRow="0" w:firstColumn="0" w:lastColumn="0" w:oddVBand="0" w:evenVBand="0" w:oddHBand="1" w:evenHBand="0" w:firstRowFirstColumn="0" w:firstRowLastColumn="0" w:lastRowFirstColumn="0" w:lastRowLastColumn="0"/>
+        </w:trPr>
+        <w:tc>
+          <w:tcPr>
+            <w:cnfStyle w:val="001000000000" w:firstRow="0" w:lastRow="0" w:firstColumn="1" w:lastColumn="0" w:oddVBand="0" w:evenVBand="0" w:oddHBand="0" w:evenHBand="0" w:firstRowFirstColumn="0" w:firstRowLastColumn="0" w:lastRowFirstColumn="0" w:lastRowLastColumn="0"/>
+            <w:tcW w:w="3539" w:type="dxa"/>
+          </w:tcPr>
+          <w:p>
+            <w:r>
+              <w:t>Nombre</w:t>
+            </w:r>
+          </w:p>
+        </w:tc>
+        <w:tc>
+          <w:tcPr>
+            <w:tcW w:w="5289" w:type="dxa"/>
+          </w:tcPr>
+          <w:p>
+            <w:pPr>
+              <w:cnfStyle w:val="000000100000" w:firstRow="0" w:lastRow="0" w:firstColumn="0" w:lastColumn="0" w:oddVBand="0" w:evenVBand="0" w:oddHBand="1" w:evenHBand="0" w:firstRowFirstColumn="0" w:firstRowLastColumn="0" w:lastRowFirstColumn="0" w:lastRowLastColumn="0"/>
+              <w:rPr>
+                <w:b/>
+                <w:bCs/>
+              </w:rPr>
+            </w:pPr>
+            <w:r>
+              <w:rPr>
+                <w:b/>
+                <w:bCs/>
+              </w:rPr>
+              <w:t>Calculo automático de ganancias</w:t>
+            </w:r>
+          </w:p>
+        </w:tc>
+      </w:tr>
+      <w:tr>
+        <w:tc>
+          <w:tcPr>
+            <w:cnfStyle w:val="001000000000" w:firstRow="0" w:lastRow="0" w:firstColumn="1" w:lastColumn="0" w:oddVBand="0" w:evenVBand="0" w:oddHBand="0" w:evenHBand="0" w:firstRowFirstColumn="0" w:firstRowLastColumn="0" w:lastRowFirstColumn="0" w:lastRowLastColumn="0"/>
+            <w:tcW w:w="3539" w:type="dxa"/>
+          </w:tcPr>
+          <w:p>
+            <w:r>
+              <w:t>Propósito</w:t>
+            </w:r>
+          </w:p>
+        </w:tc>
+        <w:tc>
+          <w:tcPr>
+            <w:tcW w:w="5289" w:type="dxa"/>
+          </w:tcPr>
+          <w:p>
+            <w:pPr>
+              <w:jc w:val="both"/>
+              <w:cnfStyle w:val="000000000000" w:firstRow="0" w:lastRow="0" w:firstColumn="0" w:lastColumn="0" w:oddVBand="0" w:evenVBand="0" w:oddHBand="0" w:evenHBand="0" w:firstRowFirstColumn="0" w:firstRowLastColumn="0" w:lastRowFirstColumn="0" w:lastRowLastColumn="0"/>
+            </w:pPr>
+            <w:r>
+              <w:t xml:space="preserve">Permitir conocer la ganancia generada por cada venta </w:t>
+            </w:r>
+          </w:p>
+        </w:tc>
+      </w:tr>
+      <w:tr>
+        <w:trPr>
+          <w:cnfStyle w:val="000000100000" w:firstRow="0" w:lastRow="0" w:firstColumn="0" w:lastColumn="0" w:oddVBand="0" w:evenVBand="0" w:oddHBand="1" w:evenHBand="0" w:firstRowFirstColumn="0" w:firstRowLastColumn="0" w:lastRowFirstColumn="0" w:lastRowLastColumn="0"/>
+        </w:trPr>
+        <w:tc>
+          <w:tcPr>
+            <w:cnfStyle w:val="001000000000" w:firstRow="0" w:lastRow="0" w:firstColumn="1" w:lastColumn="0" w:oddVBand="0" w:evenVBand="0" w:oddHBand="0" w:evenHBand="0" w:firstRowFirstColumn="0" w:firstRowLastColumn="0" w:lastRowFirstColumn="0" w:lastRowLastColumn="0"/>
+            <w:tcW w:w="3539" w:type="dxa"/>
+          </w:tcPr>
+          <w:p>
+            <w:r>
+              <w:t>Descripción</w:t>
+            </w:r>
+          </w:p>
+        </w:tc>
+        <w:tc>
+          <w:tcPr>
+            <w:tcW w:w="5289" w:type="dxa"/>
+          </w:tcPr>
+          <w:p>
+            <w:pPr>
+              <w:jc w:val="both"/>
+              <w:cnfStyle w:val="000000100000" w:firstRow="0" w:lastRow="0" w:firstColumn="0" w:lastColumn="0" w:oddVBand="0" w:evenVBand="0" w:oddHBand="1" w:evenHBand="0" w:firstRowFirstColumn="0" w:firstRowLastColumn="0" w:lastRowFirstColumn="0" w:lastRowLastColumn="0"/>
+            </w:pPr>
+            <w:r>
+              <w:t>El sistema debe calcular automáticamente la ganancia generada en cada venta teniendo en cuenta el costo del producto y el precio de venta</w:t>
+            </w:r>
+          </w:p>
+        </w:tc>
+      </w:tr>
+      <w:tr>
+        <w:tc>
+          <w:tcPr>
+            <w:cnfStyle w:val="001000000000" w:firstRow="0" w:lastRow="0" w:firstColumn="1" w:lastColumn="0" w:oddVBand="0" w:evenVBand="0" w:oddHBand="0" w:evenHBand="0" w:firstRowFirstColumn="0" w:firstRowLastColumn="0" w:lastRowFirstColumn="0" w:lastRowLastColumn="0"/>
+            <w:tcW w:w="3539" w:type="dxa"/>
+          </w:tcPr>
+          <w:p>
+            <w:r>
+              <w:t>Entrada</w:t>
+            </w:r>
+          </w:p>
+        </w:tc>
+        <w:tc>
+          <w:tcPr>
+            <w:tcW w:w="5289" w:type="dxa"/>
+          </w:tcPr>
+          <w:p>
+            <w:pPr>
+              <w:jc w:val="both"/>
+              <w:cnfStyle w:val="000000000000" w:firstRow="0" w:lastRow="0" w:firstColumn="0" w:lastColumn="0" w:oddVBand="0" w:evenVBand="0" w:oddHBand="0" w:evenHBand="0" w:firstRowFirstColumn="0" w:firstRowLastColumn="0" w:lastRowFirstColumn="0" w:lastRowLastColumn="0"/>
+            </w:pPr>
+            <w:r>
+              <w:t>Precio de venta</w:t>
+            </w:r>
+          </w:p>
+          <w:p>
+            <w:pPr>
+              <w:jc w:val="both"/>
+              <w:cnfStyle w:val="000000000000" w:firstRow="0" w:lastRow="0" w:firstColumn="0" w:lastColumn="0" w:oddVBand="0" w:evenVBand="0" w:oddHBand="0" w:evenHBand="0" w:firstRowFirstColumn="0" w:firstRowLastColumn="0" w:lastRowFirstColumn="0" w:lastRowLastColumn="0"/>
+            </w:pPr>
+            <w:r>
+              <w:t>Costo del producto</w:t>
+            </w:r>
+          </w:p>
+          <w:p>
+            <w:pPr>
+              <w:jc w:val="both"/>
+              <w:cnfStyle w:val="000000000000" w:firstRow="0" w:lastRow="0" w:firstColumn="0" w:lastColumn="0" w:oddVBand="0" w:evenVBand="0" w:oddHBand="0" w:evenHBand="0" w:firstRowFirstColumn="0" w:firstRowLastColumn="0" w:lastRowFirstColumn="0" w:lastRowLastColumn="0"/>
+            </w:pPr>
+            <w:r>
+              <w:t>Cantidad vendida</w:t>
+            </w:r>
+          </w:p>
+        </w:tc>
+      </w:tr>
+      <w:tr>
+        <w:trPr>
+          <w:cnfStyle w:val="000000100000" w:firstRow="0" w:lastRow="0" w:firstColumn="0" w:lastColumn="0" w:oddVBand="0" w:evenVBand="0" w:oddHBand="1" w:evenHBand="0" w:firstRowFirstColumn="0" w:firstRowLastColumn="0" w:lastRowFirstColumn="0" w:lastRowLastColumn="0"/>
+        </w:trPr>
+        <w:tc>
+          <w:tcPr>
+            <w:cnfStyle w:val="001000000000" w:firstRow="0" w:lastRow="0" w:firstColumn="1" w:lastColumn="0" w:oddVBand="0" w:evenVBand="0" w:oddHBand="0" w:evenHBand="0" w:firstRowFirstColumn="0" w:firstRowLastColumn="0" w:lastRowFirstColumn="0" w:lastRowLastColumn="0"/>
+            <w:tcW w:w="3539" w:type="dxa"/>
+          </w:tcPr>
+          <w:p>
+            <w:r>
+              <w:t>Salida</w:t>
+            </w:r>
+          </w:p>
+        </w:tc>
+        <w:tc>
+          <w:tcPr>
+            <w:tcW w:w="5289" w:type="dxa"/>
+          </w:tcPr>
+          <w:p>
+            <w:pPr>
+              <w:jc w:val="both"/>
+              <w:cnfStyle w:val="000000100000" w:firstRow="0" w:lastRow="0" w:firstColumn="0" w:lastColumn="0" w:oddVBand="0" w:evenVBand="0" w:oddHBand="1" w:evenHBand="0" w:firstRowFirstColumn="0" w:firstRowLastColumn="0" w:lastRowFirstColumn="0" w:lastRowLastColumn="0"/>
+            </w:pPr>
+            <w:r>
+              <w:t>Ganancia generada por la venta</w:t>
+            </w:r>
+          </w:p>
+        </w:tc>
+      </w:tr>
+      <w:tr>
+        <w:tc>
+          <w:tcPr>
+            <w:cnfStyle w:val="001000000000" w:firstRow="0" w:lastRow="0" w:firstColumn="1" w:lastColumn="0" w:oddVBand="0" w:evenVBand="0" w:oddHBand="0" w:evenHBand="0" w:firstRowFirstColumn="0" w:firstRowLastColumn="0" w:lastRowFirstColumn="0" w:lastRowLastColumn="0"/>
+            <w:tcW w:w="3539" w:type="dxa"/>
+          </w:tcPr>
+          <w:p>
+            <w:r>
+              <w:t>Prioridad</w:t>
+            </w:r>
+          </w:p>
+        </w:tc>
+        <w:tc>
+          <w:tcPr>
+            <w:tcW w:w="5289" w:type="dxa"/>
+          </w:tcPr>
+          <w:p>
+            <w:pPr>
+              <w:jc w:val="both"/>
+              <w:cnfStyle w:val="000000000000" w:firstRow="0" w:lastRow="0" w:firstColumn="0" w:lastColumn="0" w:oddVBand="0" w:evenVBand="0" w:oddHBand="0" w:evenHBand="0" w:firstRowFirstColumn="0" w:firstRowLastColumn="0" w:lastRowFirstColumn="0" w:lastRowLastColumn="0"/>
+            </w:pPr>
+            <w:r>
+              <w:t xml:space="preserve">Alta </w:t>
+            </w:r>
+          </w:p>
+        </w:tc>
+      </w:tr>
+    </w:tbl>
+    <w:p>
+      <w:pPr>
+        <w:jc w:val="center"/>
+        <w:rPr>
           <w:b/>
           <w:bCs/>
-          <w:kern w:val="0"/>
-          <w14:ligatures w14:val="none"/>
-        </w:rPr>
-        <w:t>RF10</w:t>
-      </w:r>
-      <w:r>
-        <w:rPr>
-          <w:rFonts w:ascii="Times New Roman" w:eastAsia="Times New Roman" w:hAnsi="Times New Roman" w:cs="Times New Roman"/>
-          <w:kern w:val="0"/>
-          <w14:ligatures w14:val="none"/>
-        </w:rPr>
-        <w:br/>
-        <w:t>El sistema debe descontar automáticamente del inventario los productos vendidos.</w:t>
-      </w:r>
-    </w:p>
-    <w:p>
-      <w:pPr>
-        <w:pStyle w:val="ListParagraph"/>
-        <w:numPr>
-          <w:ilvl w:val="0"/>
-          <w:numId w:val="17"/>
-        </w:numPr>
-        <w:spacing w:before="100" w:beforeAutospacing="1" w:after="100" w:afterAutospacing="1" w:line="240" w:lineRule="auto"/>
-        <w:rPr>
-          <w:rFonts w:ascii="Times New Roman" w:eastAsia="Times New Roman" w:hAnsi="Times New Roman" w:cs="Times New Roman"/>
-          <w:kern w:val="0"/>
-          <w14:ligatures w14:val="none"/>
-        </w:rPr>
-      </w:pPr>
-      <w:r>
-        <w:rPr>
-          <w:rFonts w:ascii="Times New Roman" w:eastAsia="Times New Roman" w:hAnsi="Times New Roman" w:cs="Times New Roman"/>
+        </w:rPr>
+      </w:pPr>
+    </w:p>
+    <w:tbl>
+      <w:tblPr>
+        <w:tblStyle w:val="Tablanormal1"/>
+        <w:tblW w:w="0" w:type="auto"/>
+        <w:tblLook w:val="04A0" w:firstRow="1" w:lastRow="0" w:firstColumn="1" w:lastColumn="0" w:noHBand="0" w:noVBand="1"/>
+      </w:tblPr>
+      <w:tblGrid>
+        <w:gridCol w:w="3539"/>
+        <w:gridCol w:w="5289"/>
+      </w:tblGrid>
+      <w:tr>
+        <w:trPr>
+          <w:cnfStyle w:val="100000000000" w:firstRow="1" w:lastRow="0" w:firstColumn="0" w:lastColumn="0" w:oddVBand="0" w:evenVBand="0" w:oddHBand="0" w:evenHBand="0" w:firstRowFirstColumn="0" w:firstRowLastColumn="0" w:lastRowFirstColumn="0" w:lastRowLastColumn="0"/>
+        </w:trPr>
+        <w:tc>
+          <w:tcPr>
+            <w:cnfStyle w:val="001000000000" w:firstRow="0" w:lastRow="0" w:firstColumn="1" w:lastColumn="0" w:oddVBand="0" w:evenVBand="0" w:oddHBand="0" w:evenHBand="0" w:firstRowFirstColumn="0" w:firstRowLastColumn="0" w:lastRowFirstColumn="0" w:lastRowLastColumn="0"/>
+            <w:tcW w:w="3539" w:type="dxa"/>
+          </w:tcPr>
+          <w:p>
+            <w:pPr>
+              <w:jc w:val="center"/>
+              <w:rPr>
+                <w:rFonts w:ascii="Arial" w:hAnsi="Arial" w:cs="Arial"/>
+                <w:sz w:val="24"/>
+                <w:szCs w:val="24"/>
+              </w:rPr>
+            </w:pPr>
+            <w:r>
+              <w:rPr>
+                <w:rFonts w:ascii="Arial" w:hAnsi="Arial" w:cs="Arial"/>
+                <w:sz w:val="24"/>
+                <w:szCs w:val="24"/>
+              </w:rPr>
+              <w:t>Código del Requisito</w:t>
+            </w:r>
+          </w:p>
+        </w:tc>
+        <w:tc>
+          <w:tcPr>
+            <w:tcW w:w="5289" w:type="dxa"/>
+          </w:tcPr>
+          <w:p>
+            <w:pPr>
+              <w:jc w:val="center"/>
+              <w:cnfStyle w:val="100000000000" w:firstRow="1" w:lastRow="0" w:firstColumn="0" w:lastColumn="0" w:oddVBand="0" w:evenVBand="0" w:oddHBand="0" w:evenHBand="0" w:firstRowFirstColumn="0" w:firstRowLastColumn="0" w:lastRowFirstColumn="0" w:lastRowLastColumn="0"/>
+              <w:rPr>
+                <w:rFonts w:ascii="Arial" w:hAnsi="Arial" w:cs="Arial"/>
+                <w:sz w:val="24"/>
+                <w:szCs w:val="24"/>
+              </w:rPr>
+            </w:pPr>
+            <w:r>
+              <w:rPr>
+                <w:rFonts w:ascii="Arial" w:hAnsi="Arial" w:cs="Arial"/>
+                <w:sz w:val="24"/>
+                <w:szCs w:val="24"/>
+              </w:rPr>
+              <w:t>RF0</w:t>
+            </w:r>
+            <w:r>
+              <w:rPr>
+                <w:rFonts w:ascii="Arial" w:hAnsi="Arial" w:cs="Arial"/>
+                <w:sz w:val="24"/>
+                <w:szCs w:val="24"/>
+              </w:rPr>
+              <w:t>9</w:t>
+            </w:r>
+          </w:p>
+        </w:tc>
+      </w:tr>
+      <w:tr>
+        <w:trPr>
+          <w:cnfStyle w:val="000000100000" w:firstRow="0" w:lastRow="0" w:firstColumn="0" w:lastColumn="0" w:oddVBand="0" w:evenVBand="0" w:oddHBand="1" w:evenHBand="0" w:firstRowFirstColumn="0" w:firstRowLastColumn="0" w:lastRowFirstColumn="0" w:lastRowLastColumn="0"/>
+        </w:trPr>
+        <w:tc>
+          <w:tcPr>
+            <w:cnfStyle w:val="001000000000" w:firstRow="0" w:lastRow="0" w:firstColumn="1" w:lastColumn="0" w:oddVBand="0" w:evenVBand="0" w:oddHBand="0" w:evenHBand="0" w:firstRowFirstColumn="0" w:firstRowLastColumn="0" w:lastRowFirstColumn="0" w:lastRowLastColumn="0"/>
+            <w:tcW w:w="3539" w:type="dxa"/>
+          </w:tcPr>
+          <w:p>
+            <w:r>
+              <w:t>Nombre</w:t>
+            </w:r>
+          </w:p>
+        </w:tc>
+        <w:tc>
+          <w:tcPr>
+            <w:tcW w:w="5289" w:type="dxa"/>
+          </w:tcPr>
+          <w:p>
+            <w:pPr>
+              <w:cnfStyle w:val="000000100000" w:firstRow="0" w:lastRow="0" w:firstColumn="0" w:lastColumn="0" w:oddVBand="0" w:evenVBand="0" w:oddHBand="1" w:evenHBand="0" w:firstRowFirstColumn="0" w:firstRowLastColumn="0" w:lastRowFirstColumn="0" w:lastRowLastColumn="0"/>
+              <w:rPr>
+                <w:b/>
+                <w:bCs/>
+              </w:rPr>
+            </w:pPr>
+            <w:r>
+              <w:rPr>
+                <w:b/>
+                <w:bCs/>
+              </w:rPr>
+              <w:t>Registro de método de pago</w:t>
+            </w:r>
+          </w:p>
+        </w:tc>
+      </w:tr>
+      <w:tr>
+        <w:tc>
+          <w:tcPr>
+            <w:cnfStyle w:val="001000000000" w:firstRow="0" w:lastRow="0" w:firstColumn="1" w:lastColumn="0" w:oddVBand="0" w:evenVBand="0" w:oddHBand="0" w:evenHBand="0" w:firstRowFirstColumn="0" w:firstRowLastColumn="0" w:lastRowFirstColumn="0" w:lastRowLastColumn="0"/>
+            <w:tcW w:w="3539" w:type="dxa"/>
+          </w:tcPr>
+          <w:p>
+            <w:r>
+              <w:t>Propósito</w:t>
+            </w:r>
+          </w:p>
+        </w:tc>
+        <w:tc>
+          <w:tcPr>
+            <w:tcW w:w="5289" w:type="dxa"/>
+          </w:tcPr>
+          <w:p>
+            <w:pPr>
+              <w:jc w:val="both"/>
+              <w:cnfStyle w:val="000000000000" w:firstRow="0" w:lastRow="0" w:firstColumn="0" w:lastColumn="0" w:oddVBand="0" w:evenVBand="0" w:oddHBand="0" w:evenHBand="0" w:firstRowFirstColumn="0" w:firstRowLastColumn="0" w:lastRowFirstColumn="0" w:lastRowLastColumn="0"/>
+            </w:pPr>
+            <w:r>
+              <w:t>Permitir registrar como fue realizada cada venta</w:t>
+            </w:r>
+          </w:p>
+        </w:tc>
+      </w:tr>
+      <w:tr>
+        <w:trPr>
+          <w:cnfStyle w:val="000000100000" w:firstRow="0" w:lastRow="0" w:firstColumn="0" w:lastColumn="0" w:oddVBand="0" w:evenVBand="0" w:oddHBand="1" w:evenHBand="0" w:firstRowFirstColumn="0" w:firstRowLastColumn="0" w:lastRowFirstColumn="0" w:lastRowLastColumn="0"/>
+        </w:trPr>
+        <w:tc>
+          <w:tcPr>
+            <w:cnfStyle w:val="001000000000" w:firstRow="0" w:lastRow="0" w:firstColumn="1" w:lastColumn="0" w:oddVBand="0" w:evenVBand="0" w:oddHBand="0" w:evenHBand="0" w:firstRowFirstColumn="0" w:firstRowLastColumn="0" w:lastRowFirstColumn="0" w:lastRowLastColumn="0"/>
+            <w:tcW w:w="3539" w:type="dxa"/>
+          </w:tcPr>
+          <w:p>
+            <w:r>
+              <w:t>Descripción</w:t>
+            </w:r>
+          </w:p>
+        </w:tc>
+        <w:tc>
+          <w:tcPr>
+            <w:tcW w:w="5289" w:type="dxa"/>
+          </w:tcPr>
+          <w:p>
+            <w:pPr>
+              <w:jc w:val="both"/>
+              <w:cnfStyle w:val="000000100000" w:firstRow="0" w:lastRow="0" w:firstColumn="0" w:lastColumn="0" w:oddVBand="0" w:evenVBand="0" w:oddHBand="1" w:evenHBand="0" w:firstRowFirstColumn="0" w:firstRowLastColumn="0" w:lastRowFirstColumn="0" w:lastRowLastColumn="0"/>
+            </w:pPr>
+            <w:r>
+              <w:t>El sistema debe permitir registrar el método de pago utilizado en cada venta</w:t>
+            </w:r>
+          </w:p>
+        </w:tc>
+      </w:tr>
+      <w:tr>
+        <w:tc>
+          <w:tcPr>
+            <w:cnfStyle w:val="001000000000" w:firstRow="0" w:lastRow="0" w:firstColumn="1" w:lastColumn="0" w:oddVBand="0" w:evenVBand="0" w:oddHBand="0" w:evenHBand="0" w:firstRowFirstColumn="0" w:firstRowLastColumn="0" w:lastRowFirstColumn="0" w:lastRowLastColumn="0"/>
+            <w:tcW w:w="3539" w:type="dxa"/>
+          </w:tcPr>
+          <w:p>
+            <w:r>
+              <w:t>Entrada</w:t>
+            </w:r>
+          </w:p>
+        </w:tc>
+        <w:tc>
+          <w:tcPr>
+            <w:tcW w:w="5289" w:type="dxa"/>
+          </w:tcPr>
+          <w:p>
+            <w:pPr>
+              <w:jc w:val="both"/>
+              <w:cnfStyle w:val="000000000000" w:firstRow="0" w:lastRow="0" w:firstColumn="0" w:lastColumn="0" w:oddVBand="0" w:evenVBand="0" w:oddHBand="0" w:evenHBand="0" w:firstRowFirstColumn="0" w:firstRowLastColumn="0" w:lastRowFirstColumn="0" w:lastRowLastColumn="0"/>
+            </w:pPr>
+            <w:r>
+              <w:t>Método de pago seleccionado: efectivo, transferencia, tarjeta, otro.</w:t>
+            </w:r>
+          </w:p>
+        </w:tc>
+      </w:tr>
+      <w:tr>
+        <w:trPr>
+          <w:cnfStyle w:val="000000100000" w:firstRow="0" w:lastRow="0" w:firstColumn="0" w:lastColumn="0" w:oddVBand="0" w:evenVBand="0" w:oddHBand="1" w:evenHBand="0" w:firstRowFirstColumn="0" w:firstRowLastColumn="0" w:lastRowFirstColumn="0" w:lastRowLastColumn="0"/>
+        </w:trPr>
+        <w:tc>
+          <w:tcPr>
+            <w:cnfStyle w:val="001000000000" w:firstRow="0" w:lastRow="0" w:firstColumn="1" w:lastColumn="0" w:oddVBand="0" w:evenVBand="0" w:oddHBand="0" w:evenHBand="0" w:firstRowFirstColumn="0" w:firstRowLastColumn="0" w:lastRowFirstColumn="0" w:lastRowLastColumn="0"/>
+            <w:tcW w:w="3539" w:type="dxa"/>
+          </w:tcPr>
+          <w:p>
+            <w:r>
+              <w:t>Salida</w:t>
+            </w:r>
+          </w:p>
+        </w:tc>
+        <w:tc>
+          <w:tcPr>
+            <w:tcW w:w="5289" w:type="dxa"/>
+          </w:tcPr>
+          <w:p>
+            <w:pPr>
+              <w:jc w:val="both"/>
+              <w:cnfStyle w:val="000000100000" w:firstRow="0" w:lastRow="0" w:firstColumn="0" w:lastColumn="0" w:oddVBand="0" w:evenVBand="0" w:oddHBand="1" w:evenHBand="0" w:firstRowFirstColumn="0" w:firstRowLastColumn="0" w:lastRowFirstColumn="0" w:lastRowLastColumn="0"/>
+            </w:pPr>
+            <w:r>
+              <w:t>Método de pago almacenado en el registro de la venta</w:t>
+            </w:r>
+          </w:p>
+        </w:tc>
+      </w:tr>
+      <w:tr>
+        <w:tc>
+          <w:tcPr>
+            <w:cnfStyle w:val="001000000000" w:firstRow="0" w:lastRow="0" w:firstColumn="1" w:lastColumn="0" w:oddVBand="0" w:evenVBand="0" w:oddHBand="0" w:evenHBand="0" w:firstRowFirstColumn="0" w:firstRowLastColumn="0" w:lastRowFirstColumn="0" w:lastRowLastColumn="0"/>
+            <w:tcW w:w="3539" w:type="dxa"/>
+          </w:tcPr>
+          <w:p>
+            <w:r>
+              <w:t>Prioridad</w:t>
+            </w:r>
+          </w:p>
+        </w:tc>
+        <w:tc>
+          <w:tcPr>
+            <w:tcW w:w="5289" w:type="dxa"/>
+          </w:tcPr>
+          <w:p>
+            <w:pPr>
+              <w:jc w:val="both"/>
+              <w:cnfStyle w:val="000000000000" w:firstRow="0" w:lastRow="0" w:firstColumn="0" w:lastColumn="0" w:oddVBand="0" w:evenVBand="0" w:oddHBand="0" w:evenHBand="0" w:firstRowFirstColumn="0" w:firstRowLastColumn="0" w:lastRowFirstColumn="0" w:lastRowLastColumn="0"/>
+            </w:pPr>
+            <w:r>
+              <w:t xml:space="preserve">Media </w:t>
+            </w:r>
+          </w:p>
+        </w:tc>
+      </w:tr>
+    </w:tbl>
+    <w:p>
+      <w:pPr>
+        <w:jc w:val="center"/>
+        <w:rPr>
           <w:b/>
           <w:bCs/>
-          <w:kern w:val="0"/>
-          <w14:ligatures w14:val="none"/>
-        </w:rPr>
-        <w:t>RF11</w:t>
-      </w:r>
-      <w:r>
-        <w:rPr>
-          <w:rFonts w:ascii="Times New Roman" w:eastAsia="Times New Roman" w:hAnsi="Times New Roman" w:cs="Times New Roman"/>
-          <w:kern w:val="0"/>
-          <w14:ligatures w14:val="none"/>
-        </w:rPr>
-        <w:br/>
-        <w:t>El sistema debe permitir registrar gastos del negocio.</w:t>
-      </w:r>
-    </w:p>
-    <w:p>
-      <w:pPr>
-        <w:pStyle w:val="ListParagraph"/>
-        <w:numPr>
-          <w:ilvl w:val="0"/>
-          <w:numId w:val="17"/>
-        </w:numPr>
-        <w:spacing w:before="100" w:beforeAutospacing="1" w:after="100" w:afterAutospacing="1" w:line="240" w:lineRule="auto"/>
-        <w:rPr>
-          <w:rFonts w:ascii="Times New Roman" w:eastAsia="Times New Roman" w:hAnsi="Times New Roman" w:cs="Times New Roman"/>
-          <w:kern w:val="0"/>
-          <w14:ligatures w14:val="none"/>
-        </w:rPr>
-      </w:pPr>
-      <w:r>
-        <w:rPr>
-          <w:rFonts w:ascii="Times New Roman" w:eastAsia="Times New Roman" w:hAnsi="Times New Roman" w:cs="Times New Roman"/>
+        </w:rPr>
+      </w:pPr>
+    </w:p>
+    <w:tbl>
+      <w:tblPr>
+        <w:tblStyle w:val="Tablanormal1"/>
+        <w:tblW w:w="0" w:type="auto"/>
+        <w:tblLook w:val="04A0" w:firstRow="1" w:lastRow="0" w:firstColumn="1" w:lastColumn="0" w:noHBand="0" w:noVBand="1"/>
+      </w:tblPr>
+      <w:tblGrid>
+        <w:gridCol w:w="3539"/>
+        <w:gridCol w:w="5289"/>
+      </w:tblGrid>
+      <w:tr>
+        <w:trPr>
+          <w:cnfStyle w:val="100000000000" w:firstRow="1" w:lastRow="0" w:firstColumn="0" w:lastColumn="0" w:oddVBand="0" w:evenVBand="0" w:oddHBand="0" w:evenHBand="0" w:firstRowFirstColumn="0" w:firstRowLastColumn="0" w:lastRowFirstColumn="0" w:lastRowLastColumn="0"/>
+        </w:trPr>
+        <w:tc>
+          <w:tcPr>
+            <w:cnfStyle w:val="001000000000" w:firstRow="0" w:lastRow="0" w:firstColumn="1" w:lastColumn="0" w:oddVBand="0" w:evenVBand="0" w:oddHBand="0" w:evenHBand="0" w:firstRowFirstColumn="0" w:firstRowLastColumn="0" w:lastRowFirstColumn="0" w:lastRowLastColumn="0"/>
+            <w:tcW w:w="3539" w:type="dxa"/>
+          </w:tcPr>
+          <w:p>
+            <w:pPr>
+              <w:jc w:val="center"/>
+              <w:rPr>
+                <w:rFonts w:ascii="Arial" w:hAnsi="Arial" w:cs="Arial"/>
+                <w:sz w:val="24"/>
+                <w:szCs w:val="24"/>
+              </w:rPr>
+            </w:pPr>
+            <w:r>
+              <w:rPr>
+                <w:rFonts w:ascii="Arial" w:hAnsi="Arial" w:cs="Arial"/>
+                <w:sz w:val="24"/>
+                <w:szCs w:val="24"/>
+              </w:rPr>
+              <w:t>Código del Requisito</w:t>
+            </w:r>
+          </w:p>
+        </w:tc>
+        <w:tc>
+          <w:tcPr>
+            <w:tcW w:w="5289" w:type="dxa"/>
+          </w:tcPr>
+          <w:p>
+            <w:pPr>
+              <w:jc w:val="center"/>
+              <w:cnfStyle w:val="100000000000" w:firstRow="1" w:lastRow="0" w:firstColumn="0" w:lastColumn="0" w:oddVBand="0" w:evenVBand="0" w:oddHBand="0" w:evenHBand="0" w:firstRowFirstColumn="0" w:firstRowLastColumn="0" w:lastRowFirstColumn="0" w:lastRowLastColumn="0"/>
+              <w:rPr>
+                <w:rFonts w:ascii="Arial" w:hAnsi="Arial" w:cs="Arial"/>
+                <w:sz w:val="24"/>
+                <w:szCs w:val="24"/>
+              </w:rPr>
+            </w:pPr>
+            <w:r>
+              <w:rPr>
+                <w:rFonts w:ascii="Arial" w:hAnsi="Arial" w:cs="Arial"/>
+                <w:sz w:val="24"/>
+                <w:szCs w:val="24"/>
+              </w:rPr>
+              <w:t>RF</w:t>
+            </w:r>
+            <w:r>
+              <w:rPr>
+                <w:rFonts w:ascii="Arial" w:hAnsi="Arial" w:cs="Arial"/>
+                <w:sz w:val="24"/>
+                <w:szCs w:val="24"/>
+              </w:rPr>
+              <w:t>10</w:t>
+            </w:r>
+          </w:p>
+        </w:tc>
+      </w:tr>
+      <w:tr>
+        <w:trPr>
+          <w:cnfStyle w:val="000000100000" w:firstRow="0" w:lastRow="0" w:firstColumn="0" w:lastColumn="0" w:oddVBand="0" w:evenVBand="0" w:oddHBand="1" w:evenHBand="0" w:firstRowFirstColumn="0" w:firstRowLastColumn="0" w:lastRowFirstColumn="0" w:lastRowLastColumn="0"/>
+        </w:trPr>
+        <w:tc>
+          <w:tcPr>
+            <w:cnfStyle w:val="001000000000" w:firstRow="0" w:lastRow="0" w:firstColumn="1" w:lastColumn="0" w:oddVBand="0" w:evenVBand="0" w:oddHBand="0" w:evenHBand="0" w:firstRowFirstColumn="0" w:firstRowLastColumn="0" w:lastRowFirstColumn="0" w:lastRowLastColumn="0"/>
+            <w:tcW w:w="3539" w:type="dxa"/>
+          </w:tcPr>
+          <w:p>
+            <w:r>
+              <w:t>Nombre</w:t>
+            </w:r>
+          </w:p>
+        </w:tc>
+        <w:tc>
+          <w:tcPr>
+            <w:tcW w:w="5289" w:type="dxa"/>
+          </w:tcPr>
+          <w:p>
+            <w:pPr>
+              <w:cnfStyle w:val="000000100000" w:firstRow="0" w:lastRow="0" w:firstColumn="0" w:lastColumn="0" w:oddVBand="0" w:evenVBand="0" w:oddHBand="1" w:evenHBand="0" w:firstRowFirstColumn="0" w:firstRowLastColumn="0" w:lastRowFirstColumn="0" w:lastRowLastColumn="0"/>
+              <w:rPr>
+                <w:b/>
+                <w:bCs/>
+              </w:rPr>
+            </w:pPr>
+            <w:r>
+              <w:rPr>
+                <w:b/>
+                <w:bCs/>
+              </w:rPr>
+              <w:t>Actualización automática del inventario</w:t>
+            </w:r>
+          </w:p>
+        </w:tc>
+      </w:tr>
+      <w:tr>
+        <w:tc>
+          <w:tcPr>
+            <w:cnfStyle w:val="001000000000" w:firstRow="0" w:lastRow="0" w:firstColumn="1" w:lastColumn="0" w:oddVBand="0" w:evenVBand="0" w:oddHBand="0" w:evenHBand="0" w:firstRowFirstColumn="0" w:firstRowLastColumn="0" w:lastRowFirstColumn="0" w:lastRowLastColumn="0"/>
+            <w:tcW w:w="3539" w:type="dxa"/>
+          </w:tcPr>
+          <w:p>
+            <w:r>
+              <w:t>Propósito</w:t>
+            </w:r>
+          </w:p>
+        </w:tc>
+        <w:tc>
+          <w:tcPr>
+            <w:tcW w:w="5289" w:type="dxa"/>
+          </w:tcPr>
+          <w:p>
+            <w:pPr>
+              <w:jc w:val="both"/>
+              <w:cnfStyle w:val="000000000000" w:firstRow="0" w:lastRow="0" w:firstColumn="0" w:lastColumn="0" w:oddVBand="0" w:evenVBand="0" w:oddHBand="0" w:evenHBand="0" w:firstRowFirstColumn="0" w:firstRowLastColumn="0" w:lastRowFirstColumn="0" w:lastRowLastColumn="0"/>
+            </w:pPr>
+            <w:r>
+              <w:t>Mantener actualizado el inventario después de cada venta</w:t>
+            </w:r>
+          </w:p>
+        </w:tc>
+      </w:tr>
+      <w:tr>
+        <w:trPr>
+          <w:cnfStyle w:val="000000100000" w:firstRow="0" w:lastRow="0" w:firstColumn="0" w:lastColumn="0" w:oddVBand="0" w:evenVBand="0" w:oddHBand="1" w:evenHBand="0" w:firstRowFirstColumn="0" w:firstRowLastColumn="0" w:lastRowFirstColumn="0" w:lastRowLastColumn="0"/>
+        </w:trPr>
+        <w:tc>
+          <w:tcPr>
+            <w:cnfStyle w:val="001000000000" w:firstRow="0" w:lastRow="0" w:firstColumn="1" w:lastColumn="0" w:oddVBand="0" w:evenVBand="0" w:oddHBand="0" w:evenHBand="0" w:firstRowFirstColumn="0" w:firstRowLastColumn="0" w:lastRowFirstColumn="0" w:lastRowLastColumn="0"/>
+            <w:tcW w:w="3539" w:type="dxa"/>
+          </w:tcPr>
+          <w:p>
+            <w:r>
+              <w:t>Descripción</w:t>
+            </w:r>
+          </w:p>
+        </w:tc>
+        <w:tc>
+          <w:tcPr>
+            <w:tcW w:w="5289" w:type="dxa"/>
+          </w:tcPr>
+          <w:p>
+            <w:pPr>
+              <w:jc w:val="both"/>
+              <w:cnfStyle w:val="000000100000" w:firstRow="0" w:lastRow="0" w:firstColumn="0" w:lastColumn="0" w:oddVBand="0" w:evenVBand="0" w:oddHBand="1" w:evenHBand="0" w:firstRowFirstColumn="0" w:firstRowLastColumn="0" w:lastRowFirstColumn="0" w:lastRowLastColumn="0"/>
+            </w:pPr>
+            <w:r>
+              <w:t>El sistema debe descontar automáticamente del inventario la cantidad de productos vendidos</w:t>
+            </w:r>
+          </w:p>
+        </w:tc>
+      </w:tr>
+      <w:tr>
+        <w:tc>
+          <w:tcPr>
+            <w:cnfStyle w:val="001000000000" w:firstRow="0" w:lastRow="0" w:firstColumn="1" w:lastColumn="0" w:oddVBand="0" w:evenVBand="0" w:oddHBand="0" w:evenHBand="0" w:firstRowFirstColumn="0" w:firstRowLastColumn="0" w:lastRowFirstColumn="0" w:lastRowLastColumn="0"/>
+            <w:tcW w:w="3539" w:type="dxa"/>
+          </w:tcPr>
+          <w:p>
+            <w:r>
+              <w:t>Entrada</w:t>
+            </w:r>
+          </w:p>
+        </w:tc>
+        <w:tc>
+          <w:tcPr>
+            <w:tcW w:w="5289" w:type="dxa"/>
+          </w:tcPr>
+          <w:p>
+            <w:pPr>
+              <w:jc w:val="both"/>
+              <w:cnfStyle w:val="000000000000" w:firstRow="0" w:lastRow="0" w:firstColumn="0" w:lastColumn="0" w:oddVBand="0" w:evenVBand="0" w:oddHBand="0" w:evenHBand="0" w:firstRowFirstColumn="0" w:firstRowLastColumn="0" w:lastRowFirstColumn="0" w:lastRowLastColumn="0"/>
+            </w:pPr>
+            <w:r>
+              <w:t>Precio vendido</w:t>
+            </w:r>
+          </w:p>
+          <w:p>
+            <w:pPr>
+              <w:jc w:val="both"/>
+              <w:cnfStyle w:val="000000000000" w:firstRow="0" w:lastRow="0" w:firstColumn="0" w:lastColumn="0" w:oddVBand="0" w:evenVBand="0" w:oddHBand="0" w:evenHBand="0" w:firstRowFirstColumn="0" w:firstRowLastColumn="0" w:lastRowFirstColumn="0" w:lastRowLastColumn="0"/>
+            </w:pPr>
+            <w:r>
+              <w:t>Cantidad vendida</w:t>
+            </w:r>
+          </w:p>
+        </w:tc>
+      </w:tr>
+      <w:tr>
+        <w:trPr>
+          <w:cnfStyle w:val="000000100000" w:firstRow="0" w:lastRow="0" w:firstColumn="0" w:lastColumn="0" w:oddVBand="0" w:evenVBand="0" w:oddHBand="1" w:evenHBand="0" w:firstRowFirstColumn="0" w:firstRowLastColumn="0" w:lastRowFirstColumn="0" w:lastRowLastColumn="0"/>
+        </w:trPr>
+        <w:tc>
+          <w:tcPr>
+            <w:cnfStyle w:val="001000000000" w:firstRow="0" w:lastRow="0" w:firstColumn="1" w:lastColumn="0" w:oddVBand="0" w:evenVBand="0" w:oddHBand="0" w:evenHBand="0" w:firstRowFirstColumn="0" w:firstRowLastColumn="0" w:lastRowFirstColumn="0" w:lastRowLastColumn="0"/>
+            <w:tcW w:w="3539" w:type="dxa"/>
+          </w:tcPr>
+          <w:p>
+            <w:r>
+              <w:t>Salida</w:t>
+            </w:r>
+          </w:p>
+        </w:tc>
+        <w:tc>
+          <w:tcPr>
+            <w:tcW w:w="5289" w:type="dxa"/>
+          </w:tcPr>
+          <w:p>
+            <w:pPr>
+              <w:jc w:val="both"/>
+              <w:cnfStyle w:val="000000100000" w:firstRow="0" w:lastRow="0" w:firstColumn="0" w:lastColumn="0" w:oddVBand="0" w:evenVBand="0" w:oddHBand="1" w:evenHBand="0" w:firstRowFirstColumn="0" w:firstRowLastColumn="0" w:lastRowFirstColumn="0" w:lastRowLastColumn="0"/>
+            </w:pPr>
+            <w:r>
+              <w:t>Inventario actualizado con la nueva cantidad disponible</w:t>
+            </w:r>
+          </w:p>
+        </w:tc>
+      </w:tr>
+      <w:tr>
+        <w:tc>
+          <w:tcPr>
+            <w:cnfStyle w:val="001000000000" w:firstRow="0" w:lastRow="0" w:firstColumn="1" w:lastColumn="0" w:oddVBand="0" w:evenVBand="0" w:oddHBand="0" w:evenHBand="0" w:firstRowFirstColumn="0" w:firstRowLastColumn="0" w:lastRowFirstColumn="0" w:lastRowLastColumn="0"/>
+            <w:tcW w:w="3539" w:type="dxa"/>
+          </w:tcPr>
+          <w:p>
+            <w:r>
+              <w:t>Prioridad</w:t>
+            </w:r>
+          </w:p>
+        </w:tc>
+        <w:tc>
+          <w:tcPr>
+            <w:tcW w:w="5289" w:type="dxa"/>
+          </w:tcPr>
+          <w:p>
+            <w:pPr>
+              <w:jc w:val="both"/>
+              <w:cnfStyle w:val="000000000000" w:firstRow="0" w:lastRow="0" w:firstColumn="0" w:lastColumn="0" w:oddVBand="0" w:evenVBand="0" w:oddHBand="0" w:evenHBand="0" w:firstRowFirstColumn="0" w:firstRowLastColumn="0" w:lastRowFirstColumn="0" w:lastRowLastColumn="0"/>
+            </w:pPr>
+            <w:r>
+              <w:t xml:space="preserve">Alta </w:t>
+            </w:r>
+          </w:p>
+        </w:tc>
+      </w:tr>
+    </w:tbl>
+    <w:p>
+      <w:pPr>
+        <w:jc w:val="center"/>
+        <w:rPr>
           <w:b/>
           <w:bCs/>
-          <w:kern w:val="0"/>
-          <w14:ligatures w14:val="none"/>
-        </w:rPr>
-        <w:t>RF12</w:t>
-      </w:r>
-      <w:r>
-        <w:rPr>
-          <w:rFonts w:ascii="Times New Roman" w:eastAsia="Times New Roman" w:hAnsi="Times New Roman" w:cs="Times New Roman"/>
-          <w:kern w:val="0"/>
-          <w14:ligatures w14:val="none"/>
-        </w:rPr>
-        <w:br/>
-        <w:t>El sistema debe permitir registrar categorías de gasto.</w:t>
-      </w:r>
-    </w:p>
-    <w:p>
-      <w:pPr>
-        <w:pStyle w:val="ListParagraph"/>
-        <w:numPr>
-          <w:ilvl w:val="0"/>
-          <w:numId w:val="17"/>
-        </w:numPr>
-        <w:spacing w:before="100" w:beforeAutospacing="1" w:after="100" w:afterAutospacing="1" w:line="240" w:lineRule="auto"/>
-        <w:rPr>
-          <w:rFonts w:ascii="Times New Roman" w:eastAsia="Times New Roman" w:hAnsi="Times New Roman" w:cs="Times New Roman"/>
-          <w:kern w:val="0"/>
-          <w14:ligatures w14:val="none"/>
-        </w:rPr>
-      </w:pPr>
-      <w:r>
-        <w:rPr>
-          <w:rFonts w:ascii="Times New Roman" w:eastAsia="Times New Roman" w:hAnsi="Times New Roman" w:cs="Times New Roman"/>
+        </w:rPr>
+      </w:pPr>
+    </w:p>
+    <w:tbl>
+      <w:tblPr>
+        <w:tblStyle w:val="Tablanormal1"/>
+        <w:tblW w:w="0" w:type="auto"/>
+        <w:tblLook w:val="04A0" w:firstRow="1" w:lastRow="0" w:firstColumn="1" w:lastColumn="0" w:noHBand="0" w:noVBand="1"/>
+      </w:tblPr>
+      <w:tblGrid>
+        <w:gridCol w:w="3539"/>
+        <w:gridCol w:w="5289"/>
+      </w:tblGrid>
+      <w:tr>
+        <w:trPr>
+          <w:cnfStyle w:val="100000000000" w:firstRow="1" w:lastRow="0" w:firstColumn="0" w:lastColumn="0" w:oddVBand="0" w:evenVBand="0" w:oddHBand="0" w:evenHBand="0" w:firstRowFirstColumn="0" w:firstRowLastColumn="0" w:lastRowFirstColumn="0" w:lastRowLastColumn="0"/>
+        </w:trPr>
+        <w:tc>
+          <w:tcPr>
+            <w:cnfStyle w:val="001000000000" w:firstRow="0" w:lastRow="0" w:firstColumn="1" w:lastColumn="0" w:oddVBand="0" w:evenVBand="0" w:oddHBand="0" w:evenHBand="0" w:firstRowFirstColumn="0" w:firstRowLastColumn="0" w:lastRowFirstColumn="0" w:lastRowLastColumn="0"/>
+            <w:tcW w:w="3539" w:type="dxa"/>
+          </w:tcPr>
+          <w:p>
+            <w:pPr>
+              <w:jc w:val="center"/>
+              <w:rPr>
+                <w:rFonts w:ascii="Arial" w:hAnsi="Arial" w:cs="Arial"/>
+                <w:sz w:val="24"/>
+                <w:szCs w:val="24"/>
+              </w:rPr>
+            </w:pPr>
+            <w:r>
+              <w:rPr>
+                <w:rFonts w:ascii="Arial" w:hAnsi="Arial" w:cs="Arial"/>
+                <w:sz w:val="24"/>
+                <w:szCs w:val="24"/>
+              </w:rPr>
+              <w:t>Código del Requisito</w:t>
+            </w:r>
+          </w:p>
+        </w:tc>
+        <w:tc>
+          <w:tcPr>
+            <w:tcW w:w="5289" w:type="dxa"/>
+          </w:tcPr>
+          <w:p>
+            <w:pPr>
+              <w:jc w:val="center"/>
+              <w:cnfStyle w:val="100000000000" w:firstRow="1" w:lastRow="0" w:firstColumn="0" w:lastColumn="0" w:oddVBand="0" w:evenVBand="0" w:oddHBand="0" w:evenHBand="0" w:firstRowFirstColumn="0" w:firstRowLastColumn="0" w:lastRowFirstColumn="0" w:lastRowLastColumn="0"/>
+              <w:rPr>
+                <w:rFonts w:ascii="Arial" w:hAnsi="Arial" w:cs="Arial"/>
+                <w:sz w:val="24"/>
+                <w:szCs w:val="24"/>
+              </w:rPr>
+            </w:pPr>
+            <w:r>
+              <w:rPr>
+                <w:rFonts w:ascii="Arial" w:hAnsi="Arial" w:cs="Arial"/>
+                <w:sz w:val="24"/>
+                <w:szCs w:val="24"/>
+              </w:rPr>
+              <w:t>RF</w:t>
+            </w:r>
+            <w:r>
+              <w:rPr>
+                <w:rFonts w:ascii="Arial" w:hAnsi="Arial" w:cs="Arial"/>
+                <w:sz w:val="24"/>
+                <w:szCs w:val="24"/>
+              </w:rPr>
+              <w:t>11</w:t>
+            </w:r>
+          </w:p>
+        </w:tc>
+      </w:tr>
+      <w:tr>
+        <w:trPr>
+          <w:cnfStyle w:val="000000100000" w:firstRow="0" w:lastRow="0" w:firstColumn="0" w:lastColumn="0" w:oddVBand="0" w:evenVBand="0" w:oddHBand="1" w:evenHBand="0" w:firstRowFirstColumn="0" w:firstRowLastColumn="0" w:lastRowFirstColumn="0" w:lastRowLastColumn="0"/>
+        </w:trPr>
+        <w:tc>
+          <w:tcPr>
+            <w:cnfStyle w:val="001000000000" w:firstRow="0" w:lastRow="0" w:firstColumn="1" w:lastColumn="0" w:oddVBand="0" w:evenVBand="0" w:oddHBand="0" w:evenHBand="0" w:firstRowFirstColumn="0" w:firstRowLastColumn="0" w:lastRowFirstColumn="0" w:lastRowLastColumn="0"/>
+            <w:tcW w:w="3539" w:type="dxa"/>
+          </w:tcPr>
+          <w:p>
+            <w:r>
+              <w:t>Nombre</w:t>
+            </w:r>
+          </w:p>
+        </w:tc>
+        <w:tc>
+          <w:tcPr>
+            <w:tcW w:w="5289" w:type="dxa"/>
+          </w:tcPr>
+          <w:p>
+            <w:pPr>
+              <w:cnfStyle w:val="000000100000" w:firstRow="0" w:lastRow="0" w:firstColumn="0" w:lastColumn="0" w:oddVBand="0" w:evenVBand="0" w:oddHBand="1" w:evenHBand="0" w:firstRowFirstColumn="0" w:firstRowLastColumn="0" w:lastRowFirstColumn="0" w:lastRowLastColumn="0"/>
+              <w:rPr>
+                <w:b/>
+                <w:bCs/>
+              </w:rPr>
+            </w:pPr>
+            <w:r>
+              <w:rPr>
+                <w:b/>
+                <w:bCs/>
+              </w:rPr>
+              <w:t>Registro de gastos del negocio</w:t>
+            </w:r>
+          </w:p>
+        </w:tc>
+      </w:tr>
+      <w:tr>
+        <w:tc>
+          <w:tcPr>
+            <w:cnfStyle w:val="001000000000" w:firstRow="0" w:lastRow="0" w:firstColumn="1" w:lastColumn="0" w:oddVBand="0" w:evenVBand="0" w:oddHBand="0" w:evenHBand="0" w:firstRowFirstColumn="0" w:firstRowLastColumn="0" w:lastRowFirstColumn="0" w:lastRowLastColumn="0"/>
+            <w:tcW w:w="3539" w:type="dxa"/>
+          </w:tcPr>
+          <w:p>
+            <w:r>
+              <w:t>Propósito</w:t>
+            </w:r>
+          </w:p>
+        </w:tc>
+        <w:tc>
+          <w:tcPr>
+            <w:tcW w:w="5289" w:type="dxa"/>
+          </w:tcPr>
+          <w:p>
+            <w:pPr>
+              <w:jc w:val="both"/>
+              <w:cnfStyle w:val="000000000000" w:firstRow="0" w:lastRow="0" w:firstColumn="0" w:lastColumn="0" w:oddVBand="0" w:evenVBand="0" w:oddHBand="0" w:evenHBand="0" w:firstRowFirstColumn="0" w:firstRowLastColumn="0" w:lastRowFirstColumn="0" w:lastRowLastColumn="0"/>
+            </w:pPr>
+            <w:r>
+              <w:t>Permitir al administrador llevar control de los gastos del negocio</w:t>
+            </w:r>
+          </w:p>
+        </w:tc>
+      </w:tr>
+      <w:tr>
+        <w:trPr>
+          <w:cnfStyle w:val="000000100000" w:firstRow="0" w:lastRow="0" w:firstColumn="0" w:lastColumn="0" w:oddVBand="0" w:evenVBand="0" w:oddHBand="1" w:evenHBand="0" w:firstRowFirstColumn="0" w:firstRowLastColumn="0" w:lastRowFirstColumn="0" w:lastRowLastColumn="0"/>
+        </w:trPr>
+        <w:tc>
+          <w:tcPr>
+            <w:cnfStyle w:val="001000000000" w:firstRow="0" w:lastRow="0" w:firstColumn="1" w:lastColumn="0" w:oddVBand="0" w:evenVBand="0" w:oddHBand="0" w:evenHBand="0" w:firstRowFirstColumn="0" w:firstRowLastColumn="0" w:lastRowFirstColumn="0" w:lastRowLastColumn="0"/>
+            <w:tcW w:w="3539" w:type="dxa"/>
+          </w:tcPr>
+          <w:p>
+            <w:r>
+              <w:t>Descripción</w:t>
+            </w:r>
+          </w:p>
+        </w:tc>
+        <w:tc>
+          <w:tcPr>
+            <w:tcW w:w="5289" w:type="dxa"/>
+          </w:tcPr>
+          <w:p>
+            <w:pPr>
+              <w:jc w:val="both"/>
+              <w:cnfStyle w:val="000000100000" w:firstRow="0" w:lastRow="0" w:firstColumn="0" w:lastColumn="0" w:oddVBand="0" w:evenVBand="0" w:oddHBand="1" w:evenHBand="0" w:firstRowFirstColumn="0" w:firstRowLastColumn="0" w:lastRowFirstColumn="0" w:lastRowLastColumn="0"/>
+            </w:pPr>
+            <w:r>
+              <w:t xml:space="preserve">El sistema debe permitir registrar los gastos realizados por el negocio, almacenando la </w:t>
+            </w:r>
+            <w:r>
+              <w:lastRenderedPageBreak/>
+              <w:t>información correspondiente para su posterior consulta y análisis</w:t>
+            </w:r>
+          </w:p>
+        </w:tc>
+      </w:tr>
+      <w:tr>
+        <w:tc>
+          <w:tcPr>
+            <w:cnfStyle w:val="001000000000" w:firstRow="0" w:lastRow="0" w:firstColumn="1" w:lastColumn="0" w:oddVBand="0" w:evenVBand="0" w:oddHBand="0" w:evenHBand="0" w:firstRowFirstColumn="0" w:firstRowLastColumn="0" w:lastRowFirstColumn="0" w:lastRowLastColumn="0"/>
+            <w:tcW w:w="3539" w:type="dxa"/>
+          </w:tcPr>
+          <w:p>
+            <w:r>
+              <w:lastRenderedPageBreak/>
+              <w:t>Entrada</w:t>
+            </w:r>
+          </w:p>
+        </w:tc>
+        <w:tc>
+          <w:tcPr>
+            <w:tcW w:w="5289" w:type="dxa"/>
+          </w:tcPr>
+          <w:p>
+            <w:pPr>
+              <w:jc w:val="both"/>
+              <w:cnfStyle w:val="000000000000" w:firstRow="0" w:lastRow="0" w:firstColumn="0" w:lastColumn="0" w:oddVBand="0" w:evenVBand="0" w:oddHBand="0" w:evenHBand="0" w:firstRowFirstColumn="0" w:firstRowLastColumn="0" w:lastRowFirstColumn="0" w:lastRowLastColumn="0"/>
+            </w:pPr>
+            <w:r>
+              <w:t>Descripción del gasto</w:t>
+            </w:r>
+          </w:p>
+          <w:p>
+            <w:pPr>
+              <w:jc w:val="both"/>
+              <w:cnfStyle w:val="000000000000" w:firstRow="0" w:lastRow="0" w:firstColumn="0" w:lastColumn="0" w:oddVBand="0" w:evenVBand="0" w:oddHBand="0" w:evenHBand="0" w:firstRowFirstColumn="0" w:firstRowLastColumn="0" w:lastRowFirstColumn="0" w:lastRowLastColumn="0"/>
+            </w:pPr>
+            <w:r>
+              <w:t>Categoría del gasto</w:t>
+            </w:r>
+          </w:p>
+          <w:p>
+            <w:pPr>
+              <w:jc w:val="both"/>
+              <w:cnfStyle w:val="000000000000" w:firstRow="0" w:lastRow="0" w:firstColumn="0" w:lastColumn="0" w:oddVBand="0" w:evenVBand="0" w:oddHBand="0" w:evenHBand="0" w:firstRowFirstColumn="0" w:firstRowLastColumn="0" w:lastRowFirstColumn="0" w:lastRowLastColumn="0"/>
+            </w:pPr>
+            <w:r>
+              <w:t>Valor del gasto</w:t>
+            </w:r>
+          </w:p>
+          <w:p>
+            <w:pPr>
+              <w:jc w:val="both"/>
+              <w:cnfStyle w:val="000000000000" w:firstRow="0" w:lastRow="0" w:firstColumn="0" w:lastColumn="0" w:oddVBand="0" w:evenVBand="0" w:oddHBand="0" w:evenHBand="0" w:firstRowFirstColumn="0" w:firstRowLastColumn="0" w:lastRowFirstColumn="0" w:lastRowLastColumn="0"/>
+            </w:pPr>
+            <w:r>
+              <w:t>Fecha del gasto</w:t>
+            </w:r>
+          </w:p>
+        </w:tc>
+      </w:tr>
+      <w:tr>
+        <w:trPr>
+          <w:cnfStyle w:val="000000100000" w:firstRow="0" w:lastRow="0" w:firstColumn="0" w:lastColumn="0" w:oddVBand="0" w:evenVBand="0" w:oddHBand="1" w:evenHBand="0" w:firstRowFirstColumn="0" w:firstRowLastColumn="0" w:lastRowFirstColumn="0" w:lastRowLastColumn="0"/>
+        </w:trPr>
+        <w:tc>
+          <w:tcPr>
+            <w:cnfStyle w:val="001000000000" w:firstRow="0" w:lastRow="0" w:firstColumn="1" w:lastColumn="0" w:oddVBand="0" w:evenVBand="0" w:oddHBand="0" w:evenHBand="0" w:firstRowFirstColumn="0" w:firstRowLastColumn="0" w:lastRowFirstColumn="0" w:lastRowLastColumn="0"/>
+            <w:tcW w:w="3539" w:type="dxa"/>
+          </w:tcPr>
+          <w:p>
+            <w:r>
+              <w:t>Salida</w:t>
+            </w:r>
+          </w:p>
+        </w:tc>
+        <w:tc>
+          <w:tcPr>
+            <w:tcW w:w="5289" w:type="dxa"/>
+          </w:tcPr>
+          <w:p>
+            <w:pPr>
+              <w:jc w:val="both"/>
+              <w:cnfStyle w:val="000000100000" w:firstRow="0" w:lastRow="0" w:firstColumn="0" w:lastColumn="0" w:oddVBand="0" w:evenVBand="0" w:oddHBand="1" w:evenHBand="0" w:firstRowFirstColumn="0" w:firstRowLastColumn="0" w:lastRowFirstColumn="0" w:lastRowLastColumn="0"/>
+            </w:pPr>
+            <w:r>
+              <w:t>Gasto registrado en la base de datos del sistema</w:t>
+            </w:r>
+          </w:p>
+        </w:tc>
+      </w:tr>
+      <w:tr>
+        <w:tc>
+          <w:tcPr>
+            <w:cnfStyle w:val="001000000000" w:firstRow="0" w:lastRow="0" w:firstColumn="1" w:lastColumn="0" w:oddVBand="0" w:evenVBand="0" w:oddHBand="0" w:evenHBand="0" w:firstRowFirstColumn="0" w:firstRowLastColumn="0" w:lastRowFirstColumn="0" w:lastRowLastColumn="0"/>
+            <w:tcW w:w="3539" w:type="dxa"/>
+          </w:tcPr>
+          <w:p>
+            <w:r>
+              <w:t>Prioridad</w:t>
+            </w:r>
+          </w:p>
+        </w:tc>
+        <w:tc>
+          <w:tcPr>
+            <w:tcW w:w="5289" w:type="dxa"/>
+          </w:tcPr>
+          <w:p>
+            <w:pPr>
+              <w:jc w:val="both"/>
+              <w:cnfStyle w:val="000000000000" w:firstRow="0" w:lastRow="0" w:firstColumn="0" w:lastColumn="0" w:oddVBand="0" w:evenVBand="0" w:oddHBand="0" w:evenHBand="0" w:firstRowFirstColumn="0" w:firstRowLastColumn="0" w:lastRowFirstColumn="0" w:lastRowLastColumn="0"/>
+            </w:pPr>
+            <w:r>
+              <w:t>Alta</w:t>
+            </w:r>
+          </w:p>
+        </w:tc>
+      </w:tr>
+    </w:tbl>
+    <w:p>
+      <w:pPr>
+        <w:jc w:val="center"/>
+        <w:rPr>
           <w:b/>
           <w:bCs/>
-          <w:kern w:val="0"/>
-          <w14:ligatures w14:val="none"/>
-        </w:rPr>
-        <w:t>RF13</w:t>
-      </w:r>
-      <w:r>
-        <w:rPr>
-          <w:rFonts w:ascii="Times New Roman" w:eastAsia="Times New Roman" w:hAnsi="Times New Roman" w:cs="Times New Roman"/>
-          <w:kern w:val="0"/>
-          <w14:ligatures w14:val="none"/>
-        </w:rPr>
-        <w:br/>
-        <w:t>El sistema debe mostrar el resumen de ventas, gastos y ganancias del día.</w:t>
-      </w:r>
-    </w:p>
-    <w:p>
-      <w:pPr>
-        <w:pStyle w:val="ListParagraph"/>
-        <w:numPr>
-          <w:ilvl w:val="0"/>
-          <w:numId w:val="17"/>
-        </w:numPr>
-        <w:spacing w:before="100" w:beforeAutospacing="1" w:after="100" w:afterAutospacing="1" w:line="240" w:lineRule="auto"/>
-        <w:rPr>
-          <w:rFonts w:ascii="Times New Roman" w:eastAsia="Times New Roman" w:hAnsi="Times New Roman" w:cs="Times New Roman"/>
-          <w:kern w:val="0"/>
-          <w14:ligatures w14:val="none"/>
-        </w:rPr>
-      </w:pPr>
-      <w:r>
-        <w:rPr>
-          <w:rFonts w:ascii="Times New Roman" w:eastAsia="Times New Roman" w:hAnsi="Times New Roman" w:cs="Times New Roman"/>
+        </w:rPr>
+      </w:pPr>
+    </w:p>
+    <w:tbl>
+      <w:tblPr>
+        <w:tblStyle w:val="Tablanormal1"/>
+        <w:tblW w:w="0" w:type="auto"/>
+        <w:tblLook w:val="04A0" w:firstRow="1" w:lastRow="0" w:firstColumn="1" w:lastColumn="0" w:noHBand="0" w:noVBand="1"/>
+      </w:tblPr>
+      <w:tblGrid>
+        <w:gridCol w:w="3539"/>
+        <w:gridCol w:w="5289"/>
+      </w:tblGrid>
+      <w:tr>
+        <w:trPr>
+          <w:cnfStyle w:val="100000000000" w:firstRow="1" w:lastRow="0" w:firstColumn="0" w:lastColumn="0" w:oddVBand="0" w:evenVBand="0" w:oddHBand="0" w:evenHBand="0" w:firstRowFirstColumn="0" w:firstRowLastColumn="0" w:lastRowFirstColumn="0" w:lastRowLastColumn="0"/>
+        </w:trPr>
+        <w:tc>
+          <w:tcPr>
+            <w:cnfStyle w:val="001000000000" w:firstRow="0" w:lastRow="0" w:firstColumn="1" w:lastColumn="0" w:oddVBand="0" w:evenVBand="0" w:oddHBand="0" w:evenHBand="0" w:firstRowFirstColumn="0" w:firstRowLastColumn="0" w:lastRowFirstColumn="0" w:lastRowLastColumn="0"/>
+            <w:tcW w:w="3539" w:type="dxa"/>
+          </w:tcPr>
+          <w:p>
+            <w:pPr>
+              <w:jc w:val="center"/>
+              <w:rPr>
+                <w:rFonts w:ascii="Arial" w:hAnsi="Arial" w:cs="Arial"/>
+                <w:sz w:val="24"/>
+                <w:szCs w:val="24"/>
+              </w:rPr>
+            </w:pPr>
+            <w:r>
+              <w:rPr>
+                <w:rFonts w:ascii="Arial" w:hAnsi="Arial" w:cs="Arial"/>
+                <w:sz w:val="24"/>
+                <w:szCs w:val="24"/>
+              </w:rPr>
+              <w:t>Código del Requisito</w:t>
+            </w:r>
+          </w:p>
+        </w:tc>
+        <w:tc>
+          <w:tcPr>
+            <w:tcW w:w="5289" w:type="dxa"/>
+          </w:tcPr>
+          <w:p>
+            <w:pPr>
+              <w:jc w:val="center"/>
+              <w:cnfStyle w:val="100000000000" w:firstRow="1" w:lastRow="0" w:firstColumn="0" w:lastColumn="0" w:oddVBand="0" w:evenVBand="0" w:oddHBand="0" w:evenHBand="0" w:firstRowFirstColumn="0" w:firstRowLastColumn="0" w:lastRowFirstColumn="0" w:lastRowLastColumn="0"/>
+              <w:rPr>
+                <w:rFonts w:ascii="Arial" w:hAnsi="Arial" w:cs="Arial"/>
+                <w:sz w:val="24"/>
+                <w:szCs w:val="24"/>
+              </w:rPr>
+            </w:pPr>
+            <w:r>
+              <w:rPr>
+                <w:rFonts w:ascii="Arial" w:hAnsi="Arial" w:cs="Arial"/>
+                <w:sz w:val="24"/>
+                <w:szCs w:val="24"/>
+              </w:rPr>
+              <w:t>RF</w:t>
+            </w:r>
+            <w:r>
+              <w:rPr>
+                <w:rFonts w:ascii="Arial" w:hAnsi="Arial" w:cs="Arial"/>
+                <w:sz w:val="24"/>
+                <w:szCs w:val="24"/>
+              </w:rPr>
+              <w:t>12</w:t>
+            </w:r>
+          </w:p>
+        </w:tc>
+      </w:tr>
+      <w:tr>
+        <w:trPr>
+          <w:cnfStyle w:val="000000100000" w:firstRow="0" w:lastRow="0" w:firstColumn="0" w:lastColumn="0" w:oddVBand="0" w:evenVBand="0" w:oddHBand="1" w:evenHBand="0" w:firstRowFirstColumn="0" w:firstRowLastColumn="0" w:lastRowFirstColumn="0" w:lastRowLastColumn="0"/>
+        </w:trPr>
+        <w:tc>
+          <w:tcPr>
+            <w:cnfStyle w:val="001000000000" w:firstRow="0" w:lastRow="0" w:firstColumn="1" w:lastColumn="0" w:oddVBand="0" w:evenVBand="0" w:oddHBand="0" w:evenHBand="0" w:firstRowFirstColumn="0" w:firstRowLastColumn="0" w:lastRowFirstColumn="0" w:lastRowLastColumn="0"/>
+            <w:tcW w:w="3539" w:type="dxa"/>
+          </w:tcPr>
+          <w:p>
+            <w:r>
+              <w:t>Nombre</w:t>
+            </w:r>
+          </w:p>
+        </w:tc>
+        <w:tc>
+          <w:tcPr>
+            <w:tcW w:w="5289" w:type="dxa"/>
+          </w:tcPr>
+          <w:p>
+            <w:pPr>
+              <w:cnfStyle w:val="000000100000" w:firstRow="0" w:lastRow="0" w:firstColumn="0" w:lastColumn="0" w:oddVBand="0" w:evenVBand="0" w:oddHBand="1" w:evenHBand="0" w:firstRowFirstColumn="0" w:firstRowLastColumn="0" w:lastRowFirstColumn="0" w:lastRowLastColumn="0"/>
+              <w:rPr>
+                <w:b/>
+                <w:bCs/>
+              </w:rPr>
+            </w:pPr>
+            <w:r>
+              <w:rPr>
+                <w:b/>
+                <w:bCs/>
+              </w:rPr>
+              <w:t>Gestión de categorías de gasto</w:t>
+            </w:r>
+          </w:p>
+        </w:tc>
+      </w:tr>
+      <w:tr>
+        <w:tc>
+          <w:tcPr>
+            <w:cnfStyle w:val="001000000000" w:firstRow="0" w:lastRow="0" w:firstColumn="1" w:lastColumn="0" w:oddVBand="0" w:evenVBand="0" w:oddHBand="0" w:evenHBand="0" w:firstRowFirstColumn="0" w:firstRowLastColumn="0" w:lastRowFirstColumn="0" w:lastRowLastColumn="0"/>
+            <w:tcW w:w="3539" w:type="dxa"/>
+          </w:tcPr>
+          <w:p>
+            <w:r>
+              <w:t>Propósito</w:t>
+            </w:r>
+          </w:p>
+        </w:tc>
+        <w:tc>
+          <w:tcPr>
+            <w:tcW w:w="5289" w:type="dxa"/>
+          </w:tcPr>
+          <w:p>
+            <w:pPr>
+              <w:jc w:val="both"/>
+              <w:cnfStyle w:val="000000000000" w:firstRow="0" w:lastRow="0" w:firstColumn="0" w:lastColumn="0" w:oddVBand="0" w:evenVBand="0" w:oddHBand="0" w:evenHBand="0" w:firstRowFirstColumn="0" w:firstRowLastColumn="0" w:lastRowFirstColumn="0" w:lastRowLastColumn="0"/>
+            </w:pPr>
+            <w:r>
+              <w:t>Permitir clasificar los gastos del negocio para facilitar su organización y análisis</w:t>
+            </w:r>
+          </w:p>
+        </w:tc>
+      </w:tr>
+      <w:tr>
+        <w:trPr>
+          <w:cnfStyle w:val="000000100000" w:firstRow="0" w:lastRow="0" w:firstColumn="0" w:lastColumn="0" w:oddVBand="0" w:evenVBand="0" w:oddHBand="1" w:evenHBand="0" w:firstRowFirstColumn="0" w:firstRowLastColumn="0" w:lastRowFirstColumn="0" w:lastRowLastColumn="0"/>
+        </w:trPr>
+        <w:tc>
+          <w:tcPr>
+            <w:cnfStyle w:val="001000000000" w:firstRow="0" w:lastRow="0" w:firstColumn="1" w:lastColumn="0" w:oddVBand="0" w:evenVBand="0" w:oddHBand="0" w:evenHBand="0" w:firstRowFirstColumn="0" w:firstRowLastColumn="0" w:lastRowFirstColumn="0" w:lastRowLastColumn="0"/>
+            <w:tcW w:w="3539" w:type="dxa"/>
+          </w:tcPr>
+          <w:p>
+            <w:r>
+              <w:t>Descripción</w:t>
+            </w:r>
+          </w:p>
+        </w:tc>
+        <w:tc>
+          <w:tcPr>
+            <w:tcW w:w="5289" w:type="dxa"/>
+          </w:tcPr>
+          <w:p>
+            <w:pPr>
+              <w:jc w:val="both"/>
+              <w:cnfStyle w:val="000000100000" w:firstRow="0" w:lastRow="0" w:firstColumn="0" w:lastColumn="0" w:oddVBand="0" w:evenVBand="0" w:oddHBand="1" w:evenHBand="0" w:firstRowFirstColumn="0" w:firstRowLastColumn="0" w:lastRowFirstColumn="0" w:lastRowLastColumn="0"/>
+            </w:pPr>
+            <w:r>
+              <w:t xml:space="preserve">El sistema debe permitir registrar y administrar categorías de gastos que </w:t>
+            </w:r>
+            <w:proofErr w:type="spellStart"/>
+            <w:r>
+              <w:t>serian</w:t>
+            </w:r>
+            <w:proofErr w:type="spellEnd"/>
+            <w:r>
+              <w:t xml:space="preserve"> utilizadas al momento de registrar un gasto</w:t>
+            </w:r>
+          </w:p>
+        </w:tc>
+      </w:tr>
+      <w:tr>
+        <w:tc>
+          <w:tcPr>
+            <w:cnfStyle w:val="001000000000" w:firstRow="0" w:lastRow="0" w:firstColumn="1" w:lastColumn="0" w:oddVBand="0" w:evenVBand="0" w:oddHBand="0" w:evenHBand="0" w:firstRowFirstColumn="0" w:firstRowLastColumn="0" w:lastRowFirstColumn="0" w:lastRowLastColumn="0"/>
+            <w:tcW w:w="3539" w:type="dxa"/>
+          </w:tcPr>
+          <w:p>
+            <w:r>
+              <w:t>Entrada</w:t>
+            </w:r>
+          </w:p>
+        </w:tc>
+        <w:tc>
+          <w:tcPr>
+            <w:tcW w:w="5289" w:type="dxa"/>
+          </w:tcPr>
+          <w:p>
+            <w:pPr>
+              <w:jc w:val="both"/>
+              <w:cnfStyle w:val="000000000000" w:firstRow="0" w:lastRow="0" w:firstColumn="0" w:lastColumn="0" w:oddVBand="0" w:evenVBand="0" w:oddHBand="0" w:evenHBand="0" w:firstRowFirstColumn="0" w:firstRowLastColumn="0" w:lastRowFirstColumn="0" w:lastRowLastColumn="0"/>
+            </w:pPr>
+            <w:r>
+              <w:t>Nombre de la categoría de gasto</w:t>
+            </w:r>
+          </w:p>
+          <w:p>
+            <w:pPr>
+              <w:jc w:val="both"/>
+              <w:cnfStyle w:val="000000000000" w:firstRow="0" w:lastRow="0" w:firstColumn="0" w:lastColumn="0" w:oddVBand="0" w:evenVBand="0" w:oddHBand="0" w:evenHBand="0" w:firstRowFirstColumn="0" w:firstRowLastColumn="0" w:lastRowFirstColumn="0" w:lastRowLastColumn="0"/>
+            </w:pPr>
+            <w:r>
+              <w:t xml:space="preserve">Descripción de la categoría </w:t>
+            </w:r>
+          </w:p>
+        </w:tc>
+      </w:tr>
+      <w:tr>
+        <w:trPr>
+          <w:cnfStyle w:val="000000100000" w:firstRow="0" w:lastRow="0" w:firstColumn="0" w:lastColumn="0" w:oddVBand="0" w:evenVBand="0" w:oddHBand="1" w:evenHBand="0" w:firstRowFirstColumn="0" w:firstRowLastColumn="0" w:lastRowFirstColumn="0" w:lastRowLastColumn="0"/>
+        </w:trPr>
+        <w:tc>
+          <w:tcPr>
+            <w:cnfStyle w:val="001000000000" w:firstRow="0" w:lastRow="0" w:firstColumn="1" w:lastColumn="0" w:oddVBand="0" w:evenVBand="0" w:oddHBand="0" w:evenHBand="0" w:firstRowFirstColumn="0" w:firstRowLastColumn="0" w:lastRowFirstColumn="0" w:lastRowLastColumn="0"/>
+            <w:tcW w:w="3539" w:type="dxa"/>
+          </w:tcPr>
+          <w:p>
+            <w:r>
+              <w:t>Salida</w:t>
+            </w:r>
+          </w:p>
+        </w:tc>
+        <w:tc>
+          <w:tcPr>
+            <w:tcW w:w="5289" w:type="dxa"/>
+          </w:tcPr>
+          <w:p>
+            <w:pPr>
+              <w:jc w:val="both"/>
+              <w:cnfStyle w:val="000000100000" w:firstRow="0" w:lastRow="0" w:firstColumn="0" w:lastColumn="0" w:oddVBand="0" w:evenVBand="0" w:oddHBand="1" w:evenHBand="0" w:firstRowFirstColumn="0" w:firstRowLastColumn="0" w:lastRowFirstColumn="0" w:lastRowLastColumn="0"/>
+            </w:pPr>
+            <w:r>
+              <w:t>Categoría de gasto registrada en el sistema</w:t>
+            </w:r>
+          </w:p>
+        </w:tc>
+      </w:tr>
+      <w:tr>
+        <w:tc>
+          <w:tcPr>
+            <w:cnfStyle w:val="001000000000" w:firstRow="0" w:lastRow="0" w:firstColumn="1" w:lastColumn="0" w:oddVBand="0" w:evenVBand="0" w:oddHBand="0" w:evenHBand="0" w:firstRowFirstColumn="0" w:firstRowLastColumn="0" w:lastRowFirstColumn="0" w:lastRowLastColumn="0"/>
+            <w:tcW w:w="3539" w:type="dxa"/>
+          </w:tcPr>
+          <w:p>
+            <w:r>
+              <w:t>Prioridad</w:t>
+            </w:r>
+          </w:p>
+        </w:tc>
+        <w:tc>
+          <w:tcPr>
+            <w:tcW w:w="5289" w:type="dxa"/>
+          </w:tcPr>
+          <w:p>
+            <w:pPr>
+              <w:jc w:val="both"/>
+              <w:cnfStyle w:val="000000000000" w:firstRow="0" w:lastRow="0" w:firstColumn="0" w:lastColumn="0" w:oddVBand="0" w:evenVBand="0" w:oddHBand="0" w:evenHBand="0" w:firstRowFirstColumn="0" w:firstRowLastColumn="0" w:lastRowFirstColumn="0" w:lastRowLastColumn="0"/>
+            </w:pPr>
+            <w:r>
+              <w:t>Media</w:t>
+            </w:r>
+          </w:p>
+        </w:tc>
+      </w:tr>
+    </w:tbl>
+    <w:p>
+      <w:pPr>
+        <w:jc w:val="center"/>
+        <w:rPr>
           <w:b/>
           <w:bCs/>
-          <w:kern w:val="0"/>
-          <w14:ligatures w14:val="none"/>
-        </w:rPr>
-        <w:t>RF14</w:t>
-      </w:r>
-      <w:r>
-        <w:rPr>
-          <w:rFonts w:ascii="Times New Roman" w:eastAsia="Times New Roman" w:hAnsi="Times New Roman" w:cs="Times New Roman"/>
-          <w:kern w:val="0"/>
-          <w14:ligatures w14:val="none"/>
-        </w:rPr>
-        <w:br/>
-        <w:t>El sistema debe permitir visualizar estadísticas de ventas y ganancias por día, semana o mes.</w:t>
-      </w:r>
-    </w:p>
-    <w:p>
-      <w:pPr>
-        <w:pStyle w:val="ListParagraph"/>
-        <w:numPr>
-          <w:ilvl w:val="0"/>
-          <w:numId w:val="17"/>
-        </w:numPr>
-        <w:spacing w:before="100" w:beforeAutospacing="1" w:after="100" w:afterAutospacing="1" w:line="240" w:lineRule="auto"/>
-        <w:rPr>
-          <w:rFonts w:ascii="Times New Roman" w:eastAsia="Times New Roman" w:hAnsi="Times New Roman" w:cs="Times New Roman"/>
-          <w:kern w:val="0"/>
-          <w14:ligatures w14:val="none"/>
-        </w:rPr>
-      </w:pPr>
-      <w:r>
-        <w:rPr>
-          <w:rFonts w:ascii="Times New Roman" w:eastAsia="Times New Roman" w:hAnsi="Times New Roman" w:cs="Times New Roman"/>
+        </w:rPr>
+      </w:pPr>
+    </w:p>
+    <w:tbl>
+      <w:tblPr>
+        <w:tblStyle w:val="Tablanormal1"/>
+        <w:tblW w:w="0" w:type="auto"/>
+        <w:tblLook w:val="04A0" w:firstRow="1" w:lastRow="0" w:firstColumn="1" w:lastColumn="0" w:noHBand="0" w:noVBand="1"/>
+      </w:tblPr>
+      <w:tblGrid>
+        <w:gridCol w:w="3539"/>
+        <w:gridCol w:w="5289"/>
+      </w:tblGrid>
+      <w:tr>
+        <w:trPr>
+          <w:cnfStyle w:val="100000000000" w:firstRow="1" w:lastRow="0" w:firstColumn="0" w:lastColumn="0" w:oddVBand="0" w:evenVBand="0" w:oddHBand="0" w:evenHBand="0" w:firstRowFirstColumn="0" w:firstRowLastColumn="0" w:lastRowFirstColumn="0" w:lastRowLastColumn="0"/>
+        </w:trPr>
+        <w:tc>
+          <w:tcPr>
+            <w:cnfStyle w:val="001000000000" w:firstRow="0" w:lastRow="0" w:firstColumn="1" w:lastColumn="0" w:oddVBand="0" w:evenVBand="0" w:oddHBand="0" w:evenHBand="0" w:firstRowFirstColumn="0" w:firstRowLastColumn="0" w:lastRowFirstColumn="0" w:lastRowLastColumn="0"/>
+            <w:tcW w:w="3539" w:type="dxa"/>
+          </w:tcPr>
+          <w:p>
+            <w:pPr>
+              <w:jc w:val="center"/>
+              <w:rPr>
+                <w:rFonts w:ascii="Arial" w:hAnsi="Arial" w:cs="Arial"/>
+                <w:sz w:val="24"/>
+                <w:szCs w:val="24"/>
+              </w:rPr>
+            </w:pPr>
+            <w:r>
+              <w:rPr>
+                <w:rFonts w:ascii="Arial" w:hAnsi="Arial" w:cs="Arial"/>
+                <w:sz w:val="24"/>
+                <w:szCs w:val="24"/>
+              </w:rPr>
+              <w:t>Código del Requisito</w:t>
+            </w:r>
+          </w:p>
+        </w:tc>
+        <w:tc>
+          <w:tcPr>
+            <w:tcW w:w="5289" w:type="dxa"/>
+          </w:tcPr>
+          <w:p>
+            <w:pPr>
+              <w:jc w:val="center"/>
+              <w:cnfStyle w:val="100000000000" w:firstRow="1" w:lastRow="0" w:firstColumn="0" w:lastColumn="0" w:oddVBand="0" w:evenVBand="0" w:oddHBand="0" w:evenHBand="0" w:firstRowFirstColumn="0" w:firstRowLastColumn="0" w:lastRowFirstColumn="0" w:lastRowLastColumn="0"/>
+              <w:rPr>
+                <w:rFonts w:ascii="Arial" w:hAnsi="Arial" w:cs="Arial"/>
+                <w:sz w:val="24"/>
+                <w:szCs w:val="24"/>
+              </w:rPr>
+            </w:pPr>
+            <w:r>
+              <w:rPr>
+                <w:rFonts w:ascii="Arial" w:hAnsi="Arial" w:cs="Arial"/>
+                <w:sz w:val="24"/>
+                <w:szCs w:val="24"/>
+              </w:rPr>
+              <w:t>RF</w:t>
+            </w:r>
+            <w:r>
+              <w:rPr>
+                <w:rFonts w:ascii="Arial" w:hAnsi="Arial" w:cs="Arial"/>
+                <w:sz w:val="24"/>
+                <w:szCs w:val="24"/>
+              </w:rPr>
+              <w:t>13</w:t>
+            </w:r>
+          </w:p>
+        </w:tc>
+      </w:tr>
+      <w:tr>
+        <w:trPr>
+          <w:cnfStyle w:val="000000100000" w:firstRow="0" w:lastRow="0" w:firstColumn="0" w:lastColumn="0" w:oddVBand="0" w:evenVBand="0" w:oddHBand="1" w:evenHBand="0" w:firstRowFirstColumn="0" w:firstRowLastColumn="0" w:lastRowFirstColumn="0" w:lastRowLastColumn="0"/>
+        </w:trPr>
+        <w:tc>
+          <w:tcPr>
+            <w:cnfStyle w:val="001000000000" w:firstRow="0" w:lastRow="0" w:firstColumn="1" w:lastColumn="0" w:oddVBand="0" w:evenVBand="0" w:oddHBand="0" w:evenHBand="0" w:firstRowFirstColumn="0" w:firstRowLastColumn="0" w:lastRowFirstColumn="0" w:lastRowLastColumn="0"/>
+            <w:tcW w:w="3539" w:type="dxa"/>
+          </w:tcPr>
+          <w:p>
+            <w:r>
+              <w:t>Nombre</w:t>
+            </w:r>
+          </w:p>
+        </w:tc>
+        <w:tc>
+          <w:tcPr>
+            <w:tcW w:w="5289" w:type="dxa"/>
+          </w:tcPr>
+          <w:p>
+            <w:pPr>
+              <w:cnfStyle w:val="000000100000" w:firstRow="0" w:lastRow="0" w:firstColumn="0" w:lastColumn="0" w:oddVBand="0" w:evenVBand="0" w:oddHBand="1" w:evenHBand="0" w:firstRowFirstColumn="0" w:firstRowLastColumn="0" w:lastRowFirstColumn="0" w:lastRowLastColumn="0"/>
+              <w:rPr>
+                <w:b/>
+                <w:bCs/>
+              </w:rPr>
+            </w:pPr>
+            <w:r>
+              <w:rPr>
+                <w:b/>
+                <w:bCs/>
+              </w:rPr>
+              <w:t>Visualización de resumen financiero diario</w:t>
+            </w:r>
+          </w:p>
+        </w:tc>
+      </w:tr>
+      <w:tr>
+        <w:tc>
+          <w:tcPr>
+            <w:cnfStyle w:val="001000000000" w:firstRow="0" w:lastRow="0" w:firstColumn="1" w:lastColumn="0" w:oddVBand="0" w:evenVBand="0" w:oddHBand="0" w:evenHBand="0" w:firstRowFirstColumn="0" w:firstRowLastColumn="0" w:lastRowFirstColumn="0" w:lastRowLastColumn="0"/>
+            <w:tcW w:w="3539" w:type="dxa"/>
+          </w:tcPr>
+          <w:p>
+            <w:r>
+              <w:t>Propósito</w:t>
+            </w:r>
+          </w:p>
+        </w:tc>
+        <w:tc>
+          <w:tcPr>
+            <w:tcW w:w="5289" w:type="dxa"/>
+          </w:tcPr>
+          <w:p>
+            <w:pPr>
+              <w:jc w:val="both"/>
+              <w:cnfStyle w:val="000000000000" w:firstRow="0" w:lastRow="0" w:firstColumn="0" w:lastColumn="0" w:oddVBand="0" w:evenVBand="0" w:oddHBand="0" w:evenHBand="0" w:firstRowFirstColumn="0" w:firstRowLastColumn="0" w:lastRowFirstColumn="0" w:lastRowLastColumn="0"/>
+            </w:pPr>
+            <w:r>
+              <w:t>Permitir al administrador conocer el comportamiento financiero diario del negocio</w:t>
+            </w:r>
+          </w:p>
+        </w:tc>
+      </w:tr>
+      <w:tr>
+        <w:trPr>
+          <w:cnfStyle w:val="000000100000" w:firstRow="0" w:lastRow="0" w:firstColumn="0" w:lastColumn="0" w:oddVBand="0" w:evenVBand="0" w:oddHBand="1" w:evenHBand="0" w:firstRowFirstColumn="0" w:firstRowLastColumn="0" w:lastRowFirstColumn="0" w:lastRowLastColumn="0"/>
+        </w:trPr>
+        <w:tc>
+          <w:tcPr>
+            <w:cnfStyle w:val="001000000000" w:firstRow="0" w:lastRow="0" w:firstColumn="1" w:lastColumn="0" w:oddVBand="0" w:evenVBand="0" w:oddHBand="0" w:evenHBand="0" w:firstRowFirstColumn="0" w:firstRowLastColumn="0" w:lastRowFirstColumn="0" w:lastRowLastColumn="0"/>
+            <w:tcW w:w="3539" w:type="dxa"/>
+          </w:tcPr>
+          <w:p>
+            <w:r>
+              <w:t>Descripción</w:t>
+            </w:r>
+          </w:p>
+        </w:tc>
+        <w:tc>
+          <w:tcPr>
+            <w:tcW w:w="5289" w:type="dxa"/>
+          </w:tcPr>
+          <w:p>
+            <w:pPr>
+              <w:jc w:val="both"/>
+              <w:cnfStyle w:val="000000100000" w:firstRow="0" w:lastRow="0" w:firstColumn="0" w:lastColumn="0" w:oddVBand="0" w:evenVBand="0" w:oddHBand="1" w:evenHBand="0" w:firstRowFirstColumn="0" w:firstRowLastColumn="0" w:lastRowFirstColumn="0" w:lastRowLastColumn="0"/>
+            </w:pPr>
+            <w:r>
+              <w:t>El sistema debe mostrar un resumen diario que incluya el total de ventas gastos registrados y ganancias obtenidas</w:t>
+            </w:r>
+          </w:p>
+        </w:tc>
+      </w:tr>
+      <w:tr>
+        <w:tc>
+          <w:tcPr>
+            <w:cnfStyle w:val="001000000000" w:firstRow="0" w:lastRow="0" w:firstColumn="1" w:lastColumn="0" w:oddVBand="0" w:evenVBand="0" w:oddHBand="0" w:evenHBand="0" w:firstRowFirstColumn="0" w:firstRowLastColumn="0" w:lastRowFirstColumn="0" w:lastRowLastColumn="0"/>
+            <w:tcW w:w="3539" w:type="dxa"/>
+          </w:tcPr>
+          <w:p>
+            <w:r>
+              <w:t>Entrada</w:t>
+            </w:r>
+          </w:p>
+        </w:tc>
+        <w:tc>
+          <w:tcPr>
+            <w:tcW w:w="5289" w:type="dxa"/>
+          </w:tcPr>
+          <w:p>
+            <w:pPr>
+              <w:jc w:val="both"/>
+              <w:cnfStyle w:val="000000000000" w:firstRow="0" w:lastRow="0" w:firstColumn="0" w:lastColumn="0" w:oddVBand="0" w:evenVBand="0" w:oddHBand="0" w:evenHBand="0" w:firstRowFirstColumn="0" w:firstRowLastColumn="0" w:lastRowFirstColumn="0" w:lastRowLastColumn="0"/>
+            </w:pPr>
+            <w:r>
+              <w:t>Fecha de consulta</w:t>
+            </w:r>
+          </w:p>
+        </w:tc>
+      </w:tr>
+      <w:tr>
+        <w:trPr>
+          <w:cnfStyle w:val="000000100000" w:firstRow="0" w:lastRow="0" w:firstColumn="0" w:lastColumn="0" w:oddVBand="0" w:evenVBand="0" w:oddHBand="1" w:evenHBand="0" w:firstRowFirstColumn="0" w:firstRowLastColumn="0" w:lastRowFirstColumn="0" w:lastRowLastColumn="0"/>
+        </w:trPr>
+        <w:tc>
+          <w:tcPr>
+            <w:cnfStyle w:val="001000000000" w:firstRow="0" w:lastRow="0" w:firstColumn="1" w:lastColumn="0" w:oddVBand="0" w:evenVBand="0" w:oddHBand="0" w:evenHBand="0" w:firstRowFirstColumn="0" w:firstRowLastColumn="0" w:lastRowFirstColumn="0" w:lastRowLastColumn="0"/>
+            <w:tcW w:w="3539" w:type="dxa"/>
+          </w:tcPr>
+          <w:p>
+            <w:r>
+              <w:t>Salida</w:t>
+            </w:r>
+          </w:p>
+        </w:tc>
+        <w:tc>
+          <w:tcPr>
+            <w:tcW w:w="5289" w:type="dxa"/>
+          </w:tcPr>
+          <w:p>
+            <w:pPr>
+              <w:jc w:val="both"/>
+              <w:cnfStyle w:val="000000100000" w:firstRow="0" w:lastRow="0" w:firstColumn="0" w:lastColumn="0" w:oddVBand="0" w:evenVBand="0" w:oddHBand="1" w:evenHBand="0" w:firstRowFirstColumn="0" w:firstRowLastColumn="0" w:lastRowFirstColumn="0" w:lastRowLastColumn="0"/>
+            </w:pPr>
+            <w:r>
+              <w:t>Resumen de día: total de ventas, total de gastos, total de ganancias.</w:t>
+            </w:r>
+          </w:p>
+        </w:tc>
+      </w:tr>
+      <w:tr>
+        <w:tc>
+          <w:tcPr>
+            <w:cnfStyle w:val="001000000000" w:firstRow="0" w:lastRow="0" w:firstColumn="1" w:lastColumn="0" w:oddVBand="0" w:evenVBand="0" w:oddHBand="0" w:evenHBand="0" w:firstRowFirstColumn="0" w:firstRowLastColumn="0" w:lastRowFirstColumn="0" w:lastRowLastColumn="0"/>
+            <w:tcW w:w="3539" w:type="dxa"/>
+          </w:tcPr>
+          <w:p>
+            <w:r>
+              <w:t>Prioridad</w:t>
+            </w:r>
+          </w:p>
+        </w:tc>
+        <w:tc>
+          <w:tcPr>
+            <w:tcW w:w="5289" w:type="dxa"/>
+          </w:tcPr>
+          <w:p>
+            <w:pPr>
+              <w:jc w:val="both"/>
+              <w:cnfStyle w:val="000000000000" w:firstRow="0" w:lastRow="0" w:firstColumn="0" w:lastColumn="0" w:oddVBand="0" w:evenVBand="0" w:oddHBand="0" w:evenHBand="0" w:firstRowFirstColumn="0" w:firstRowLastColumn="0" w:lastRowFirstColumn="0" w:lastRowLastColumn="0"/>
+            </w:pPr>
+            <w:r>
+              <w:t>Alta</w:t>
+            </w:r>
+          </w:p>
+        </w:tc>
+      </w:tr>
+    </w:tbl>
+    <w:p>
+      <w:pPr>
+        <w:jc w:val="center"/>
+        <w:rPr>
           <w:b/>
           <w:bCs/>
-          <w:kern w:val="0"/>
-          <w14:ligatures w14:val="none"/>
-        </w:rPr>
-        <w:t>RF15</w:t>
-      </w:r>
-      <w:r>
-        <w:rPr>
-          <w:rFonts w:ascii="Times New Roman" w:eastAsia="Times New Roman" w:hAnsi="Times New Roman" w:cs="Times New Roman"/>
-          <w:kern w:val="0"/>
-          <w14:ligatures w14:val="none"/>
-        </w:rPr>
-        <w:br/>
-        <w:t>El sistema debe permitir registrar clientes.</w:t>
-      </w:r>
-    </w:p>
-    <w:p>
-      <w:pPr>
-        <w:pStyle w:val="ListParagraph"/>
-        <w:numPr>
-          <w:ilvl w:val="0"/>
-          <w:numId w:val="17"/>
-        </w:numPr>
-        <w:spacing w:before="100" w:beforeAutospacing="1" w:after="100" w:afterAutospacing="1" w:line="240" w:lineRule="auto"/>
-        <w:rPr>
-          <w:rFonts w:ascii="Times New Roman" w:eastAsia="Times New Roman" w:hAnsi="Times New Roman" w:cs="Times New Roman"/>
-          <w:kern w:val="0"/>
-          <w14:ligatures w14:val="none"/>
-        </w:rPr>
-      </w:pPr>
-      <w:r>
-        <w:rPr>
-          <w:rFonts w:ascii="Times New Roman" w:eastAsia="Times New Roman" w:hAnsi="Times New Roman" w:cs="Times New Roman"/>
+        </w:rPr>
+      </w:pPr>
+    </w:p>
+    <w:tbl>
+      <w:tblPr>
+        <w:tblStyle w:val="Tablanormal1"/>
+        <w:tblW w:w="0" w:type="auto"/>
+        <w:tblLook w:val="04A0" w:firstRow="1" w:lastRow="0" w:firstColumn="1" w:lastColumn="0" w:noHBand="0" w:noVBand="1"/>
+      </w:tblPr>
+      <w:tblGrid>
+        <w:gridCol w:w="3539"/>
+        <w:gridCol w:w="5289"/>
+      </w:tblGrid>
+      <w:tr>
+        <w:trPr>
+          <w:cnfStyle w:val="100000000000" w:firstRow="1" w:lastRow="0" w:firstColumn="0" w:lastColumn="0" w:oddVBand="0" w:evenVBand="0" w:oddHBand="0" w:evenHBand="0" w:firstRowFirstColumn="0" w:firstRowLastColumn="0" w:lastRowFirstColumn="0" w:lastRowLastColumn="0"/>
+        </w:trPr>
+        <w:tc>
+          <w:tcPr>
+            <w:cnfStyle w:val="001000000000" w:firstRow="0" w:lastRow="0" w:firstColumn="1" w:lastColumn="0" w:oddVBand="0" w:evenVBand="0" w:oddHBand="0" w:evenHBand="0" w:firstRowFirstColumn="0" w:firstRowLastColumn="0" w:lastRowFirstColumn="0" w:lastRowLastColumn="0"/>
+            <w:tcW w:w="3539" w:type="dxa"/>
+          </w:tcPr>
+          <w:p>
+            <w:pPr>
+              <w:jc w:val="center"/>
+              <w:rPr>
+                <w:rFonts w:ascii="Arial" w:hAnsi="Arial" w:cs="Arial"/>
+                <w:sz w:val="24"/>
+                <w:szCs w:val="24"/>
+              </w:rPr>
+            </w:pPr>
+            <w:r>
+              <w:rPr>
+                <w:rFonts w:ascii="Arial" w:hAnsi="Arial" w:cs="Arial"/>
+                <w:sz w:val="24"/>
+                <w:szCs w:val="24"/>
+              </w:rPr>
+              <w:t>Código del Requisito</w:t>
+            </w:r>
+          </w:p>
+        </w:tc>
+        <w:tc>
+          <w:tcPr>
+            <w:tcW w:w="5289" w:type="dxa"/>
+          </w:tcPr>
+          <w:p>
+            <w:pPr>
+              <w:jc w:val="center"/>
+              <w:cnfStyle w:val="100000000000" w:firstRow="1" w:lastRow="0" w:firstColumn="0" w:lastColumn="0" w:oddVBand="0" w:evenVBand="0" w:oddHBand="0" w:evenHBand="0" w:firstRowFirstColumn="0" w:firstRowLastColumn="0" w:lastRowFirstColumn="0" w:lastRowLastColumn="0"/>
+              <w:rPr>
+                <w:rFonts w:ascii="Arial" w:hAnsi="Arial" w:cs="Arial"/>
+                <w:sz w:val="24"/>
+                <w:szCs w:val="24"/>
+              </w:rPr>
+            </w:pPr>
+            <w:r>
+              <w:rPr>
+                <w:rFonts w:ascii="Arial" w:hAnsi="Arial" w:cs="Arial"/>
+                <w:sz w:val="24"/>
+                <w:szCs w:val="24"/>
+              </w:rPr>
+              <w:t>RF</w:t>
+            </w:r>
+            <w:r>
+              <w:rPr>
+                <w:rFonts w:ascii="Arial" w:hAnsi="Arial" w:cs="Arial"/>
+                <w:sz w:val="24"/>
+                <w:szCs w:val="24"/>
+              </w:rPr>
+              <w:t>14</w:t>
+            </w:r>
+          </w:p>
+        </w:tc>
+      </w:tr>
+      <w:tr>
+        <w:trPr>
+          <w:cnfStyle w:val="000000100000" w:firstRow="0" w:lastRow="0" w:firstColumn="0" w:lastColumn="0" w:oddVBand="0" w:evenVBand="0" w:oddHBand="1" w:evenHBand="0" w:firstRowFirstColumn="0" w:firstRowLastColumn="0" w:lastRowFirstColumn="0" w:lastRowLastColumn="0"/>
+        </w:trPr>
+        <w:tc>
+          <w:tcPr>
+            <w:cnfStyle w:val="001000000000" w:firstRow="0" w:lastRow="0" w:firstColumn="1" w:lastColumn="0" w:oddVBand="0" w:evenVBand="0" w:oddHBand="0" w:evenHBand="0" w:firstRowFirstColumn="0" w:firstRowLastColumn="0" w:lastRowFirstColumn="0" w:lastRowLastColumn="0"/>
+            <w:tcW w:w="3539" w:type="dxa"/>
+          </w:tcPr>
+          <w:p>
+            <w:r>
+              <w:t>Nombre</w:t>
+            </w:r>
+          </w:p>
+        </w:tc>
+        <w:tc>
+          <w:tcPr>
+            <w:tcW w:w="5289" w:type="dxa"/>
+          </w:tcPr>
+          <w:p>
+            <w:pPr>
+              <w:cnfStyle w:val="000000100000" w:firstRow="0" w:lastRow="0" w:firstColumn="0" w:lastColumn="0" w:oddVBand="0" w:evenVBand="0" w:oddHBand="1" w:evenHBand="0" w:firstRowFirstColumn="0" w:firstRowLastColumn="0" w:lastRowFirstColumn="0" w:lastRowLastColumn="0"/>
+              <w:rPr>
+                <w:b/>
+                <w:bCs/>
+              </w:rPr>
+            </w:pPr>
+            <w:r>
+              <w:rPr>
+                <w:b/>
+                <w:bCs/>
+              </w:rPr>
+              <w:t>Visualización de estadísticas de ventas y ganancias</w:t>
+            </w:r>
+          </w:p>
+        </w:tc>
+      </w:tr>
+      <w:tr>
+        <w:tc>
+          <w:tcPr>
+            <w:cnfStyle w:val="001000000000" w:firstRow="0" w:lastRow="0" w:firstColumn="1" w:lastColumn="0" w:oddVBand="0" w:evenVBand="0" w:oddHBand="0" w:evenHBand="0" w:firstRowFirstColumn="0" w:firstRowLastColumn="0" w:lastRowFirstColumn="0" w:lastRowLastColumn="0"/>
+            <w:tcW w:w="3539" w:type="dxa"/>
+          </w:tcPr>
+          <w:p>
+            <w:r>
+              <w:t>Propósito</w:t>
+            </w:r>
+          </w:p>
+        </w:tc>
+        <w:tc>
+          <w:tcPr>
+            <w:tcW w:w="5289" w:type="dxa"/>
+          </w:tcPr>
+          <w:p>
+            <w:pPr>
+              <w:jc w:val="both"/>
+              <w:cnfStyle w:val="000000000000" w:firstRow="0" w:lastRow="0" w:firstColumn="0" w:lastColumn="0" w:oddVBand="0" w:evenVBand="0" w:oddHBand="0" w:evenHBand="0" w:firstRowFirstColumn="0" w:firstRowLastColumn="0" w:lastRowFirstColumn="0" w:lastRowLastColumn="0"/>
+            </w:pPr>
+            <w:r>
+              <w:t>Permitir analizar el comportamiento del negocio en diferentes periodos de tiempo</w:t>
+            </w:r>
+          </w:p>
+        </w:tc>
+      </w:tr>
+      <w:tr>
+        <w:trPr>
+          <w:cnfStyle w:val="000000100000" w:firstRow="0" w:lastRow="0" w:firstColumn="0" w:lastColumn="0" w:oddVBand="0" w:evenVBand="0" w:oddHBand="1" w:evenHBand="0" w:firstRowFirstColumn="0" w:firstRowLastColumn="0" w:lastRowFirstColumn="0" w:lastRowLastColumn="0"/>
+        </w:trPr>
+        <w:tc>
+          <w:tcPr>
+            <w:cnfStyle w:val="001000000000" w:firstRow="0" w:lastRow="0" w:firstColumn="1" w:lastColumn="0" w:oddVBand="0" w:evenVBand="0" w:oddHBand="0" w:evenHBand="0" w:firstRowFirstColumn="0" w:firstRowLastColumn="0" w:lastRowFirstColumn="0" w:lastRowLastColumn="0"/>
+            <w:tcW w:w="3539" w:type="dxa"/>
+          </w:tcPr>
+          <w:p>
+            <w:r>
+              <w:t>Descripción</w:t>
+            </w:r>
+          </w:p>
+        </w:tc>
+        <w:tc>
+          <w:tcPr>
+            <w:tcW w:w="5289" w:type="dxa"/>
+          </w:tcPr>
+          <w:p>
+            <w:pPr>
+              <w:jc w:val="both"/>
+              <w:cnfStyle w:val="000000100000" w:firstRow="0" w:lastRow="0" w:firstColumn="0" w:lastColumn="0" w:oddVBand="0" w:evenVBand="0" w:oddHBand="1" w:evenHBand="0" w:firstRowFirstColumn="0" w:firstRowLastColumn="0" w:lastRowFirstColumn="0" w:lastRowLastColumn="0"/>
+            </w:pPr>
+            <w:r>
+              <w:t>El sistema debe permitir visualizar estadísticas de ventas y ganancias filtradas por día</w:t>
+            </w:r>
+          </w:p>
+        </w:tc>
+      </w:tr>
+      <w:tr>
+        <w:tc>
+          <w:tcPr>
+            <w:cnfStyle w:val="001000000000" w:firstRow="0" w:lastRow="0" w:firstColumn="1" w:lastColumn="0" w:oddVBand="0" w:evenVBand="0" w:oddHBand="0" w:evenHBand="0" w:firstRowFirstColumn="0" w:firstRowLastColumn="0" w:lastRowFirstColumn="0" w:lastRowLastColumn="0"/>
+            <w:tcW w:w="3539" w:type="dxa"/>
+          </w:tcPr>
+          <w:p>
+            <w:r>
+              <w:t>Entrada</w:t>
+            </w:r>
+          </w:p>
+        </w:tc>
+        <w:tc>
+          <w:tcPr>
+            <w:tcW w:w="5289" w:type="dxa"/>
+          </w:tcPr>
+          <w:p>
+            <w:pPr>
+              <w:jc w:val="both"/>
+              <w:cnfStyle w:val="000000000000" w:firstRow="0" w:lastRow="0" w:firstColumn="0" w:lastColumn="0" w:oddVBand="0" w:evenVBand="0" w:oddHBand="0" w:evenHBand="0" w:firstRowFirstColumn="0" w:firstRowLastColumn="0" w:lastRowFirstColumn="0" w:lastRowLastColumn="0"/>
+            </w:pPr>
+            <w:r>
+              <w:t>Rango de fechas</w:t>
+            </w:r>
+          </w:p>
+          <w:p>
+            <w:pPr>
+              <w:jc w:val="both"/>
+              <w:cnfStyle w:val="000000000000" w:firstRow="0" w:lastRow="0" w:firstColumn="0" w:lastColumn="0" w:oddVBand="0" w:evenVBand="0" w:oddHBand="0" w:evenHBand="0" w:firstRowFirstColumn="0" w:firstRowLastColumn="0" w:lastRowFirstColumn="0" w:lastRowLastColumn="0"/>
+            </w:pPr>
+            <w:r>
+              <w:t>Tipo de periodo (día, semana o mes)</w:t>
+            </w:r>
+          </w:p>
+        </w:tc>
+      </w:tr>
+      <w:tr>
+        <w:trPr>
+          <w:cnfStyle w:val="000000100000" w:firstRow="0" w:lastRow="0" w:firstColumn="0" w:lastColumn="0" w:oddVBand="0" w:evenVBand="0" w:oddHBand="1" w:evenHBand="0" w:firstRowFirstColumn="0" w:firstRowLastColumn="0" w:lastRowFirstColumn="0" w:lastRowLastColumn="0"/>
+        </w:trPr>
+        <w:tc>
+          <w:tcPr>
+            <w:cnfStyle w:val="001000000000" w:firstRow="0" w:lastRow="0" w:firstColumn="1" w:lastColumn="0" w:oddVBand="0" w:evenVBand="0" w:oddHBand="0" w:evenHBand="0" w:firstRowFirstColumn="0" w:firstRowLastColumn="0" w:lastRowFirstColumn="0" w:lastRowLastColumn="0"/>
+            <w:tcW w:w="3539" w:type="dxa"/>
+          </w:tcPr>
+          <w:p>
+            <w:r>
+              <w:t>Salida</w:t>
+            </w:r>
+          </w:p>
+        </w:tc>
+        <w:tc>
+          <w:tcPr>
+            <w:tcW w:w="5289" w:type="dxa"/>
+          </w:tcPr>
+          <w:p>
+            <w:pPr>
+              <w:jc w:val="both"/>
+              <w:cnfStyle w:val="000000100000" w:firstRow="0" w:lastRow="0" w:firstColumn="0" w:lastColumn="0" w:oddVBand="0" w:evenVBand="0" w:oddHBand="1" w:evenHBand="0" w:firstRowFirstColumn="0" w:firstRowLastColumn="0" w:lastRowFirstColumn="0" w:lastRowLastColumn="0"/>
+            </w:pPr>
+            <w:r>
+              <w:t>Estadísticas de ventas y ganancias mostradas en gráficos o tablas</w:t>
+            </w:r>
+          </w:p>
+        </w:tc>
+      </w:tr>
+      <w:tr>
+        <w:tc>
+          <w:tcPr>
+            <w:cnfStyle w:val="001000000000" w:firstRow="0" w:lastRow="0" w:firstColumn="1" w:lastColumn="0" w:oddVBand="0" w:evenVBand="0" w:oddHBand="0" w:evenHBand="0" w:firstRowFirstColumn="0" w:firstRowLastColumn="0" w:lastRowFirstColumn="0" w:lastRowLastColumn="0"/>
+            <w:tcW w:w="3539" w:type="dxa"/>
+          </w:tcPr>
+          <w:p>
+            <w:r>
+              <w:lastRenderedPageBreak/>
+              <w:t>Prioridad</w:t>
+            </w:r>
+          </w:p>
+        </w:tc>
+        <w:tc>
+          <w:tcPr>
+            <w:tcW w:w="5289" w:type="dxa"/>
+          </w:tcPr>
+          <w:p>
+            <w:pPr>
+              <w:jc w:val="both"/>
+              <w:cnfStyle w:val="000000000000" w:firstRow="0" w:lastRow="0" w:firstColumn="0" w:lastColumn="0" w:oddVBand="0" w:evenVBand="0" w:oddHBand="0" w:evenHBand="0" w:firstRowFirstColumn="0" w:firstRowLastColumn="0" w:lastRowFirstColumn="0" w:lastRowLastColumn="0"/>
+            </w:pPr>
+            <w:r>
+              <w:t>Media</w:t>
+            </w:r>
+          </w:p>
+        </w:tc>
+      </w:tr>
+    </w:tbl>
+    <w:p>
+      <w:pPr>
+        <w:jc w:val="center"/>
+        <w:rPr>
           <w:b/>
           <w:bCs/>
-          <w:kern w:val="0"/>
-          <w14:ligatures w14:val="none"/>
-        </w:rPr>
-        <w:t>RF16</w:t>
-      </w:r>
-      <w:r>
-        <w:rPr>
-          <w:rFonts w:ascii="Times New Roman" w:eastAsia="Times New Roman" w:hAnsi="Times New Roman" w:cs="Times New Roman"/>
-          <w:kern w:val="0"/>
-          <w14:ligatures w14:val="none"/>
-        </w:rPr>
-        <w:br/>
-        <w:t>El sistema debe mostrar el historial de compras de cada cliente.</w:t>
-      </w:r>
-    </w:p>
-    <w:p>
-      <w:pPr>
-        <w:pStyle w:val="ListParagraph"/>
-        <w:numPr>
-          <w:ilvl w:val="0"/>
-          <w:numId w:val="17"/>
-        </w:numPr>
-        <w:spacing w:before="100" w:beforeAutospacing="1" w:after="100" w:afterAutospacing="1" w:line="240" w:lineRule="auto"/>
-        <w:rPr>
-          <w:rFonts w:ascii="Times New Roman" w:eastAsia="Times New Roman" w:hAnsi="Times New Roman" w:cs="Times New Roman"/>
-          <w:kern w:val="0"/>
-          <w14:ligatures w14:val="none"/>
-        </w:rPr>
-      </w:pPr>
-      <w:r>
-        <w:rPr>
-          <w:rFonts w:ascii="Times New Roman" w:eastAsia="Times New Roman" w:hAnsi="Times New Roman" w:cs="Times New Roman"/>
+        </w:rPr>
+      </w:pPr>
+    </w:p>
+    <w:tbl>
+      <w:tblPr>
+        <w:tblStyle w:val="Tablanormal1"/>
+        <w:tblW w:w="0" w:type="auto"/>
+        <w:tblLook w:val="04A0" w:firstRow="1" w:lastRow="0" w:firstColumn="1" w:lastColumn="0" w:noHBand="0" w:noVBand="1"/>
+      </w:tblPr>
+      <w:tblGrid>
+        <w:gridCol w:w="3539"/>
+        <w:gridCol w:w="5289"/>
+      </w:tblGrid>
+      <w:tr>
+        <w:trPr>
+          <w:cnfStyle w:val="100000000000" w:firstRow="1" w:lastRow="0" w:firstColumn="0" w:lastColumn="0" w:oddVBand="0" w:evenVBand="0" w:oddHBand="0" w:evenHBand="0" w:firstRowFirstColumn="0" w:firstRowLastColumn="0" w:lastRowFirstColumn="0" w:lastRowLastColumn="0"/>
+        </w:trPr>
+        <w:tc>
+          <w:tcPr>
+            <w:cnfStyle w:val="001000000000" w:firstRow="0" w:lastRow="0" w:firstColumn="1" w:lastColumn="0" w:oddVBand="0" w:evenVBand="0" w:oddHBand="0" w:evenHBand="0" w:firstRowFirstColumn="0" w:firstRowLastColumn="0" w:lastRowFirstColumn="0" w:lastRowLastColumn="0"/>
+            <w:tcW w:w="3539" w:type="dxa"/>
+          </w:tcPr>
+          <w:p>
+            <w:pPr>
+              <w:jc w:val="center"/>
+              <w:rPr>
+                <w:rFonts w:ascii="Arial" w:hAnsi="Arial" w:cs="Arial"/>
+                <w:sz w:val="24"/>
+                <w:szCs w:val="24"/>
+              </w:rPr>
+            </w:pPr>
+            <w:r>
+              <w:rPr>
+                <w:rFonts w:ascii="Arial" w:hAnsi="Arial" w:cs="Arial"/>
+                <w:sz w:val="24"/>
+                <w:szCs w:val="24"/>
+              </w:rPr>
+              <w:t>Código del Requisito</w:t>
+            </w:r>
+          </w:p>
+        </w:tc>
+        <w:tc>
+          <w:tcPr>
+            <w:tcW w:w="5289" w:type="dxa"/>
+          </w:tcPr>
+          <w:p>
+            <w:pPr>
+              <w:jc w:val="center"/>
+              <w:cnfStyle w:val="100000000000" w:firstRow="1" w:lastRow="0" w:firstColumn="0" w:lastColumn="0" w:oddVBand="0" w:evenVBand="0" w:oddHBand="0" w:evenHBand="0" w:firstRowFirstColumn="0" w:firstRowLastColumn="0" w:lastRowFirstColumn="0" w:lastRowLastColumn="0"/>
+              <w:rPr>
+                <w:rFonts w:ascii="Arial" w:hAnsi="Arial" w:cs="Arial"/>
+                <w:sz w:val="24"/>
+                <w:szCs w:val="24"/>
+              </w:rPr>
+            </w:pPr>
+            <w:r>
+              <w:rPr>
+                <w:rFonts w:ascii="Arial" w:hAnsi="Arial" w:cs="Arial"/>
+                <w:sz w:val="24"/>
+                <w:szCs w:val="24"/>
+              </w:rPr>
+              <w:t>RF</w:t>
+            </w:r>
+            <w:r>
+              <w:rPr>
+                <w:rFonts w:ascii="Arial" w:hAnsi="Arial" w:cs="Arial"/>
+                <w:sz w:val="24"/>
+                <w:szCs w:val="24"/>
+              </w:rPr>
+              <w:t>15</w:t>
+            </w:r>
+          </w:p>
+        </w:tc>
+      </w:tr>
+      <w:tr>
+        <w:trPr>
+          <w:cnfStyle w:val="000000100000" w:firstRow="0" w:lastRow="0" w:firstColumn="0" w:lastColumn="0" w:oddVBand="0" w:evenVBand="0" w:oddHBand="1" w:evenHBand="0" w:firstRowFirstColumn="0" w:firstRowLastColumn="0" w:lastRowFirstColumn="0" w:lastRowLastColumn="0"/>
+        </w:trPr>
+        <w:tc>
+          <w:tcPr>
+            <w:cnfStyle w:val="001000000000" w:firstRow="0" w:lastRow="0" w:firstColumn="1" w:lastColumn="0" w:oddVBand="0" w:evenVBand="0" w:oddHBand="0" w:evenHBand="0" w:firstRowFirstColumn="0" w:firstRowLastColumn="0" w:lastRowFirstColumn="0" w:lastRowLastColumn="0"/>
+            <w:tcW w:w="3539" w:type="dxa"/>
+          </w:tcPr>
+          <w:p>
+            <w:r>
+              <w:t>Nombre</w:t>
+            </w:r>
+          </w:p>
+        </w:tc>
+        <w:tc>
+          <w:tcPr>
+            <w:tcW w:w="5289" w:type="dxa"/>
+          </w:tcPr>
+          <w:p>
+            <w:pPr>
+              <w:cnfStyle w:val="000000100000" w:firstRow="0" w:lastRow="0" w:firstColumn="0" w:lastColumn="0" w:oddVBand="0" w:evenVBand="0" w:oddHBand="1" w:evenHBand="0" w:firstRowFirstColumn="0" w:firstRowLastColumn="0" w:lastRowFirstColumn="0" w:lastRowLastColumn="0"/>
+              <w:rPr>
+                <w:b/>
+                <w:bCs/>
+              </w:rPr>
+            </w:pPr>
+            <w:r>
+              <w:rPr>
+                <w:b/>
+                <w:bCs/>
+              </w:rPr>
+              <w:t>Registro de clientes</w:t>
+            </w:r>
+          </w:p>
+        </w:tc>
+      </w:tr>
+      <w:tr>
+        <w:tc>
+          <w:tcPr>
+            <w:cnfStyle w:val="001000000000" w:firstRow="0" w:lastRow="0" w:firstColumn="1" w:lastColumn="0" w:oddVBand="0" w:evenVBand="0" w:oddHBand="0" w:evenHBand="0" w:firstRowFirstColumn="0" w:firstRowLastColumn="0" w:lastRowFirstColumn="0" w:lastRowLastColumn="0"/>
+            <w:tcW w:w="3539" w:type="dxa"/>
+          </w:tcPr>
+          <w:p>
+            <w:r>
+              <w:t>Propósito</w:t>
+            </w:r>
+          </w:p>
+        </w:tc>
+        <w:tc>
+          <w:tcPr>
+            <w:tcW w:w="5289" w:type="dxa"/>
+          </w:tcPr>
+          <w:p>
+            <w:pPr>
+              <w:jc w:val="both"/>
+              <w:cnfStyle w:val="000000000000" w:firstRow="0" w:lastRow="0" w:firstColumn="0" w:lastColumn="0" w:oddVBand="0" w:evenVBand="0" w:oddHBand="0" w:evenHBand="0" w:firstRowFirstColumn="0" w:firstRowLastColumn="0" w:lastRowFirstColumn="0" w:lastRowLastColumn="0"/>
+            </w:pPr>
+            <w:r>
+              <w:t>Permitir almacenar la información de los clientes del negocio</w:t>
+            </w:r>
+          </w:p>
+        </w:tc>
+      </w:tr>
+      <w:tr>
+        <w:trPr>
+          <w:cnfStyle w:val="000000100000" w:firstRow="0" w:lastRow="0" w:firstColumn="0" w:lastColumn="0" w:oddVBand="0" w:evenVBand="0" w:oddHBand="1" w:evenHBand="0" w:firstRowFirstColumn="0" w:firstRowLastColumn="0" w:lastRowFirstColumn="0" w:lastRowLastColumn="0"/>
+        </w:trPr>
+        <w:tc>
+          <w:tcPr>
+            <w:cnfStyle w:val="001000000000" w:firstRow="0" w:lastRow="0" w:firstColumn="1" w:lastColumn="0" w:oddVBand="0" w:evenVBand="0" w:oddHBand="0" w:evenHBand="0" w:firstRowFirstColumn="0" w:firstRowLastColumn="0" w:lastRowFirstColumn="0" w:lastRowLastColumn="0"/>
+            <w:tcW w:w="3539" w:type="dxa"/>
+          </w:tcPr>
+          <w:p>
+            <w:r>
+              <w:t>Descripción</w:t>
+            </w:r>
+          </w:p>
+        </w:tc>
+        <w:tc>
+          <w:tcPr>
+            <w:tcW w:w="5289" w:type="dxa"/>
+          </w:tcPr>
+          <w:p>
+            <w:pPr>
+              <w:jc w:val="both"/>
+              <w:cnfStyle w:val="000000100000" w:firstRow="0" w:lastRow="0" w:firstColumn="0" w:lastColumn="0" w:oddVBand="0" w:evenVBand="0" w:oddHBand="1" w:evenHBand="0" w:firstRowFirstColumn="0" w:firstRowLastColumn="0" w:lastRowFirstColumn="0" w:lastRowLastColumn="0"/>
+            </w:pPr>
+            <w:r>
+              <w:t>El sistema debe permitir registrar clientes con sus datos básicos para mantener un historial comercial.</w:t>
+            </w:r>
+          </w:p>
+        </w:tc>
+      </w:tr>
+      <w:tr>
+        <w:tc>
+          <w:tcPr>
+            <w:cnfStyle w:val="001000000000" w:firstRow="0" w:lastRow="0" w:firstColumn="1" w:lastColumn="0" w:oddVBand="0" w:evenVBand="0" w:oddHBand="0" w:evenHBand="0" w:firstRowFirstColumn="0" w:firstRowLastColumn="0" w:lastRowFirstColumn="0" w:lastRowLastColumn="0"/>
+            <w:tcW w:w="3539" w:type="dxa"/>
+          </w:tcPr>
+          <w:p>
+            <w:r>
+              <w:t>Entrada</w:t>
+            </w:r>
+          </w:p>
+        </w:tc>
+        <w:tc>
+          <w:tcPr>
+            <w:tcW w:w="5289" w:type="dxa"/>
+          </w:tcPr>
+          <w:p>
+            <w:pPr>
+              <w:jc w:val="both"/>
+              <w:cnfStyle w:val="000000000000" w:firstRow="0" w:lastRow="0" w:firstColumn="0" w:lastColumn="0" w:oddVBand="0" w:evenVBand="0" w:oddHBand="0" w:evenHBand="0" w:firstRowFirstColumn="0" w:firstRowLastColumn="0" w:lastRowFirstColumn="0" w:lastRowLastColumn="0"/>
+            </w:pPr>
+            <w:r>
+              <w:t>Nombre del cliente</w:t>
+            </w:r>
+          </w:p>
+          <w:p>
+            <w:pPr>
+              <w:jc w:val="both"/>
+              <w:cnfStyle w:val="000000000000" w:firstRow="0" w:lastRow="0" w:firstColumn="0" w:lastColumn="0" w:oddVBand="0" w:evenVBand="0" w:oddHBand="0" w:evenHBand="0" w:firstRowFirstColumn="0" w:firstRowLastColumn="0" w:lastRowFirstColumn="0" w:lastRowLastColumn="0"/>
+            </w:pPr>
+            <w:r>
+              <w:t>Numero de contacto</w:t>
+            </w:r>
+          </w:p>
+          <w:p>
+            <w:pPr>
+              <w:jc w:val="both"/>
+              <w:cnfStyle w:val="000000000000" w:firstRow="0" w:lastRow="0" w:firstColumn="0" w:lastColumn="0" w:oddVBand="0" w:evenVBand="0" w:oddHBand="0" w:evenHBand="0" w:firstRowFirstColumn="0" w:firstRowLastColumn="0" w:lastRowFirstColumn="0" w:lastRowLastColumn="0"/>
+            </w:pPr>
+            <w:r>
+              <w:t>Dirección (opcional)</w:t>
+            </w:r>
+          </w:p>
+          <w:p>
+            <w:pPr>
+              <w:jc w:val="both"/>
+              <w:cnfStyle w:val="000000000000" w:firstRow="0" w:lastRow="0" w:firstColumn="0" w:lastColumn="0" w:oddVBand="0" w:evenVBand="0" w:oddHBand="0" w:evenHBand="0" w:firstRowFirstColumn="0" w:firstRowLastColumn="0" w:lastRowFirstColumn="0" w:lastRowLastColumn="0"/>
+            </w:pPr>
+            <w:r>
+              <w:t>Observaciones (opcional)</w:t>
+            </w:r>
+          </w:p>
+        </w:tc>
+      </w:tr>
+      <w:tr>
+        <w:trPr>
+          <w:cnfStyle w:val="000000100000" w:firstRow="0" w:lastRow="0" w:firstColumn="0" w:lastColumn="0" w:oddVBand="0" w:evenVBand="0" w:oddHBand="1" w:evenHBand="0" w:firstRowFirstColumn="0" w:firstRowLastColumn="0" w:lastRowFirstColumn="0" w:lastRowLastColumn="0"/>
+        </w:trPr>
+        <w:tc>
+          <w:tcPr>
+            <w:cnfStyle w:val="001000000000" w:firstRow="0" w:lastRow="0" w:firstColumn="1" w:lastColumn="0" w:oddVBand="0" w:evenVBand="0" w:oddHBand="0" w:evenHBand="0" w:firstRowFirstColumn="0" w:firstRowLastColumn="0" w:lastRowFirstColumn="0" w:lastRowLastColumn="0"/>
+            <w:tcW w:w="3539" w:type="dxa"/>
+          </w:tcPr>
+          <w:p>
+            <w:r>
+              <w:t>Salida</w:t>
+            </w:r>
+          </w:p>
+        </w:tc>
+        <w:tc>
+          <w:tcPr>
+            <w:tcW w:w="5289" w:type="dxa"/>
+          </w:tcPr>
+          <w:p>
+            <w:pPr>
+              <w:jc w:val="both"/>
+              <w:cnfStyle w:val="000000100000" w:firstRow="0" w:lastRow="0" w:firstColumn="0" w:lastColumn="0" w:oddVBand="0" w:evenVBand="0" w:oddHBand="1" w:evenHBand="0" w:firstRowFirstColumn="0" w:firstRowLastColumn="0" w:lastRowFirstColumn="0" w:lastRowLastColumn="0"/>
+            </w:pPr>
+            <w:r>
+              <w:t>Cliente registrado en la base de datos</w:t>
+            </w:r>
+          </w:p>
+        </w:tc>
+      </w:tr>
+      <w:tr>
+        <w:tc>
+          <w:tcPr>
+            <w:cnfStyle w:val="001000000000" w:firstRow="0" w:lastRow="0" w:firstColumn="1" w:lastColumn="0" w:oddVBand="0" w:evenVBand="0" w:oddHBand="0" w:evenHBand="0" w:firstRowFirstColumn="0" w:firstRowLastColumn="0" w:lastRowFirstColumn="0" w:lastRowLastColumn="0"/>
+            <w:tcW w:w="3539" w:type="dxa"/>
+          </w:tcPr>
+          <w:p>
+            <w:r>
+              <w:t>Prioridad</w:t>
+            </w:r>
+          </w:p>
+        </w:tc>
+        <w:tc>
+          <w:tcPr>
+            <w:tcW w:w="5289" w:type="dxa"/>
+          </w:tcPr>
+          <w:p>
+            <w:pPr>
+              <w:jc w:val="both"/>
+              <w:cnfStyle w:val="000000000000" w:firstRow="0" w:lastRow="0" w:firstColumn="0" w:lastColumn="0" w:oddVBand="0" w:evenVBand="0" w:oddHBand="0" w:evenHBand="0" w:firstRowFirstColumn="0" w:firstRowLastColumn="0" w:lastRowFirstColumn="0" w:lastRowLastColumn="0"/>
+            </w:pPr>
+            <w:r>
+              <w:t>Media</w:t>
+            </w:r>
+          </w:p>
+        </w:tc>
+      </w:tr>
+    </w:tbl>
+    <w:p>
+      <w:pPr>
+        <w:jc w:val="center"/>
+        <w:rPr>
           <w:b/>
           <w:bCs/>
-          <w:kern w:val="0"/>
-          <w14:ligatures w14:val="none"/>
-        </w:rPr>
-        <w:t>RF17</w:t>
-      </w:r>
-      <w:r>
-        <w:rPr>
-          <w:rFonts w:ascii="Times New Roman" w:eastAsia="Times New Roman" w:hAnsi="Times New Roman" w:cs="Times New Roman"/>
-          <w:kern w:val="0"/>
-          <w14:ligatures w14:val="none"/>
-        </w:rPr>
-        <w:br/>
-        <w:t>El sistema debe permitir generar cotizaciones de productos.</w:t>
-      </w:r>
-    </w:p>
-    <w:p>
-      <w:pPr>
-        <w:pStyle w:val="ListParagraph"/>
-        <w:numPr>
-          <w:ilvl w:val="0"/>
-          <w:numId w:val="17"/>
-        </w:numPr>
-        <w:spacing w:before="100" w:beforeAutospacing="1" w:after="100" w:afterAutospacing="1" w:line="240" w:lineRule="auto"/>
-        <w:rPr>
-          <w:rFonts w:ascii="Times New Roman" w:eastAsia="Times New Roman" w:hAnsi="Times New Roman" w:cs="Times New Roman"/>
-          <w:kern w:val="0"/>
-          <w14:ligatures w14:val="none"/>
-        </w:rPr>
-      </w:pPr>
-      <w:r>
-        <w:rPr>
-          <w:rFonts w:ascii="Times New Roman" w:eastAsia="Times New Roman" w:hAnsi="Times New Roman" w:cs="Times New Roman"/>
+        </w:rPr>
+      </w:pPr>
+    </w:p>
+    <w:tbl>
+      <w:tblPr>
+        <w:tblStyle w:val="Tablanormal1"/>
+        <w:tblW w:w="0" w:type="auto"/>
+        <w:tblLook w:val="04A0" w:firstRow="1" w:lastRow="0" w:firstColumn="1" w:lastColumn="0" w:noHBand="0" w:noVBand="1"/>
+      </w:tblPr>
+      <w:tblGrid>
+        <w:gridCol w:w="3539"/>
+        <w:gridCol w:w="5289"/>
+      </w:tblGrid>
+      <w:tr>
+        <w:trPr>
+          <w:cnfStyle w:val="100000000000" w:firstRow="1" w:lastRow="0" w:firstColumn="0" w:lastColumn="0" w:oddVBand="0" w:evenVBand="0" w:oddHBand="0" w:evenHBand="0" w:firstRowFirstColumn="0" w:firstRowLastColumn="0" w:lastRowFirstColumn="0" w:lastRowLastColumn="0"/>
+        </w:trPr>
+        <w:tc>
+          <w:tcPr>
+            <w:cnfStyle w:val="001000000000" w:firstRow="0" w:lastRow="0" w:firstColumn="1" w:lastColumn="0" w:oddVBand="0" w:evenVBand="0" w:oddHBand="0" w:evenHBand="0" w:firstRowFirstColumn="0" w:firstRowLastColumn="0" w:lastRowFirstColumn="0" w:lastRowLastColumn="0"/>
+            <w:tcW w:w="3539" w:type="dxa"/>
+          </w:tcPr>
+          <w:p>
+            <w:pPr>
+              <w:jc w:val="center"/>
+              <w:rPr>
+                <w:rFonts w:ascii="Arial" w:hAnsi="Arial" w:cs="Arial"/>
+                <w:sz w:val="24"/>
+                <w:szCs w:val="24"/>
+              </w:rPr>
+            </w:pPr>
+            <w:r>
+              <w:rPr>
+                <w:rFonts w:ascii="Arial" w:hAnsi="Arial" w:cs="Arial"/>
+                <w:sz w:val="24"/>
+                <w:szCs w:val="24"/>
+              </w:rPr>
+              <w:t>Código del Requisito</w:t>
+            </w:r>
+          </w:p>
+        </w:tc>
+        <w:tc>
+          <w:tcPr>
+            <w:tcW w:w="5289" w:type="dxa"/>
+          </w:tcPr>
+          <w:p>
+            <w:pPr>
+              <w:jc w:val="center"/>
+              <w:cnfStyle w:val="100000000000" w:firstRow="1" w:lastRow="0" w:firstColumn="0" w:lastColumn="0" w:oddVBand="0" w:evenVBand="0" w:oddHBand="0" w:evenHBand="0" w:firstRowFirstColumn="0" w:firstRowLastColumn="0" w:lastRowFirstColumn="0" w:lastRowLastColumn="0"/>
+              <w:rPr>
+                <w:rFonts w:ascii="Arial" w:hAnsi="Arial" w:cs="Arial"/>
+                <w:sz w:val="24"/>
+                <w:szCs w:val="24"/>
+              </w:rPr>
+            </w:pPr>
+            <w:r>
+              <w:rPr>
+                <w:rFonts w:ascii="Arial" w:hAnsi="Arial" w:cs="Arial"/>
+                <w:sz w:val="24"/>
+                <w:szCs w:val="24"/>
+              </w:rPr>
+              <w:t>RF</w:t>
+            </w:r>
+            <w:r>
+              <w:rPr>
+                <w:rFonts w:ascii="Arial" w:hAnsi="Arial" w:cs="Arial"/>
+                <w:sz w:val="24"/>
+                <w:szCs w:val="24"/>
+              </w:rPr>
+              <w:t>16</w:t>
+            </w:r>
+          </w:p>
+        </w:tc>
+      </w:tr>
+      <w:tr>
+        <w:trPr>
+          <w:cnfStyle w:val="000000100000" w:firstRow="0" w:lastRow="0" w:firstColumn="0" w:lastColumn="0" w:oddVBand="0" w:evenVBand="0" w:oddHBand="1" w:evenHBand="0" w:firstRowFirstColumn="0" w:firstRowLastColumn="0" w:lastRowFirstColumn="0" w:lastRowLastColumn="0"/>
+        </w:trPr>
+        <w:tc>
+          <w:tcPr>
+            <w:cnfStyle w:val="001000000000" w:firstRow="0" w:lastRow="0" w:firstColumn="1" w:lastColumn="0" w:oddVBand="0" w:evenVBand="0" w:oddHBand="0" w:evenHBand="0" w:firstRowFirstColumn="0" w:firstRowLastColumn="0" w:lastRowFirstColumn="0" w:lastRowLastColumn="0"/>
+            <w:tcW w:w="3539" w:type="dxa"/>
+          </w:tcPr>
+          <w:p>
+            <w:r>
+              <w:t>Nombre</w:t>
+            </w:r>
+          </w:p>
+        </w:tc>
+        <w:tc>
+          <w:tcPr>
+            <w:tcW w:w="5289" w:type="dxa"/>
+          </w:tcPr>
+          <w:p>
+            <w:pPr>
+              <w:cnfStyle w:val="000000100000" w:firstRow="0" w:lastRow="0" w:firstColumn="0" w:lastColumn="0" w:oddVBand="0" w:evenVBand="0" w:oddHBand="1" w:evenHBand="0" w:firstRowFirstColumn="0" w:firstRowLastColumn="0" w:lastRowFirstColumn="0" w:lastRowLastColumn="0"/>
+              <w:rPr>
+                <w:b/>
+                <w:bCs/>
+              </w:rPr>
+            </w:pPr>
+            <w:r>
+              <w:rPr>
+                <w:b/>
+                <w:bCs/>
+              </w:rPr>
+              <w:t>Consulta de historial de compras del cliente</w:t>
+            </w:r>
+          </w:p>
+        </w:tc>
+      </w:tr>
+      <w:tr>
+        <w:tc>
+          <w:tcPr>
+            <w:cnfStyle w:val="001000000000" w:firstRow="0" w:lastRow="0" w:firstColumn="1" w:lastColumn="0" w:oddVBand="0" w:evenVBand="0" w:oddHBand="0" w:evenHBand="0" w:firstRowFirstColumn="0" w:firstRowLastColumn="0" w:lastRowFirstColumn="0" w:lastRowLastColumn="0"/>
+            <w:tcW w:w="3539" w:type="dxa"/>
+          </w:tcPr>
+          <w:p>
+            <w:r>
+              <w:t>Propósito</w:t>
+            </w:r>
+          </w:p>
+        </w:tc>
+        <w:tc>
+          <w:tcPr>
+            <w:tcW w:w="5289" w:type="dxa"/>
+          </w:tcPr>
+          <w:p>
+            <w:pPr>
+              <w:jc w:val="both"/>
+              <w:cnfStyle w:val="000000000000" w:firstRow="0" w:lastRow="0" w:firstColumn="0" w:lastColumn="0" w:oddVBand="0" w:evenVBand="0" w:oddHBand="0" w:evenHBand="0" w:firstRowFirstColumn="0" w:firstRowLastColumn="0" w:lastRowFirstColumn="0" w:lastRowLastColumn="0"/>
+            </w:pPr>
+            <w:r>
+              <w:t>Permitir conocer las compras realizadas por cada cliente</w:t>
+            </w:r>
+          </w:p>
+        </w:tc>
+      </w:tr>
+      <w:tr>
+        <w:trPr>
+          <w:cnfStyle w:val="000000100000" w:firstRow="0" w:lastRow="0" w:firstColumn="0" w:lastColumn="0" w:oddVBand="0" w:evenVBand="0" w:oddHBand="1" w:evenHBand="0" w:firstRowFirstColumn="0" w:firstRowLastColumn="0" w:lastRowFirstColumn="0" w:lastRowLastColumn="0"/>
+        </w:trPr>
+        <w:tc>
+          <w:tcPr>
+            <w:cnfStyle w:val="001000000000" w:firstRow="0" w:lastRow="0" w:firstColumn="1" w:lastColumn="0" w:oddVBand="0" w:evenVBand="0" w:oddHBand="0" w:evenHBand="0" w:firstRowFirstColumn="0" w:firstRowLastColumn="0" w:lastRowFirstColumn="0" w:lastRowLastColumn="0"/>
+            <w:tcW w:w="3539" w:type="dxa"/>
+          </w:tcPr>
+          <w:p>
+            <w:r>
+              <w:t>Descripción</w:t>
+            </w:r>
+          </w:p>
+        </w:tc>
+        <w:tc>
+          <w:tcPr>
+            <w:tcW w:w="5289" w:type="dxa"/>
+          </w:tcPr>
+          <w:p>
+            <w:pPr>
+              <w:jc w:val="both"/>
+              <w:cnfStyle w:val="000000100000" w:firstRow="0" w:lastRow="0" w:firstColumn="0" w:lastColumn="0" w:oddVBand="0" w:evenVBand="0" w:oddHBand="1" w:evenHBand="0" w:firstRowFirstColumn="0" w:firstRowLastColumn="0" w:lastRowFirstColumn="0" w:lastRowLastColumn="0"/>
+            </w:pPr>
+            <w:r>
+              <w:t>El sistema debe mostrar el historial de compras realizadas por un cliente previamente registrado</w:t>
+            </w:r>
+          </w:p>
+        </w:tc>
+      </w:tr>
+      <w:tr>
+        <w:tc>
+          <w:tcPr>
+            <w:cnfStyle w:val="001000000000" w:firstRow="0" w:lastRow="0" w:firstColumn="1" w:lastColumn="0" w:oddVBand="0" w:evenVBand="0" w:oddHBand="0" w:evenHBand="0" w:firstRowFirstColumn="0" w:firstRowLastColumn="0" w:lastRowFirstColumn="0" w:lastRowLastColumn="0"/>
+            <w:tcW w:w="3539" w:type="dxa"/>
+          </w:tcPr>
+          <w:p>
+            <w:r>
+              <w:t>Entrada</w:t>
+            </w:r>
+          </w:p>
+        </w:tc>
+        <w:tc>
+          <w:tcPr>
+            <w:tcW w:w="5289" w:type="dxa"/>
+          </w:tcPr>
+          <w:p>
+            <w:pPr>
+              <w:jc w:val="both"/>
+              <w:cnfStyle w:val="000000000000" w:firstRow="0" w:lastRow="0" w:firstColumn="0" w:lastColumn="0" w:oddVBand="0" w:evenVBand="0" w:oddHBand="0" w:evenHBand="0" w:firstRowFirstColumn="0" w:firstRowLastColumn="0" w:lastRowFirstColumn="0" w:lastRowLastColumn="0"/>
+            </w:pPr>
+            <w:r>
+              <w:t>Selección del cliente</w:t>
+            </w:r>
+          </w:p>
+        </w:tc>
+      </w:tr>
+      <w:tr>
+        <w:trPr>
+          <w:cnfStyle w:val="000000100000" w:firstRow="0" w:lastRow="0" w:firstColumn="0" w:lastColumn="0" w:oddVBand="0" w:evenVBand="0" w:oddHBand="1" w:evenHBand="0" w:firstRowFirstColumn="0" w:firstRowLastColumn="0" w:lastRowFirstColumn="0" w:lastRowLastColumn="0"/>
+        </w:trPr>
+        <w:tc>
+          <w:tcPr>
+            <w:cnfStyle w:val="001000000000" w:firstRow="0" w:lastRow="0" w:firstColumn="1" w:lastColumn="0" w:oddVBand="0" w:evenVBand="0" w:oddHBand="0" w:evenHBand="0" w:firstRowFirstColumn="0" w:firstRowLastColumn="0" w:lastRowFirstColumn="0" w:lastRowLastColumn="0"/>
+            <w:tcW w:w="3539" w:type="dxa"/>
+          </w:tcPr>
+          <w:p>
+            <w:r>
+              <w:t>Salida</w:t>
+            </w:r>
+          </w:p>
+        </w:tc>
+        <w:tc>
+          <w:tcPr>
+            <w:tcW w:w="5289" w:type="dxa"/>
+          </w:tcPr>
+          <w:p>
+            <w:pPr>
+              <w:jc w:val="both"/>
+              <w:cnfStyle w:val="000000100000" w:firstRow="0" w:lastRow="0" w:firstColumn="0" w:lastColumn="0" w:oddVBand="0" w:evenVBand="0" w:oddHBand="1" w:evenHBand="0" w:firstRowFirstColumn="0" w:firstRowLastColumn="0" w:lastRowFirstColumn="0" w:lastRowLastColumn="0"/>
+            </w:pPr>
+            <w:r>
+              <w:t>Lista de ventas realizadas por el cliente por respectivos detalles</w:t>
+            </w:r>
+          </w:p>
+        </w:tc>
+      </w:tr>
+      <w:tr>
+        <w:tc>
+          <w:tcPr>
+            <w:cnfStyle w:val="001000000000" w:firstRow="0" w:lastRow="0" w:firstColumn="1" w:lastColumn="0" w:oddVBand="0" w:evenVBand="0" w:oddHBand="0" w:evenHBand="0" w:firstRowFirstColumn="0" w:firstRowLastColumn="0" w:lastRowFirstColumn="0" w:lastRowLastColumn="0"/>
+            <w:tcW w:w="3539" w:type="dxa"/>
+          </w:tcPr>
+          <w:p>
+            <w:r>
+              <w:t>Prioridad</w:t>
+            </w:r>
+          </w:p>
+        </w:tc>
+        <w:tc>
+          <w:tcPr>
+            <w:tcW w:w="5289" w:type="dxa"/>
+          </w:tcPr>
+          <w:p>
+            <w:pPr>
+              <w:jc w:val="both"/>
+              <w:cnfStyle w:val="000000000000" w:firstRow="0" w:lastRow="0" w:firstColumn="0" w:lastColumn="0" w:oddVBand="0" w:evenVBand="0" w:oddHBand="0" w:evenHBand="0" w:firstRowFirstColumn="0" w:firstRowLastColumn="0" w:lastRowFirstColumn="0" w:lastRowLastColumn="0"/>
+            </w:pPr>
+            <w:r>
+              <w:t xml:space="preserve">Media </w:t>
+            </w:r>
+          </w:p>
+        </w:tc>
+      </w:tr>
+    </w:tbl>
+    <w:p>
+      <w:pPr>
+        <w:jc w:val="center"/>
+        <w:rPr>
           <w:b/>
           <w:bCs/>
-          <w:kern w:val="0"/>
-          <w14:ligatures w14:val="none"/>
-        </w:rPr>
-        <w:t>RF18</w:t>
-      </w:r>
-      <w:r>
-        <w:rPr>
-          <w:rFonts w:ascii="Times New Roman" w:eastAsia="Times New Roman" w:hAnsi="Times New Roman" w:cs="Times New Roman"/>
-          <w:kern w:val="0"/>
-          <w14:ligatures w14:val="none"/>
-        </w:rPr>
-        <w:br/>
-        <w:t>El sistema debe permitir convertir una cotización en una venta.</w:t>
-      </w:r>
-    </w:p>
-    <w:p>
-      <w:pPr>
-        <w:pStyle w:val="ListParagraph"/>
-        <w:numPr>
-          <w:ilvl w:val="0"/>
-          <w:numId w:val="17"/>
-        </w:numPr>
-        <w:spacing w:before="100" w:beforeAutospacing="1" w:after="100" w:afterAutospacing="1" w:line="240" w:lineRule="auto"/>
-        <w:rPr>
-          <w:rFonts w:ascii="Times New Roman" w:eastAsia="Times New Roman" w:hAnsi="Times New Roman" w:cs="Times New Roman"/>
-          <w:kern w:val="0"/>
-          <w14:ligatures w14:val="none"/>
-        </w:rPr>
-      </w:pPr>
-      <w:r>
-        <w:rPr>
-          <w:rFonts w:ascii="Times New Roman" w:eastAsia="Times New Roman" w:hAnsi="Times New Roman" w:cs="Times New Roman"/>
+        </w:rPr>
+      </w:pPr>
+    </w:p>
+    <w:tbl>
+      <w:tblPr>
+        <w:tblStyle w:val="Tablanormal1"/>
+        <w:tblW w:w="0" w:type="auto"/>
+        <w:tblLook w:val="04A0" w:firstRow="1" w:lastRow="0" w:firstColumn="1" w:lastColumn="0" w:noHBand="0" w:noVBand="1"/>
+      </w:tblPr>
+      <w:tblGrid>
+        <w:gridCol w:w="3539"/>
+        <w:gridCol w:w="5289"/>
+      </w:tblGrid>
+      <w:tr>
+        <w:trPr>
+          <w:cnfStyle w:val="100000000000" w:firstRow="1" w:lastRow="0" w:firstColumn="0" w:lastColumn="0" w:oddVBand="0" w:evenVBand="0" w:oddHBand="0" w:evenHBand="0" w:firstRowFirstColumn="0" w:firstRowLastColumn="0" w:lastRowFirstColumn="0" w:lastRowLastColumn="0"/>
+        </w:trPr>
+        <w:tc>
+          <w:tcPr>
+            <w:cnfStyle w:val="001000000000" w:firstRow="0" w:lastRow="0" w:firstColumn="1" w:lastColumn="0" w:oddVBand="0" w:evenVBand="0" w:oddHBand="0" w:evenHBand="0" w:firstRowFirstColumn="0" w:firstRowLastColumn="0" w:lastRowFirstColumn="0" w:lastRowLastColumn="0"/>
+            <w:tcW w:w="3539" w:type="dxa"/>
+          </w:tcPr>
+          <w:p>
+            <w:pPr>
+              <w:jc w:val="center"/>
+              <w:rPr>
+                <w:rFonts w:ascii="Arial" w:hAnsi="Arial" w:cs="Arial"/>
+                <w:sz w:val="24"/>
+                <w:szCs w:val="24"/>
+              </w:rPr>
+            </w:pPr>
+            <w:r>
+              <w:rPr>
+                <w:rFonts w:ascii="Arial" w:hAnsi="Arial" w:cs="Arial"/>
+                <w:sz w:val="24"/>
+                <w:szCs w:val="24"/>
+              </w:rPr>
+              <w:t>Código del Requisito</w:t>
+            </w:r>
+          </w:p>
+        </w:tc>
+        <w:tc>
+          <w:tcPr>
+            <w:tcW w:w="5289" w:type="dxa"/>
+          </w:tcPr>
+          <w:p>
+            <w:pPr>
+              <w:jc w:val="center"/>
+              <w:cnfStyle w:val="100000000000" w:firstRow="1" w:lastRow="0" w:firstColumn="0" w:lastColumn="0" w:oddVBand="0" w:evenVBand="0" w:oddHBand="0" w:evenHBand="0" w:firstRowFirstColumn="0" w:firstRowLastColumn="0" w:lastRowFirstColumn="0" w:lastRowLastColumn="0"/>
+              <w:rPr>
+                <w:rFonts w:ascii="Arial" w:hAnsi="Arial" w:cs="Arial"/>
+                <w:sz w:val="24"/>
+                <w:szCs w:val="24"/>
+              </w:rPr>
+            </w:pPr>
+            <w:r>
+              <w:rPr>
+                <w:rFonts w:ascii="Arial" w:hAnsi="Arial" w:cs="Arial"/>
+                <w:sz w:val="24"/>
+                <w:szCs w:val="24"/>
+              </w:rPr>
+              <w:t>RF</w:t>
+            </w:r>
+            <w:r>
+              <w:rPr>
+                <w:rFonts w:ascii="Arial" w:hAnsi="Arial" w:cs="Arial"/>
+                <w:sz w:val="24"/>
+                <w:szCs w:val="24"/>
+              </w:rPr>
+              <w:t>17</w:t>
+            </w:r>
+          </w:p>
+        </w:tc>
+      </w:tr>
+      <w:tr>
+        <w:trPr>
+          <w:cnfStyle w:val="000000100000" w:firstRow="0" w:lastRow="0" w:firstColumn="0" w:lastColumn="0" w:oddVBand="0" w:evenVBand="0" w:oddHBand="1" w:evenHBand="0" w:firstRowFirstColumn="0" w:firstRowLastColumn="0" w:lastRowFirstColumn="0" w:lastRowLastColumn="0"/>
+        </w:trPr>
+        <w:tc>
+          <w:tcPr>
+            <w:cnfStyle w:val="001000000000" w:firstRow="0" w:lastRow="0" w:firstColumn="1" w:lastColumn="0" w:oddVBand="0" w:evenVBand="0" w:oddHBand="0" w:evenHBand="0" w:firstRowFirstColumn="0" w:firstRowLastColumn="0" w:lastRowFirstColumn="0" w:lastRowLastColumn="0"/>
+            <w:tcW w:w="3539" w:type="dxa"/>
+          </w:tcPr>
+          <w:p>
+            <w:r>
+              <w:t>Nombre</w:t>
+            </w:r>
+          </w:p>
+        </w:tc>
+        <w:tc>
+          <w:tcPr>
+            <w:tcW w:w="5289" w:type="dxa"/>
+          </w:tcPr>
+          <w:p>
+            <w:pPr>
+              <w:cnfStyle w:val="000000100000" w:firstRow="0" w:lastRow="0" w:firstColumn="0" w:lastColumn="0" w:oddVBand="0" w:evenVBand="0" w:oddHBand="1" w:evenHBand="0" w:firstRowFirstColumn="0" w:firstRowLastColumn="0" w:lastRowFirstColumn="0" w:lastRowLastColumn="0"/>
+              <w:rPr>
+                <w:b/>
+                <w:bCs/>
+              </w:rPr>
+            </w:pPr>
+            <w:r>
+              <w:rPr>
+                <w:b/>
+                <w:bCs/>
+              </w:rPr>
+              <w:t>Generación de cotizaciones</w:t>
+            </w:r>
+          </w:p>
+        </w:tc>
+      </w:tr>
+      <w:tr>
+        <w:tc>
+          <w:tcPr>
+            <w:cnfStyle w:val="001000000000" w:firstRow="0" w:lastRow="0" w:firstColumn="1" w:lastColumn="0" w:oddVBand="0" w:evenVBand="0" w:oddHBand="0" w:evenHBand="0" w:firstRowFirstColumn="0" w:firstRowLastColumn="0" w:lastRowFirstColumn="0" w:lastRowLastColumn="0"/>
+            <w:tcW w:w="3539" w:type="dxa"/>
+          </w:tcPr>
+          <w:p>
+            <w:r>
+              <w:t>Propósito</w:t>
+            </w:r>
+          </w:p>
+        </w:tc>
+        <w:tc>
+          <w:tcPr>
+            <w:tcW w:w="5289" w:type="dxa"/>
+          </w:tcPr>
+          <w:p>
+            <w:pPr>
+              <w:jc w:val="both"/>
+              <w:cnfStyle w:val="000000000000" w:firstRow="0" w:lastRow="0" w:firstColumn="0" w:lastColumn="0" w:oddVBand="0" w:evenVBand="0" w:oddHBand="0" w:evenHBand="0" w:firstRowFirstColumn="0" w:firstRowLastColumn="0" w:lastRowFirstColumn="0" w:lastRowLastColumn="0"/>
+            </w:pPr>
+            <w:r>
+              <w:t>Permitir generar cotizaciones de productos para los clientes interesados</w:t>
+            </w:r>
+          </w:p>
+        </w:tc>
+      </w:tr>
+      <w:tr>
+        <w:trPr>
+          <w:cnfStyle w:val="000000100000" w:firstRow="0" w:lastRow="0" w:firstColumn="0" w:lastColumn="0" w:oddVBand="0" w:evenVBand="0" w:oddHBand="1" w:evenHBand="0" w:firstRowFirstColumn="0" w:firstRowLastColumn="0" w:lastRowFirstColumn="0" w:lastRowLastColumn="0"/>
+        </w:trPr>
+        <w:tc>
+          <w:tcPr>
+            <w:cnfStyle w:val="001000000000" w:firstRow="0" w:lastRow="0" w:firstColumn="1" w:lastColumn="0" w:oddVBand="0" w:evenVBand="0" w:oddHBand="0" w:evenHBand="0" w:firstRowFirstColumn="0" w:firstRowLastColumn="0" w:lastRowFirstColumn="0" w:lastRowLastColumn="0"/>
+            <w:tcW w:w="3539" w:type="dxa"/>
+          </w:tcPr>
+          <w:p>
+            <w:r>
+              <w:t>Descripción</w:t>
+            </w:r>
+          </w:p>
+        </w:tc>
+        <w:tc>
+          <w:tcPr>
+            <w:tcW w:w="5289" w:type="dxa"/>
+          </w:tcPr>
+          <w:p>
+            <w:pPr>
+              <w:jc w:val="both"/>
+              <w:cnfStyle w:val="000000100000" w:firstRow="0" w:lastRow="0" w:firstColumn="0" w:lastColumn="0" w:oddVBand="0" w:evenVBand="0" w:oddHBand="1" w:evenHBand="0" w:firstRowFirstColumn="0" w:firstRowLastColumn="0" w:lastRowFirstColumn="0" w:lastRowLastColumn="0"/>
+            </w:pPr>
+            <w:r>
+              <w:t>El sistema debe permitir crear cotizaciones seleccionando productos, cantidades y el cliente correspondiente</w:t>
+            </w:r>
+          </w:p>
+        </w:tc>
+      </w:tr>
+      <w:tr>
+        <w:tc>
+          <w:tcPr>
+            <w:cnfStyle w:val="001000000000" w:firstRow="0" w:lastRow="0" w:firstColumn="1" w:lastColumn="0" w:oddVBand="0" w:evenVBand="0" w:oddHBand="0" w:evenHBand="0" w:firstRowFirstColumn="0" w:firstRowLastColumn="0" w:lastRowFirstColumn="0" w:lastRowLastColumn="0"/>
+            <w:tcW w:w="3539" w:type="dxa"/>
+          </w:tcPr>
+          <w:p>
+            <w:r>
+              <w:t>Entrada</w:t>
+            </w:r>
+          </w:p>
+        </w:tc>
+        <w:tc>
+          <w:tcPr>
+            <w:tcW w:w="5289" w:type="dxa"/>
+          </w:tcPr>
+          <w:p>
+            <w:pPr>
+              <w:jc w:val="both"/>
+              <w:cnfStyle w:val="000000000000" w:firstRow="0" w:lastRow="0" w:firstColumn="0" w:lastColumn="0" w:oddVBand="0" w:evenVBand="0" w:oddHBand="0" w:evenHBand="0" w:firstRowFirstColumn="0" w:firstRowLastColumn="0" w:lastRowFirstColumn="0" w:lastRowLastColumn="0"/>
+            </w:pPr>
+            <w:r>
+              <w:t>Cliente</w:t>
+            </w:r>
+          </w:p>
+          <w:p>
+            <w:pPr>
+              <w:jc w:val="both"/>
+              <w:cnfStyle w:val="000000000000" w:firstRow="0" w:lastRow="0" w:firstColumn="0" w:lastColumn="0" w:oddVBand="0" w:evenVBand="0" w:oddHBand="0" w:evenHBand="0" w:firstRowFirstColumn="0" w:firstRowLastColumn="0" w:lastRowFirstColumn="0" w:lastRowLastColumn="0"/>
+            </w:pPr>
+            <w:r>
+              <w:t>Productos seleccionados</w:t>
+            </w:r>
+          </w:p>
+          <w:p>
+            <w:pPr>
+              <w:jc w:val="both"/>
+              <w:cnfStyle w:val="000000000000" w:firstRow="0" w:lastRow="0" w:firstColumn="0" w:lastColumn="0" w:oddVBand="0" w:evenVBand="0" w:oddHBand="0" w:evenHBand="0" w:firstRowFirstColumn="0" w:firstRowLastColumn="0" w:lastRowFirstColumn="0" w:lastRowLastColumn="0"/>
+            </w:pPr>
+            <w:r>
+              <w:t>Cantidades</w:t>
+            </w:r>
+          </w:p>
+          <w:p>
+            <w:pPr>
+              <w:jc w:val="both"/>
+              <w:cnfStyle w:val="000000000000" w:firstRow="0" w:lastRow="0" w:firstColumn="0" w:lastColumn="0" w:oddVBand="0" w:evenVBand="0" w:oddHBand="0" w:evenHBand="0" w:firstRowFirstColumn="0" w:firstRowLastColumn="0" w:lastRowFirstColumn="0" w:lastRowLastColumn="0"/>
+            </w:pPr>
+            <w:r>
+              <w:t>Precio unitario</w:t>
+            </w:r>
+          </w:p>
+        </w:tc>
+      </w:tr>
+      <w:tr>
+        <w:trPr>
+          <w:cnfStyle w:val="000000100000" w:firstRow="0" w:lastRow="0" w:firstColumn="0" w:lastColumn="0" w:oddVBand="0" w:evenVBand="0" w:oddHBand="1" w:evenHBand="0" w:firstRowFirstColumn="0" w:firstRowLastColumn="0" w:lastRowFirstColumn="0" w:lastRowLastColumn="0"/>
+        </w:trPr>
+        <w:tc>
+          <w:tcPr>
+            <w:cnfStyle w:val="001000000000" w:firstRow="0" w:lastRow="0" w:firstColumn="1" w:lastColumn="0" w:oddVBand="0" w:evenVBand="0" w:oddHBand="0" w:evenHBand="0" w:firstRowFirstColumn="0" w:firstRowLastColumn="0" w:lastRowFirstColumn="0" w:lastRowLastColumn="0"/>
+            <w:tcW w:w="3539" w:type="dxa"/>
+          </w:tcPr>
+          <w:p>
+            <w:r>
+              <w:t>Salida</w:t>
+            </w:r>
+          </w:p>
+        </w:tc>
+        <w:tc>
+          <w:tcPr>
+            <w:tcW w:w="5289" w:type="dxa"/>
+          </w:tcPr>
+          <w:p>
+            <w:pPr>
+              <w:jc w:val="both"/>
+              <w:cnfStyle w:val="000000100000" w:firstRow="0" w:lastRow="0" w:firstColumn="0" w:lastColumn="0" w:oddVBand="0" w:evenVBand="0" w:oddHBand="1" w:evenHBand="0" w:firstRowFirstColumn="0" w:firstRowLastColumn="0" w:lastRowFirstColumn="0" w:lastRowLastColumn="0"/>
+            </w:pPr>
+            <w:r>
+              <w:t>Cotización generada y almacenada en el sistema</w:t>
+            </w:r>
+          </w:p>
+        </w:tc>
+      </w:tr>
+      <w:tr>
+        <w:tc>
+          <w:tcPr>
+            <w:cnfStyle w:val="001000000000" w:firstRow="0" w:lastRow="0" w:firstColumn="1" w:lastColumn="0" w:oddVBand="0" w:evenVBand="0" w:oddHBand="0" w:evenHBand="0" w:firstRowFirstColumn="0" w:firstRowLastColumn="0" w:lastRowFirstColumn="0" w:lastRowLastColumn="0"/>
+            <w:tcW w:w="3539" w:type="dxa"/>
+          </w:tcPr>
+          <w:p>
+            <w:r>
+              <w:t>Prioridad</w:t>
+            </w:r>
+          </w:p>
+        </w:tc>
+        <w:tc>
+          <w:tcPr>
+            <w:tcW w:w="5289" w:type="dxa"/>
+          </w:tcPr>
+          <w:p>
+            <w:pPr>
+              <w:jc w:val="both"/>
+              <w:cnfStyle w:val="000000000000" w:firstRow="0" w:lastRow="0" w:firstColumn="0" w:lastColumn="0" w:oddVBand="0" w:evenVBand="0" w:oddHBand="0" w:evenHBand="0" w:firstRowFirstColumn="0" w:firstRowLastColumn="0" w:lastRowFirstColumn="0" w:lastRowLastColumn="0"/>
+            </w:pPr>
+            <w:r>
+              <w:t>Media</w:t>
+            </w:r>
+          </w:p>
+        </w:tc>
+      </w:tr>
+    </w:tbl>
+    <w:p>
+      <w:pPr>
+        <w:jc w:val="center"/>
+        <w:rPr>
           <w:b/>
           <w:bCs/>
-          <w:kern w:val="0"/>
-          <w14:ligatures w14:val="none"/>
-        </w:rPr>
-        <w:t>RF19</w:t>
-      </w:r>
-      <w:r>
-        <w:rPr>
-          <w:rFonts w:ascii="Times New Roman" w:eastAsia="Times New Roman" w:hAnsi="Times New Roman" w:cs="Times New Roman"/>
-          <w:kern w:val="0"/>
-          <w14:ligatures w14:val="none"/>
-        </w:rPr>
-        <w:br/>
-        <w:t>El sistema debe generar reportes de ventas.</w:t>
-      </w:r>
-    </w:p>
-    <w:p>
-      <w:pPr>
-        <w:pStyle w:val="ListParagraph"/>
-        <w:numPr>
-          <w:ilvl w:val="0"/>
-          <w:numId w:val="17"/>
-        </w:numPr>
-        <w:spacing w:before="100" w:beforeAutospacing="1" w:after="100" w:afterAutospacing="1" w:line="240" w:lineRule="auto"/>
-        <w:rPr>
-          <w:rFonts w:ascii="Times New Roman" w:eastAsia="Times New Roman" w:hAnsi="Times New Roman" w:cs="Times New Roman"/>
-          <w:kern w:val="0"/>
-          <w14:ligatures w14:val="none"/>
-        </w:rPr>
-      </w:pPr>
-      <w:r>
-        <w:rPr>
-          <w:rFonts w:ascii="Times New Roman" w:eastAsia="Times New Roman" w:hAnsi="Times New Roman" w:cs="Times New Roman"/>
+        </w:rPr>
+      </w:pPr>
+    </w:p>
+    <w:tbl>
+      <w:tblPr>
+        <w:tblStyle w:val="Tablanormal1"/>
+        <w:tblW w:w="0" w:type="auto"/>
+        <w:tblLook w:val="04A0" w:firstRow="1" w:lastRow="0" w:firstColumn="1" w:lastColumn="0" w:noHBand="0" w:noVBand="1"/>
+      </w:tblPr>
+      <w:tblGrid>
+        <w:gridCol w:w="3539"/>
+        <w:gridCol w:w="5289"/>
+      </w:tblGrid>
+      <w:tr>
+        <w:trPr>
+          <w:cnfStyle w:val="100000000000" w:firstRow="1" w:lastRow="0" w:firstColumn="0" w:lastColumn="0" w:oddVBand="0" w:evenVBand="0" w:oddHBand="0" w:evenHBand="0" w:firstRowFirstColumn="0" w:firstRowLastColumn="0" w:lastRowFirstColumn="0" w:lastRowLastColumn="0"/>
+        </w:trPr>
+        <w:tc>
+          <w:tcPr>
+            <w:cnfStyle w:val="001000000000" w:firstRow="0" w:lastRow="0" w:firstColumn="1" w:lastColumn="0" w:oddVBand="0" w:evenVBand="0" w:oddHBand="0" w:evenHBand="0" w:firstRowFirstColumn="0" w:firstRowLastColumn="0" w:lastRowFirstColumn="0" w:lastRowLastColumn="0"/>
+            <w:tcW w:w="3539" w:type="dxa"/>
+          </w:tcPr>
+          <w:p>
+            <w:pPr>
+              <w:jc w:val="center"/>
+              <w:rPr>
+                <w:rFonts w:ascii="Arial" w:hAnsi="Arial" w:cs="Arial"/>
+                <w:sz w:val="24"/>
+                <w:szCs w:val="24"/>
+              </w:rPr>
+            </w:pPr>
+            <w:r>
+              <w:rPr>
+                <w:rFonts w:ascii="Arial" w:hAnsi="Arial" w:cs="Arial"/>
+                <w:sz w:val="24"/>
+                <w:szCs w:val="24"/>
+              </w:rPr>
+              <w:t>Código del Requisito</w:t>
+            </w:r>
+          </w:p>
+        </w:tc>
+        <w:tc>
+          <w:tcPr>
+            <w:tcW w:w="5289" w:type="dxa"/>
+          </w:tcPr>
+          <w:p>
+            <w:pPr>
+              <w:jc w:val="center"/>
+              <w:cnfStyle w:val="100000000000" w:firstRow="1" w:lastRow="0" w:firstColumn="0" w:lastColumn="0" w:oddVBand="0" w:evenVBand="0" w:oddHBand="0" w:evenHBand="0" w:firstRowFirstColumn="0" w:firstRowLastColumn="0" w:lastRowFirstColumn="0" w:lastRowLastColumn="0"/>
+              <w:rPr>
+                <w:rFonts w:ascii="Arial" w:hAnsi="Arial" w:cs="Arial"/>
+                <w:sz w:val="24"/>
+                <w:szCs w:val="24"/>
+              </w:rPr>
+            </w:pPr>
+            <w:r>
+              <w:rPr>
+                <w:rFonts w:ascii="Arial" w:hAnsi="Arial" w:cs="Arial"/>
+                <w:sz w:val="24"/>
+                <w:szCs w:val="24"/>
+              </w:rPr>
+              <w:t>RF</w:t>
+            </w:r>
+            <w:r>
+              <w:rPr>
+                <w:rFonts w:ascii="Arial" w:hAnsi="Arial" w:cs="Arial"/>
+                <w:sz w:val="24"/>
+                <w:szCs w:val="24"/>
+              </w:rPr>
+              <w:t>18</w:t>
+            </w:r>
+          </w:p>
+        </w:tc>
+      </w:tr>
+      <w:tr>
+        <w:trPr>
+          <w:cnfStyle w:val="000000100000" w:firstRow="0" w:lastRow="0" w:firstColumn="0" w:lastColumn="0" w:oddVBand="0" w:evenVBand="0" w:oddHBand="1" w:evenHBand="0" w:firstRowFirstColumn="0" w:firstRowLastColumn="0" w:lastRowFirstColumn="0" w:lastRowLastColumn="0"/>
+        </w:trPr>
+        <w:tc>
+          <w:tcPr>
+            <w:cnfStyle w:val="001000000000" w:firstRow="0" w:lastRow="0" w:firstColumn="1" w:lastColumn="0" w:oddVBand="0" w:evenVBand="0" w:oddHBand="0" w:evenHBand="0" w:firstRowFirstColumn="0" w:firstRowLastColumn="0" w:lastRowFirstColumn="0" w:lastRowLastColumn="0"/>
+            <w:tcW w:w="3539" w:type="dxa"/>
+          </w:tcPr>
+          <w:p>
+            <w:r>
+              <w:t>Nombre</w:t>
+            </w:r>
+          </w:p>
+        </w:tc>
+        <w:tc>
+          <w:tcPr>
+            <w:tcW w:w="5289" w:type="dxa"/>
+          </w:tcPr>
+          <w:p>
+            <w:pPr>
+              <w:cnfStyle w:val="000000100000" w:firstRow="0" w:lastRow="0" w:firstColumn="0" w:lastColumn="0" w:oddVBand="0" w:evenVBand="0" w:oddHBand="1" w:evenHBand="0" w:firstRowFirstColumn="0" w:firstRowLastColumn="0" w:lastRowFirstColumn="0" w:lastRowLastColumn="0"/>
+              <w:rPr>
+                <w:b/>
+                <w:bCs/>
+              </w:rPr>
+            </w:pPr>
+            <w:r>
+              <w:rPr>
+                <w:b/>
+                <w:bCs/>
+              </w:rPr>
+              <w:t>Conversión de cotización en venta</w:t>
+            </w:r>
+          </w:p>
+        </w:tc>
+      </w:tr>
+      <w:tr>
+        <w:tc>
+          <w:tcPr>
+            <w:cnfStyle w:val="001000000000" w:firstRow="0" w:lastRow="0" w:firstColumn="1" w:lastColumn="0" w:oddVBand="0" w:evenVBand="0" w:oddHBand="0" w:evenHBand="0" w:firstRowFirstColumn="0" w:firstRowLastColumn="0" w:lastRowFirstColumn="0" w:lastRowLastColumn="0"/>
+            <w:tcW w:w="3539" w:type="dxa"/>
+          </w:tcPr>
+          <w:p>
+            <w:r>
+              <w:lastRenderedPageBreak/>
+              <w:t>Propósito</w:t>
+            </w:r>
+          </w:p>
+        </w:tc>
+        <w:tc>
+          <w:tcPr>
+            <w:tcW w:w="5289" w:type="dxa"/>
+          </w:tcPr>
+          <w:p>
+            <w:pPr>
+              <w:jc w:val="both"/>
+              <w:cnfStyle w:val="000000000000" w:firstRow="0" w:lastRow="0" w:firstColumn="0" w:lastColumn="0" w:oddVBand="0" w:evenVBand="0" w:oddHBand="0" w:evenHBand="0" w:firstRowFirstColumn="0" w:firstRowLastColumn="0" w:lastRowFirstColumn="0" w:lastRowLastColumn="0"/>
+            </w:pPr>
+            <w:r>
+              <w:t>Facilitar el proceso de venta cuando una cotización es aceptada por el cliente</w:t>
+            </w:r>
+          </w:p>
+        </w:tc>
+      </w:tr>
+      <w:tr>
+        <w:trPr>
+          <w:cnfStyle w:val="000000100000" w:firstRow="0" w:lastRow="0" w:firstColumn="0" w:lastColumn="0" w:oddVBand="0" w:evenVBand="0" w:oddHBand="1" w:evenHBand="0" w:firstRowFirstColumn="0" w:firstRowLastColumn="0" w:lastRowFirstColumn="0" w:lastRowLastColumn="0"/>
+        </w:trPr>
+        <w:tc>
+          <w:tcPr>
+            <w:cnfStyle w:val="001000000000" w:firstRow="0" w:lastRow="0" w:firstColumn="1" w:lastColumn="0" w:oddVBand="0" w:evenVBand="0" w:oddHBand="0" w:evenHBand="0" w:firstRowFirstColumn="0" w:firstRowLastColumn="0" w:lastRowFirstColumn="0" w:lastRowLastColumn="0"/>
+            <w:tcW w:w="3539" w:type="dxa"/>
+          </w:tcPr>
+          <w:p>
+            <w:r>
+              <w:t>Descripción</w:t>
+            </w:r>
+          </w:p>
+        </w:tc>
+        <w:tc>
+          <w:tcPr>
+            <w:tcW w:w="5289" w:type="dxa"/>
+          </w:tcPr>
+          <w:p>
+            <w:pPr>
+              <w:jc w:val="both"/>
+              <w:cnfStyle w:val="000000100000" w:firstRow="0" w:lastRow="0" w:firstColumn="0" w:lastColumn="0" w:oddVBand="0" w:evenVBand="0" w:oddHBand="1" w:evenHBand="0" w:firstRowFirstColumn="0" w:firstRowLastColumn="0" w:lastRowFirstColumn="0" w:lastRowLastColumn="0"/>
+            </w:pPr>
+            <w:r>
+              <w:t>El sistema debe permitir convertir una cotización previamente registrada en una venta formal</w:t>
+            </w:r>
+          </w:p>
+        </w:tc>
+      </w:tr>
+      <w:tr>
+        <w:tc>
+          <w:tcPr>
+            <w:cnfStyle w:val="001000000000" w:firstRow="0" w:lastRow="0" w:firstColumn="1" w:lastColumn="0" w:oddVBand="0" w:evenVBand="0" w:oddHBand="0" w:evenHBand="0" w:firstRowFirstColumn="0" w:firstRowLastColumn="0" w:lastRowFirstColumn="0" w:lastRowLastColumn="0"/>
+            <w:tcW w:w="3539" w:type="dxa"/>
+          </w:tcPr>
+          <w:p>
+            <w:r>
+              <w:t>Entrada</w:t>
+            </w:r>
+          </w:p>
+        </w:tc>
+        <w:tc>
+          <w:tcPr>
+            <w:tcW w:w="5289" w:type="dxa"/>
+          </w:tcPr>
+          <w:p>
+            <w:pPr>
+              <w:jc w:val="both"/>
+              <w:cnfStyle w:val="000000000000" w:firstRow="0" w:lastRow="0" w:firstColumn="0" w:lastColumn="0" w:oddVBand="0" w:evenVBand="0" w:oddHBand="0" w:evenHBand="0" w:firstRowFirstColumn="0" w:firstRowLastColumn="0" w:lastRowFirstColumn="0" w:lastRowLastColumn="0"/>
+            </w:pPr>
+            <w:r>
+              <w:t>Cotización seleccionada</w:t>
+            </w:r>
+          </w:p>
+        </w:tc>
+      </w:tr>
+      <w:tr>
+        <w:trPr>
+          <w:cnfStyle w:val="000000100000" w:firstRow="0" w:lastRow="0" w:firstColumn="0" w:lastColumn="0" w:oddVBand="0" w:evenVBand="0" w:oddHBand="1" w:evenHBand="0" w:firstRowFirstColumn="0" w:firstRowLastColumn="0" w:lastRowFirstColumn="0" w:lastRowLastColumn="0"/>
+        </w:trPr>
+        <w:tc>
+          <w:tcPr>
+            <w:cnfStyle w:val="001000000000" w:firstRow="0" w:lastRow="0" w:firstColumn="1" w:lastColumn="0" w:oddVBand="0" w:evenVBand="0" w:oddHBand="0" w:evenHBand="0" w:firstRowFirstColumn="0" w:firstRowLastColumn="0" w:lastRowFirstColumn="0" w:lastRowLastColumn="0"/>
+            <w:tcW w:w="3539" w:type="dxa"/>
+          </w:tcPr>
+          <w:p>
+            <w:r>
+              <w:t>Salida</w:t>
+            </w:r>
+          </w:p>
+        </w:tc>
+        <w:tc>
+          <w:tcPr>
+            <w:tcW w:w="5289" w:type="dxa"/>
+          </w:tcPr>
+          <w:p>
+            <w:pPr>
+              <w:jc w:val="both"/>
+              <w:cnfStyle w:val="000000100000" w:firstRow="0" w:lastRow="0" w:firstColumn="0" w:lastColumn="0" w:oddVBand="0" w:evenVBand="0" w:oddHBand="1" w:evenHBand="0" w:firstRowFirstColumn="0" w:firstRowLastColumn="0" w:lastRowFirstColumn="0" w:lastRowLastColumn="0"/>
+            </w:pPr>
+            <w:r>
+              <w:t>Venta registrada basada en la cotización seleccionada</w:t>
+            </w:r>
+          </w:p>
+        </w:tc>
+      </w:tr>
+      <w:tr>
+        <w:tc>
+          <w:tcPr>
+            <w:cnfStyle w:val="001000000000" w:firstRow="0" w:lastRow="0" w:firstColumn="1" w:lastColumn="0" w:oddVBand="0" w:evenVBand="0" w:oddHBand="0" w:evenHBand="0" w:firstRowFirstColumn="0" w:firstRowLastColumn="0" w:lastRowFirstColumn="0" w:lastRowLastColumn="0"/>
+            <w:tcW w:w="3539" w:type="dxa"/>
+          </w:tcPr>
+          <w:p>
+            <w:r>
+              <w:t>Prioridad</w:t>
+            </w:r>
+          </w:p>
+        </w:tc>
+        <w:tc>
+          <w:tcPr>
+            <w:tcW w:w="5289" w:type="dxa"/>
+          </w:tcPr>
+          <w:p>
+            <w:pPr>
+              <w:jc w:val="both"/>
+              <w:cnfStyle w:val="000000000000" w:firstRow="0" w:lastRow="0" w:firstColumn="0" w:lastColumn="0" w:oddVBand="0" w:evenVBand="0" w:oddHBand="0" w:evenHBand="0" w:firstRowFirstColumn="0" w:firstRowLastColumn="0" w:lastRowFirstColumn="0" w:lastRowLastColumn="0"/>
+            </w:pPr>
+            <w:r>
+              <w:t>Media</w:t>
+            </w:r>
+          </w:p>
+        </w:tc>
+      </w:tr>
+    </w:tbl>
+    <w:p>
+      <w:pPr>
+        <w:jc w:val="center"/>
+        <w:rPr>
           <w:b/>
           <w:bCs/>
-          <w:kern w:val="0"/>
-          <w14:ligatures w14:val="none"/>
-        </w:rPr>
-        <w:t>RF20</w:t>
+        </w:rPr>
+      </w:pPr>
+    </w:p>
+    <w:tbl>
+      <w:tblPr>
+        <w:tblStyle w:val="Tablanormal1"/>
+        <w:tblW w:w="0" w:type="auto"/>
+        <w:tblLook w:val="04A0" w:firstRow="1" w:lastRow="0" w:firstColumn="1" w:lastColumn="0" w:noHBand="0" w:noVBand="1"/>
+      </w:tblPr>
+      <w:tblGrid>
+        <w:gridCol w:w="3539"/>
+        <w:gridCol w:w="5289"/>
+      </w:tblGrid>
+      <w:tr>
+        <w:trPr>
+          <w:cnfStyle w:val="100000000000" w:firstRow="1" w:lastRow="0" w:firstColumn="0" w:lastColumn="0" w:oddVBand="0" w:evenVBand="0" w:oddHBand="0" w:evenHBand="0" w:firstRowFirstColumn="0" w:firstRowLastColumn="0" w:lastRowFirstColumn="0" w:lastRowLastColumn="0"/>
+        </w:trPr>
+        <w:tc>
+          <w:tcPr>
+            <w:cnfStyle w:val="001000000000" w:firstRow="0" w:lastRow="0" w:firstColumn="1" w:lastColumn="0" w:oddVBand="0" w:evenVBand="0" w:oddHBand="0" w:evenHBand="0" w:firstRowFirstColumn="0" w:firstRowLastColumn="0" w:lastRowFirstColumn="0" w:lastRowLastColumn="0"/>
+            <w:tcW w:w="3539" w:type="dxa"/>
+          </w:tcPr>
+          <w:p>
+            <w:pPr>
+              <w:jc w:val="center"/>
+              <w:rPr>
+                <w:rFonts w:ascii="Arial" w:hAnsi="Arial" w:cs="Arial"/>
+                <w:sz w:val="24"/>
+                <w:szCs w:val="24"/>
+              </w:rPr>
+            </w:pPr>
+            <w:r>
+              <w:rPr>
+                <w:rFonts w:ascii="Arial" w:hAnsi="Arial" w:cs="Arial"/>
+                <w:sz w:val="24"/>
+                <w:szCs w:val="24"/>
+              </w:rPr>
+              <w:t>Código del Requisito</w:t>
+            </w:r>
+          </w:p>
+        </w:tc>
+        <w:tc>
+          <w:tcPr>
+            <w:tcW w:w="5289" w:type="dxa"/>
+          </w:tcPr>
+          <w:p>
+            <w:pPr>
+              <w:jc w:val="center"/>
+              <w:cnfStyle w:val="100000000000" w:firstRow="1" w:lastRow="0" w:firstColumn="0" w:lastColumn="0" w:oddVBand="0" w:evenVBand="0" w:oddHBand="0" w:evenHBand="0" w:firstRowFirstColumn="0" w:firstRowLastColumn="0" w:lastRowFirstColumn="0" w:lastRowLastColumn="0"/>
+              <w:rPr>
+                <w:rFonts w:ascii="Arial" w:hAnsi="Arial" w:cs="Arial"/>
+                <w:sz w:val="24"/>
+                <w:szCs w:val="24"/>
+              </w:rPr>
+            </w:pPr>
+            <w:r>
+              <w:rPr>
+                <w:rFonts w:ascii="Arial" w:hAnsi="Arial" w:cs="Arial"/>
+                <w:sz w:val="24"/>
+                <w:szCs w:val="24"/>
+              </w:rPr>
+              <w:t>RF</w:t>
+            </w:r>
+            <w:r>
+              <w:rPr>
+                <w:rFonts w:ascii="Arial" w:hAnsi="Arial" w:cs="Arial"/>
+                <w:sz w:val="24"/>
+                <w:szCs w:val="24"/>
+              </w:rPr>
+              <w:t>19</w:t>
+            </w:r>
+          </w:p>
+        </w:tc>
+      </w:tr>
+      <w:tr>
+        <w:trPr>
+          <w:cnfStyle w:val="000000100000" w:firstRow="0" w:lastRow="0" w:firstColumn="0" w:lastColumn="0" w:oddVBand="0" w:evenVBand="0" w:oddHBand="1" w:evenHBand="0" w:firstRowFirstColumn="0" w:firstRowLastColumn="0" w:lastRowFirstColumn="0" w:lastRowLastColumn="0"/>
+        </w:trPr>
+        <w:tc>
+          <w:tcPr>
+            <w:cnfStyle w:val="001000000000" w:firstRow="0" w:lastRow="0" w:firstColumn="1" w:lastColumn="0" w:oddVBand="0" w:evenVBand="0" w:oddHBand="0" w:evenHBand="0" w:firstRowFirstColumn="0" w:firstRowLastColumn="0" w:lastRowFirstColumn="0" w:lastRowLastColumn="0"/>
+            <w:tcW w:w="3539" w:type="dxa"/>
+          </w:tcPr>
+          <w:p>
+            <w:r>
+              <w:t>Nombre</w:t>
+            </w:r>
+          </w:p>
+        </w:tc>
+        <w:tc>
+          <w:tcPr>
+            <w:tcW w:w="5289" w:type="dxa"/>
+          </w:tcPr>
+          <w:p>
+            <w:pPr>
+              <w:cnfStyle w:val="000000100000" w:firstRow="0" w:lastRow="0" w:firstColumn="0" w:lastColumn="0" w:oddVBand="0" w:evenVBand="0" w:oddHBand="1" w:evenHBand="0" w:firstRowFirstColumn="0" w:firstRowLastColumn="0" w:lastRowFirstColumn="0" w:lastRowLastColumn="0"/>
+              <w:rPr>
+                <w:b/>
+                <w:bCs/>
+              </w:rPr>
+            </w:pPr>
+            <w:r>
+              <w:rPr>
+                <w:b/>
+                <w:bCs/>
+              </w:rPr>
+              <w:t>Generación de reportes de ventas</w:t>
+            </w:r>
+          </w:p>
+        </w:tc>
+      </w:tr>
+      <w:tr>
+        <w:tc>
+          <w:tcPr>
+            <w:cnfStyle w:val="001000000000" w:firstRow="0" w:lastRow="0" w:firstColumn="1" w:lastColumn="0" w:oddVBand="0" w:evenVBand="0" w:oddHBand="0" w:evenHBand="0" w:firstRowFirstColumn="0" w:firstRowLastColumn="0" w:lastRowFirstColumn="0" w:lastRowLastColumn="0"/>
+            <w:tcW w:w="3539" w:type="dxa"/>
+          </w:tcPr>
+          <w:p>
+            <w:r>
+              <w:t>Propósito</w:t>
+            </w:r>
+          </w:p>
+        </w:tc>
+        <w:tc>
+          <w:tcPr>
+            <w:tcW w:w="5289" w:type="dxa"/>
+          </w:tcPr>
+          <w:p>
+            <w:pPr>
+              <w:jc w:val="both"/>
+              <w:cnfStyle w:val="000000000000" w:firstRow="0" w:lastRow="0" w:firstColumn="0" w:lastColumn="0" w:oddVBand="0" w:evenVBand="0" w:oddHBand="0" w:evenHBand="0" w:firstRowFirstColumn="0" w:firstRowLastColumn="0" w:lastRowFirstColumn="0" w:lastRowLastColumn="0"/>
+            </w:pPr>
+            <w:r>
+              <w:t>Permitir analizar el comportamiento de las ventas del negocio</w:t>
+            </w:r>
+          </w:p>
+        </w:tc>
+      </w:tr>
+      <w:tr>
+        <w:trPr>
+          <w:cnfStyle w:val="000000100000" w:firstRow="0" w:lastRow="0" w:firstColumn="0" w:lastColumn="0" w:oddVBand="0" w:evenVBand="0" w:oddHBand="1" w:evenHBand="0" w:firstRowFirstColumn="0" w:firstRowLastColumn="0" w:lastRowFirstColumn="0" w:lastRowLastColumn="0"/>
+        </w:trPr>
+        <w:tc>
+          <w:tcPr>
+            <w:cnfStyle w:val="001000000000" w:firstRow="0" w:lastRow="0" w:firstColumn="1" w:lastColumn="0" w:oddVBand="0" w:evenVBand="0" w:oddHBand="0" w:evenHBand="0" w:firstRowFirstColumn="0" w:firstRowLastColumn="0" w:lastRowFirstColumn="0" w:lastRowLastColumn="0"/>
+            <w:tcW w:w="3539" w:type="dxa"/>
+          </w:tcPr>
+          <w:p>
+            <w:r>
+              <w:t>Descripción</w:t>
+            </w:r>
+          </w:p>
+        </w:tc>
+        <w:tc>
+          <w:tcPr>
+            <w:tcW w:w="5289" w:type="dxa"/>
+          </w:tcPr>
+          <w:p>
+            <w:pPr>
+              <w:jc w:val="both"/>
+              <w:cnfStyle w:val="000000100000" w:firstRow="0" w:lastRow="0" w:firstColumn="0" w:lastColumn="0" w:oddVBand="0" w:evenVBand="0" w:oddHBand="1" w:evenHBand="0" w:firstRowFirstColumn="0" w:firstRowLastColumn="0" w:lastRowFirstColumn="0" w:lastRowLastColumn="0"/>
+            </w:pPr>
+            <w:r>
+              <w:t>El sistema debe generar reportes detallados de ventas que puedan consultarse según un rango de fechas</w:t>
+            </w:r>
+          </w:p>
+        </w:tc>
+      </w:tr>
+      <w:tr>
+        <w:tc>
+          <w:tcPr>
+            <w:cnfStyle w:val="001000000000" w:firstRow="0" w:lastRow="0" w:firstColumn="1" w:lastColumn="0" w:oddVBand="0" w:evenVBand="0" w:oddHBand="0" w:evenHBand="0" w:firstRowFirstColumn="0" w:firstRowLastColumn="0" w:lastRowFirstColumn="0" w:lastRowLastColumn="0"/>
+            <w:tcW w:w="3539" w:type="dxa"/>
+          </w:tcPr>
+          <w:p>
+            <w:r>
+              <w:t>Entrada</w:t>
+            </w:r>
+          </w:p>
+        </w:tc>
+        <w:tc>
+          <w:tcPr>
+            <w:tcW w:w="5289" w:type="dxa"/>
+          </w:tcPr>
+          <w:p>
+            <w:pPr>
+              <w:jc w:val="both"/>
+              <w:cnfStyle w:val="000000000000" w:firstRow="0" w:lastRow="0" w:firstColumn="0" w:lastColumn="0" w:oddVBand="0" w:evenVBand="0" w:oddHBand="0" w:evenHBand="0" w:firstRowFirstColumn="0" w:firstRowLastColumn="0" w:lastRowFirstColumn="0" w:lastRowLastColumn="0"/>
+            </w:pPr>
+            <w:r>
+              <w:t>Rango de fechas</w:t>
+            </w:r>
+          </w:p>
+        </w:tc>
+      </w:tr>
+      <w:tr>
+        <w:trPr>
+          <w:cnfStyle w:val="000000100000" w:firstRow="0" w:lastRow="0" w:firstColumn="0" w:lastColumn="0" w:oddVBand="0" w:evenVBand="0" w:oddHBand="1" w:evenHBand="0" w:firstRowFirstColumn="0" w:firstRowLastColumn="0" w:lastRowFirstColumn="0" w:lastRowLastColumn="0"/>
+        </w:trPr>
+        <w:tc>
+          <w:tcPr>
+            <w:cnfStyle w:val="001000000000" w:firstRow="0" w:lastRow="0" w:firstColumn="1" w:lastColumn="0" w:oddVBand="0" w:evenVBand="0" w:oddHBand="0" w:evenHBand="0" w:firstRowFirstColumn="0" w:firstRowLastColumn="0" w:lastRowFirstColumn="0" w:lastRowLastColumn="0"/>
+            <w:tcW w:w="3539" w:type="dxa"/>
+          </w:tcPr>
+          <w:p>
+            <w:r>
+              <w:t>Salida</w:t>
+            </w:r>
+          </w:p>
+        </w:tc>
+        <w:tc>
+          <w:tcPr>
+            <w:tcW w:w="5289" w:type="dxa"/>
+          </w:tcPr>
+          <w:p>
+            <w:pPr>
+              <w:jc w:val="both"/>
+              <w:cnfStyle w:val="000000100000" w:firstRow="0" w:lastRow="0" w:firstColumn="0" w:lastColumn="0" w:oddVBand="0" w:evenVBand="0" w:oddHBand="1" w:evenHBand="0" w:firstRowFirstColumn="0" w:firstRowLastColumn="0" w:lastRowFirstColumn="0" w:lastRowLastColumn="0"/>
+            </w:pPr>
+            <w:r>
+              <w:t>Reporte de ventas con información como: productos vendidos, cantidad vendida, total de ventas, ganancias generadas</w:t>
+            </w:r>
+          </w:p>
+        </w:tc>
+      </w:tr>
+      <w:tr>
+        <w:tc>
+          <w:tcPr>
+            <w:cnfStyle w:val="001000000000" w:firstRow="0" w:lastRow="0" w:firstColumn="1" w:lastColumn="0" w:oddVBand="0" w:evenVBand="0" w:oddHBand="0" w:evenHBand="0" w:firstRowFirstColumn="0" w:firstRowLastColumn="0" w:lastRowFirstColumn="0" w:lastRowLastColumn="0"/>
+            <w:tcW w:w="3539" w:type="dxa"/>
+          </w:tcPr>
+          <w:p>
+            <w:r>
+              <w:t>Prioridad</w:t>
+            </w:r>
+          </w:p>
+        </w:tc>
+        <w:tc>
+          <w:tcPr>
+            <w:tcW w:w="5289" w:type="dxa"/>
+          </w:tcPr>
+          <w:p>
+            <w:pPr>
+              <w:jc w:val="both"/>
+              <w:cnfStyle w:val="000000000000" w:firstRow="0" w:lastRow="0" w:firstColumn="0" w:lastColumn="0" w:oddVBand="0" w:evenVBand="0" w:oddHBand="0" w:evenHBand="0" w:firstRowFirstColumn="0" w:firstRowLastColumn="0" w:lastRowFirstColumn="0" w:lastRowLastColumn="0"/>
+            </w:pPr>
+            <w:r>
+              <w:t>Alta</w:t>
+            </w:r>
+          </w:p>
+        </w:tc>
+      </w:tr>
+    </w:tbl>
+    <w:p>
+      <w:pPr>
+        <w:jc w:val="center"/>
+        <w:rPr>
+          <w:b/>
+          <w:bCs/>
+        </w:rPr>
+      </w:pPr>
+    </w:p>
+    <w:tbl>
+      <w:tblPr>
+        <w:tblStyle w:val="Tablanormal1"/>
+        <w:tblW w:w="0" w:type="auto"/>
+        <w:tblLook w:val="04A0" w:firstRow="1" w:lastRow="0" w:firstColumn="1" w:lastColumn="0" w:noHBand="0" w:noVBand="1"/>
+      </w:tblPr>
+      <w:tblGrid>
+        <w:gridCol w:w="3539"/>
+        <w:gridCol w:w="5289"/>
+      </w:tblGrid>
+      <w:tr>
+        <w:trPr>
+          <w:cnfStyle w:val="100000000000" w:firstRow="1" w:lastRow="0" w:firstColumn="0" w:lastColumn="0" w:oddVBand="0" w:evenVBand="0" w:oddHBand="0" w:evenHBand="0" w:firstRowFirstColumn="0" w:firstRowLastColumn="0" w:lastRowFirstColumn="0" w:lastRowLastColumn="0"/>
+        </w:trPr>
+        <w:tc>
+          <w:tcPr>
+            <w:cnfStyle w:val="001000000000" w:firstRow="0" w:lastRow="0" w:firstColumn="1" w:lastColumn="0" w:oddVBand="0" w:evenVBand="0" w:oddHBand="0" w:evenHBand="0" w:firstRowFirstColumn="0" w:firstRowLastColumn="0" w:lastRowFirstColumn="0" w:lastRowLastColumn="0"/>
+            <w:tcW w:w="3539" w:type="dxa"/>
+          </w:tcPr>
+          <w:p>
+            <w:pPr>
+              <w:jc w:val="center"/>
+              <w:rPr>
+                <w:rFonts w:ascii="Arial" w:hAnsi="Arial" w:cs="Arial"/>
+                <w:sz w:val="24"/>
+                <w:szCs w:val="24"/>
+              </w:rPr>
+            </w:pPr>
+            <w:r>
+              <w:rPr>
+                <w:rFonts w:ascii="Arial" w:hAnsi="Arial" w:cs="Arial"/>
+                <w:sz w:val="24"/>
+                <w:szCs w:val="24"/>
+              </w:rPr>
+              <w:t>Código del Requisito</w:t>
+            </w:r>
+          </w:p>
+        </w:tc>
+        <w:tc>
+          <w:tcPr>
+            <w:tcW w:w="5289" w:type="dxa"/>
+          </w:tcPr>
+          <w:p>
+            <w:pPr>
+              <w:jc w:val="center"/>
+              <w:cnfStyle w:val="100000000000" w:firstRow="1" w:lastRow="0" w:firstColumn="0" w:lastColumn="0" w:oddVBand="0" w:evenVBand="0" w:oddHBand="0" w:evenHBand="0" w:firstRowFirstColumn="0" w:firstRowLastColumn="0" w:lastRowFirstColumn="0" w:lastRowLastColumn="0"/>
+              <w:rPr>
+                <w:rFonts w:ascii="Arial" w:hAnsi="Arial" w:cs="Arial"/>
+                <w:sz w:val="24"/>
+                <w:szCs w:val="24"/>
+              </w:rPr>
+            </w:pPr>
+            <w:r>
+              <w:rPr>
+                <w:rFonts w:ascii="Arial" w:hAnsi="Arial" w:cs="Arial"/>
+                <w:sz w:val="24"/>
+                <w:szCs w:val="24"/>
+              </w:rPr>
+              <w:t>RF</w:t>
+            </w:r>
+            <w:r>
+              <w:rPr>
+                <w:rFonts w:ascii="Arial" w:hAnsi="Arial" w:cs="Arial"/>
+                <w:sz w:val="24"/>
+                <w:szCs w:val="24"/>
+              </w:rPr>
+              <w:t>20</w:t>
+            </w:r>
+          </w:p>
+        </w:tc>
+      </w:tr>
+      <w:tr>
+        <w:trPr>
+          <w:cnfStyle w:val="000000100000" w:firstRow="0" w:lastRow="0" w:firstColumn="0" w:lastColumn="0" w:oddVBand="0" w:evenVBand="0" w:oddHBand="1" w:evenHBand="0" w:firstRowFirstColumn="0" w:firstRowLastColumn="0" w:lastRowFirstColumn="0" w:lastRowLastColumn="0"/>
+        </w:trPr>
+        <w:tc>
+          <w:tcPr>
+            <w:cnfStyle w:val="001000000000" w:firstRow="0" w:lastRow="0" w:firstColumn="1" w:lastColumn="0" w:oddVBand="0" w:evenVBand="0" w:oddHBand="0" w:evenHBand="0" w:firstRowFirstColumn="0" w:firstRowLastColumn="0" w:lastRowFirstColumn="0" w:lastRowLastColumn="0"/>
+            <w:tcW w:w="3539" w:type="dxa"/>
+          </w:tcPr>
+          <w:p>
+            <w:r>
+              <w:t>Nombre</w:t>
+            </w:r>
+          </w:p>
+        </w:tc>
+        <w:tc>
+          <w:tcPr>
+            <w:tcW w:w="5289" w:type="dxa"/>
+          </w:tcPr>
+          <w:p>
+            <w:pPr>
+              <w:cnfStyle w:val="000000100000" w:firstRow="0" w:lastRow="0" w:firstColumn="0" w:lastColumn="0" w:oddVBand="0" w:evenVBand="0" w:oddHBand="1" w:evenHBand="0" w:firstRowFirstColumn="0" w:firstRowLastColumn="0" w:lastRowFirstColumn="0" w:lastRowLastColumn="0"/>
+              <w:rPr>
+                <w:b/>
+                <w:bCs/>
+              </w:rPr>
+            </w:pPr>
+            <w:r>
+              <w:rPr>
+                <w:b/>
+                <w:bCs/>
+              </w:rPr>
+              <w:t>Generación de reportes de inventario</w:t>
+            </w:r>
+          </w:p>
+        </w:tc>
+      </w:tr>
+      <w:tr>
+        <w:tc>
+          <w:tcPr>
+            <w:cnfStyle w:val="001000000000" w:firstRow="0" w:lastRow="0" w:firstColumn="1" w:lastColumn="0" w:oddVBand="0" w:evenVBand="0" w:oddHBand="0" w:evenHBand="0" w:firstRowFirstColumn="0" w:firstRowLastColumn="0" w:lastRowFirstColumn="0" w:lastRowLastColumn="0"/>
+            <w:tcW w:w="3539" w:type="dxa"/>
+          </w:tcPr>
+          <w:p>
+            <w:r>
+              <w:t>Propósito</w:t>
+            </w:r>
+          </w:p>
+        </w:tc>
+        <w:tc>
+          <w:tcPr>
+            <w:tcW w:w="5289" w:type="dxa"/>
+          </w:tcPr>
+          <w:p>
+            <w:pPr>
+              <w:jc w:val="both"/>
+              <w:cnfStyle w:val="000000000000" w:firstRow="0" w:lastRow="0" w:firstColumn="0" w:lastColumn="0" w:oddVBand="0" w:evenVBand="0" w:oddHBand="0" w:evenHBand="0" w:firstRowFirstColumn="0" w:firstRowLastColumn="0" w:lastRowFirstColumn="0" w:lastRowLastColumn="0"/>
+            </w:pPr>
+            <w:r>
+              <w:t>Permitir conocer el estado actual del inventario del negocio</w:t>
+            </w:r>
+          </w:p>
+        </w:tc>
+      </w:tr>
+      <w:tr>
+        <w:trPr>
+          <w:cnfStyle w:val="000000100000" w:firstRow="0" w:lastRow="0" w:firstColumn="0" w:lastColumn="0" w:oddVBand="0" w:evenVBand="0" w:oddHBand="1" w:evenHBand="0" w:firstRowFirstColumn="0" w:firstRowLastColumn="0" w:lastRowFirstColumn="0" w:lastRowLastColumn="0"/>
+        </w:trPr>
+        <w:tc>
+          <w:tcPr>
+            <w:cnfStyle w:val="001000000000" w:firstRow="0" w:lastRow="0" w:firstColumn="1" w:lastColumn="0" w:oddVBand="0" w:evenVBand="0" w:oddHBand="0" w:evenHBand="0" w:firstRowFirstColumn="0" w:firstRowLastColumn="0" w:lastRowFirstColumn="0" w:lastRowLastColumn="0"/>
+            <w:tcW w:w="3539" w:type="dxa"/>
+          </w:tcPr>
+          <w:p>
+            <w:r>
+              <w:t>Descripción</w:t>
+            </w:r>
+          </w:p>
+        </w:tc>
+        <w:tc>
+          <w:tcPr>
+            <w:tcW w:w="5289" w:type="dxa"/>
+          </w:tcPr>
+          <w:p>
+            <w:pPr>
+              <w:jc w:val="both"/>
+              <w:cnfStyle w:val="000000100000" w:firstRow="0" w:lastRow="0" w:firstColumn="0" w:lastColumn="0" w:oddVBand="0" w:evenVBand="0" w:oddHBand="1" w:evenHBand="0" w:firstRowFirstColumn="0" w:firstRowLastColumn="0" w:lastRowFirstColumn="0" w:lastRowLastColumn="0"/>
+            </w:pPr>
+            <w:r>
+              <w:t>El sistema debe generar reportes que muestren la cantidad disponible de cada producto en el inventario</w:t>
+            </w:r>
+          </w:p>
+        </w:tc>
+      </w:tr>
+      <w:tr>
+        <w:tc>
+          <w:tcPr>
+            <w:cnfStyle w:val="001000000000" w:firstRow="0" w:lastRow="0" w:firstColumn="1" w:lastColumn="0" w:oddVBand="0" w:evenVBand="0" w:oddHBand="0" w:evenHBand="0" w:firstRowFirstColumn="0" w:firstRowLastColumn="0" w:lastRowFirstColumn="0" w:lastRowLastColumn="0"/>
+            <w:tcW w:w="3539" w:type="dxa"/>
+          </w:tcPr>
+          <w:p>
+            <w:r>
+              <w:t>Entrada</w:t>
+            </w:r>
+          </w:p>
+        </w:tc>
+        <w:tc>
+          <w:tcPr>
+            <w:tcW w:w="5289" w:type="dxa"/>
+          </w:tcPr>
+          <w:p>
+            <w:pPr>
+              <w:jc w:val="both"/>
+              <w:cnfStyle w:val="000000000000" w:firstRow="0" w:lastRow="0" w:firstColumn="0" w:lastColumn="0" w:oddVBand="0" w:evenVBand="0" w:oddHBand="0" w:evenHBand="0" w:firstRowFirstColumn="0" w:firstRowLastColumn="0" w:lastRowFirstColumn="0" w:lastRowLastColumn="0"/>
+            </w:pPr>
+            <w:r>
+              <w:t>Solicitud de reporte de inventario</w:t>
+            </w:r>
+          </w:p>
+        </w:tc>
+      </w:tr>
+      <w:tr>
+        <w:trPr>
+          <w:cnfStyle w:val="000000100000" w:firstRow="0" w:lastRow="0" w:firstColumn="0" w:lastColumn="0" w:oddVBand="0" w:evenVBand="0" w:oddHBand="1" w:evenHBand="0" w:firstRowFirstColumn="0" w:firstRowLastColumn="0" w:lastRowFirstColumn="0" w:lastRowLastColumn="0"/>
+        </w:trPr>
+        <w:tc>
+          <w:tcPr>
+            <w:cnfStyle w:val="001000000000" w:firstRow="0" w:lastRow="0" w:firstColumn="1" w:lastColumn="0" w:oddVBand="0" w:evenVBand="0" w:oddHBand="0" w:evenHBand="0" w:firstRowFirstColumn="0" w:firstRowLastColumn="0" w:lastRowFirstColumn="0" w:lastRowLastColumn="0"/>
+            <w:tcW w:w="3539" w:type="dxa"/>
+          </w:tcPr>
+          <w:p>
+            <w:r>
+              <w:t>Salida</w:t>
+            </w:r>
+          </w:p>
+        </w:tc>
+        <w:tc>
+          <w:tcPr>
+            <w:tcW w:w="5289" w:type="dxa"/>
+          </w:tcPr>
+          <w:p>
+            <w:pPr>
+              <w:jc w:val="both"/>
+              <w:cnfStyle w:val="000000100000" w:firstRow="0" w:lastRow="0" w:firstColumn="0" w:lastColumn="0" w:oddVBand="0" w:evenVBand="0" w:oddHBand="1" w:evenHBand="0" w:firstRowFirstColumn="0" w:firstRowLastColumn="0" w:lastRowFirstColumn="0" w:lastRowLastColumn="0"/>
+            </w:pPr>
+            <w:r>
+              <w:t>Reporte del inventario con: lista de productos, cantidad disponible, información del producto.</w:t>
+            </w:r>
+          </w:p>
+        </w:tc>
+      </w:tr>
+      <w:tr>
+        <w:tc>
+          <w:tcPr>
+            <w:cnfStyle w:val="001000000000" w:firstRow="0" w:lastRow="0" w:firstColumn="1" w:lastColumn="0" w:oddVBand="0" w:evenVBand="0" w:oddHBand="0" w:evenHBand="0" w:firstRowFirstColumn="0" w:firstRowLastColumn="0" w:lastRowFirstColumn="0" w:lastRowLastColumn="0"/>
+            <w:tcW w:w="3539" w:type="dxa"/>
+          </w:tcPr>
+          <w:p>
+            <w:r>
+              <w:t>Prioridad</w:t>
+            </w:r>
+          </w:p>
+        </w:tc>
+        <w:tc>
+          <w:tcPr>
+            <w:tcW w:w="5289" w:type="dxa"/>
+          </w:tcPr>
+          <w:p>
+            <w:pPr>
+              <w:jc w:val="both"/>
+              <w:cnfStyle w:val="000000000000" w:firstRow="0" w:lastRow="0" w:firstColumn="0" w:lastColumn="0" w:oddVBand="0" w:evenVBand="0" w:oddHBand="0" w:evenHBand="0" w:firstRowFirstColumn="0" w:firstRowLastColumn="0" w:lastRowFirstColumn="0" w:lastRowLastColumn="0"/>
+            </w:pPr>
+            <w:r>
+              <w:t xml:space="preserve">Alta </w:t>
+            </w:r>
+          </w:p>
+        </w:tc>
+      </w:tr>
+    </w:tbl>
+    <w:p>
+      <w:pPr>
+        <w:spacing w:before="100" w:beforeAutospacing="1" w:after="100" w:afterAutospacing="1" w:line="240" w:lineRule="auto"/>
+        <w:ind w:left="360"/>
+        <w:outlineLvl w:val="1"/>
+        <w:rPr>
+          <w:rFonts w:ascii="Times New Roman" w:eastAsia="Times New Roman" w:hAnsi="Times New Roman" w:cs="Times New Roman"/>
+          <w:b/>
+          <w:bCs/>
+          <w:kern w:val="0"/>
+          <w:sz w:val="28"/>
+          <w:szCs w:val="28"/>
+          <w:lang w:val="es-US"/>
+          <w14:ligatures w14:val="none"/>
+        </w:rPr>
+      </w:pPr>
+    </w:p>
+    <w:p>
+      <w:pPr>
+        <w:rPr>
+          <w:rFonts w:ascii="Times New Roman" w:eastAsia="Times New Roman" w:hAnsi="Times New Roman" w:cs="Times New Roman"/>
+          <w:kern w:val="0"/>
+          <w:lang w:val="es-US"/>
+          <w14:ligatures w14:val="none"/>
+        </w:rPr>
+      </w:pPr>
+      <w:r>
+        <w:rPr>
+          <w:rFonts w:ascii="Times New Roman" w:eastAsia="Times New Roman" w:hAnsi="Times New Roman" w:cs="Times New Roman"/>
+          <w:kern w:val="0"/>
+          <w14:ligatures w14:val="none"/>
+        </w:rPr>
+        <w:br w:type="page"/>
       </w:r>
-      <w:r>
-        <w:rPr>
-          <w:rFonts w:ascii="Times New Roman" w:eastAsia="Times New Roman" w:hAnsi="Times New Roman" w:cs="Times New Roman"/>
-          <w:kern w:val="0"/>
-          <w14:ligatures w14:val="none"/>
-        </w:rPr>
-        <w:br/>
-        <w:t>El sistema debe generar reportes de inventario.</w:t>
-      </w:r>
-    </w:p>
-    <w:p>
-      <w:pPr>
-        <w:spacing w:before="100" w:beforeAutospacing="1" w:after="100" w:afterAutospacing="1" w:line="240" w:lineRule="auto"/>
-        <w:rPr>
-          <w:rFonts w:ascii="Times New Roman" w:eastAsia="Times New Roman" w:hAnsi="Times New Roman" w:cs="Times New Roman"/>
-          <w:kern w:val="0"/>
-          <w14:ligatures w14:val="none"/>
-        </w:rPr>
-      </w:pPr>
-    </w:p>
-    <w:p>
-      <w:pPr>
-        <w:pStyle w:val="ListParagraph"/>
+    </w:p>
+    <w:p>
+      <w:pPr>
+        <w:pStyle w:val="Prrafodelista"/>
         <w:numPr>
           <w:ilvl w:val="0"/>
           <w:numId w:val="18"/>
@@ -1815,316 +6611,1379 @@
     </w:p>
     <w:p>
       <w:pPr>
-        <w:pStyle w:val="ListParagraph"/>
-        <w:numPr>
-          <w:ilvl w:val="0"/>
-          <w:numId w:val="17"/>
-        </w:numPr>
-        <w:spacing w:before="100" w:beforeAutospacing="1" w:after="100" w:afterAutospacing="1" w:line="240" w:lineRule="auto"/>
-        <w:rPr>
-          <w:rFonts w:ascii="Times New Roman" w:eastAsia="Times New Roman" w:hAnsi="Times New Roman" w:cs="Times New Roman"/>
+        <w:rPr>
           <w:b/>
           <w:bCs/>
-          <w:kern w:val="0"/>
-          <w14:ligatures w14:val="none"/>
-        </w:rPr>
-      </w:pPr>
-      <w:r>
-        <w:rPr>
-          <w:rFonts w:ascii="Times New Roman" w:eastAsia="Times New Roman" w:hAnsi="Times New Roman" w:cs="Times New Roman"/>
-          <w:b/>
-          <w:bCs/>
-          <w:kern w:val="0"/>
-          <w14:ligatures w14:val="none"/>
-        </w:rPr>
-        <w:t>RNF1</w:t>
-      </w:r>
-      <w:r>
-        <w:rPr>
-          <w:rFonts w:ascii="Times New Roman" w:eastAsia="Times New Roman" w:hAnsi="Times New Roman" w:cs="Times New Roman"/>
-          <w:b/>
-          <w:bCs/>
-          <w:kern w:val="0"/>
-          <w14:ligatures w14:val="none"/>
-        </w:rPr>
-        <w:br/>
-      </w:r>
-      <w:r>
-        <w:rPr>
-          <w:rFonts w:ascii="Times New Roman" w:eastAsia="Times New Roman" w:hAnsi="Times New Roman" w:cs="Times New Roman"/>
-          <w:kern w:val="0"/>
-          <w14:ligatures w14:val="none"/>
-        </w:rPr>
-        <w:t>El sistema debe ser accesible desde un navegador web.</w:t>
-      </w:r>
-    </w:p>
-    <w:p>
-      <w:pPr>
-        <w:pStyle w:val="ListParagraph"/>
-        <w:numPr>
-          <w:ilvl w:val="0"/>
-          <w:numId w:val="17"/>
-        </w:numPr>
-        <w:spacing w:before="100" w:beforeAutospacing="1" w:after="100" w:afterAutospacing="1" w:line="240" w:lineRule="auto"/>
-        <w:rPr>
-          <w:rFonts w:ascii="Times New Roman" w:eastAsia="Times New Roman" w:hAnsi="Times New Roman" w:cs="Times New Roman"/>
-          <w:b/>
-          <w:bCs/>
-          <w:kern w:val="0"/>
-          <w14:ligatures w14:val="none"/>
-        </w:rPr>
-      </w:pPr>
-      <w:r>
-        <w:rPr>
-          <w:rFonts w:ascii="Times New Roman" w:eastAsia="Times New Roman" w:hAnsi="Times New Roman" w:cs="Times New Roman"/>
-          <w:b/>
-          <w:bCs/>
-          <w:kern w:val="0"/>
-          <w14:ligatures w14:val="none"/>
-        </w:rPr>
-        <w:t>RNF2</w:t>
-      </w:r>
-      <w:r>
-        <w:rPr>
-          <w:rFonts w:ascii="Times New Roman" w:eastAsia="Times New Roman" w:hAnsi="Times New Roman" w:cs="Times New Roman"/>
-          <w:b/>
-          <w:bCs/>
-          <w:kern w:val="0"/>
-          <w14:ligatures w14:val="none"/>
-        </w:rPr>
-        <w:br/>
-      </w:r>
-      <w:r>
-        <w:rPr>
-          <w:rFonts w:ascii="Times New Roman" w:eastAsia="Times New Roman" w:hAnsi="Times New Roman" w:cs="Times New Roman"/>
-          <w:kern w:val="0"/>
-          <w14:ligatures w14:val="none"/>
-        </w:rPr>
-        <w:t>El sistema debe contar con una interfaz fácil de usar.</w:t>
-      </w:r>
-    </w:p>
-    <w:p>
-      <w:pPr>
-        <w:pStyle w:val="ListParagraph"/>
-        <w:numPr>
-          <w:ilvl w:val="0"/>
-          <w:numId w:val="17"/>
-        </w:numPr>
-        <w:spacing w:before="100" w:beforeAutospacing="1" w:after="100" w:afterAutospacing="1" w:line="240" w:lineRule="auto"/>
-        <w:rPr>
-          <w:rFonts w:ascii="Times New Roman" w:eastAsia="Times New Roman" w:hAnsi="Times New Roman" w:cs="Times New Roman"/>
-          <w:kern w:val="0"/>
-          <w14:ligatures w14:val="none"/>
-        </w:rPr>
-      </w:pPr>
-      <w:r>
-        <w:rPr>
-          <w:rFonts w:ascii="Times New Roman" w:eastAsia="Times New Roman" w:hAnsi="Times New Roman" w:cs="Times New Roman"/>
-          <w:b/>
-          <w:bCs/>
-          <w:kern w:val="0"/>
-          <w14:ligatures w14:val="none"/>
-        </w:rPr>
-        <w:t>RNF3</w:t>
-      </w:r>
-      <w:r>
-        <w:rPr>
-          <w:rFonts w:ascii="Times New Roman" w:eastAsia="Times New Roman" w:hAnsi="Times New Roman" w:cs="Times New Roman"/>
-          <w:b/>
-          <w:bCs/>
-          <w:kern w:val="0"/>
-          <w14:ligatures w14:val="none"/>
-        </w:rPr>
-        <w:br/>
-      </w:r>
-      <w:r>
-        <w:rPr>
-          <w:rFonts w:ascii="Times New Roman" w:eastAsia="Times New Roman" w:hAnsi="Times New Roman" w:cs="Times New Roman"/>
-          <w:kern w:val="0"/>
-          <w14:ligatures w14:val="none"/>
-        </w:rPr>
-        <w:t>El sistema debe almacenar la información en una base de datos segura.</w:t>
-      </w:r>
-    </w:p>
-    <w:p>
-      <w:pPr>
-        <w:pStyle w:val="ListParagraph"/>
-        <w:numPr>
-          <w:ilvl w:val="0"/>
-          <w:numId w:val="17"/>
-        </w:numPr>
-        <w:spacing w:before="100" w:beforeAutospacing="1" w:after="100" w:afterAutospacing="1" w:line="240" w:lineRule="auto"/>
-        <w:rPr>
-          <w:rFonts w:ascii="Times New Roman" w:eastAsia="Times New Roman" w:hAnsi="Times New Roman" w:cs="Times New Roman"/>
-          <w:kern w:val="0"/>
-          <w14:ligatures w14:val="none"/>
-        </w:rPr>
-      </w:pPr>
-      <w:r>
-        <w:rPr>
-          <w:rFonts w:ascii="Times New Roman" w:eastAsia="Times New Roman" w:hAnsi="Times New Roman" w:cs="Times New Roman"/>
-          <w:b/>
-          <w:bCs/>
-          <w:kern w:val="0"/>
-          <w14:ligatures w14:val="none"/>
-        </w:rPr>
-        <w:t>RNF4</w:t>
-      </w:r>
-      <w:r>
-        <w:rPr>
-          <w:rFonts w:ascii="Times New Roman" w:eastAsia="Times New Roman" w:hAnsi="Times New Roman" w:cs="Times New Roman"/>
-          <w:b/>
-          <w:bCs/>
-          <w:kern w:val="0"/>
-          <w14:ligatures w14:val="none"/>
-        </w:rPr>
-        <w:br/>
-      </w:r>
-      <w:r>
-        <w:rPr>
-          <w:rFonts w:ascii="Times New Roman" w:eastAsia="Times New Roman" w:hAnsi="Times New Roman" w:cs="Times New Roman"/>
-          <w:kern w:val="0"/>
-          <w14:ligatures w14:val="none"/>
-        </w:rPr>
-        <w:t>El sistema debe responder rápidamente a las consultas del usuario.</w:t>
-      </w:r>
-    </w:p>
-    <w:p>
-      <w:pPr>
-        <w:pStyle w:val="ListParagraph"/>
-        <w:numPr>
-          <w:ilvl w:val="0"/>
-          <w:numId w:val="17"/>
-        </w:numPr>
-        <w:spacing w:before="100" w:beforeAutospacing="1" w:after="100" w:afterAutospacing="1" w:line="240" w:lineRule="auto"/>
-        <w:rPr>
-          <w:rFonts w:ascii="Times New Roman" w:eastAsia="Times New Roman" w:hAnsi="Times New Roman" w:cs="Times New Roman"/>
-          <w:kern w:val="0"/>
-          <w14:ligatures w14:val="none"/>
-        </w:rPr>
-      </w:pPr>
-      <w:r>
-        <w:rPr>
-          <w:rFonts w:ascii="Times New Roman" w:eastAsia="Times New Roman" w:hAnsi="Times New Roman" w:cs="Times New Roman"/>
-          <w:b/>
-          <w:bCs/>
-          <w:kern w:val="0"/>
-          <w14:ligatures w14:val="none"/>
-        </w:rPr>
-        <w:t>RNF5</w:t>
-      </w:r>
-      <w:r>
-        <w:rPr>
-          <w:rFonts w:ascii="Times New Roman" w:eastAsia="Times New Roman" w:hAnsi="Times New Roman" w:cs="Times New Roman"/>
-          <w:b/>
-          <w:bCs/>
-          <w:kern w:val="0"/>
-          <w14:ligatures w14:val="none"/>
-        </w:rPr>
-        <w:br/>
-      </w:r>
-      <w:r>
-        <w:rPr>
-          <w:rFonts w:ascii="Times New Roman" w:eastAsia="Times New Roman" w:hAnsi="Times New Roman" w:cs="Times New Roman"/>
-          <w:kern w:val="0"/>
-          <w14:ligatures w14:val="none"/>
-        </w:rPr>
-        <w:t>El sistema debe permitir el acceso únicamente a usuarios autorizados.</w:t>
-      </w:r>
-    </w:p>
-    <w:p>
-      <w:pPr>
-        <w:pStyle w:val="ListParagraph"/>
-        <w:numPr>
-          <w:ilvl w:val="0"/>
-          <w:numId w:val="17"/>
-        </w:numPr>
-        <w:spacing w:before="100" w:beforeAutospacing="1" w:after="100" w:afterAutospacing="1" w:line="240" w:lineRule="auto"/>
-        <w:rPr>
-          <w:rFonts w:ascii="Times New Roman" w:eastAsia="Times New Roman" w:hAnsi="Times New Roman" w:cs="Times New Roman"/>
-          <w:b/>
-          <w:bCs/>
-          <w:kern w:val="0"/>
-          <w14:ligatures w14:val="none"/>
-        </w:rPr>
-      </w:pPr>
-      <w:r>
-        <w:rPr>
-          <w:rFonts w:ascii="Times New Roman" w:eastAsia="Times New Roman" w:hAnsi="Times New Roman" w:cs="Times New Roman"/>
-          <w:b/>
-          <w:bCs/>
-          <w:kern w:val="0"/>
-          <w14:ligatures w14:val="none"/>
-        </w:rPr>
-        <w:t>RNF6</w:t>
-      </w:r>
-      <w:r>
-        <w:rPr>
-          <w:rFonts w:ascii="Times New Roman" w:eastAsia="Times New Roman" w:hAnsi="Times New Roman" w:cs="Times New Roman"/>
-          <w:b/>
-          <w:bCs/>
-          <w:kern w:val="0"/>
-          <w14:ligatures w14:val="none"/>
-        </w:rPr>
-        <w:br/>
-      </w:r>
-      <w:r>
-        <w:rPr>
-          <w:rFonts w:ascii="Times New Roman" w:eastAsia="Times New Roman" w:hAnsi="Times New Roman" w:cs="Times New Roman"/>
-          <w:kern w:val="0"/>
-          <w14:ligatures w14:val="none"/>
-        </w:rPr>
-        <w:t>El sistema debe mantener la integridad de la información almacenada.</w:t>
-      </w:r>
-    </w:p>
-    <w:p>
-      <w:pPr>
-        <w:pStyle w:val="ListParagraph"/>
-        <w:numPr>
-          <w:ilvl w:val="0"/>
-          <w:numId w:val="17"/>
-        </w:numPr>
-        <w:spacing w:before="100" w:beforeAutospacing="1" w:after="100" w:afterAutospacing="1" w:line="240" w:lineRule="auto"/>
-        <w:rPr>
-          <w:rFonts w:ascii="Times New Roman" w:eastAsia="Times New Roman" w:hAnsi="Times New Roman" w:cs="Times New Roman"/>
-          <w:kern w:val="0"/>
-          <w14:ligatures w14:val="none"/>
-        </w:rPr>
-      </w:pPr>
-      <w:r>
-        <w:rPr>
-          <w:rFonts w:ascii="Times New Roman" w:eastAsia="Times New Roman" w:hAnsi="Times New Roman" w:cs="Times New Roman"/>
-          <w:b/>
-          <w:bCs/>
-          <w:kern w:val="0"/>
-          <w14:ligatures w14:val="none"/>
-        </w:rPr>
-        <w:t>RNF7</w:t>
-      </w:r>
-      <w:r>
-        <w:rPr>
-          <w:rFonts w:ascii="Times New Roman" w:eastAsia="Times New Roman" w:hAnsi="Times New Roman" w:cs="Times New Roman"/>
-          <w:b/>
-          <w:bCs/>
-          <w:kern w:val="0"/>
-          <w14:ligatures w14:val="none"/>
-        </w:rPr>
-        <w:br/>
-      </w:r>
-      <w:r>
-        <w:rPr>
-          <w:rFonts w:ascii="Times New Roman" w:eastAsia="Times New Roman" w:hAnsi="Times New Roman" w:cs="Times New Roman"/>
-          <w:kern w:val="0"/>
-          <w14:ligatures w14:val="none"/>
-        </w:rPr>
-        <w:t>El sistema debe permitir realizar consultas por fechas para reportes y estadísticas.</w:t>
-      </w:r>
-    </w:p>
-    <w:p>
-      <w:pPr>
-        <w:rPr>
-          <w:rFonts w:ascii="Times New Roman" w:eastAsia="Times New Roman" w:hAnsi="Times New Roman" w:cs="Times New Roman"/>
-          <w:kern w:val="0"/>
+          <w:lang w:val="es-US"/>
+        </w:rPr>
+      </w:pPr>
+    </w:p>
+    <w:tbl>
+      <w:tblPr>
+        <w:tblStyle w:val="Tablanormal1"/>
+        <w:tblpPr w:leftFromText="141" w:rightFromText="141" w:vertAnchor="text" w:horzAnchor="margin" w:tblpY="92"/>
+        <w:tblOverlap w:val="never"/>
+        <w:tblW w:w="0" w:type="auto"/>
+        <w:tblLook w:val="04A0" w:firstRow="1" w:lastRow="0" w:firstColumn="1" w:lastColumn="0" w:noHBand="0" w:noVBand="1"/>
+      </w:tblPr>
+      <w:tblGrid>
+        <w:gridCol w:w="3539"/>
+        <w:gridCol w:w="5289"/>
+      </w:tblGrid>
+      <w:tr>
+        <w:trPr>
+          <w:cnfStyle w:val="100000000000" w:firstRow="1" w:lastRow="0" w:firstColumn="0" w:lastColumn="0" w:oddVBand="0" w:evenVBand="0" w:oddHBand="0" w:evenHBand="0" w:firstRowFirstColumn="0" w:firstRowLastColumn="0" w:lastRowFirstColumn="0" w:lastRowLastColumn="0"/>
+        </w:trPr>
+        <w:tc>
+          <w:tcPr>
+            <w:cnfStyle w:val="001000000000" w:firstRow="0" w:lastRow="0" w:firstColumn="1" w:lastColumn="0" w:oddVBand="0" w:evenVBand="0" w:oddHBand="0" w:evenHBand="0" w:firstRowFirstColumn="0" w:firstRowLastColumn="0" w:lastRowFirstColumn="0" w:lastRowLastColumn="0"/>
+            <w:tcW w:w="3539" w:type="dxa"/>
+          </w:tcPr>
+          <w:p>
+            <w:pPr>
+              <w:jc w:val="center"/>
+              <w:rPr>
+                <w:rFonts w:ascii="Arial" w:hAnsi="Arial" w:cs="Arial"/>
+                <w:sz w:val="24"/>
+                <w:szCs w:val="24"/>
+              </w:rPr>
+            </w:pPr>
+            <w:r>
+              <w:rPr>
+                <w:rFonts w:ascii="Arial" w:hAnsi="Arial" w:cs="Arial"/>
+                <w:sz w:val="24"/>
+                <w:szCs w:val="24"/>
+              </w:rPr>
+              <w:t>Código del Requisito</w:t>
+            </w:r>
+          </w:p>
+        </w:tc>
+        <w:tc>
+          <w:tcPr>
+            <w:tcW w:w="5289" w:type="dxa"/>
+          </w:tcPr>
+          <w:p>
+            <w:pPr>
+              <w:jc w:val="center"/>
+              <w:cnfStyle w:val="100000000000" w:firstRow="1" w:lastRow="0" w:firstColumn="0" w:lastColumn="0" w:oddVBand="0" w:evenVBand="0" w:oddHBand="0" w:evenHBand="0" w:firstRowFirstColumn="0" w:firstRowLastColumn="0" w:lastRowFirstColumn="0" w:lastRowLastColumn="0"/>
+              <w:rPr>
+                <w:rFonts w:ascii="Arial" w:hAnsi="Arial" w:cs="Arial"/>
+                <w:sz w:val="24"/>
+                <w:szCs w:val="24"/>
+              </w:rPr>
+            </w:pPr>
+            <w:r>
+              <w:rPr>
+                <w:rFonts w:ascii="Arial" w:hAnsi="Arial" w:cs="Arial"/>
+                <w:sz w:val="24"/>
+                <w:szCs w:val="24"/>
+              </w:rPr>
+              <w:t>R</w:t>
+            </w:r>
+            <w:r>
+              <w:rPr>
+                <w:rFonts w:ascii="Arial" w:hAnsi="Arial" w:cs="Arial"/>
+                <w:sz w:val="24"/>
+                <w:szCs w:val="24"/>
+              </w:rPr>
+              <w:t>N</w:t>
+            </w:r>
+            <w:r>
+              <w:rPr>
+                <w:rFonts w:ascii="Arial" w:hAnsi="Arial" w:cs="Arial"/>
+                <w:sz w:val="24"/>
+                <w:szCs w:val="24"/>
+              </w:rPr>
+              <w:t>F0</w:t>
+            </w:r>
+            <w:r>
+              <w:rPr>
+                <w:rFonts w:ascii="Arial" w:hAnsi="Arial" w:cs="Arial"/>
+                <w:sz w:val="24"/>
+                <w:szCs w:val="24"/>
+              </w:rPr>
+              <w:t>1</w:t>
+            </w:r>
+          </w:p>
+        </w:tc>
+      </w:tr>
+      <w:tr>
+        <w:trPr>
+          <w:cnfStyle w:val="000000100000" w:firstRow="0" w:lastRow="0" w:firstColumn="0" w:lastColumn="0" w:oddVBand="0" w:evenVBand="0" w:oddHBand="1" w:evenHBand="0" w:firstRowFirstColumn="0" w:firstRowLastColumn="0" w:lastRowFirstColumn="0" w:lastRowLastColumn="0"/>
+        </w:trPr>
+        <w:tc>
+          <w:tcPr>
+            <w:cnfStyle w:val="001000000000" w:firstRow="0" w:lastRow="0" w:firstColumn="1" w:lastColumn="0" w:oddVBand="0" w:evenVBand="0" w:oddHBand="0" w:evenHBand="0" w:firstRowFirstColumn="0" w:firstRowLastColumn="0" w:lastRowFirstColumn="0" w:lastRowLastColumn="0"/>
+            <w:tcW w:w="3539" w:type="dxa"/>
+          </w:tcPr>
+          <w:p>
+            <w:r>
+              <w:t>Nombre</w:t>
+            </w:r>
+          </w:p>
+        </w:tc>
+        <w:tc>
+          <w:tcPr>
+            <w:tcW w:w="5289" w:type="dxa"/>
+          </w:tcPr>
+          <w:p>
+            <w:pPr>
+              <w:cnfStyle w:val="000000100000" w:firstRow="0" w:lastRow="0" w:firstColumn="0" w:lastColumn="0" w:oddVBand="0" w:evenVBand="0" w:oddHBand="1" w:evenHBand="0" w:firstRowFirstColumn="0" w:firstRowLastColumn="0" w:lastRowFirstColumn="0" w:lastRowLastColumn="0"/>
+              <w:rPr>
+                <w:b/>
+                <w:bCs/>
+              </w:rPr>
+            </w:pPr>
+            <w:r>
+              <w:rPr>
+                <w:b/>
+                <w:bCs/>
+              </w:rPr>
+              <w:t>Acceso desde navegador</w:t>
+            </w:r>
+          </w:p>
+        </w:tc>
+      </w:tr>
+      <w:tr>
+        <w:tc>
+          <w:tcPr>
+            <w:cnfStyle w:val="001000000000" w:firstRow="0" w:lastRow="0" w:firstColumn="1" w:lastColumn="0" w:oddVBand="0" w:evenVBand="0" w:oddHBand="0" w:evenHBand="0" w:firstRowFirstColumn="0" w:firstRowLastColumn="0" w:lastRowFirstColumn="0" w:lastRowLastColumn="0"/>
+            <w:tcW w:w="3539" w:type="dxa"/>
+          </w:tcPr>
+          <w:p>
+            <w:r>
+              <w:t>Descripción</w:t>
+            </w:r>
+          </w:p>
+        </w:tc>
+        <w:tc>
+          <w:tcPr>
+            <w:tcW w:w="5289" w:type="dxa"/>
+          </w:tcPr>
+          <w:p>
+            <w:pPr>
+              <w:jc w:val="both"/>
+              <w:cnfStyle w:val="000000000000" w:firstRow="0" w:lastRow="0" w:firstColumn="0" w:lastColumn="0" w:oddVBand="0" w:evenVBand="0" w:oddHBand="0" w:evenHBand="0" w:firstRowFirstColumn="0" w:firstRowLastColumn="0" w:lastRowFirstColumn="0" w:lastRowLastColumn="0"/>
+            </w:pPr>
+            <w:r>
+              <w:t>EL sistema debe ser accesible desde una navegador Web estándar, sin necesidad de instalar software adicional, permitiendo al administrador utilizar el sistema desde cualquier dispositivo con conexión a internet.</w:t>
+            </w:r>
+          </w:p>
+        </w:tc>
+      </w:tr>
+      <w:tr>
+        <w:trPr>
+          <w:cnfStyle w:val="000000100000" w:firstRow="0" w:lastRow="0" w:firstColumn="0" w:lastColumn="0" w:oddVBand="0" w:evenVBand="0" w:oddHBand="1" w:evenHBand="0" w:firstRowFirstColumn="0" w:firstRowLastColumn="0" w:lastRowFirstColumn="0" w:lastRowLastColumn="0"/>
+        </w:trPr>
+        <w:tc>
+          <w:tcPr>
+            <w:cnfStyle w:val="001000000000" w:firstRow="0" w:lastRow="0" w:firstColumn="1" w:lastColumn="0" w:oddVBand="0" w:evenVBand="0" w:oddHBand="0" w:evenHBand="0" w:firstRowFirstColumn="0" w:firstRowLastColumn="0" w:lastRowFirstColumn="0" w:lastRowLastColumn="0"/>
+            <w:tcW w:w="3539" w:type="dxa"/>
+          </w:tcPr>
+          <w:p>
+            <w:r>
+              <w:t>Prioridad</w:t>
+            </w:r>
+          </w:p>
+        </w:tc>
+        <w:tc>
+          <w:tcPr>
+            <w:tcW w:w="5289" w:type="dxa"/>
+          </w:tcPr>
+          <w:p>
+            <w:pPr>
+              <w:jc w:val="both"/>
+              <w:cnfStyle w:val="000000100000" w:firstRow="0" w:lastRow="0" w:firstColumn="0" w:lastColumn="0" w:oddVBand="0" w:evenVBand="0" w:oddHBand="1" w:evenHBand="0" w:firstRowFirstColumn="0" w:firstRowLastColumn="0" w:lastRowFirstColumn="0" w:lastRowLastColumn="0"/>
+            </w:pPr>
+            <w:r>
+              <w:t>Alta</w:t>
+            </w:r>
+          </w:p>
+        </w:tc>
+      </w:tr>
+    </w:tbl>
+    <w:p/>
+    <w:p/>
+    <w:p/>
+    <w:p/>
+    <w:p/>
+    <w:tbl>
+      <w:tblPr>
+        <w:tblStyle w:val="Tablanormal1"/>
+        <w:tblpPr w:leftFromText="141" w:rightFromText="141" w:vertAnchor="text" w:horzAnchor="margin" w:tblpY="10"/>
+        <w:tblOverlap w:val="never"/>
+        <w:tblW w:w="0" w:type="auto"/>
+        <w:tblLook w:val="04A0" w:firstRow="1" w:lastRow="0" w:firstColumn="1" w:lastColumn="0" w:noHBand="0" w:noVBand="1"/>
+      </w:tblPr>
+      <w:tblGrid>
+        <w:gridCol w:w="3539"/>
+        <w:gridCol w:w="5289"/>
+      </w:tblGrid>
+      <w:tr>
+        <w:trPr>
+          <w:cnfStyle w:val="100000000000" w:firstRow="1" w:lastRow="0" w:firstColumn="0" w:lastColumn="0" w:oddVBand="0" w:evenVBand="0" w:oddHBand="0" w:evenHBand="0" w:firstRowFirstColumn="0" w:firstRowLastColumn="0" w:lastRowFirstColumn="0" w:lastRowLastColumn="0"/>
+        </w:trPr>
+        <w:tc>
+          <w:tcPr>
+            <w:cnfStyle w:val="001000000000" w:firstRow="0" w:lastRow="0" w:firstColumn="1" w:lastColumn="0" w:oddVBand="0" w:evenVBand="0" w:oddHBand="0" w:evenHBand="0" w:firstRowFirstColumn="0" w:firstRowLastColumn="0" w:lastRowFirstColumn="0" w:lastRowLastColumn="0"/>
+            <w:tcW w:w="3539" w:type="dxa"/>
+          </w:tcPr>
+          <w:p>
+            <w:pPr>
+              <w:jc w:val="center"/>
+              <w:rPr>
+                <w:rFonts w:ascii="Arial" w:hAnsi="Arial" w:cs="Arial"/>
+                <w:sz w:val="24"/>
+                <w:szCs w:val="24"/>
+              </w:rPr>
+            </w:pPr>
+            <w:r>
+              <w:rPr>
+                <w:rFonts w:ascii="Arial" w:hAnsi="Arial" w:cs="Arial"/>
+                <w:sz w:val="24"/>
+                <w:szCs w:val="24"/>
+              </w:rPr>
+              <w:t>Código del Requisito</w:t>
+            </w:r>
+          </w:p>
+        </w:tc>
+        <w:tc>
+          <w:tcPr>
+            <w:tcW w:w="5289" w:type="dxa"/>
+          </w:tcPr>
+          <w:p>
+            <w:pPr>
+              <w:jc w:val="center"/>
+              <w:cnfStyle w:val="100000000000" w:firstRow="1" w:lastRow="0" w:firstColumn="0" w:lastColumn="0" w:oddVBand="0" w:evenVBand="0" w:oddHBand="0" w:evenHBand="0" w:firstRowFirstColumn="0" w:firstRowLastColumn="0" w:lastRowFirstColumn="0" w:lastRowLastColumn="0"/>
+              <w:rPr>
+                <w:rFonts w:ascii="Arial" w:hAnsi="Arial" w:cs="Arial"/>
+                <w:sz w:val="24"/>
+                <w:szCs w:val="24"/>
+              </w:rPr>
+            </w:pPr>
+            <w:r>
+              <w:rPr>
+                <w:rFonts w:ascii="Arial" w:hAnsi="Arial" w:cs="Arial"/>
+                <w:sz w:val="24"/>
+                <w:szCs w:val="24"/>
+              </w:rPr>
+              <w:t>R</w:t>
+            </w:r>
+            <w:r>
+              <w:rPr>
+                <w:rFonts w:ascii="Arial" w:hAnsi="Arial" w:cs="Arial"/>
+                <w:sz w:val="24"/>
+                <w:szCs w:val="24"/>
+              </w:rPr>
+              <w:t>N</w:t>
+            </w:r>
+            <w:r>
+              <w:rPr>
+                <w:rFonts w:ascii="Arial" w:hAnsi="Arial" w:cs="Arial"/>
+                <w:sz w:val="24"/>
+                <w:szCs w:val="24"/>
+              </w:rPr>
+              <w:t>F0</w:t>
+            </w:r>
+            <w:r>
+              <w:rPr>
+                <w:rFonts w:ascii="Arial" w:hAnsi="Arial" w:cs="Arial"/>
+                <w:sz w:val="24"/>
+                <w:szCs w:val="24"/>
+              </w:rPr>
+              <w:t>2</w:t>
+            </w:r>
+          </w:p>
+        </w:tc>
+      </w:tr>
+      <w:tr>
+        <w:trPr>
+          <w:cnfStyle w:val="000000100000" w:firstRow="0" w:lastRow="0" w:firstColumn="0" w:lastColumn="0" w:oddVBand="0" w:evenVBand="0" w:oddHBand="1" w:evenHBand="0" w:firstRowFirstColumn="0" w:firstRowLastColumn="0" w:lastRowFirstColumn="0" w:lastRowLastColumn="0"/>
+        </w:trPr>
+        <w:tc>
+          <w:tcPr>
+            <w:cnfStyle w:val="001000000000" w:firstRow="0" w:lastRow="0" w:firstColumn="1" w:lastColumn="0" w:oddVBand="0" w:evenVBand="0" w:oddHBand="0" w:evenHBand="0" w:firstRowFirstColumn="0" w:firstRowLastColumn="0" w:lastRowFirstColumn="0" w:lastRowLastColumn="0"/>
+            <w:tcW w:w="3539" w:type="dxa"/>
+          </w:tcPr>
+          <w:p>
+            <w:r>
+              <w:t>Nombre</w:t>
+            </w:r>
+          </w:p>
+        </w:tc>
+        <w:tc>
+          <w:tcPr>
+            <w:tcW w:w="5289" w:type="dxa"/>
+          </w:tcPr>
+          <w:p>
+            <w:pPr>
+              <w:cnfStyle w:val="000000100000" w:firstRow="0" w:lastRow="0" w:firstColumn="0" w:lastColumn="0" w:oddVBand="0" w:evenVBand="0" w:oddHBand="1" w:evenHBand="0" w:firstRowFirstColumn="0" w:firstRowLastColumn="0" w:lastRowFirstColumn="0" w:lastRowLastColumn="0"/>
+              <w:rPr>
+                <w:b/>
+                <w:bCs/>
+              </w:rPr>
+            </w:pPr>
+            <w:r>
+              <w:rPr>
+                <w:b/>
+                <w:bCs/>
+              </w:rPr>
+              <w:t>Usabilidad del sistema</w:t>
+            </w:r>
+          </w:p>
+        </w:tc>
+      </w:tr>
+      <w:tr>
+        <w:tc>
+          <w:tcPr>
+            <w:cnfStyle w:val="001000000000" w:firstRow="0" w:lastRow="0" w:firstColumn="1" w:lastColumn="0" w:oddVBand="0" w:evenVBand="0" w:oddHBand="0" w:evenHBand="0" w:firstRowFirstColumn="0" w:firstRowLastColumn="0" w:lastRowFirstColumn="0" w:lastRowLastColumn="0"/>
+            <w:tcW w:w="3539" w:type="dxa"/>
+          </w:tcPr>
+          <w:p>
+            <w:r>
+              <w:t>Descripción</w:t>
+            </w:r>
+          </w:p>
+        </w:tc>
+        <w:tc>
+          <w:tcPr>
+            <w:tcW w:w="5289" w:type="dxa"/>
+          </w:tcPr>
+          <w:p>
+            <w:pPr>
+              <w:jc w:val="both"/>
+              <w:cnfStyle w:val="000000000000" w:firstRow="0" w:lastRow="0" w:firstColumn="0" w:lastColumn="0" w:oddVBand="0" w:evenVBand="0" w:oddHBand="0" w:evenHBand="0" w:firstRowFirstColumn="0" w:firstRowLastColumn="0" w:lastRowFirstColumn="0" w:lastRowLastColumn="0"/>
+            </w:pPr>
+            <w:r>
+              <w:t xml:space="preserve">El sistema debe contar con una Interfaz </w:t>
+            </w:r>
+            <w:proofErr w:type="spellStart"/>
+            <w:r>
+              <w:t>Grafica</w:t>
+            </w:r>
+            <w:proofErr w:type="spellEnd"/>
+            <w:r>
+              <w:t xml:space="preserve"> intuitiva, clara y fácil de usar que permita al administrador realizar las operaciones del sistema sin dificultad ni conocimientos técnicos</w:t>
+            </w:r>
+          </w:p>
+        </w:tc>
+      </w:tr>
+      <w:tr>
+        <w:trPr>
+          <w:cnfStyle w:val="000000100000" w:firstRow="0" w:lastRow="0" w:firstColumn="0" w:lastColumn="0" w:oddVBand="0" w:evenVBand="0" w:oddHBand="1" w:evenHBand="0" w:firstRowFirstColumn="0" w:firstRowLastColumn="0" w:lastRowFirstColumn="0" w:lastRowLastColumn="0"/>
+        </w:trPr>
+        <w:tc>
+          <w:tcPr>
+            <w:cnfStyle w:val="001000000000" w:firstRow="0" w:lastRow="0" w:firstColumn="1" w:lastColumn="0" w:oddVBand="0" w:evenVBand="0" w:oddHBand="0" w:evenHBand="0" w:firstRowFirstColumn="0" w:firstRowLastColumn="0" w:lastRowFirstColumn="0" w:lastRowLastColumn="0"/>
+            <w:tcW w:w="3539" w:type="dxa"/>
+          </w:tcPr>
+          <w:p>
+            <w:r>
+              <w:t>Prioridad</w:t>
+            </w:r>
+          </w:p>
+        </w:tc>
+        <w:tc>
+          <w:tcPr>
+            <w:tcW w:w="5289" w:type="dxa"/>
+          </w:tcPr>
+          <w:p>
+            <w:pPr>
+              <w:jc w:val="both"/>
+              <w:cnfStyle w:val="000000100000" w:firstRow="0" w:lastRow="0" w:firstColumn="0" w:lastColumn="0" w:oddVBand="0" w:evenVBand="0" w:oddHBand="1" w:evenHBand="0" w:firstRowFirstColumn="0" w:firstRowLastColumn="0" w:lastRowFirstColumn="0" w:lastRowLastColumn="0"/>
+            </w:pPr>
+            <w:r>
+              <w:t>Alta</w:t>
+            </w:r>
+          </w:p>
+        </w:tc>
+      </w:tr>
+    </w:tbl>
+    <w:p/>
+    <w:p/>
+    <w:p/>
+    <w:p/>
+    <w:p/>
+    <w:tbl>
+      <w:tblPr>
+        <w:tblStyle w:val="Tablanormal1"/>
+        <w:tblpPr w:leftFromText="141" w:rightFromText="141" w:vertAnchor="text" w:horzAnchor="margin" w:tblpY="10"/>
+        <w:tblOverlap w:val="never"/>
+        <w:tblW w:w="0" w:type="auto"/>
+        <w:tblLook w:val="04A0" w:firstRow="1" w:lastRow="0" w:firstColumn="1" w:lastColumn="0" w:noHBand="0" w:noVBand="1"/>
+      </w:tblPr>
+      <w:tblGrid>
+        <w:gridCol w:w="3539"/>
+        <w:gridCol w:w="5289"/>
+      </w:tblGrid>
+      <w:tr>
+        <w:trPr>
+          <w:cnfStyle w:val="100000000000" w:firstRow="1" w:lastRow="0" w:firstColumn="0" w:lastColumn="0" w:oddVBand="0" w:evenVBand="0" w:oddHBand="0" w:evenHBand="0" w:firstRowFirstColumn="0" w:firstRowLastColumn="0" w:lastRowFirstColumn="0" w:lastRowLastColumn="0"/>
+        </w:trPr>
+        <w:tc>
+          <w:tcPr>
+            <w:cnfStyle w:val="001000000000" w:firstRow="0" w:lastRow="0" w:firstColumn="1" w:lastColumn="0" w:oddVBand="0" w:evenVBand="0" w:oddHBand="0" w:evenHBand="0" w:firstRowFirstColumn="0" w:firstRowLastColumn="0" w:lastRowFirstColumn="0" w:lastRowLastColumn="0"/>
+            <w:tcW w:w="3539" w:type="dxa"/>
+          </w:tcPr>
+          <w:p>
+            <w:pPr>
+              <w:jc w:val="center"/>
+              <w:rPr>
+                <w:rFonts w:ascii="Arial" w:hAnsi="Arial" w:cs="Arial"/>
+                <w:sz w:val="24"/>
+                <w:szCs w:val="24"/>
+              </w:rPr>
+            </w:pPr>
+            <w:r>
+              <w:rPr>
+                <w:rFonts w:ascii="Arial" w:hAnsi="Arial" w:cs="Arial"/>
+                <w:sz w:val="24"/>
+                <w:szCs w:val="24"/>
+              </w:rPr>
+              <w:t>Código del Requisito</w:t>
+            </w:r>
+          </w:p>
+        </w:tc>
+        <w:tc>
+          <w:tcPr>
+            <w:tcW w:w="5289" w:type="dxa"/>
+          </w:tcPr>
+          <w:p>
+            <w:pPr>
+              <w:jc w:val="center"/>
+              <w:cnfStyle w:val="100000000000" w:firstRow="1" w:lastRow="0" w:firstColumn="0" w:lastColumn="0" w:oddVBand="0" w:evenVBand="0" w:oddHBand="0" w:evenHBand="0" w:firstRowFirstColumn="0" w:firstRowLastColumn="0" w:lastRowFirstColumn="0" w:lastRowLastColumn="0"/>
+              <w:rPr>
+                <w:rFonts w:ascii="Arial" w:hAnsi="Arial" w:cs="Arial"/>
+                <w:sz w:val="24"/>
+                <w:szCs w:val="24"/>
+              </w:rPr>
+            </w:pPr>
+            <w:r>
+              <w:rPr>
+                <w:rFonts w:ascii="Arial" w:hAnsi="Arial" w:cs="Arial"/>
+                <w:sz w:val="24"/>
+                <w:szCs w:val="24"/>
+              </w:rPr>
+              <w:t>R</w:t>
+            </w:r>
+            <w:r>
+              <w:rPr>
+                <w:rFonts w:ascii="Arial" w:hAnsi="Arial" w:cs="Arial"/>
+                <w:sz w:val="24"/>
+                <w:szCs w:val="24"/>
+              </w:rPr>
+              <w:t>N</w:t>
+            </w:r>
+            <w:r>
+              <w:rPr>
+                <w:rFonts w:ascii="Arial" w:hAnsi="Arial" w:cs="Arial"/>
+                <w:sz w:val="24"/>
+                <w:szCs w:val="24"/>
+              </w:rPr>
+              <w:t>F0</w:t>
+            </w:r>
+            <w:r>
+              <w:rPr>
+                <w:rFonts w:ascii="Arial" w:hAnsi="Arial" w:cs="Arial"/>
+                <w:sz w:val="24"/>
+                <w:szCs w:val="24"/>
+              </w:rPr>
+              <w:t>3</w:t>
+            </w:r>
+          </w:p>
+        </w:tc>
+      </w:tr>
+      <w:tr>
+        <w:trPr>
+          <w:cnfStyle w:val="000000100000" w:firstRow="0" w:lastRow="0" w:firstColumn="0" w:lastColumn="0" w:oddVBand="0" w:evenVBand="0" w:oddHBand="1" w:evenHBand="0" w:firstRowFirstColumn="0" w:firstRowLastColumn="0" w:lastRowFirstColumn="0" w:lastRowLastColumn="0"/>
+        </w:trPr>
+        <w:tc>
+          <w:tcPr>
+            <w:cnfStyle w:val="001000000000" w:firstRow="0" w:lastRow="0" w:firstColumn="1" w:lastColumn="0" w:oddVBand="0" w:evenVBand="0" w:oddHBand="0" w:evenHBand="0" w:firstRowFirstColumn="0" w:firstRowLastColumn="0" w:lastRowFirstColumn="0" w:lastRowLastColumn="0"/>
+            <w:tcW w:w="3539" w:type="dxa"/>
+          </w:tcPr>
+          <w:p>
+            <w:r>
+              <w:t>Nombre</w:t>
+            </w:r>
+          </w:p>
+        </w:tc>
+        <w:tc>
+          <w:tcPr>
+            <w:tcW w:w="5289" w:type="dxa"/>
+          </w:tcPr>
+          <w:p>
+            <w:pPr>
+              <w:cnfStyle w:val="000000100000" w:firstRow="0" w:lastRow="0" w:firstColumn="0" w:lastColumn="0" w:oddVBand="0" w:evenVBand="0" w:oddHBand="1" w:evenHBand="0" w:firstRowFirstColumn="0" w:firstRowLastColumn="0" w:lastRowFirstColumn="0" w:lastRowLastColumn="0"/>
+              <w:rPr>
+                <w:b/>
+                <w:bCs/>
+              </w:rPr>
+            </w:pPr>
+            <w:r>
+              <w:rPr>
+                <w:b/>
+                <w:bCs/>
+              </w:rPr>
+              <w:t>Seguridad de la información</w:t>
+            </w:r>
+          </w:p>
+        </w:tc>
+      </w:tr>
+      <w:tr>
+        <w:tc>
+          <w:tcPr>
+            <w:cnfStyle w:val="001000000000" w:firstRow="0" w:lastRow="0" w:firstColumn="1" w:lastColumn="0" w:oddVBand="0" w:evenVBand="0" w:oddHBand="0" w:evenHBand="0" w:firstRowFirstColumn="0" w:firstRowLastColumn="0" w:lastRowFirstColumn="0" w:lastRowLastColumn="0"/>
+            <w:tcW w:w="3539" w:type="dxa"/>
+          </w:tcPr>
+          <w:p>
+            <w:r>
+              <w:t>Descripción</w:t>
+            </w:r>
+          </w:p>
+        </w:tc>
+        <w:tc>
+          <w:tcPr>
+            <w:tcW w:w="5289" w:type="dxa"/>
+          </w:tcPr>
+          <w:p>
+            <w:pPr>
+              <w:jc w:val="both"/>
+              <w:cnfStyle w:val="000000000000" w:firstRow="0" w:lastRow="0" w:firstColumn="0" w:lastColumn="0" w:oddVBand="0" w:evenVBand="0" w:oddHBand="0" w:evenHBand="0" w:firstRowFirstColumn="0" w:firstRowLastColumn="0" w:lastRowFirstColumn="0" w:lastRowLastColumn="0"/>
+            </w:pPr>
+            <w:r>
+              <w:t>El sistema debe garantizar la protección de los datos almacenados mediante mecanismos de seguridad que eviten accesos no autorizados y perdida de información</w:t>
+            </w:r>
+          </w:p>
+        </w:tc>
+      </w:tr>
+      <w:tr>
+        <w:trPr>
+          <w:cnfStyle w:val="000000100000" w:firstRow="0" w:lastRow="0" w:firstColumn="0" w:lastColumn="0" w:oddVBand="0" w:evenVBand="0" w:oddHBand="1" w:evenHBand="0" w:firstRowFirstColumn="0" w:firstRowLastColumn="0" w:lastRowFirstColumn="0" w:lastRowLastColumn="0"/>
+        </w:trPr>
+        <w:tc>
+          <w:tcPr>
+            <w:cnfStyle w:val="001000000000" w:firstRow="0" w:lastRow="0" w:firstColumn="1" w:lastColumn="0" w:oddVBand="0" w:evenVBand="0" w:oddHBand="0" w:evenHBand="0" w:firstRowFirstColumn="0" w:firstRowLastColumn="0" w:lastRowFirstColumn="0" w:lastRowLastColumn="0"/>
+            <w:tcW w:w="3539" w:type="dxa"/>
+          </w:tcPr>
+          <w:p>
+            <w:r>
+              <w:t>Prioridad</w:t>
+            </w:r>
+          </w:p>
+        </w:tc>
+        <w:tc>
+          <w:tcPr>
+            <w:tcW w:w="5289" w:type="dxa"/>
+          </w:tcPr>
+          <w:p>
+            <w:pPr>
+              <w:jc w:val="both"/>
+              <w:cnfStyle w:val="000000100000" w:firstRow="0" w:lastRow="0" w:firstColumn="0" w:lastColumn="0" w:oddVBand="0" w:evenVBand="0" w:oddHBand="1" w:evenHBand="0" w:firstRowFirstColumn="0" w:firstRowLastColumn="0" w:lastRowFirstColumn="0" w:lastRowLastColumn="0"/>
+            </w:pPr>
+            <w:r>
+              <w:t>Alta</w:t>
+            </w:r>
+          </w:p>
+        </w:tc>
+      </w:tr>
+    </w:tbl>
+    <w:p/>
+    <w:p/>
+    <w:p>
+      <w:pPr>
+        <w:tabs>
+          <w:tab w:val="left" w:pos="7500"/>
+        </w:tabs>
+      </w:pPr>
+    </w:p>
+    <w:p/>
+    <w:tbl>
+      <w:tblPr>
+        <w:tblStyle w:val="Tablanormal1"/>
+        <w:tblpPr w:leftFromText="141" w:rightFromText="141" w:vertAnchor="text" w:horzAnchor="margin" w:tblpY="10"/>
+        <w:tblOverlap w:val="never"/>
+        <w:tblW w:w="0" w:type="auto"/>
+        <w:tblLook w:val="04A0" w:firstRow="1" w:lastRow="0" w:firstColumn="1" w:lastColumn="0" w:noHBand="0" w:noVBand="1"/>
+      </w:tblPr>
+      <w:tblGrid>
+        <w:gridCol w:w="3539"/>
+        <w:gridCol w:w="5289"/>
+      </w:tblGrid>
+      <w:tr>
+        <w:trPr>
+          <w:cnfStyle w:val="100000000000" w:firstRow="1" w:lastRow="0" w:firstColumn="0" w:lastColumn="0" w:oddVBand="0" w:evenVBand="0" w:oddHBand="0" w:evenHBand="0" w:firstRowFirstColumn="0" w:firstRowLastColumn="0" w:lastRowFirstColumn="0" w:lastRowLastColumn="0"/>
+        </w:trPr>
+        <w:tc>
+          <w:tcPr>
+            <w:cnfStyle w:val="001000000000" w:firstRow="0" w:lastRow="0" w:firstColumn="1" w:lastColumn="0" w:oddVBand="0" w:evenVBand="0" w:oddHBand="0" w:evenHBand="0" w:firstRowFirstColumn="0" w:firstRowLastColumn="0" w:lastRowFirstColumn="0" w:lastRowLastColumn="0"/>
+            <w:tcW w:w="3539" w:type="dxa"/>
+          </w:tcPr>
+          <w:p>
+            <w:pPr>
+              <w:jc w:val="center"/>
+              <w:rPr>
+                <w:rFonts w:ascii="Arial" w:hAnsi="Arial" w:cs="Arial"/>
+                <w:sz w:val="24"/>
+                <w:szCs w:val="24"/>
+              </w:rPr>
+            </w:pPr>
+            <w:r>
+              <w:rPr>
+                <w:rFonts w:ascii="Arial" w:hAnsi="Arial" w:cs="Arial"/>
+                <w:sz w:val="24"/>
+                <w:szCs w:val="24"/>
+              </w:rPr>
+              <w:t>Código del Requisito</w:t>
+            </w:r>
+          </w:p>
+        </w:tc>
+        <w:tc>
+          <w:tcPr>
+            <w:tcW w:w="5289" w:type="dxa"/>
+          </w:tcPr>
+          <w:p>
+            <w:pPr>
+              <w:jc w:val="center"/>
+              <w:cnfStyle w:val="100000000000" w:firstRow="1" w:lastRow="0" w:firstColumn="0" w:lastColumn="0" w:oddVBand="0" w:evenVBand="0" w:oddHBand="0" w:evenHBand="0" w:firstRowFirstColumn="0" w:firstRowLastColumn="0" w:lastRowFirstColumn="0" w:lastRowLastColumn="0"/>
+              <w:rPr>
+                <w:rFonts w:ascii="Arial" w:hAnsi="Arial" w:cs="Arial"/>
+                <w:sz w:val="24"/>
+                <w:szCs w:val="24"/>
+              </w:rPr>
+            </w:pPr>
+            <w:r>
+              <w:rPr>
+                <w:rFonts w:ascii="Arial" w:hAnsi="Arial" w:cs="Arial"/>
+                <w:sz w:val="24"/>
+                <w:szCs w:val="24"/>
+              </w:rPr>
+              <w:t>R</w:t>
+            </w:r>
+            <w:r>
+              <w:rPr>
+                <w:rFonts w:ascii="Arial" w:hAnsi="Arial" w:cs="Arial"/>
+                <w:sz w:val="24"/>
+                <w:szCs w:val="24"/>
+              </w:rPr>
+              <w:t>N</w:t>
+            </w:r>
+            <w:r>
+              <w:rPr>
+                <w:rFonts w:ascii="Arial" w:hAnsi="Arial" w:cs="Arial"/>
+                <w:sz w:val="24"/>
+                <w:szCs w:val="24"/>
+              </w:rPr>
+              <w:t>F0</w:t>
+            </w:r>
+            <w:r>
+              <w:rPr>
+                <w:rFonts w:ascii="Arial" w:hAnsi="Arial" w:cs="Arial"/>
+                <w:sz w:val="24"/>
+                <w:szCs w:val="24"/>
+              </w:rPr>
+              <w:t>4</w:t>
+            </w:r>
+          </w:p>
+        </w:tc>
+      </w:tr>
+      <w:tr>
+        <w:trPr>
+          <w:cnfStyle w:val="000000100000" w:firstRow="0" w:lastRow="0" w:firstColumn="0" w:lastColumn="0" w:oddVBand="0" w:evenVBand="0" w:oddHBand="1" w:evenHBand="0" w:firstRowFirstColumn="0" w:firstRowLastColumn="0" w:lastRowFirstColumn="0" w:lastRowLastColumn="0"/>
+        </w:trPr>
+        <w:tc>
+          <w:tcPr>
+            <w:cnfStyle w:val="001000000000" w:firstRow="0" w:lastRow="0" w:firstColumn="1" w:lastColumn="0" w:oddVBand="0" w:evenVBand="0" w:oddHBand="0" w:evenHBand="0" w:firstRowFirstColumn="0" w:firstRowLastColumn="0" w:lastRowFirstColumn="0" w:lastRowLastColumn="0"/>
+            <w:tcW w:w="3539" w:type="dxa"/>
+          </w:tcPr>
+          <w:p>
+            <w:r>
+              <w:t>Nombre</w:t>
+            </w:r>
+          </w:p>
+        </w:tc>
+        <w:tc>
+          <w:tcPr>
+            <w:tcW w:w="5289" w:type="dxa"/>
+          </w:tcPr>
+          <w:p>
+            <w:pPr>
+              <w:cnfStyle w:val="000000100000" w:firstRow="0" w:lastRow="0" w:firstColumn="0" w:lastColumn="0" w:oddVBand="0" w:evenVBand="0" w:oddHBand="1" w:evenHBand="0" w:firstRowFirstColumn="0" w:firstRowLastColumn="0" w:lastRowFirstColumn="0" w:lastRowLastColumn="0"/>
+              <w:rPr>
+                <w:b/>
+                <w:bCs/>
+              </w:rPr>
+            </w:pPr>
+            <w:r>
+              <w:rPr>
+                <w:b/>
+                <w:bCs/>
+              </w:rPr>
+              <w:t>Rendimiento del sistema</w:t>
+            </w:r>
+          </w:p>
+        </w:tc>
+      </w:tr>
+      <w:tr>
+        <w:tc>
+          <w:tcPr>
+            <w:cnfStyle w:val="001000000000" w:firstRow="0" w:lastRow="0" w:firstColumn="1" w:lastColumn="0" w:oddVBand="0" w:evenVBand="0" w:oddHBand="0" w:evenHBand="0" w:firstRowFirstColumn="0" w:firstRowLastColumn="0" w:lastRowFirstColumn="0" w:lastRowLastColumn="0"/>
+            <w:tcW w:w="3539" w:type="dxa"/>
+          </w:tcPr>
+          <w:p>
+            <w:r>
+              <w:t>Descripción</w:t>
+            </w:r>
+          </w:p>
+        </w:tc>
+        <w:tc>
+          <w:tcPr>
+            <w:tcW w:w="5289" w:type="dxa"/>
+          </w:tcPr>
+          <w:p>
+            <w:pPr>
+              <w:jc w:val="both"/>
+              <w:cnfStyle w:val="000000000000" w:firstRow="0" w:lastRow="0" w:firstColumn="0" w:lastColumn="0" w:oddVBand="0" w:evenVBand="0" w:oddHBand="0" w:evenHBand="0" w:firstRowFirstColumn="0" w:firstRowLastColumn="0" w:lastRowFirstColumn="0" w:lastRowLastColumn="0"/>
+            </w:pPr>
+            <w:r>
+              <w:t>El sistema debe responder a las consultas y acciones del usuario en tiempos adecuados, garantizando un funcionamiento ágil durante el uso normal de la aplicación</w:t>
+            </w:r>
+          </w:p>
+        </w:tc>
+      </w:tr>
+      <w:tr>
+        <w:trPr>
+          <w:cnfStyle w:val="000000100000" w:firstRow="0" w:lastRow="0" w:firstColumn="0" w:lastColumn="0" w:oddVBand="0" w:evenVBand="0" w:oddHBand="1" w:evenHBand="0" w:firstRowFirstColumn="0" w:firstRowLastColumn="0" w:lastRowFirstColumn="0" w:lastRowLastColumn="0"/>
+        </w:trPr>
+        <w:tc>
+          <w:tcPr>
+            <w:cnfStyle w:val="001000000000" w:firstRow="0" w:lastRow="0" w:firstColumn="1" w:lastColumn="0" w:oddVBand="0" w:evenVBand="0" w:oddHBand="0" w:evenHBand="0" w:firstRowFirstColumn="0" w:firstRowLastColumn="0" w:lastRowFirstColumn="0" w:lastRowLastColumn="0"/>
+            <w:tcW w:w="3539" w:type="dxa"/>
+          </w:tcPr>
+          <w:p>
+            <w:r>
+              <w:t>Prioridad</w:t>
+            </w:r>
+          </w:p>
+        </w:tc>
+        <w:tc>
+          <w:tcPr>
+            <w:tcW w:w="5289" w:type="dxa"/>
+          </w:tcPr>
+          <w:p>
+            <w:pPr>
+              <w:jc w:val="both"/>
+              <w:cnfStyle w:val="000000100000" w:firstRow="0" w:lastRow="0" w:firstColumn="0" w:lastColumn="0" w:oddVBand="0" w:evenVBand="0" w:oddHBand="1" w:evenHBand="0" w:firstRowFirstColumn="0" w:firstRowLastColumn="0" w:lastRowFirstColumn="0" w:lastRowLastColumn="0"/>
+            </w:pPr>
+            <w:r>
+              <w:t>Media</w:t>
+            </w:r>
+          </w:p>
+        </w:tc>
+      </w:tr>
+    </w:tbl>
+    <w:p/>
+    <w:p/>
+    <w:p/>
+    <w:tbl>
+      <w:tblPr>
+        <w:tblStyle w:val="Tablanormal1"/>
+        <w:tblpPr w:leftFromText="141" w:rightFromText="141" w:vertAnchor="text" w:horzAnchor="margin" w:tblpY="1438"/>
+        <w:tblOverlap w:val="never"/>
+        <w:tblW w:w="0" w:type="auto"/>
+        <w:tblLook w:val="04A0" w:firstRow="1" w:lastRow="0" w:firstColumn="1" w:lastColumn="0" w:noHBand="0" w:noVBand="1"/>
+      </w:tblPr>
+      <w:tblGrid>
+        <w:gridCol w:w="3539"/>
+        <w:gridCol w:w="5289"/>
+      </w:tblGrid>
+      <w:tr>
+        <w:trPr>
+          <w:cnfStyle w:val="100000000000" w:firstRow="1" w:lastRow="0" w:firstColumn="0" w:lastColumn="0" w:oddVBand="0" w:evenVBand="0" w:oddHBand="0" w:evenHBand="0" w:firstRowFirstColumn="0" w:firstRowLastColumn="0" w:lastRowFirstColumn="0" w:lastRowLastColumn="0"/>
+        </w:trPr>
+        <w:tc>
+          <w:tcPr>
+            <w:cnfStyle w:val="001000000000" w:firstRow="0" w:lastRow="0" w:firstColumn="1" w:lastColumn="0" w:oddVBand="0" w:evenVBand="0" w:oddHBand="0" w:evenHBand="0" w:firstRowFirstColumn="0" w:firstRowLastColumn="0" w:lastRowFirstColumn="0" w:lastRowLastColumn="0"/>
+            <w:tcW w:w="3539" w:type="dxa"/>
+          </w:tcPr>
+          <w:p>
+            <w:pPr>
+              <w:jc w:val="center"/>
+              <w:rPr>
+                <w:rFonts w:ascii="Arial" w:hAnsi="Arial" w:cs="Arial"/>
+                <w:sz w:val="24"/>
+                <w:szCs w:val="24"/>
+              </w:rPr>
+            </w:pPr>
+            <w:r>
+              <w:rPr>
+                <w:rFonts w:ascii="Arial" w:hAnsi="Arial" w:cs="Arial"/>
+                <w:sz w:val="24"/>
+                <w:szCs w:val="24"/>
+              </w:rPr>
+              <w:t>Código del Requisito</w:t>
+            </w:r>
+          </w:p>
+        </w:tc>
+        <w:tc>
+          <w:tcPr>
+            <w:tcW w:w="5289" w:type="dxa"/>
+          </w:tcPr>
+          <w:p>
+            <w:pPr>
+              <w:jc w:val="center"/>
+              <w:cnfStyle w:val="100000000000" w:firstRow="1" w:lastRow="0" w:firstColumn="0" w:lastColumn="0" w:oddVBand="0" w:evenVBand="0" w:oddHBand="0" w:evenHBand="0" w:firstRowFirstColumn="0" w:firstRowLastColumn="0" w:lastRowFirstColumn="0" w:lastRowLastColumn="0"/>
+              <w:rPr>
+                <w:rFonts w:ascii="Arial" w:hAnsi="Arial" w:cs="Arial"/>
+                <w:sz w:val="24"/>
+                <w:szCs w:val="24"/>
+              </w:rPr>
+            </w:pPr>
+            <w:r>
+              <w:rPr>
+                <w:rFonts w:ascii="Arial" w:hAnsi="Arial" w:cs="Arial"/>
+                <w:sz w:val="24"/>
+                <w:szCs w:val="24"/>
+              </w:rPr>
+              <w:t>R</w:t>
+            </w:r>
+            <w:r>
+              <w:rPr>
+                <w:rFonts w:ascii="Arial" w:hAnsi="Arial" w:cs="Arial"/>
+                <w:sz w:val="24"/>
+                <w:szCs w:val="24"/>
+              </w:rPr>
+              <w:t>N</w:t>
+            </w:r>
+            <w:r>
+              <w:rPr>
+                <w:rFonts w:ascii="Arial" w:hAnsi="Arial" w:cs="Arial"/>
+                <w:sz w:val="24"/>
+                <w:szCs w:val="24"/>
+              </w:rPr>
+              <w:t>F0</w:t>
+            </w:r>
+            <w:r>
+              <w:rPr>
+                <w:rFonts w:ascii="Arial" w:hAnsi="Arial" w:cs="Arial"/>
+                <w:sz w:val="24"/>
+                <w:szCs w:val="24"/>
+              </w:rPr>
+              <w:t>5</w:t>
+            </w:r>
+          </w:p>
+        </w:tc>
+      </w:tr>
+      <w:tr>
+        <w:trPr>
+          <w:cnfStyle w:val="000000100000" w:firstRow="0" w:lastRow="0" w:firstColumn="0" w:lastColumn="0" w:oddVBand="0" w:evenVBand="0" w:oddHBand="1" w:evenHBand="0" w:firstRowFirstColumn="0" w:firstRowLastColumn="0" w:lastRowFirstColumn="0" w:lastRowLastColumn="0"/>
+        </w:trPr>
+        <w:tc>
+          <w:tcPr>
+            <w:cnfStyle w:val="001000000000" w:firstRow="0" w:lastRow="0" w:firstColumn="1" w:lastColumn="0" w:oddVBand="0" w:evenVBand="0" w:oddHBand="0" w:evenHBand="0" w:firstRowFirstColumn="0" w:firstRowLastColumn="0" w:lastRowFirstColumn="0" w:lastRowLastColumn="0"/>
+            <w:tcW w:w="3539" w:type="dxa"/>
+          </w:tcPr>
+          <w:p>
+            <w:r>
+              <w:t>Nombre</w:t>
+            </w:r>
+          </w:p>
+        </w:tc>
+        <w:tc>
+          <w:tcPr>
+            <w:tcW w:w="5289" w:type="dxa"/>
+          </w:tcPr>
+          <w:p>
+            <w:pPr>
+              <w:cnfStyle w:val="000000100000" w:firstRow="0" w:lastRow="0" w:firstColumn="0" w:lastColumn="0" w:oddVBand="0" w:evenVBand="0" w:oddHBand="1" w:evenHBand="0" w:firstRowFirstColumn="0" w:firstRowLastColumn="0" w:lastRowFirstColumn="0" w:lastRowLastColumn="0"/>
+              <w:rPr>
+                <w:b/>
+                <w:bCs/>
+              </w:rPr>
+            </w:pPr>
+            <w:r>
+              <w:rPr>
+                <w:b/>
+                <w:bCs/>
+              </w:rPr>
+              <w:t>Control de acceso</w:t>
+            </w:r>
+          </w:p>
+        </w:tc>
+      </w:tr>
+      <w:tr>
+        <w:tc>
+          <w:tcPr>
+            <w:cnfStyle w:val="001000000000" w:firstRow="0" w:lastRow="0" w:firstColumn="1" w:lastColumn="0" w:oddVBand="0" w:evenVBand="0" w:oddHBand="0" w:evenHBand="0" w:firstRowFirstColumn="0" w:firstRowLastColumn="0" w:lastRowFirstColumn="0" w:lastRowLastColumn="0"/>
+            <w:tcW w:w="3539" w:type="dxa"/>
+          </w:tcPr>
+          <w:p>
+            <w:r>
+              <w:t>Descripción</w:t>
+            </w:r>
+          </w:p>
+        </w:tc>
+        <w:tc>
+          <w:tcPr>
+            <w:tcW w:w="5289" w:type="dxa"/>
+          </w:tcPr>
+          <w:p>
+            <w:pPr>
+              <w:jc w:val="both"/>
+              <w:cnfStyle w:val="000000000000" w:firstRow="0" w:lastRow="0" w:firstColumn="0" w:lastColumn="0" w:oddVBand="0" w:evenVBand="0" w:oddHBand="0" w:evenHBand="0" w:firstRowFirstColumn="0" w:firstRowLastColumn="0" w:lastRowFirstColumn="0" w:lastRowLastColumn="0"/>
+            </w:pPr>
+            <w:r>
+              <w:t xml:space="preserve">El sistema debe permitir el acceso únicamente a usuarios autorizados mediante un mecanismo de autenticación con usuario y contraseña </w:t>
+            </w:r>
+          </w:p>
+        </w:tc>
+      </w:tr>
+      <w:tr>
+        <w:trPr>
+          <w:cnfStyle w:val="000000100000" w:firstRow="0" w:lastRow="0" w:firstColumn="0" w:lastColumn="0" w:oddVBand="0" w:evenVBand="0" w:oddHBand="1" w:evenHBand="0" w:firstRowFirstColumn="0" w:firstRowLastColumn="0" w:lastRowFirstColumn="0" w:lastRowLastColumn="0"/>
+        </w:trPr>
+        <w:tc>
+          <w:tcPr>
+            <w:cnfStyle w:val="001000000000" w:firstRow="0" w:lastRow="0" w:firstColumn="1" w:lastColumn="0" w:oddVBand="0" w:evenVBand="0" w:oddHBand="0" w:evenHBand="0" w:firstRowFirstColumn="0" w:firstRowLastColumn="0" w:lastRowFirstColumn="0" w:lastRowLastColumn="0"/>
+            <w:tcW w:w="3539" w:type="dxa"/>
+          </w:tcPr>
+          <w:p>
+            <w:r>
+              <w:t>Prioridad</w:t>
+            </w:r>
+          </w:p>
+        </w:tc>
+        <w:tc>
+          <w:tcPr>
+            <w:tcW w:w="5289" w:type="dxa"/>
+          </w:tcPr>
+          <w:p>
+            <w:pPr>
+              <w:jc w:val="both"/>
+              <w:cnfStyle w:val="000000100000" w:firstRow="0" w:lastRow="0" w:firstColumn="0" w:lastColumn="0" w:oddVBand="0" w:evenVBand="0" w:oddHBand="1" w:evenHBand="0" w:firstRowFirstColumn="0" w:firstRowLastColumn="0" w:lastRowFirstColumn="0" w:lastRowLastColumn="0"/>
+            </w:pPr>
+            <w:r>
+              <w:t>Alta</w:t>
+            </w:r>
+          </w:p>
+        </w:tc>
+      </w:tr>
+    </w:tbl>
+    <w:p/>
+    <w:p/>
+    <w:p/>
+    <w:p/>
+    <w:p/>
+    <w:p>
+      <w:pPr>
+        <w:tabs>
+          <w:tab w:val="left" w:pos="7500"/>
+        </w:tabs>
+      </w:pPr>
+    </w:p>
+    <w:p/>
+    <w:tbl>
+      <w:tblPr>
+        <w:tblStyle w:val="Tablanormal1"/>
+        <w:tblpPr w:leftFromText="141" w:rightFromText="141" w:vertAnchor="text" w:horzAnchor="margin" w:tblpY="345"/>
+        <w:tblOverlap w:val="never"/>
+        <w:tblW w:w="0" w:type="auto"/>
+        <w:tblLook w:val="04A0" w:firstRow="1" w:lastRow="0" w:firstColumn="1" w:lastColumn="0" w:noHBand="0" w:noVBand="1"/>
+      </w:tblPr>
+      <w:tblGrid>
+        <w:gridCol w:w="3539"/>
+        <w:gridCol w:w="5289"/>
+      </w:tblGrid>
+      <w:tr>
+        <w:trPr>
+          <w:cnfStyle w:val="100000000000" w:firstRow="1" w:lastRow="0" w:firstColumn="0" w:lastColumn="0" w:oddVBand="0" w:evenVBand="0" w:oddHBand="0" w:evenHBand="0" w:firstRowFirstColumn="0" w:firstRowLastColumn="0" w:lastRowFirstColumn="0" w:lastRowLastColumn="0"/>
+        </w:trPr>
+        <w:tc>
+          <w:tcPr>
+            <w:cnfStyle w:val="001000000000" w:firstRow="0" w:lastRow="0" w:firstColumn="1" w:lastColumn="0" w:oddVBand="0" w:evenVBand="0" w:oddHBand="0" w:evenHBand="0" w:firstRowFirstColumn="0" w:firstRowLastColumn="0" w:lastRowFirstColumn="0" w:lastRowLastColumn="0"/>
+            <w:tcW w:w="3539" w:type="dxa"/>
+          </w:tcPr>
+          <w:p>
+            <w:pPr>
+              <w:jc w:val="center"/>
+              <w:rPr>
+                <w:rFonts w:ascii="Arial" w:hAnsi="Arial" w:cs="Arial"/>
+                <w:sz w:val="24"/>
+                <w:szCs w:val="24"/>
+              </w:rPr>
+            </w:pPr>
+            <w:r>
+              <w:rPr>
+                <w:rFonts w:ascii="Arial" w:hAnsi="Arial" w:cs="Arial"/>
+                <w:sz w:val="24"/>
+                <w:szCs w:val="24"/>
+              </w:rPr>
+              <w:lastRenderedPageBreak/>
+              <w:t>Código del Requisito</w:t>
+            </w:r>
+          </w:p>
+        </w:tc>
+        <w:tc>
+          <w:tcPr>
+            <w:tcW w:w="5289" w:type="dxa"/>
+          </w:tcPr>
+          <w:p>
+            <w:pPr>
+              <w:jc w:val="center"/>
+              <w:cnfStyle w:val="100000000000" w:firstRow="1" w:lastRow="0" w:firstColumn="0" w:lastColumn="0" w:oddVBand="0" w:evenVBand="0" w:oddHBand="0" w:evenHBand="0" w:firstRowFirstColumn="0" w:firstRowLastColumn="0" w:lastRowFirstColumn="0" w:lastRowLastColumn="0"/>
+              <w:rPr>
+                <w:rFonts w:ascii="Arial" w:hAnsi="Arial" w:cs="Arial"/>
+                <w:sz w:val="24"/>
+                <w:szCs w:val="24"/>
+              </w:rPr>
+            </w:pPr>
+            <w:r>
+              <w:rPr>
+                <w:rFonts w:ascii="Arial" w:hAnsi="Arial" w:cs="Arial"/>
+                <w:sz w:val="24"/>
+                <w:szCs w:val="24"/>
+              </w:rPr>
+              <w:t>R</w:t>
+            </w:r>
+            <w:r>
+              <w:rPr>
+                <w:rFonts w:ascii="Arial" w:hAnsi="Arial" w:cs="Arial"/>
+                <w:sz w:val="24"/>
+                <w:szCs w:val="24"/>
+              </w:rPr>
+              <w:t>N</w:t>
+            </w:r>
+            <w:r>
+              <w:rPr>
+                <w:rFonts w:ascii="Arial" w:hAnsi="Arial" w:cs="Arial"/>
+                <w:sz w:val="24"/>
+                <w:szCs w:val="24"/>
+              </w:rPr>
+              <w:t>F0</w:t>
+            </w:r>
+            <w:r>
+              <w:rPr>
+                <w:rFonts w:ascii="Arial" w:hAnsi="Arial" w:cs="Arial"/>
+                <w:sz w:val="24"/>
+                <w:szCs w:val="24"/>
+              </w:rPr>
+              <w:t>6</w:t>
+            </w:r>
+          </w:p>
+        </w:tc>
+      </w:tr>
+      <w:tr>
+        <w:trPr>
+          <w:cnfStyle w:val="000000100000" w:firstRow="0" w:lastRow="0" w:firstColumn="0" w:lastColumn="0" w:oddVBand="0" w:evenVBand="0" w:oddHBand="1" w:evenHBand="0" w:firstRowFirstColumn="0" w:firstRowLastColumn="0" w:lastRowFirstColumn="0" w:lastRowLastColumn="0"/>
+        </w:trPr>
+        <w:tc>
+          <w:tcPr>
+            <w:cnfStyle w:val="001000000000" w:firstRow="0" w:lastRow="0" w:firstColumn="1" w:lastColumn="0" w:oddVBand="0" w:evenVBand="0" w:oddHBand="0" w:evenHBand="0" w:firstRowFirstColumn="0" w:firstRowLastColumn="0" w:lastRowFirstColumn="0" w:lastRowLastColumn="0"/>
+            <w:tcW w:w="3539" w:type="dxa"/>
+          </w:tcPr>
+          <w:p>
+            <w:r>
+              <w:t>Nombre</w:t>
+            </w:r>
+          </w:p>
+        </w:tc>
+        <w:tc>
+          <w:tcPr>
+            <w:tcW w:w="5289" w:type="dxa"/>
+          </w:tcPr>
+          <w:p>
+            <w:pPr>
+              <w:cnfStyle w:val="000000100000" w:firstRow="0" w:lastRow="0" w:firstColumn="0" w:lastColumn="0" w:oddVBand="0" w:evenVBand="0" w:oddHBand="1" w:evenHBand="0" w:firstRowFirstColumn="0" w:firstRowLastColumn="0" w:lastRowFirstColumn="0" w:lastRowLastColumn="0"/>
+              <w:rPr>
+                <w:b/>
+                <w:bCs/>
+              </w:rPr>
+            </w:pPr>
+            <w:r>
+              <w:rPr>
+                <w:b/>
+                <w:bCs/>
+              </w:rPr>
+              <w:t>Integridad de la información</w:t>
+            </w:r>
+          </w:p>
+        </w:tc>
+      </w:tr>
+      <w:tr>
+        <w:tc>
+          <w:tcPr>
+            <w:cnfStyle w:val="001000000000" w:firstRow="0" w:lastRow="0" w:firstColumn="1" w:lastColumn="0" w:oddVBand="0" w:evenVBand="0" w:oddHBand="0" w:evenHBand="0" w:firstRowFirstColumn="0" w:firstRowLastColumn="0" w:lastRowFirstColumn="0" w:lastRowLastColumn="0"/>
+            <w:tcW w:w="3539" w:type="dxa"/>
+          </w:tcPr>
+          <w:p>
+            <w:r>
+              <w:t>Descripción</w:t>
+            </w:r>
+          </w:p>
+        </w:tc>
+        <w:tc>
+          <w:tcPr>
+            <w:tcW w:w="5289" w:type="dxa"/>
+          </w:tcPr>
+          <w:p>
+            <w:pPr>
+              <w:jc w:val="both"/>
+              <w:cnfStyle w:val="000000000000" w:firstRow="0" w:lastRow="0" w:firstColumn="0" w:lastColumn="0" w:oddVBand="0" w:evenVBand="0" w:oddHBand="0" w:evenHBand="0" w:firstRowFirstColumn="0" w:firstRowLastColumn="0" w:lastRowFirstColumn="0" w:lastRowLastColumn="0"/>
+            </w:pPr>
+            <w:r>
+              <w:t>El sistema debe garantizar que los datos almacenados en la base de datos se mantengan consistentes, evitando errores o inconsistencias en la información registrada</w:t>
+            </w:r>
+          </w:p>
+        </w:tc>
+      </w:tr>
+      <w:tr>
+        <w:trPr>
+          <w:cnfStyle w:val="000000100000" w:firstRow="0" w:lastRow="0" w:firstColumn="0" w:lastColumn="0" w:oddVBand="0" w:evenVBand="0" w:oddHBand="1" w:evenHBand="0" w:firstRowFirstColumn="0" w:firstRowLastColumn="0" w:lastRowFirstColumn="0" w:lastRowLastColumn="0"/>
+        </w:trPr>
+        <w:tc>
+          <w:tcPr>
+            <w:cnfStyle w:val="001000000000" w:firstRow="0" w:lastRow="0" w:firstColumn="1" w:lastColumn="0" w:oddVBand="0" w:evenVBand="0" w:oddHBand="0" w:evenHBand="0" w:firstRowFirstColumn="0" w:firstRowLastColumn="0" w:lastRowFirstColumn="0" w:lastRowLastColumn="0"/>
+            <w:tcW w:w="3539" w:type="dxa"/>
+          </w:tcPr>
+          <w:p>
+            <w:r>
+              <w:t>Prioridad</w:t>
+            </w:r>
+          </w:p>
+        </w:tc>
+        <w:tc>
+          <w:tcPr>
+            <w:tcW w:w="5289" w:type="dxa"/>
+          </w:tcPr>
+          <w:p>
+            <w:pPr>
+              <w:jc w:val="both"/>
+              <w:cnfStyle w:val="000000100000" w:firstRow="0" w:lastRow="0" w:firstColumn="0" w:lastColumn="0" w:oddVBand="0" w:evenVBand="0" w:oddHBand="1" w:evenHBand="0" w:firstRowFirstColumn="0" w:firstRowLastColumn="0" w:lastRowFirstColumn="0" w:lastRowLastColumn="0"/>
+            </w:pPr>
+            <w:r>
+              <w:t xml:space="preserve">Alta </w:t>
+            </w:r>
+          </w:p>
+        </w:tc>
+      </w:tr>
+    </w:tbl>
+    <w:p/>
+    <w:p/>
+    <w:p>
+      <w:pPr>
+        <w:tabs>
+          <w:tab w:val="left" w:pos="7500"/>
+        </w:tabs>
+      </w:pPr>
+    </w:p>
+    <w:p>
+      <w:pPr>
+        <w:tabs>
+          <w:tab w:val="left" w:pos="7500"/>
+        </w:tabs>
+      </w:pPr>
+    </w:p>
+    <w:p>
+      <w:pPr>
+        <w:tabs>
+          <w:tab w:val="left" w:pos="7500"/>
+        </w:tabs>
+      </w:pPr>
+    </w:p>
+    <w:p/>
+    <w:tbl>
+      <w:tblPr>
+        <w:tblStyle w:val="Tablanormal1"/>
+        <w:tblpPr w:leftFromText="141" w:rightFromText="141" w:vertAnchor="text" w:horzAnchor="margin" w:tblpY="10"/>
+        <w:tblOverlap w:val="never"/>
+        <w:tblW w:w="0" w:type="auto"/>
+        <w:tblLook w:val="04A0" w:firstRow="1" w:lastRow="0" w:firstColumn="1" w:lastColumn="0" w:noHBand="0" w:noVBand="1"/>
+      </w:tblPr>
+      <w:tblGrid>
+        <w:gridCol w:w="3539"/>
+        <w:gridCol w:w="5289"/>
+      </w:tblGrid>
+      <w:tr>
+        <w:trPr>
+          <w:cnfStyle w:val="100000000000" w:firstRow="1" w:lastRow="0" w:firstColumn="0" w:lastColumn="0" w:oddVBand="0" w:evenVBand="0" w:oddHBand="0" w:evenHBand="0" w:firstRowFirstColumn="0" w:firstRowLastColumn="0" w:lastRowFirstColumn="0" w:lastRowLastColumn="0"/>
+        </w:trPr>
+        <w:tc>
+          <w:tcPr>
+            <w:cnfStyle w:val="001000000000" w:firstRow="0" w:lastRow="0" w:firstColumn="1" w:lastColumn="0" w:oddVBand="0" w:evenVBand="0" w:oddHBand="0" w:evenHBand="0" w:firstRowFirstColumn="0" w:firstRowLastColumn="0" w:lastRowFirstColumn="0" w:lastRowLastColumn="0"/>
+            <w:tcW w:w="3539" w:type="dxa"/>
+          </w:tcPr>
+          <w:p>
+            <w:pPr>
+              <w:jc w:val="center"/>
+              <w:rPr>
+                <w:rFonts w:ascii="Arial" w:hAnsi="Arial" w:cs="Arial"/>
+                <w:sz w:val="24"/>
+                <w:szCs w:val="24"/>
+              </w:rPr>
+            </w:pPr>
+            <w:r>
+              <w:rPr>
+                <w:rFonts w:ascii="Arial" w:hAnsi="Arial" w:cs="Arial"/>
+                <w:sz w:val="24"/>
+                <w:szCs w:val="24"/>
+              </w:rPr>
+              <w:t>Código del Requisito</w:t>
+            </w:r>
+          </w:p>
+        </w:tc>
+        <w:tc>
+          <w:tcPr>
+            <w:tcW w:w="5289" w:type="dxa"/>
+          </w:tcPr>
+          <w:p>
+            <w:pPr>
+              <w:jc w:val="center"/>
+              <w:cnfStyle w:val="100000000000" w:firstRow="1" w:lastRow="0" w:firstColumn="0" w:lastColumn="0" w:oddVBand="0" w:evenVBand="0" w:oddHBand="0" w:evenHBand="0" w:firstRowFirstColumn="0" w:firstRowLastColumn="0" w:lastRowFirstColumn="0" w:lastRowLastColumn="0"/>
+              <w:rPr>
+                <w:rFonts w:ascii="Arial" w:hAnsi="Arial" w:cs="Arial"/>
+                <w:sz w:val="24"/>
+                <w:szCs w:val="24"/>
+              </w:rPr>
+            </w:pPr>
+            <w:r>
+              <w:rPr>
+                <w:rFonts w:ascii="Arial" w:hAnsi="Arial" w:cs="Arial"/>
+                <w:sz w:val="24"/>
+                <w:szCs w:val="24"/>
+              </w:rPr>
+              <w:t>R</w:t>
+            </w:r>
+            <w:r>
+              <w:rPr>
+                <w:rFonts w:ascii="Arial" w:hAnsi="Arial" w:cs="Arial"/>
+                <w:sz w:val="24"/>
+                <w:szCs w:val="24"/>
+              </w:rPr>
+              <w:t>N</w:t>
+            </w:r>
+            <w:r>
+              <w:rPr>
+                <w:rFonts w:ascii="Arial" w:hAnsi="Arial" w:cs="Arial"/>
+                <w:sz w:val="24"/>
+                <w:szCs w:val="24"/>
+              </w:rPr>
+              <w:t>F0</w:t>
+            </w:r>
+            <w:r>
+              <w:rPr>
+                <w:rFonts w:ascii="Arial" w:hAnsi="Arial" w:cs="Arial"/>
+                <w:sz w:val="24"/>
+                <w:szCs w:val="24"/>
+              </w:rPr>
+              <w:t>7</w:t>
+            </w:r>
+          </w:p>
+        </w:tc>
+      </w:tr>
+      <w:tr>
+        <w:trPr>
+          <w:cnfStyle w:val="000000100000" w:firstRow="0" w:lastRow="0" w:firstColumn="0" w:lastColumn="0" w:oddVBand="0" w:evenVBand="0" w:oddHBand="1" w:evenHBand="0" w:firstRowFirstColumn="0" w:firstRowLastColumn="0" w:lastRowFirstColumn="0" w:lastRowLastColumn="0"/>
+        </w:trPr>
+        <w:tc>
+          <w:tcPr>
+            <w:cnfStyle w:val="001000000000" w:firstRow="0" w:lastRow="0" w:firstColumn="1" w:lastColumn="0" w:oddVBand="0" w:evenVBand="0" w:oddHBand="0" w:evenHBand="0" w:firstRowFirstColumn="0" w:firstRowLastColumn="0" w:lastRowFirstColumn="0" w:lastRowLastColumn="0"/>
+            <w:tcW w:w="3539" w:type="dxa"/>
+          </w:tcPr>
+          <w:p>
+            <w:r>
+              <w:t>Nombre</w:t>
+            </w:r>
+          </w:p>
+        </w:tc>
+        <w:tc>
+          <w:tcPr>
+            <w:tcW w:w="5289" w:type="dxa"/>
+          </w:tcPr>
+          <w:p>
+            <w:pPr>
+              <w:cnfStyle w:val="000000100000" w:firstRow="0" w:lastRow="0" w:firstColumn="0" w:lastColumn="0" w:oddVBand="0" w:evenVBand="0" w:oddHBand="1" w:evenHBand="0" w:firstRowFirstColumn="0" w:firstRowLastColumn="0" w:lastRowFirstColumn="0" w:lastRowLastColumn="0"/>
+              <w:rPr>
+                <w:b/>
+                <w:bCs/>
+              </w:rPr>
+            </w:pPr>
+            <w:r>
+              <w:rPr>
+                <w:b/>
+                <w:bCs/>
+              </w:rPr>
+              <w:t>Consulta de la información por fecha</w:t>
+            </w:r>
+          </w:p>
+        </w:tc>
+      </w:tr>
+      <w:tr>
+        <w:tc>
+          <w:tcPr>
+            <w:cnfStyle w:val="001000000000" w:firstRow="0" w:lastRow="0" w:firstColumn="1" w:lastColumn="0" w:oddVBand="0" w:evenVBand="0" w:oddHBand="0" w:evenHBand="0" w:firstRowFirstColumn="0" w:firstRowLastColumn="0" w:lastRowFirstColumn="0" w:lastRowLastColumn="0"/>
+            <w:tcW w:w="3539" w:type="dxa"/>
+          </w:tcPr>
+          <w:p>
+            <w:r>
+              <w:t>Descripción</w:t>
+            </w:r>
+          </w:p>
+        </w:tc>
+        <w:tc>
+          <w:tcPr>
+            <w:tcW w:w="5289" w:type="dxa"/>
+          </w:tcPr>
+          <w:p>
+            <w:pPr>
+              <w:jc w:val="both"/>
+              <w:cnfStyle w:val="000000000000" w:firstRow="0" w:lastRow="0" w:firstColumn="0" w:lastColumn="0" w:oddVBand="0" w:evenVBand="0" w:oddHBand="0" w:evenHBand="0" w:firstRowFirstColumn="0" w:firstRowLastColumn="0" w:lastRowFirstColumn="0" w:lastRowLastColumn="0"/>
+            </w:pPr>
+            <w:r>
+              <w:t>El sistema debe permitir filtrar reportes y estadísticas utilizando rangos de fechas para facilitar el análisis de ventas, gastos y movimientos del negocio</w:t>
+            </w:r>
+          </w:p>
+        </w:tc>
+      </w:tr>
+      <w:tr>
+        <w:trPr>
+          <w:cnfStyle w:val="000000100000" w:firstRow="0" w:lastRow="0" w:firstColumn="0" w:lastColumn="0" w:oddVBand="0" w:evenVBand="0" w:oddHBand="1" w:evenHBand="0" w:firstRowFirstColumn="0" w:firstRowLastColumn="0" w:lastRowFirstColumn="0" w:lastRowLastColumn="0"/>
+        </w:trPr>
+        <w:tc>
+          <w:tcPr>
+            <w:cnfStyle w:val="001000000000" w:firstRow="0" w:lastRow="0" w:firstColumn="1" w:lastColumn="0" w:oddVBand="0" w:evenVBand="0" w:oddHBand="0" w:evenHBand="0" w:firstRowFirstColumn="0" w:firstRowLastColumn="0" w:lastRowFirstColumn="0" w:lastRowLastColumn="0"/>
+            <w:tcW w:w="3539" w:type="dxa"/>
+          </w:tcPr>
+          <w:p>
+            <w:r>
+              <w:t>Prioridad</w:t>
+            </w:r>
+          </w:p>
+        </w:tc>
+        <w:tc>
+          <w:tcPr>
+            <w:tcW w:w="5289" w:type="dxa"/>
+          </w:tcPr>
+          <w:p>
+            <w:pPr>
+              <w:jc w:val="both"/>
+              <w:cnfStyle w:val="000000100000" w:firstRow="0" w:lastRow="0" w:firstColumn="0" w:lastColumn="0" w:oddVBand="0" w:evenVBand="0" w:oddHBand="1" w:evenHBand="0" w:firstRowFirstColumn="0" w:firstRowLastColumn="0" w:lastRowFirstColumn="0" w:lastRowLastColumn="0"/>
+            </w:pPr>
+            <w:r>
+              <w:t xml:space="preserve">Media </w:t>
+            </w:r>
+          </w:p>
+        </w:tc>
+      </w:tr>
+    </w:tbl>
+    <w:p/>
+    <w:p/>
+    <w:p/>
+    <w:p>
+      <w:pPr>
+        <w:rPr>
+          <w:rFonts w:ascii="Times New Roman" w:eastAsia="Times New Roman" w:hAnsi="Times New Roman" w:cs="Times New Roman"/>
+          <w:kern w:val="0"/>
+          <w:lang w:val="es-US"/>
           <w14:ligatures w14:val="none"/>
         </w:rPr>
       </w:pPr>
@@ -2148,7 +8007,7 @@
     </w:p>
     <w:p>
       <w:pPr>
-        <w:pStyle w:val="ListParagraph"/>
+        <w:pStyle w:val="Prrafodelista"/>
         <w:numPr>
           <w:ilvl w:val="0"/>
           <w:numId w:val="18"/>
@@ -2439,6 +8298,7 @@
       <w:r>
         <w:rPr>
           <w:rFonts w:ascii="Times New Roman" w:eastAsia="Times New Roman" w:hAnsi="Times New Roman" w:cs="Times New Roman"/>
+          <w:noProof/>
           <w:kern w:val="0"/>
           <w14:ligatures w14:val="none"/>
         </w:rPr>
@@ -2759,6 +8619,7 @@
       <w:r>
         <w:rPr>
           <w:rFonts w:ascii="Times New Roman" w:eastAsia="Times New Roman" w:hAnsi="Times New Roman" w:cs="Times New Roman"/>
+          <w:noProof/>
           <w:kern w:val="0"/>
           <w14:ligatures w14:val="none"/>
         </w:rPr>
@@ -3031,6 +8892,7 @@
       <w:r>
         <w:rPr>
           <w:rFonts w:ascii="Times New Roman" w:eastAsia="Times New Roman" w:hAnsi="Times New Roman" w:cs="Times New Roman"/>
+          <w:noProof/>
           <w:kern w:val="0"/>
           <w14:ligatures w14:val="none"/>
         </w:rPr>
@@ -3383,6 +9245,9 @@
     </w:p>
     <w:p>
       <w:r>
+        <w:rPr>
+          <w:noProof/>
+        </w:rPr>
         <w:drawing>
           <wp:inline distT="0" distB="0" distL="0" distR="0" wp14:anchorId="67928B50" wp14:editId="1B3EA670">
             <wp:extent cx="3703320" cy="3192158"/>
@@ -5724,7 +11589,7 @@
         <w:kern w:val="2"/>
         <w:sz w:val="24"/>
         <w:szCs w:val="24"/>
-        <w:lang w:val="en-CO" w:eastAsia="en-US" w:bidi="ar-SA"/>
+        <w:lang w:eastAsia="en-US" w:bidi="ar-SA"/>
         <w14:ligatures w14:val="standardContextual"/>
       </w:rPr>
     </w:rPrDefault>
@@ -6116,11 +11981,11 @@
     <w:name w:val="Normal"/>
     <w:qFormat/>
   </w:style>
-  <w:style w:type="paragraph" w:styleId="Heading1">
+  <w:style w:type="paragraph" w:styleId="Ttulo1">
     <w:name w:val="heading 1"/>
     <w:basedOn w:val="Normal"/>
     <w:next w:val="Normal"/>
-    <w:link w:val="Heading1Char"/>
+    <w:link w:val="Ttulo1Car"/>
     <w:uiPriority w:val="9"/>
     <w:qFormat/>
     <w:rsid w:val="007E38AE"/>
@@ -6137,11 +12002,11 @@
       <w:szCs w:val="40"/>
     </w:rPr>
   </w:style>
-  <w:style w:type="paragraph" w:styleId="Heading2">
+  <w:style w:type="paragraph" w:styleId="Ttulo2">
     <w:name w:val="heading 2"/>
     <w:basedOn w:val="Normal"/>
     <w:next w:val="Normal"/>
-    <w:link w:val="Heading2Char"/>
+    <w:link w:val="Ttulo2Car"/>
     <w:uiPriority w:val="9"/>
     <w:unhideWhenUsed/>
     <w:qFormat/>
@@ -6159,11 +12024,11 @@
       <w:szCs w:val="32"/>
     </w:rPr>
   </w:style>
-  <w:style w:type="paragraph" w:styleId="Heading3">
+  <w:style w:type="paragraph" w:styleId="Ttulo3">
     <w:name w:val="heading 3"/>
     <w:basedOn w:val="Normal"/>
     <w:next w:val="Normal"/>
-    <w:link w:val="Heading3Char"/>
+    <w:link w:val="Ttulo3Car"/>
     <w:uiPriority w:val="9"/>
     <w:unhideWhenUsed/>
     <w:qFormat/>
@@ -6181,11 +12046,11 @@
       <w:szCs w:val="28"/>
     </w:rPr>
   </w:style>
-  <w:style w:type="paragraph" w:styleId="Heading4">
+  <w:style w:type="paragraph" w:styleId="Ttulo4">
     <w:name w:val="heading 4"/>
     <w:basedOn w:val="Normal"/>
     <w:next w:val="Normal"/>
-    <w:link w:val="Heading4Char"/>
+    <w:link w:val="Ttulo4Car"/>
     <w:uiPriority w:val="9"/>
     <w:semiHidden/>
     <w:unhideWhenUsed/>
@@ -6204,11 +12069,11 @@
       <w:color w:val="0F4761" w:themeColor="accent1" w:themeShade="BF"/>
     </w:rPr>
   </w:style>
-  <w:style w:type="paragraph" w:styleId="Heading5">
+  <w:style w:type="paragraph" w:styleId="Ttulo5">
     <w:name w:val="heading 5"/>
     <w:basedOn w:val="Normal"/>
     <w:next w:val="Normal"/>
-    <w:link w:val="Heading5Char"/>
+    <w:link w:val="Ttulo5Car"/>
     <w:uiPriority w:val="9"/>
     <w:semiHidden/>
     <w:unhideWhenUsed/>
@@ -6225,11 +12090,11 @@
       <w:color w:val="0F4761" w:themeColor="accent1" w:themeShade="BF"/>
     </w:rPr>
   </w:style>
-  <w:style w:type="paragraph" w:styleId="Heading6">
+  <w:style w:type="paragraph" w:styleId="Ttulo6">
     <w:name w:val="heading 6"/>
     <w:basedOn w:val="Normal"/>
     <w:next w:val="Normal"/>
-    <w:link w:val="Heading6Char"/>
+    <w:link w:val="Ttulo6Car"/>
     <w:uiPriority w:val="9"/>
     <w:semiHidden/>
     <w:unhideWhenUsed/>
@@ -6248,11 +12113,11 @@
       <w:color w:val="595959" w:themeColor="text1" w:themeTint="A6"/>
     </w:rPr>
   </w:style>
-  <w:style w:type="paragraph" w:styleId="Heading7">
+  <w:style w:type="paragraph" w:styleId="Ttulo7">
     <w:name w:val="heading 7"/>
     <w:basedOn w:val="Normal"/>
     <w:next w:val="Normal"/>
-    <w:link w:val="Heading7Char"/>
+    <w:link w:val="Ttulo7Car"/>
     <w:uiPriority w:val="9"/>
     <w:semiHidden/>
     <w:unhideWhenUsed/>
@@ -6269,11 +12134,11 @@
       <w:color w:val="595959" w:themeColor="text1" w:themeTint="A6"/>
     </w:rPr>
   </w:style>
-  <w:style w:type="paragraph" w:styleId="Heading8">
+  <w:style w:type="paragraph" w:styleId="Ttulo8">
     <w:name w:val="heading 8"/>
     <w:basedOn w:val="Normal"/>
     <w:next w:val="Normal"/>
-    <w:link w:val="Heading8Char"/>
+    <w:link w:val="Ttulo8Car"/>
     <w:uiPriority w:val="9"/>
     <w:semiHidden/>
     <w:unhideWhenUsed/>
@@ -6292,11 +12157,11 @@
       <w:color w:val="272727" w:themeColor="text1" w:themeTint="D8"/>
     </w:rPr>
   </w:style>
-  <w:style w:type="paragraph" w:styleId="Heading9">
+  <w:style w:type="paragraph" w:styleId="Ttulo9">
     <w:name w:val="heading 9"/>
     <w:basedOn w:val="Normal"/>
     <w:next w:val="Normal"/>
-    <w:link w:val="Heading9Char"/>
+    <w:link w:val="Ttulo9Car"/>
     <w:uiPriority w:val="9"/>
     <w:semiHidden/>
     <w:unhideWhenUsed/>
@@ -6313,13 +12178,13 @@
       <w:color w:val="272727" w:themeColor="text1" w:themeTint="D8"/>
     </w:rPr>
   </w:style>
-  <w:style w:type="character" w:default="1" w:styleId="DefaultParagraphFont">
+  <w:style w:type="character" w:default="1" w:styleId="Fuentedeprrafopredeter">
     <w:name w:val="Default Paragraph Font"/>
     <w:uiPriority w:val="1"/>
     <w:semiHidden/>
     <w:unhideWhenUsed/>
   </w:style>
-  <w:style w:type="table" w:default="1" w:styleId="TableNormal">
+  <w:style w:type="table" w:default="1" w:styleId="Tablanormal">
     <w:name w:val="Normal Table"/>
     <w:uiPriority w:val="99"/>
     <w:semiHidden/>
@@ -6334,16 +12199,16 @@
       </w:tblCellMar>
     </w:tblPr>
   </w:style>
-  <w:style w:type="numbering" w:default="1" w:styleId="NoList">
+  <w:style w:type="numbering" w:default="1" w:styleId="Sinlista">
     <w:name w:val="No List"/>
     <w:uiPriority w:val="99"/>
     <w:semiHidden/>
     <w:unhideWhenUsed/>
   </w:style>
-  <w:style w:type="character" w:customStyle="1" w:styleId="Heading1Char">
-    <w:name w:val="Heading 1 Char"/>
-    <w:basedOn w:val="DefaultParagraphFont"/>
-    <w:link w:val="Heading1"/>
+  <w:style w:type="character" w:customStyle="1" w:styleId="Ttulo1Car">
+    <w:name w:val="Título 1 Car"/>
+    <w:basedOn w:val="Fuentedeprrafopredeter"/>
+    <w:link w:val="Ttulo1"/>
     <w:uiPriority w:val="9"/>
     <w:rsid w:val="007E38AE"/>
     <w:rPr>
@@ -6353,10 +12218,10 @@
       <w:szCs w:val="40"/>
     </w:rPr>
   </w:style>
-  <w:style w:type="character" w:customStyle="1" w:styleId="Heading2Char">
-    <w:name w:val="Heading 2 Char"/>
-    <w:basedOn w:val="DefaultParagraphFont"/>
-    <w:link w:val="Heading2"/>
+  <w:style w:type="character" w:customStyle="1" w:styleId="Ttulo2Car">
+    <w:name w:val="Título 2 Car"/>
+    <w:basedOn w:val="Fuentedeprrafopredeter"/>
+    <w:link w:val="Ttulo2"/>
     <w:uiPriority w:val="9"/>
     <w:rsid w:val="007E38AE"/>
     <w:rPr>
@@ -6366,10 +12231,10 @@
       <w:szCs w:val="32"/>
     </w:rPr>
   </w:style>
-  <w:style w:type="character" w:customStyle="1" w:styleId="Heading3Char">
-    <w:name w:val="Heading 3 Char"/>
-    <w:basedOn w:val="DefaultParagraphFont"/>
-    <w:link w:val="Heading3"/>
+  <w:style w:type="character" w:customStyle="1" w:styleId="Ttulo3Car">
+    <w:name w:val="Título 3 Car"/>
+    <w:basedOn w:val="Fuentedeprrafopredeter"/>
+    <w:link w:val="Ttulo3"/>
     <w:uiPriority w:val="9"/>
     <w:rsid w:val="007E38AE"/>
     <w:rPr>
@@ -6379,10 +12244,10 @@
       <w:szCs w:val="28"/>
     </w:rPr>
   </w:style>
-  <w:style w:type="character" w:customStyle="1" w:styleId="Heading4Char">
-    <w:name w:val="Heading 4 Char"/>
-    <w:basedOn w:val="DefaultParagraphFont"/>
-    <w:link w:val="Heading4"/>
+  <w:style w:type="character" w:customStyle="1" w:styleId="Ttulo4Car">
+    <w:name w:val="Título 4 Car"/>
+    <w:basedOn w:val="Fuentedeprrafopredeter"/>
+    <w:link w:val="Ttulo4"/>
     <w:uiPriority w:val="9"/>
     <w:semiHidden/>
     <w:rsid w:val="007E38AE"/>
@@ -6393,10 +12258,10 @@
       <w:color w:val="0F4761" w:themeColor="accent1" w:themeShade="BF"/>
     </w:rPr>
   </w:style>
-  <w:style w:type="character" w:customStyle="1" w:styleId="Heading5Char">
-    <w:name w:val="Heading 5 Char"/>
-    <w:basedOn w:val="DefaultParagraphFont"/>
-    <w:link w:val="Heading5"/>
+  <w:style w:type="character" w:customStyle="1" w:styleId="Ttulo5Car">
+    <w:name w:val="Título 5 Car"/>
+    <w:basedOn w:val="Fuentedeprrafopredeter"/>
+    <w:link w:val="Ttulo5"/>
     <w:uiPriority w:val="9"/>
     <w:semiHidden/>
     <w:rsid w:val="007E38AE"/>
@@ -6405,10 +12270,10 @@
       <w:color w:val="0F4761" w:themeColor="accent1" w:themeShade="BF"/>
     </w:rPr>
   </w:style>
-  <w:style w:type="character" w:customStyle="1" w:styleId="Heading6Char">
-    <w:name w:val="Heading 6 Char"/>
-    <w:basedOn w:val="DefaultParagraphFont"/>
-    <w:link w:val="Heading6"/>
+  <w:style w:type="character" w:customStyle="1" w:styleId="Ttulo6Car">
+    <w:name w:val="Título 6 Car"/>
+    <w:basedOn w:val="Fuentedeprrafopredeter"/>
+    <w:link w:val="Ttulo6"/>
     <w:uiPriority w:val="9"/>
     <w:semiHidden/>
     <w:rsid w:val="007E38AE"/>
@@ -6419,10 +12284,10 @@
       <w:color w:val="595959" w:themeColor="text1" w:themeTint="A6"/>
     </w:rPr>
   </w:style>
-  <w:style w:type="character" w:customStyle="1" w:styleId="Heading7Char">
-    <w:name w:val="Heading 7 Char"/>
-    <w:basedOn w:val="DefaultParagraphFont"/>
-    <w:link w:val="Heading7"/>
+  <w:style w:type="character" w:customStyle="1" w:styleId="Ttulo7Car">
+    <w:name w:val="Título 7 Car"/>
+    <w:basedOn w:val="Fuentedeprrafopredeter"/>
+    <w:link w:val="Ttulo7"/>
     <w:uiPriority w:val="9"/>
     <w:semiHidden/>
     <w:rsid w:val="007E38AE"/>
@@ -6431,10 +12296,10 @@
       <w:color w:val="595959" w:themeColor="text1" w:themeTint="A6"/>
     </w:rPr>
   </w:style>
-  <w:style w:type="character" w:customStyle="1" w:styleId="Heading8Char">
-    <w:name w:val="Heading 8 Char"/>
-    <w:basedOn w:val="DefaultParagraphFont"/>
-    <w:link w:val="Heading8"/>
+  <w:style w:type="character" w:customStyle="1" w:styleId="Ttulo8Car">
+    <w:name w:val="Título 8 Car"/>
+    <w:basedOn w:val="Fuentedeprrafopredeter"/>
+    <w:link w:val="Ttulo8"/>
     <w:uiPriority w:val="9"/>
     <w:semiHidden/>
     <w:rsid w:val="007E38AE"/>
@@ -6445,10 +12310,10 @@
       <w:color w:val="272727" w:themeColor="text1" w:themeTint="D8"/>
     </w:rPr>
   </w:style>
-  <w:style w:type="character" w:customStyle="1" w:styleId="Heading9Char">
-    <w:name w:val="Heading 9 Char"/>
-    <w:basedOn w:val="DefaultParagraphFont"/>
-    <w:link w:val="Heading9"/>
+  <w:style w:type="character" w:customStyle="1" w:styleId="Ttulo9Car">
+    <w:name w:val="Título 9 Car"/>
+    <w:basedOn w:val="Fuentedeprrafopredeter"/>
+    <w:link w:val="Ttulo9"/>
     <w:uiPriority w:val="9"/>
     <w:semiHidden/>
     <w:rsid w:val="007E38AE"/>
@@ -6457,11 +12322,11 @@
       <w:color w:val="272727" w:themeColor="text1" w:themeTint="D8"/>
     </w:rPr>
   </w:style>
-  <w:style w:type="paragraph" w:styleId="Title">
+  <w:style w:type="paragraph" w:styleId="Ttulo">
     <w:name w:val="Title"/>
     <w:basedOn w:val="Normal"/>
     <w:next w:val="Normal"/>
-    <w:link w:val="TitleChar"/>
+    <w:link w:val="TtuloCar"/>
     <w:uiPriority w:val="10"/>
     <w:qFormat/>
     <w:rsid w:val="007E38AE"/>
@@ -6477,10 +12342,10 @@
       <w:szCs w:val="56"/>
     </w:rPr>
   </w:style>
-  <w:style w:type="character" w:customStyle="1" w:styleId="TitleChar">
-    <w:name w:val="Title Char"/>
-    <w:basedOn w:val="DefaultParagraphFont"/>
-    <w:link w:val="Title"/>
+  <w:style w:type="character" w:customStyle="1" w:styleId="TtuloCar">
+    <w:name w:val="Título Car"/>
+    <w:basedOn w:val="Fuentedeprrafopredeter"/>
+    <w:link w:val="Ttulo"/>
     <w:uiPriority w:val="10"/>
     <w:rsid w:val="007E38AE"/>
     <w:rPr>
@@ -6491,11 +12356,11 @@
       <w:szCs w:val="56"/>
     </w:rPr>
   </w:style>
-  <w:style w:type="paragraph" w:styleId="Subtitle">
+  <w:style w:type="paragraph" w:styleId="Subttulo">
     <w:name w:val="Subtitle"/>
     <w:basedOn w:val="Normal"/>
     <w:next w:val="Normal"/>
-    <w:link w:val="SubtitleChar"/>
+    <w:link w:val="SubttuloCar"/>
     <w:uiPriority w:val="11"/>
     <w:qFormat/>
     <w:rsid w:val="007E38AE"/>
@@ -6512,10 +12377,10 @@
       <w:szCs w:val="28"/>
     </w:rPr>
   </w:style>
-  <w:style w:type="character" w:customStyle="1" w:styleId="SubtitleChar">
-    <w:name w:val="Subtitle Char"/>
-    <w:basedOn w:val="DefaultParagraphFont"/>
-    <w:link w:val="Subtitle"/>
+  <w:style w:type="character" w:customStyle="1" w:styleId="SubttuloCar">
+    <w:name w:val="Subtítulo Car"/>
+    <w:basedOn w:val="Fuentedeprrafopredeter"/>
+    <w:link w:val="Subttulo"/>
     <w:uiPriority w:val="11"/>
     <w:rsid w:val="007E38AE"/>
     <w:rPr>
@@ -6526,11 +12391,11 @@
       <w:szCs w:val="28"/>
     </w:rPr>
   </w:style>
-  <w:style w:type="paragraph" w:styleId="Quote">
+  <w:style w:type="paragraph" w:styleId="Cita">
     <w:name w:val="Quote"/>
     <w:basedOn w:val="Normal"/>
     <w:next w:val="Normal"/>
-    <w:link w:val="QuoteChar"/>
+    <w:link w:val="CitaCar"/>
     <w:uiPriority w:val="29"/>
     <w:qFormat/>
     <w:rsid w:val="007E38AE"/>
@@ -6544,10 +12409,10 @@
       <w:color w:val="404040" w:themeColor="text1" w:themeTint="BF"/>
     </w:rPr>
   </w:style>
-  <w:style w:type="character" w:customStyle="1" w:styleId="QuoteChar">
-    <w:name w:val="Quote Char"/>
-    <w:basedOn w:val="DefaultParagraphFont"/>
-    <w:link w:val="Quote"/>
+  <w:style w:type="character" w:customStyle="1" w:styleId="CitaCar">
+    <w:name w:val="Cita Car"/>
+    <w:basedOn w:val="Fuentedeprrafopredeter"/>
+    <w:link w:val="Cita"/>
     <w:uiPriority w:val="29"/>
     <w:rsid w:val="007E38AE"/>
     <w:rPr>
@@ -6556,7 +12421,7 @@
       <w:color w:val="404040" w:themeColor="text1" w:themeTint="BF"/>
     </w:rPr>
   </w:style>
-  <w:style w:type="paragraph" w:styleId="ListParagraph">
+  <w:style w:type="paragraph" w:styleId="Prrafodelista">
     <w:name w:val="List Paragraph"/>
     <w:basedOn w:val="Normal"/>
     <w:uiPriority w:val="34"/>
@@ -6567,9 +12432,9 @@
       <w:contextualSpacing/>
     </w:pPr>
   </w:style>
-  <w:style w:type="character" w:styleId="IntenseEmphasis">
+  <w:style w:type="character" w:styleId="nfasisintenso">
     <w:name w:val="Intense Emphasis"/>
-    <w:basedOn w:val="DefaultParagraphFont"/>
+    <w:basedOn w:val="Fuentedeprrafopredeter"/>
     <w:uiPriority w:val="21"/>
     <w:qFormat/>
     <w:rsid w:val="007E38AE"/>
@@ -6579,11 +12444,11 @@
       <w:color w:val="0F4761" w:themeColor="accent1" w:themeShade="BF"/>
     </w:rPr>
   </w:style>
-  <w:style w:type="paragraph" w:styleId="IntenseQuote">
+  <w:style w:type="paragraph" w:styleId="Citadestacada">
     <w:name w:val="Intense Quote"/>
     <w:basedOn w:val="Normal"/>
     <w:next w:val="Normal"/>
-    <w:link w:val="IntenseQuoteChar"/>
+    <w:link w:val="CitadestacadaCar"/>
     <w:uiPriority w:val="30"/>
     <w:qFormat/>
     <w:rsid w:val="007E38AE"/>
@@ -6602,10 +12467,10 @@
       <w:color w:val="0F4761" w:themeColor="accent1" w:themeShade="BF"/>
     </w:rPr>
   </w:style>
-  <w:style w:type="character" w:customStyle="1" w:styleId="IntenseQuoteChar">
-    <w:name w:val="Intense Quote Char"/>
-    <w:basedOn w:val="DefaultParagraphFont"/>
-    <w:link w:val="IntenseQuote"/>
+  <w:style w:type="character" w:customStyle="1" w:styleId="CitadestacadaCar">
+    <w:name w:val="Cita destacada Car"/>
+    <w:basedOn w:val="Fuentedeprrafopredeter"/>
+    <w:link w:val="Citadestacada"/>
     <w:uiPriority w:val="30"/>
     <w:rsid w:val="007E38AE"/>
     <w:rPr>
@@ -6614,9 +12479,9 @@
       <w:color w:val="0F4761" w:themeColor="accent1" w:themeShade="BF"/>
     </w:rPr>
   </w:style>
-  <w:style w:type="character" w:styleId="IntenseReference">
+  <w:style w:type="character" w:styleId="Referenciaintensa">
     <w:name w:val="Intense Reference"/>
-    <w:basedOn w:val="DefaultParagraphFont"/>
+    <w:basedOn w:val="Fuentedeprrafopredeter"/>
     <w:uiPriority w:val="32"/>
     <w:qFormat/>
     <w:rsid w:val="007E38AE"/>
@@ -6644,9 +12509,9 @@
       <w14:ligatures w14:val="none"/>
     </w:rPr>
   </w:style>
-  <w:style w:type="character" w:styleId="Strong">
+  <w:style w:type="character" w:styleId="Fuerte">
     <w:name w:val="Strong"/>
-    <w:basedOn w:val="DefaultParagraphFont"/>
+    <w:basedOn w:val="Fuentedeprrafopredeter"/>
     <w:uiPriority w:val="22"/>
     <w:qFormat/>
     <w:rsid w:val="007E38AE"/>
@@ -6654,6 +12519,76 @@
       <w:b/>
       <w:bCs/>
     </w:rPr>
+  </w:style>
+  <w:style w:type="table" w:styleId="Tablanormal1">
+    <w:name w:val="Plain Table 1"/>
+    <w:basedOn w:val="Tablanormal"/>
+    <w:uiPriority w:val="41"/>
+    <w:rsid w:val="00965B8B"/>
+    <w:pPr>
+      <w:spacing w:after="0" w:line="240" w:lineRule="auto"/>
+    </w:pPr>
+    <w:rPr>
+      <w:kern w:val="0"/>
+      <w:sz w:val="22"/>
+      <w:szCs w:val="22"/>
+      <w:lang w:val="es-CO"/>
+      <w14:ligatures w14:val="none"/>
+    </w:rPr>
+    <w:tblPr>
+      <w:tblStyleRowBandSize w:val="1"/>
+      <w:tblStyleColBandSize w:val="1"/>
+      <w:tblBorders>
+        <w:top w:val="single" w:sz="4" w:space="0" w:color="BFBFBF" w:themeColor="background1" w:themeShade="BF"/>
+        <w:left w:val="single" w:sz="4" w:space="0" w:color="BFBFBF" w:themeColor="background1" w:themeShade="BF"/>
+        <w:bottom w:val="single" w:sz="4" w:space="0" w:color="BFBFBF" w:themeColor="background1" w:themeShade="BF"/>
+        <w:right w:val="single" w:sz="4" w:space="0" w:color="BFBFBF" w:themeColor="background1" w:themeShade="BF"/>
+        <w:insideH w:val="single" w:sz="4" w:space="0" w:color="BFBFBF" w:themeColor="background1" w:themeShade="BF"/>
+        <w:insideV w:val="single" w:sz="4" w:space="0" w:color="BFBFBF" w:themeColor="background1" w:themeShade="BF"/>
+      </w:tblBorders>
+    </w:tblPr>
+    <w:tblStylePr w:type="firstRow">
+      <w:rPr>
+        <w:b/>
+        <w:bCs/>
+      </w:rPr>
+    </w:tblStylePr>
+    <w:tblStylePr w:type="lastRow">
+      <w:rPr>
+        <w:b/>
+        <w:bCs/>
+      </w:rPr>
+      <w:tblPr/>
+      <w:tcPr>
+        <w:tcBorders>
+          <w:top w:val="double" w:sz="4" w:space="0" w:color="BFBFBF" w:themeColor="background1" w:themeShade="BF"/>
+        </w:tcBorders>
+      </w:tcPr>
+    </w:tblStylePr>
+    <w:tblStylePr w:type="firstCol">
+      <w:rPr>
+        <w:b/>
+        <w:bCs/>
+      </w:rPr>
+    </w:tblStylePr>
+    <w:tblStylePr w:type="lastCol">
+      <w:rPr>
+        <w:b/>
+        <w:bCs/>
+      </w:rPr>
+    </w:tblStylePr>
+    <w:tblStylePr w:type="band1Vert">
+      <w:tblPr/>
+      <w:tcPr>
+        <w:shd w:val="clear" w:color="auto" w:fill="F2F2F2" w:themeFill="background1" w:themeFillShade="F2"/>
+      </w:tcPr>
+    </w:tblStylePr>
+    <w:tblStylePr w:type="band1Horz">
+      <w:tblPr/>
+      <w:tcPr>
+        <w:shd w:val="clear" w:color="auto" w:fill="F2F2F2" w:themeFill="background1" w:themeFillShade="F2"/>
+      </w:tcPr>
+    </w:tblStylePr>
   </w:style>
 </w:styles>
 </file>

--- a/ENTREGAS/Proyecto_Emplanorte_Soft2.docx
+++ b/ENTREGAS/Proyecto_Emplanorte_Soft2.docx
@@ -5,7 +5,6 @@
     <w:p>
       <w:pPr>
         <w:spacing w:before="100" w:beforeAutospacing="1" w:after="100" w:afterAutospacing="1" w:line="240" w:lineRule="auto"/>
-        <w:jc w:val="center"/>
         <w:outlineLvl w:val="1"/>
         <w:rPr>
           <w:rFonts w:ascii="Times New Roman" w:eastAsia="Times New Roman" w:hAnsi="Times New Roman" w:cs="Times New Roman"/>
@@ -1115,7 +1114,11 @@
         <w:lastRenderedPageBreak/>
         <w:t>Requisitos Funcionales</w:t>
       </w:r>
-      <w:r>
+    </w:p>
+    <w:p>
+      <w:pPr>
+        <w:spacing w:before="100" w:beforeAutospacing="1" w:after="100" w:afterAutospacing="1" w:line="240" w:lineRule="auto"/>
+        <w:outlineLvl w:val="1"/>
         <w:rPr>
           <w:rFonts w:ascii="Times New Roman" w:eastAsia="Times New Roman" w:hAnsi="Times New Roman" w:cs="Times New Roman"/>
           <w:b/>
@@ -1126,8 +1129,7 @@
           <w:lang w:val="es-US"/>
           <w14:ligatures w14:val="none"/>
         </w:rPr>
-        <w:br/>
-      </w:r>
+      </w:pPr>
     </w:p>
     <w:tbl>
       <w:tblPr>
@@ -6955,15 +6957,7 @@
               <w:cnfStyle w:val="000000000000" w:firstRow="0" w:lastRow="0" w:firstColumn="0" w:lastColumn="0" w:oddVBand="0" w:evenVBand="0" w:oddHBand="0" w:evenHBand="0" w:firstRowFirstColumn="0" w:firstRowLastColumn="0" w:lastRowFirstColumn="0" w:lastRowLastColumn="0"/>
             </w:pPr>
             <w:r>
-              <w:t xml:space="preserve">El sistema debe contar con una Interfaz </w:t>
-            </w:r>
-            <w:proofErr w:type="spellStart"/>
-            <w:r>
-              <w:t>Grafica</w:t>
-            </w:r>
-            <w:proofErr w:type="spellEnd"/>
-            <w:r>
-              <w:t xml:space="preserve"> intuitiva, clara y fácil de usar que permita al administrador realizar las operaciones del sistema sin dificultad ni conocimientos técnicos</w:t>
+              <w:t>El sistema debe contar con una Interfaz Gráfica intuitiva, clara y fácil de usar que permita al administrador realizar las operaciones del sistema sin dificultad ni conocimientos técnicos</w:t>
             </w:r>
           </w:p>
         </w:tc>
@@ -7975,69 +7969,6 @@
         </w:tc>
       </w:tr>
     </w:tbl>
-    <w:p/>
-    <w:p/>
-    <w:p/>
-    <w:p>
-      <w:pPr>
-        <w:rPr>
-          <w:rFonts w:ascii="Times New Roman" w:eastAsia="Times New Roman" w:hAnsi="Times New Roman" w:cs="Times New Roman"/>
-          <w:kern w:val="0"/>
-          <w:lang w:val="es-US"/>
-          <w14:ligatures w14:val="none"/>
-        </w:rPr>
-      </w:pPr>
-    </w:p>
-    <w:p>
-      <w:pPr>
-        <w:rPr>
-          <w:rFonts w:ascii="Times New Roman" w:eastAsia="Times New Roman" w:hAnsi="Times New Roman" w:cs="Times New Roman"/>
-          <w:kern w:val="0"/>
-          <w14:ligatures w14:val="none"/>
-        </w:rPr>
-      </w:pPr>
-      <w:r>
-        <w:rPr>
-          <w:rFonts w:ascii="Times New Roman" w:eastAsia="Times New Roman" w:hAnsi="Times New Roman" w:cs="Times New Roman"/>
-          <w:kern w:val="0"/>
-          <w14:ligatures w14:val="none"/>
-        </w:rPr>
-        <w:br w:type="page"/>
-      </w:r>
-    </w:p>
-    <w:p>
-      <w:pPr>
-        <w:pStyle w:val="Prrafodelista"/>
-        <w:numPr>
-          <w:ilvl w:val="0"/>
-          <w:numId w:val="18"/>
-        </w:numPr>
-        <w:spacing w:before="100" w:beforeAutospacing="1" w:after="100" w:afterAutospacing="1" w:line="240" w:lineRule="auto"/>
-        <w:outlineLvl w:val="1"/>
-        <w:rPr>
-          <w:rFonts w:ascii="Times New Roman" w:eastAsia="Times New Roman" w:hAnsi="Times New Roman" w:cs="Times New Roman"/>
-          <w:b/>
-          <w:bCs/>
-          <w:kern w:val="0"/>
-          <w:sz w:val="28"/>
-          <w:szCs w:val="28"/>
-          <w14:ligatures w14:val="none"/>
-        </w:rPr>
-      </w:pPr>
-      <w:r>
-        <w:rPr>
-          <w:rFonts w:ascii="Times New Roman" w:eastAsia="Times New Roman" w:hAnsi="Times New Roman" w:cs="Times New Roman"/>
-          <w:b/>
-          <w:bCs/>
-          <w:kern w:val="0"/>
-          <w:sz w:val="28"/>
-          <w:szCs w:val="28"/>
-          <w14:ligatures w14:val="none"/>
-        </w:rPr>
-        <w:lastRenderedPageBreak/>
-        <w:t>Casos de Uso</w:t>
-      </w:r>
-    </w:p>
     <w:p>
       <w:pPr>
         <w:spacing w:before="100" w:beforeAutospacing="1" w:after="100" w:afterAutospacing="1" w:line="240" w:lineRule="auto"/>
@@ -8302,6 +8233,7 @@
           <w:kern w:val="0"/>
           <w14:ligatures w14:val="none"/>
         </w:rPr>
+        <w:lastRenderedPageBreak/>
         <w:drawing>
           <wp:inline distT="0" distB="0" distL="0" distR="0" wp14:anchorId="1629C0C2" wp14:editId="4625D354">
             <wp:extent cx="3703320" cy="3744583"/>
@@ -8372,7 +8304,6 @@
           <w:kern w:val="0"/>
           <w14:ligatures w14:val="none"/>
         </w:rPr>
-        <w:lastRenderedPageBreak/>
         <w:t>Caso de Uso 2: Registrar venta</w:t>
       </w:r>
     </w:p>
@@ -8623,6 +8554,7 @@
           <w:kern w:val="0"/>
           <w14:ligatures w14:val="none"/>
         </w:rPr>
+        <w:lastRenderedPageBreak/>
         <w:drawing>
           <wp:inline distT="0" distB="0" distL="0" distR="0" wp14:anchorId="1F958557" wp14:editId="1444D7B6">
             <wp:extent cx="3954780" cy="3280410"/>
@@ -8810,7 +8742,6 @@
           <w:kern w:val="0"/>
           <w14:ligatures w14:val="none"/>
         </w:rPr>
-        <w:lastRenderedPageBreak/>
         <w:t>Selecciona “Registrar gasto”.</w:t>
       </w:r>
     </w:p>
@@ -8896,6 +8827,7 @@
           <w:kern w:val="0"/>
           <w14:ligatures w14:val="none"/>
         </w:rPr>
+        <w:lastRenderedPageBreak/>
         <w:drawing>
           <wp:inline distT="0" distB="0" distL="0" distR="0" wp14:anchorId="258FB40D" wp14:editId="14FB2BFE">
             <wp:extent cx="4114800" cy="3213100"/>
@@ -9096,7 +9028,6 @@
           <w:kern w:val="0"/>
           <w14:ligatures w14:val="none"/>
         </w:rPr>
-        <w:lastRenderedPageBreak/>
         <w:t>Caso de Uso 4: Consultar estadísticas</w:t>
       </w:r>
     </w:p>
@@ -9145,6 +9076,7 @@
           <w:kern w:val="0"/>
           <w14:ligatures w14:val="none"/>
         </w:rPr>
+        <w:lastRenderedPageBreak/>
         <w:t>Descripción:</w:t>
       </w:r>
       <w:r>
@@ -9285,6 +9217,1579 @@
         </w:drawing>
       </w:r>
     </w:p>
+    <w:p>
+      <w:pPr>
+        <w:spacing w:before="100" w:beforeAutospacing="1" w:after="100" w:afterAutospacing="1" w:line="240" w:lineRule="auto"/>
+        <w:outlineLvl w:val="2"/>
+        <w:rPr>
+          <w:rFonts w:ascii="Times New Roman" w:eastAsia="Times New Roman" w:hAnsi="Times New Roman" w:cs="Times New Roman"/>
+          <w:b/>
+          <w:bCs/>
+          <w:kern w:val="0"/>
+          <w:sz w:val="27"/>
+          <w:szCs w:val="27"/>
+          <w14:ligatures w14:val="none"/>
+        </w:rPr>
+      </w:pPr>
+      <w:r>
+        <w:rPr>
+          <w:rFonts w:ascii="Times New Roman" w:eastAsia="Times New Roman" w:hAnsi="Times New Roman" w:cs="Times New Roman"/>
+          <w:b/>
+          <w:bCs/>
+          <w:kern w:val="0"/>
+          <w:sz w:val="27"/>
+          <w:szCs w:val="27"/>
+          <w14:ligatures w14:val="none"/>
+        </w:rPr>
+        <w:t>Caso de Uso 5: Gestionar inventario</w:t>
+      </w:r>
+    </w:p>
+    <w:p>
+      <w:pPr>
+        <w:spacing w:before="100" w:beforeAutospacing="1" w:after="100" w:afterAutospacing="1" w:line="240" w:lineRule="auto"/>
+        <w:rPr>
+          <w:rFonts w:ascii="Times New Roman" w:eastAsia="Times New Roman" w:hAnsi="Times New Roman" w:cs="Times New Roman"/>
+          <w:kern w:val="0"/>
+          <w14:ligatures w14:val="none"/>
+        </w:rPr>
+      </w:pPr>
+      <w:r>
+        <w:rPr>
+          <w:rFonts w:ascii="Times New Roman" w:eastAsia="Times New Roman" w:hAnsi="Times New Roman" w:cs="Times New Roman"/>
+          <w:b/>
+          <w:bCs/>
+          <w:kern w:val="0"/>
+          <w14:ligatures w14:val="none"/>
+        </w:rPr>
+        <w:t>Actor:</w:t>
+      </w:r>
+      <w:r>
+        <w:rPr>
+          <w:rFonts w:ascii="Times New Roman" w:eastAsia="Times New Roman" w:hAnsi="Times New Roman" w:cs="Times New Roman"/>
+          <w:kern w:val="0"/>
+          <w14:ligatures w14:val="none"/>
+        </w:rPr>
+        <w:t xml:space="preserve"> Administrador</w:t>
+      </w:r>
+    </w:p>
+    <w:p>
+      <w:pPr>
+        <w:spacing w:before="100" w:beforeAutospacing="1" w:after="100" w:afterAutospacing="1" w:line="240" w:lineRule="auto"/>
+        <w:rPr>
+          <w:rFonts w:ascii="Times New Roman" w:eastAsia="Times New Roman" w:hAnsi="Times New Roman" w:cs="Times New Roman"/>
+          <w:kern w:val="0"/>
+          <w14:ligatures w14:val="none"/>
+        </w:rPr>
+      </w:pPr>
+      <w:r>
+        <w:rPr>
+          <w:rFonts w:ascii="Times New Roman" w:eastAsia="Times New Roman" w:hAnsi="Times New Roman" w:cs="Times New Roman"/>
+          <w:b/>
+          <w:bCs/>
+          <w:kern w:val="0"/>
+          <w14:ligatures w14:val="none"/>
+        </w:rPr>
+        <w:t>Descripción:</w:t>
+      </w:r>
+      <w:r>
+        <w:rPr>
+          <w:rFonts w:ascii="Times New Roman" w:eastAsia="Times New Roman" w:hAnsi="Times New Roman" w:cs="Times New Roman"/>
+          <w:kern w:val="0"/>
+          <w14:ligatures w14:val="none"/>
+        </w:rPr>
+        <w:br/>
+        <w:t>Permite visualizar y administrar el inventario de productos del negocio.</w:t>
+      </w:r>
+    </w:p>
+    <w:p>
+      <w:pPr>
+        <w:spacing w:before="100" w:beforeAutospacing="1" w:after="100" w:afterAutospacing="1" w:line="240" w:lineRule="auto"/>
+        <w:rPr>
+          <w:rFonts w:ascii="Times New Roman" w:eastAsia="Times New Roman" w:hAnsi="Times New Roman" w:cs="Times New Roman"/>
+          <w:kern w:val="0"/>
+          <w14:ligatures w14:val="none"/>
+        </w:rPr>
+      </w:pPr>
+      <w:r>
+        <w:rPr>
+          <w:rFonts w:ascii="Times New Roman" w:eastAsia="Times New Roman" w:hAnsi="Times New Roman" w:cs="Times New Roman"/>
+          <w:b/>
+          <w:bCs/>
+          <w:kern w:val="0"/>
+          <w14:ligatures w14:val="none"/>
+        </w:rPr>
+        <w:t>Flujo principal</w:t>
+      </w:r>
+    </w:p>
+    <w:p>
+      <w:pPr>
+        <w:numPr>
+          <w:ilvl w:val="0"/>
+          <w:numId w:val="19"/>
+        </w:numPr>
+        <w:spacing w:before="100" w:beforeAutospacing="1" w:after="100" w:afterAutospacing="1" w:line="240" w:lineRule="auto"/>
+        <w:rPr>
+          <w:rFonts w:ascii="Times New Roman" w:eastAsia="Times New Roman" w:hAnsi="Times New Roman" w:cs="Times New Roman"/>
+          <w:kern w:val="0"/>
+          <w14:ligatures w14:val="none"/>
+        </w:rPr>
+      </w:pPr>
+      <w:r>
+        <w:rPr>
+          <w:rFonts w:ascii="Times New Roman" w:eastAsia="Times New Roman" w:hAnsi="Times New Roman" w:cs="Times New Roman"/>
+          <w:kern w:val="0"/>
+          <w14:ligatures w14:val="none"/>
+        </w:rPr>
+        <w:t>El administrador accede al módulo de inventario.</w:t>
+      </w:r>
+    </w:p>
+    <w:p>
+      <w:pPr>
+        <w:numPr>
+          <w:ilvl w:val="0"/>
+          <w:numId w:val="19"/>
+        </w:numPr>
+        <w:spacing w:before="100" w:beforeAutospacing="1" w:after="100" w:afterAutospacing="1" w:line="240" w:lineRule="auto"/>
+        <w:rPr>
+          <w:rFonts w:ascii="Times New Roman" w:eastAsia="Times New Roman" w:hAnsi="Times New Roman" w:cs="Times New Roman"/>
+          <w:kern w:val="0"/>
+          <w14:ligatures w14:val="none"/>
+        </w:rPr>
+      </w:pPr>
+      <w:r>
+        <w:rPr>
+          <w:rFonts w:ascii="Times New Roman" w:eastAsia="Times New Roman" w:hAnsi="Times New Roman" w:cs="Times New Roman"/>
+          <w:kern w:val="0"/>
+          <w14:ligatures w14:val="none"/>
+        </w:rPr>
+        <w:t>El sistema muestra la lista de productos registrados.</w:t>
+      </w:r>
+    </w:p>
+    <w:p>
+      <w:pPr>
+        <w:numPr>
+          <w:ilvl w:val="0"/>
+          <w:numId w:val="19"/>
+        </w:numPr>
+        <w:spacing w:before="100" w:beforeAutospacing="1" w:after="100" w:afterAutospacing="1" w:line="240" w:lineRule="auto"/>
+        <w:rPr>
+          <w:rFonts w:ascii="Times New Roman" w:eastAsia="Times New Roman" w:hAnsi="Times New Roman" w:cs="Times New Roman"/>
+          <w:kern w:val="0"/>
+          <w14:ligatures w14:val="none"/>
+        </w:rPr>
+      </w:pPr>
+      <w:r>
+        <w:rPr>
+          <w:rFonts w:ascii="Times New Roman" w:eastAsia="Times New Roman" w:hAnsi="Times New Roman" w:cs="Times New Roman"/>
+          <w:kern w:val="0"/>
+          <w14:ligatures w14:val="none"/>
+        </w:rPr>
+        <w:t>El administrador puede buscar o filtrar productos.</w:t>
+      </w:r>
+    </w:p>
+    <w:p>
+      <w:pPr>
+        <w:numPr>
+          <w:ilvl w:val="0"/>
+          <w:numId w:val="19"/>
+        </w:numPr>
+        <w:spacing w:before="100" w:beforeAutospacing="1" w:after="100" w:afterAutospacing="1" w:line="240" w:lineRule="auto"/>
+        <w:rPr>
+          <w:rFonts w:ascii="Times New Roman" w:eastAsia="Times New Roman" w:hAnsi="Times New Roman" w:cs="Times New Roman"/>
+          <w:kern w:val="0"/>
+          <w14:ligatures w14:val="none"/>
+        </w:rPr>
+      </w:pPr>
+      <w:r>
+        <w:rPr>
+          <w:rFonts w:ascii="Times New Roman" w:eastAsia="Times New Roman" w:hAnsi="Times New Roman" w:cs="Times New Roman"/>
+          <w:kern w:val="0"/>
+          <w14:ligatures w14:val="none"/>
+        </w:rPr>
+        <w:t>El sistema muestra la información del producto (stock, precio, categoría, tamaño, etc.).</w:t>
+      </w:r>
+    </w:p>
+    <w:p>
+      <w:pPr>
+        <w:spacing w:before="100" w:beforeAutospacing="1" w:after="100" w:afterAutospacing="1" w:line="240" w:lineRule="auto"/>
+        <w:ind w:left="720"/>
+        <w:rPr>
+          <w:rFonts w:ascii="Times New Roman" w:eastAsia="Times New Roman" w:hAnsi="Times New Roman" w:cs="Times New Roman"/>
+          <w:kern w:val="0"/>
+          <w14:ligatures w14:val="none"/>
+        </w:rPr>
+      </w:pPr>
+      <w:r>
+        <w:rPr>
+          <w:rFonts w:ascii="Times New Roman" w:eastAsia="Times New Roman" w:hAnsi="Times New Roman" w:cs="Times New Roman"/>
+          <w:noProof/>
+          <w:kern w:val="0"/>
+          <w14:ligatures w14:val="none"/>
+        </w:rPr>
+        <w:lastRenderedPageBreak/>
+        <w:drawing>
+          <wp:inline distT="0" distB="0" distL="0" distR="0" wp14:anchorId="5B372215" wp14:editId="524122A7">
+            <wp:extent cx="3454400" cy="2621280"/>
+            <wp:effectExtent l="0" t="0" r="0" b="0"/>
+            <wp:docPr id="599097339" name="Picture 1"/>
+            <wp:cNvGraphicFramePr>
+              <a:graphicFrameLocks xmlns:a="http://schemas.openxmlformats.org/drawingml/2006/main" noChangeAspect="1"/>
+            </wp:cNvGraphicFramePr>
+            <a:graphic xmlns:a="http://schemas.openxmlformats.org/drawingml/2006/main">
+              <a:graphicData uri="http://schemas.openxmlformats.org/drawingml/2006/picture">
+                <pic:pic xmlns:pic="http://schemas.openxmlformats.org/drawingml/2006/picture">
+                  <pic:nvPicPr>
+                    <pic:cNvPr id="599097339" name=""/>
+                    <pic:cNvPicPr/>
+                  </pic:nvPicPr>
+                  <pic:blipFill>
+                    <a:blip r:embed="rId9"/>
+                    <a:stretch>
+                      <a:fillRect/>
+                    </a:stretch>
+                  </pic:blipFill>
+                  <pic:spPr>
+                    <a:xfrm>
+                      <a:off x="0" y="0"/>
+                      <a:ext cx="3454400" cy="2621280"/>
+                    </a:xfrm>
+                    <a:prstGeom prst="rect">
+                      <a:avLst/>
+                    </a:prstGeom>
+                  </pic:spPr>
+                </pic:pic>
+              </a:graphicData>
+            </a:graphic>
+          </wp:inline>
+        </w:drawing>
+      </w:r>
+    </w:p>
+    <w:p>
+      <w:pPr>
+        <w:spacing w:after="0" w:line="240" w:lineRule="auto"/>
+        <w:rPr>
+          <w:rFonts w:ascii="Times New Roman" w:eastAsia="Times New Roman" w:hAnsi="Times New Roman" w:cs="Times New Roman"/>
+          <w:kern w:val="0"/>
+          <w14:ligatures w14:val="none"/>
+        </w:rPr>
+      </w:pPr>
+    </w:p>
+    <w:p>
+      <w:pPr>
+        <w:spacing w:before="100" w:beforeAutospacing="1" w:after="100" w:afterAutospacing="1" w:line="240" w:lineRule="auto"/>
+        <w:outlineLvl w:val="2"/>
+        <w:rPr>
+          <w:rFonts w:ascii="Times New Roman" w:eastAsia="Times New Roman" w:hAnsi="Times New Roman" w:cs="Times New Roman"/>
+          <w:b/>
+          <w:bCs/>
+          <w:kern w:val="0"/>
+          <w:sz w:val="27"/>
+          <w:szCs w:val="27"/>
+          <w14:ligatures w14:val="none"/>
+        </w:rPr>
+      </w:pPr>
+      <w:r>
+        <w:rPr>
+          <w:rFonts w:ascii="Times New Roman" w:eastAsia="Times New Roman" w:hAnsi="Times New Roman" w:cs="Times New Roman"/>
+          <w:b/>
+          <w:bCs/>
+          <w:kern w:val="0"/>
+          <w:sz w:val="27"/>
+          <w:szCs w:val="27"/>
+          <w14:ligatures w14:val="none"/>
+        </w:rPr>
+        <w:t>Caso de Uso 6: Editar producto</w:t>
+      </w:r>
+    </w:p>
+    <w:p>
+      <w:pPr>
+        <w:spacing w:before="100" w:beforeAutospacing="1" w:after="100" w:afterAutospacing="1" w:line="240" w:lineRule="auto"/>
+        <w:rPr>
+          <w:rFonts w:ascii="Times New Roman" w:eastAsia="Times New Roman" w:hAnsi="Times New Roman" w:cs="Times New Roman"/>
+          <w:kern w:val="0"/>
+          <w14:ligatures w14:val="none"/>
+        </w:rPr>
+      </w:pPr>
+      <w:r>
+        <w:rPr>
+          <w:rFonts w:ascii="Times New Roman" w:eastAsia="Times New Roman" w:hAnsi="Times New Roman" w:cs="Times New Roman"/>
+          <w:b/>
+          <w:bCs/>
+          <w:kern w:val="0"/>
+          <w14:ligatures w14:val="none"/>
+        </w:rPr>
+        <w:t>Actor:</w:t>
+      </w:r>
+      <w:r>
+        <w:rPr>
+          <w:rFonts w:ascii="Times New Roman" w:eastAsia="Times New Roman" w:hAnsi="Times New Roman" w:cs="Times New Roman"/>
+          <w:kern w:val="0"/>
+          <w14:ligatures w14:val="none"/>
+        </w:rPr>
+        <w:t xml:space="preserve"> Administrador</w:t>
+      </w:r>
+    </w:p>
+    <w:p>
+      <w:pPr>
+        <w:spacing w:before="100" w:beforeAutospacing="1" w:after="100" w:afterAutospacing="1" w:line="240" w:lineRule="auto"/>
+        <w:rPr>
+          <w:rFonts w:ascii="Times New Roman" w:eastAsia="Times New Roman" w:hAnsi="Times New Roman" w:cs="Times New Roman"/>
+          <w:kern w:val="0"/>
+          <w14:ligatures w14:val="none"/>
+        </w:rPr>
+      </w:pPr>
+      <w:r>
+        <w:rPr>
+          <w:rFonts w:ascii="Times New Roman" w:eastAsia="Times New Roman" w:hAnsi="Times New Roman" w:cs="Times New Roman"/>
+          <w:b/>
+          <w:bCs/>
+          <w:kern w:val="0"/>
+          <w14:ligatures w14:val="none"/>
+        </w:rPr>
+        <w:t>Descripción:</w:t>
+      </w:r>
+      <w:r>
+        <w:rPr>
+          <w:rFonts w:ascii="Times New Roman" w:eastAsia="Times New Roman" w:hAnsi="Times New Roman" w:cs="Times New Roman"/>
+          <w:kern w:val="0"/>
+          <w14:ligatures w14:val="none"/>
+        </w:rPr>
+        <w:br/>
+        <w:t>Permite modificar la información de un producto registrado.</w:t>
+      </w:r>
+    </w:p>
+    <w:p>
+      <w:pPr>
+        <w:spacing w:before="100" w:beforeAutospacing="1" w:after="100" w:afterAutospacing="1" w:line="240" w:lineRule="auto"/>
+        <w:rPr>
+          <w:rFonts w:ascii="Times New Roman" w:eastAsia="Times New Roman" w:hAnsi="Times New Roman" w:cs="Times New Roman"/>
+          <w:kern w:val="0"/>
+          <w14:ligatures w14:val="none"/>
+        </w:rPr>
+      </w:pPr>
+      <w:r>
+        <w:rPr>
+          <w:rFonts w:ascii="Times New Roman" w:eastAsia="Times New Roman" w:hAnsi="Times New Roman" w:cs="Times New Roman"/>
+          <w:b/>
+          <w:bCs/>
+          <w:kern w:val="0"/>
+          <w14:ligatures w14:val="none"/>
+        </w:rPr>
+        <w:t>Flujo principal</w:t>
+      </w:r>
+    </w:p>
+    <w:p>
+      <w:pPr>
+        <w:numPr>
+          <w:ilvl w:val="0"/>
+          <w:numId w:val="20"/>
+        </w:numPr>
+        <w:spacing w:before="100" w:beforeAutospacing="1" w:after="100" w:afterAutospacing="1" w:line="240" w:lineRule="auto"/>
+        <w:rPr>
+          <w:rFonts w:ascii="Times New Roman" w:eastAsia="Times New Roman" w:hAnsi="Times New Roman" w:cs="Times New Roman"/>
+          <w:kern w:val="0"/>
+          <w14:ligatures w14:val="none"/>
+        </w:rPr>
+      </w:pPr>
+      <w:r>
+        <w:rPr>
+          <w:rFonts w:ascii="Times New Roman" w:eastAsia="Times New Roman" w:hAnsi="Times New Roman" w:cs="Times New Roman"/>
+          <w:kern w:val="0"/>
+          <w14:ligatures w14:val="none"/>
+        </w:rPr>
+        <w:t>El administrador accede al inventario.</w:t>
+      </w:r>
+    </w:p>
+    <w:p>
+      <w:pPr>
+        <w:numPr>
+          <w:ilvl w:val="0"/>
+          <w:numId w:val="20"/>
+        </w:numPr>
+        <w:spacing w:before="100" w:beforeAutospacing="1" w:after="100" w:afterAutospacing="1" w:line="240" w:lineRule="auto"/>
+        <w:rPr>
+          <w:rFonts w:ascii="Times New Roman" w:eastAsia="Times New Roman" w:hAnsi="Times New Roman" w:cs="Times New Roman"/>
+          <w:kern w:val="0"/>
+          <w14:ligatures w14:val="none"/>
+        </w:rPr>
+      </w:pPr>
+      <w:r>
+        <w:rPr>
+          <w:rFonts w:ascii="Times New Roman" w:eastAsia="Times New Roman" w:hAnsi="Times New Roman" w:cs="Times New Roman"/>
+          <w:kern w:val="0"/>
+          <w14:ligatures w14:val="none"/>
+        </w:rPr>
+        <w:t>Selecciona un producto.</w:t>
+      </w:r>
+    </w:p>
+    <w:p>
+      <w:pPr>
+        <w:numPr>
+          <w:ilvl w:val="0"/>
+          <w:numId w:val="20"/>
+        </w:numPr>
+        <w:spacing w:before="100" w:beforeAutospacing="1" w:after="100" w:afterAutospacing="1" w:line="240" w:lineRule="auto"/>
+        <w:rPr>
+          <w:rFonts w:ascii="Times New Roman" w:eastAsia="Times New Roman" w:hAnsi="Times New Roman" w:cs="Times New Roman"/>
+          <w:kern w:val="0"/>
+          <w14:ligatures w14:val="none"/>
+        </w:rPr>
+      </w:pPr>
+      <w:r>
+        <w:rPr>
+          <w:rFonts w:ascii="Times New Roman" w:eastAsia="Times New Roman" w:hAnsi="Times New Roman" w:cs="Times New Roman"/>
+          <w:kern w:val="0"/>
+          <w14:ligatures w14:val="none"/>
+        </w:rPr>
+        <w:t>Modifica la información del producto.</w:t>
+      </w:r>
+    </w:p>
+    <w:p>
+      <w:pPr>
+        <w:numPr>
+          <w:ilvl w:val="0"/>
+          <w:numId w:val="20"/>
+        </w:numPr>
+        <w:spacing w:before="100" w:beforeAutospacing="1" w:after="100" w:afterAutospacing="1" w:line="240" w:lineRule="auto"/>
+        <w:rPr>
+          <w:rFonts w:ascii="Times New Roman" w:eastAsia="Times New Roman" w:hAnsi="Times New Roman" w:cs="Times New Roman"/>
+          <w:kern w:val="0"/>
+          <w14:ligatures w14:val="none"/>
+        </w:rPr>
+      </w:pPr>
+      <w:r>
+        <w:rPr>
+          <w:rFonts w:ascii="Times New Roman" w:eastAsia="Times New Roman" w:hAnsi="Times New Roman" w:cs="Times New Roman"/>
+          <w:kern w:val="0"/>
+          <w14:ligatures w14:val="none"/>
+        </w:rPr>
+        <w:t>Guarda los cambios.</w:t>
+      </w:r>
+    </w:p>
+    <w:p>
+      <w:pPr>
+        <w:numPr>
+          <w:ilvl w:val="0"/>
+          <w:numId w:val="20"/>
+        </w:numPr>
+        <w:spacing w:before="100" w:beforeAutospacing="1" w:after="100" w:afterAutospacing="1" w:line="240" w:lineRule="auto"/>
+        <w:rPr>
+          <w:rFonts w:ascii="Times New Roman" w:eastAsia="Times New Roman" w:hAnsi="Times New Roman" w:cs="Times New Roman"/>
+          <w:kern w:val="0"/>
+          <w14:ligatures w14:val="none"/>
+        </w:rPr>
+      </w:pPr>
+      <w:r>
+        <w:rPr>
+          <w:rFonts w:ascii="Times New Roman" w:eastAsia="Times New Roman" w:hAnsi="Times New Roman" w:cs="Times New Roman"/>
+          <w:kern w:val="0"/>
+          <w14:ligatures w14:val="none"/>
+        </w:rPr>
+        <w:t>El sistema actualiza la información del producto.</w:t>
+      </w:r>
+    </w:p>
+    <w:p>
+      <w:pPr>
+        <w:spacing w:before="100" w:beforeAutospacing="1" w:after="100" w:afterAutospacing="1" w:line="240" w:lineRule="auto"/>
+        <w:ind w:left="360"/>
+        <w:rPr>
+          <w:rFonts w:ascii="Times New Roman" w:eastAsia="Times New Roman" w:hAnsi="Times New Roman" w:cs="Times New Roman"/>
+          <w:kern w:val="0"/>
+          <w14:ligatures w14:val="none"/>
+        </w:rPr>
+      </w:pPr>
+      <w:r>
+        <w:rPr>
+          <w:rFonts w:ascii="Times New Roman" w:eastAsia="Times New Roman" w:hAnsi="Times New Roman" w:cs="Times New Roman"/>
+          <w:noProof/>
+          <w:kern w:val="0"/>
+          <w14:ligatures w14:val="none"/>
+        </w:rPr>
+        <w:lastRenderedPageBreak/>
+        <w:drawing>
+          <wp:inline distT="0" distB="0" distL="0" distR="0" wp14:anchorId="22F34136" wp14:editId="4E7D33B4">
+            <wp:extent cx="4267133" cy="3017520"/>
+            <wp:effectExtent l="0" t="0" r="635" b="5080"/>
+            <wp:docPr id="1901505660" name="Picture 1"/>
+            <wp:cNvGraphicFramePr>
+              <a:graphicFrameLocks xmlns:a="http://schemas.openxmlformats.org/drawingml/2006/main" noChangeAspect="1"/>
+            </wp:cNvGraphicFramePr>
+            <a:graphic xmlns:a="http://schemas.openxmlformats.org/drawingml/2006/main">
+              <a:graphicData uri="http://schemas.openxmlformats.org/drawingml/2006/picture">
+                <pic:pic xmlns:pic="http://schemas.openxmlformats.org/drawingml/2006/picture">
+                  <pic:nvPicPr>
+                    <pic:cNvPr id="1901505660" name=""/>
+                    <pic:cNvPicPr/>
+                  </pic:nvPicPr>
+                  <pic:blipFill>
+                    <a:blip r:embed="rId10"/>
+                    <a:stretch>
+                      <a:fillRect/>
+                    </a:stretch>
+                  </pic:blipFill>
+                  <pic:spPr>
+                    <a:xfrm>
+                      <a:off x="0" y="0"/>
+                      <a:ext cx="4285401" cy="3030439"/>
+                    </a:xfrm>
+                    <a:prstGeom prst="rect">
+                      <a:avLst/>
+                    </a:prstGeom>
+                  </pic:spPr>
+                </pic:pic>
+              </a:graphicData>
+            </a:graphic>
+          </wp:inline>
+        </w:drawing>
+      </w:r>
+    </w:p>
+    <w:p>
+      <w:pPr>
+        <w:spacing w:before="100" w:beforeAutospacing="1" w:after="100" w:afterAutospacing="1" w:line="240" w:lineRule="auto"/>
+        <w:outlineLvl w:val="2"/>
+        <w:rPr>
+          <w:rFonts w:ascii="Times New Roman" w:eastAsia="Times New Roman" w:hAnsi="Times New Roman" w:cs="Times New Roman"/>
+          <w:b/>
+          <w:bCs/>
+          <w:kern w:val="0"/>
+          <w:sz w:val="27"/>
+          <w:szCs w:val="27"/>
+          <w14:ligatures w14:val="none"/>
+        </w:rPr>
+      </w:pPr>
+      <w:r>
+        <w:rPr>
+          <w:rFonts w:ascii="Times New Roman" w:eastAsia="Times New Roman" w:hAnsi="Times New Roman" w:cs="Times New Roman"/>
+          <w:b/>
+          <w:bCs/>
+          <w:kern w:val="0"/>
+          <w:sz w:val="27"/>
+          <w:szCs w:val="27"/>
+          <w14:ligatures w14:val="none"/>
+        </w:rPr>
+        <w:t>Caso de Uso 7: Registrar cliente</w:t>
+      </w:r>
+    </w:p>
+    <w:p>
+      <w:pPr>
+        <w:spacing w:before="100" w:beforeAutospacing="1" w:after="100" w:afterAutospacing="1" w:line="240" w:lineRule="auto"/>
+        <w:rPr>
+          <w:rFonts w:ascii="Times New Roman" w:eastAsia="Times New Roman" w:hAnsi="Times New Roman" w:cs="Times New Roman"/>
+          <w:kern w:val="0"/>
+          <w14:ligatures w14:val="none"/>
+        </w:rPr>
+      </w:pPr>
+      <w:r>
+        <w:rPr>
+          <w:rFonts w:ascii="Times New Roman" w:eastAsia="Times New Roman" w:hAnsi="Times New Roman" w:cs="Times New Roman"/>
+          <w:b/>
+          <w:bCs/>
+          <w:kern w:val="0"/>
+          <w14:ligatures w14:val="none"/>
+        </w:rPr>
+        <w:t>Actor:</w:t>
+      </w:r>
+      <w:r>
+        <w:rPr>
+          <w:rFonts w:ascii="Times New Roman" w:eastAsia="Times New Roman" w:hAnsi="Times New Roman" w:cs="Times New Roman"/>
+          <w:kern w:val="0"/>
+          <w14:ligatures w14:val="none"/>
+        </w:rPr>
+        <w:t xml:space="preserve"> Administrador</w:t>
+      </w:r>
+    </w:p>
+    <w:p>
+      <w:pPr>
+        <w:spacing w:before="100" w:beforeAutospacing="1" w:after="100" w:afterAutospacing="1" w:line="240" w:lineRule="auto"/>
+        <w:rPr>
+          <w:rFonts w:ascii="Times New Roman" w:eastAsia="Times New Roman" w:hAnsi="Times New Roman" w:cs="Times New Roman"/>
+          <w:kern w:val="0"/>
+          <w14:ligatures w14:val="none"/>
+        </w:rPr>
+      </w:pPr>
+      <w:r>
+        <w:rPr>
+          <w:rFonts w:ascii="Times New Roman" w:eastAsia="Times New Roman" w:hAnsi="Times New Roman" w:cs="Times New Roman"/>
+          <w:b/>
+          <w:bCs/>
+          <w:kern w:val="0"/>
+          <w14:ligatures w14:val="none"/>
+        </w:rPr>
+        <w:t>Descripción:</w:t>
+      </w:r>
+      <w:r>
+        <w:rPr>
+          <w:rFonts w:ascii="Times New Roman" w:eastAsia="Times New Roman" w:hAnsi="Times New Roman" w:cs="Times New Roman"/>
+          <w:kern w:val="0"/>
+          <w14:ligatures w14:val="none"/>
+        </w:rPr>
+        <w:br/>
+        <w:t>Permite registrar un cliente del negocio.</w:t>
+      </w:r>
+    </w:p>
+    <w:p>
+      <w:pPr>
+        <w:spacing w:before="100" w:beforeAutospacing="1" w:after="100" w:afterAutospacing="1" w:line="240" w:lineRule="auto"/>
+        <w:rPr>
+          <w:rFonts w:ascii="Times New Roman" w:eastAsia="Times New Roman" w:hAnsi="Times New Roman" w:cs="Times New Roman"/>
+          <w:kern w:val="0"/>
+          <w14:ligatures w14:val="none"/>
+        </w:rPr>
+      </w:pPr>
+      <w:r>
+        <w:rPr>
+          <w:rFonts w:ascii="Times New Roman" w:eastAsia="Times New Roman" w:hAnsi="Times New Roman" w:cs="Times New Roman"/>
+          <w:b/>
+          <w:bCs/>
+          <w:kern w:val="0"/>
+          <w14:ligatures w14:val="none"/>
+        </w:rPr>
+        <w:t>Flujo principal</w:t>
+      </w:r>
+    </w:p>
+    <w:p>
+      <w:pPr>
+        <w:numPr>
+          <w:ilvl w:val="0"/>
+          <w:numId w:val="21"/>
+        </w:numPr>
+        <w:spacing w:before="100" w:beforeAutospacing="1" w:after="100" w:afterAutospacing="1" w:line="240" w:lineRule="auto"/>
+        <w:rPr>
+          <w:rFonts w:ascii="Times New Roman" w:eastAsia="Times New Roman" w:hAnsi="Times New Roman" w:cs="Times New Roman"/>
+          <w:kern w:val="0"/>
+          <w14:ligatures w14:val="none"/>
+        </w:rPr>
+      </w:pPr>
+      <w:r>
+        <w:rPr>
+          <w:rFonts w:ascii="Times New Roman" w:eastAsia="Times New Roman" w:hAnsi="Times New Roman" w:cs="Times New Roman"/>
+          <w:kern w:val="0"/>
+          <w14:ligatures w14:val="none"/>
+        </w:rPr>
+        <w:t>El administrador accede al módulo de clientes.</w:t>
+      </w:r>
+    </w:p>
+    <w:p>
+      <w:pPr>
+        <w:numPr>
+          <w:ilvl w:val="0"/>
+          <w:numId w:val="21"/>
+        </w:numPr>
+        <w:spacing w:before="100" w:beforeAutospacing="1" w:after="100" w:afterAutospacing="1" w:line="240" w:lineRule="auto"/>
+        <w:rPr>
+          <w:rFonts w:ascii="Times New Roman" w:eastAsia="Times New Roman" w:hAnsi="Times New Roman" w:cs="Times New Roman"/>
+          <w:kern w:val="0"/>
+          <w14:ligatures w14:val="none"/>
+        </w:rPr>
+      </w:pPr>
+      <w:r>
+        <w:rPr>
+          <w:rFonts w:ascii="Times New Roman" w:eastAsia="Times New Roman" w:hAnsi="Times New Roman" w:cs="Times New Roman"/>
+          <w:kern w:val="0"/>
+          <w14:ligatures w14:val="none"/>
+        </w:rPr>
+        <w:t>Selecciona “Registrar cliente”.</w:t>
+      </w:r>
+    </w:p>
+    <w:p>
+      <w:pPr>
+        <w:numPr>
+          <w:ilvl w:val="0"/>
+          <w:numId w:val="21"/>
+        </w:numPr>
+        <w:spacing w:before="100" w:beforeAutospacing="1" w:after="100" w:afterAutospacing="1" w:line="240" w:lineRule="auto"/>
+        <w:rPr>
+          <w:rFonts w:ascii="Times New Roman" w:eastAsia="Times New Roman" w:hAnsi="Times New Roman" w:cs="Times New Roman"/>
+          <w:kern w:val="0"/>
+          <w14:ligatures w14:val="none"/>
+        </w:rPr>
+      </w:pPr>
+      <w:r>
+        <w:rPr>
+          <w:rFonts w:ascii="Times New Roman" w:eastAsia="Times New Roman" w:hAnsi="Times New Roman" w:cs="Times New Roman"/>
+          <w:kern w:val="0"/>
+          <w14:ligatures w14:val="none"/>
+        </w:rPr>
+        <w:t>Ingresa los datos del cliente.</w:t>
+      </w:r>
+    </w:p>
+    <w:p>
+      <w:pPr>
+        <w:numPr>
+          <w:ilvl w:val="0"/>
+          <w:numId w:val="21"/>
+        </w:numPr>
+        <w:spacing w:before="100" w:beforeAutospacing="1" w:after="100" w:afterAutospacing="1" w:line="240" w:lineRule="auto"/>
+        <w:rPr>
+          <w:rFonts w:ascii="Times New Roman" w:eastAsia="Times New Roman" w:hAnsi="Times New Roman" w:cs="Times New Roman"/>
+          <w:kern w:val="0"/>
+          <w14:ligatures w14:val="none"/>
+        </w:rPr>
+      </w:pPr>
+      <w:r>
+        <w:rPr>
+          <w:rFonts w:ascii="Times New Roman" w:eastAsia="Times New Roman" w:hAnsi="Times New Roman" w:cs="Times New Roman"/>
+          <w:kern w:val="0"/>
+          <w14:ligatures w14:val="none"/>
+        </w:rPr>
+        <w:t>Guarda la información.</w:t>
+      </w:r>
+    </w:p>
+    <w:p>
+      <w:pPr>
+        <w:numPr>
+          <w:ilvl w:val="0"/>
+          <w:numId w:val="21"/>
+        </w:numPr>
+        <w:spacing w:before="100" w:beforeAutospacing="1" w:after="100" w:afterAutospacing="1" w:line="240" w:lineRule="auto"/>
+        <w:rPr>
+          <w:rFonts w:ascii="Times New Roman" w:eastAsia="Times New Roman" w:hAnsi="Times New Roman" w:cs="Times New Roman"/>
+          <w:kern w:val="0"/>
+          <w14:ligatures w14:val="none"/>
+        </w:rPr>
+      </w:pPr>
+      <w:r>
+        <w:rPr>
+          <w:rFonts w:ascii="Times New Roman" w:eastAsia="Times New Roman" w:hAnsi="Times New Roman" w:cs="Times New Roman"/>
+          <w:kern w:val="0"/>
+          <w14:ligatures w14:val="none"/>
+        </w:rPr>
+        <w:t>El sistema registra el cliente.</w:t>
+      </w:r>
+    </w:p>
+    <w:p>
+      <w:pPr>
+        <w:spacing w:before="100" w:beforeAutospacing="1" w:after="100" w:afterAutospacing="1" w:line="240" w:lineRule="auto"/>
+        <w:ind w:left="360"/>
+        <w:rPr>
+          <w:rFonts w:ascii="Times New Roman" w:eastAsia="Times New Roman" w:hAnsi="Times New Roman" w:cs="Times New Roman"/>
+          <w:kern w:val="0"/>
+          <w14:ligatures w14:val="none"/>
+        </w:rPr>
+      </w:pPr>
+      <w:r>
+        <w:rPr>
+          <w:rFonts w:ascii="Times New Roman" w:eastAsia="Times New Roman" w:hAnsi="Times New Roman" w:cs="Times New Roman"/>
+          <w:noProof/>
+          <w:kern w:val="0"/>
+          <w14:ligatures w14:val="none"/>
+        </w:rPr>
+        <w:lastRenderedPageBreak/>
+        <w:drawing>
+          <wp:inline distT="0" distB="0" distL="0" distR="0" wp14:anchorId="5447D9C1" wp14:editId="6DB82FED">
+            <wp:extent cx="4434840" cy="3386604"/>
+            <wp:effectExtent l="0" t="0" r="0" b="4445"/>
+            <wp:docPr id="871833411" name="Picture 1"/>
+            <wp:cNvGraphicFramePr>
+              <a:graphicFrameLocks xmlns:a="http://schemas.openxmlformats.org/drawingml/2006/main" noChangeAspect="1"/>
+            </wp:cNvGraphicFramePr>
+            <a:graphic xmlns:a="http://schemas.openxmlformats.org/drawingml/2006/main">
+              <a:graphicData uri="http://schemas.openxmlformats.org/drawingml/2006/picture">
+                <pic:pic xmlns:pic="http://schemas.openxmlformats.org/drawingml/2006/picture">
+                  <pic:nvPicPr>
+                    <pic:cNvPr id="871833411" name=""/>
+                    <pic:cNvPicPr/>
+                  </pic:nvPicPr>
+                  <pic:blipFill rotWithShape="1">
+                    <a:blip r:embed="rId11"/>
+                    <a:srcRect b="14121"/>
+                    <a:stretch>
+                      <a:fillRect/>
+                    </a:stretch>
+                  </pic:blipFill>
+                  <pic:spPr bwMode="auto">
+                    <a:xfrm>
+                      <a:off x="0" y="0"/>
+                      <a:ext cx="4449099" cy="3397492"/>
+                    </a:xfrm>
+                    <a:prstGeom prst="rect">
+                      <a:avLst/>
+                    </a:prstGeom>
+                    <a:ln>
+                      <a:noFill/>
+                    </a:ln>
+                    <a:extLst>
+                      <a:ext uri="{53640926-AAD7-44D8-BBD7-CCE9431645EC}">
+                        <a14:shadowObscured xmlns:a14="http://schemas.microsoft.com/office/drawing/2010/main"/>
+                      </a:ext>
+                    </a:extLst>
+                  </pic:spPr>
+                </pic:pic>
+              </a:graphicData>
+            </a:graphic>
+          </wp:inline>
+        </w:drawing>
+      </w:r>
+    </w:p>
+    <w:p>
+      <w:pPr>
+        <w:spacing w:after="0" w:line="240" w:lineRule="auto"/>
+        <w:rPr>
+          <w:rFonts w:ascii="Times New Roman" w:eastAsia="Times New Roman" w:hAnsi="Times New Roman" w:cs="Times New Roman"/>
+          <w:kern w:val="0"/>
+          <w14:ligatures w14:val="none"/>
+        </w:rPr>
+      </w:pPr>
+    </w:p>
+    <w:p>
+      <w:pPr>
+        <w:spacing w:before="100" w:beforeAutospacing="1" w:after="100" w:afterAutospacing="1" w:line="240" w:lineRule="auto"/>
+        <w:outlineLvl w:val="2"/>
+        <w:rPr>
+          <w:rFonts w:ascii="Times New Roman" w:eastAsia="Times New Roman" w:hAnsi="Times New Roman" w:cs="Times New Roman"/>
+          <w:b/>
+          <w:bCs/>
+          <w:kern w:val="0"/>
+          <w:sz w:val="27"/>
+          <w:szCs w:val="27"/>
+          <w14:ligatures w14:val="none"/>
+        </w:rPr>
+      </w:pPr>
+      <w:r>
+        <w:rPr>
+          <w:rFonts w:ascii="Times New Roman" w:eastAsia="Times New Roman" w:hAnsi="Times New Roman" w:cs="Times New Roman"/>
+          <w:b/>
+          <w:bCs/>
+          <w:kern w:val="0"/>
+          <w:sz w:val="27"/>
+          <w:szCs w:val="27"/>
+          <w14:ligatures w14:val="none"/>
+        </w:rPr>
+        <w:t>Caso de Uso 8: Crear cotización</w:t>
+      </w:r>
+    </w:p>
+    <w:p>
+      <w:pPr>
+        <w:spacing w:before="100" w:beforeAutospacing="1" w:after="100" w:afterAutospacing="1" w:line="240" w:lineRule="auto"/>
+        <w:rPr>
+          <w:rFonts w:ascii="Times New Roman" w:eastAsia="Times New Roman" w:hAnsi="Times New Roman" w:cs="Times New Roman"/>
+          <w:kern w:val="0"/>
+          <w14:ligatures w14:val="none"/>
+        </w:rPr>
+      </w:pPr>
+      <w:r>
+        <w:rPr>
+          <w:rFonts w:ascii="Times New Roman" w:eastAsia="Times New Roman" w:hAnsi="Times New Roman" w:cs="Times New Roman"/>
+          <w:b/>
+          <w:bCs/>
+          <w:kern w:val="0"/>
+          <w14:ligatures w14:val="none"/>
+        </w:rPr>
+        <w:t>Actor:</w:t>
+      </w:r>
+      <w:r>
+        <w:rPr>
+          <w:rFonts w:ascii="Times New Roman" w:eastAsia="Times New Roman" w:hAnsi="Times New Roman" w:cs="Times New Roman"/>
+          <w:kern w:val="0"/>
+          <w14:ligatures w14:val="none"/>
+        </w:rPr>
+        <w:t xml:space="preserve"> Administrador</w:t>
+      </w:r>
+    </w:p>
+    <w:p>
+      <w:pPr>
+        <w:spacing w:before="100" w:beforeAutospacing="1" w:after="100" w:afterAutospacing="1" w:line="240" w:lineRule="auto"/>
+        <w:rPr>
+          <w:rFonts w:ascii="Times New Roman" w:eastAsia="Times New Roman" w:hAnsi="Times New Roman" w:cs="Times New Roman"/>
+          <w:kern w:val="0"/>
+          <w14:ligatures w14:val="none"/>
+        </w:rPr>
+      </w:pPr>
+      <w:r>
+        <w:rPr>
+          <w:rFonts w:ascii="Times New Roman" w:eastAsia="Times New Roman" w:hAnsi="Times New Roman" w:cs="Times New Roman"/>
+          <w:b/>
+          <w:bCs/>
+          <w:kern w:val="0"/>
+          <w14:ligatures w14:val="none"/>
+        </w:rPr>
+        <w:t>Descripción:</w:t>
+      </w:r>
+      <w:r>
+        <w:rPr>
+          <w:rFonts w:ascii="Times New Roman" w:eastAsia="Times New Roman" w:hAnsi="Times New Roman" w:cs="Times New Roman"/>
+          <w:kern w:val="0"/>
+          <w14:ligatures w14:val="none"/>
+        </w:rPr>
+        <w:br/>
+        <w:t>Permite generar una cotización para un cliente.</w:t>
+      </w:r>
+    </w:p>
+    <w:p>
+      <w:pPr>
+        <w:spacing w:before="100" w:beforeAutospacing="1" w:after="100" w:afterAutospacing="1" w:line="240" w:lineRule="auto"/>
+        <w:rPr>
+          <w:rFonts w:ascii="Times New Roman" w:eastAsia="Times New Roman" w:hAnsi="Times New Roman" w:cs="Times New Roman"/>
+          <w:kern w:val="0"/>
+          <w14:ligatures w14:val="none"/>
+        </w:rPr>
+      </w:pPr>
+      <w:r>
+        <w:rPr>
+          <w:rFonts w:ascii="Times New Roman" w:eastAsia="Times New Roman" w:hAnsi="Times New Roman" w:cs="Times New Roman"/>
+          <w:b/>
+          <w:bCs/>
+          <w:kern w:val="0"/>
+          <w14:ligatures w14:val="none"/>
+        </w:rPr>
+        <w:t>Flujo principal</w:t>
+      </w:r>
+    </w:p>
+    <w:p>
+      <w:pPr>
+        <w:numPr>
+          <w:ilvl w:val="0"/>
+          <w:numId w:val="22"/>
+        </w:numPr>
+        <w:spacing w:before="100" w:beforeAutospacing="1" w:after="100" w:afterAutospacing="1" w:line="240" w:lineRule="auto"/>
+        <w:rPr>
+          <w:rFonts w:ascii="Times New Roman" w:eastAsia="Times New Roman" w:hAnsi="Times New Roman" w:cs="Times New Roman"/>
+          <w:kern w:val="0"/>
+          <w14:ligatures w14:val="none"/>
+        </w:rPr>
+      </w:pPr>
+      <w:r>
+        <w:rPr>
+          <w:rFonts w:ascii="Times New Roman" w:eastAsia="Times New Roman" w:hAnsi="Times New Roman" w:cs="Times New Roman"/>
+          <w:kern w:val="0"/>
+          <w14:ligatures w14:val="none"/>
+        </w:rPr>
+        <w:t>El administrador accede al módulo de cotizaciones.</w:t>
+      </w:r>
+    </w:p>
+    <w:p>
+      <w:pPr>
+        <w:numPr>
+          <w:ilvl w:val="0"/>
+          <w:numId w:val="22"/>
+        </w:numPr>
+        <w:spacing w:before="100" w:beforeAutospacing="1" w:after="100" w:afterAutospacing="1" w:line="240" w:lineRule="auto"/>
+        <w:rPr>
+          <w:rFonts w:ascii="Times New Roman" w:eastAsia="Times New Roman" w:hAnsi="Times New Roman" w:cs="Times New Roman"/>
+          <w:kern w:val="0"/>
+          <w14:ligatures w14:val="none"/>
+        </w:rPr>
+      </w:pPr>
+      <w:r>
+        <w:rPr>
+          <w:rFonts w:ascii="Times New Roman" w:eastAsia="Times New Roman" w:hAnsi="Times New Roman" w:cs="Times New Roman"/>
+          <w:kern w:val="0"/>
+          <w14:ligatures w14:val="none"/>
+        </w:rPr>
+        <w:t>Selecciona un cliente.</w:t>
+      </w:r>
+    </w:p>
+    <w:p>
+      <w:pPr>
+        <w:numPr>
+          <w:ilvl w:val="0"/>
+          <w:numId w:val="22"/>
+        </w:numPr>
+        <w:spacing w:before="100" w:beforeAutospacing="1" w:after="100" w:afterAutospacing="1" w:line="240" w:lineRule="auto"/>
+        <w:rPr>
+          <w:rFonts w:ascii="Times New Roman" w:eastAsia="Times New Roman" w:hAnsi="Times New Roman" w:cs="Times New Roman"/>
+          <w:kern w:val="0"/>
+          <w14:ligatures w14:val="none"/>
+        </w:rPr>
+      </w:pPr>
+      <w:r>
+        <w:rPr>
+          <w:rFonts w:ascii="Times New Roman" w:eastAsia="Times New Roman" w:hAnsi="Times New Roman" w:cs="Times New Roman"/>
+          <w:kern w:val="0"/>
+          <w14:ligatures w14:val="none"/>
+        </w:rPr>
+        <w:t>Agrega productos y cantidades.</w:t>
+      </w:r>
+    </w:p>
+    <w:p>
+      <w:pPr>
+        <w:numPr>
+          <w:ilvl w:val="0"/>
+          <w:numId w:val="22"/>
+        </w:numPr>
+        <w:spacing w:before="100" w:beforeAutospacing="1" w:after="100" w:afterAutospacing="1" w:line="240" w:lineRule="auto"/>
+        <w:rPr>
+          <w:rFonts w:ascii="Times New Roman" w:eastAsia="Times New Roman" w:hAnsi="Times New Roman" w:cs="Times New Roman"/>
+          <w:kern w:val="0"/>
+          <w14:ligatures w14:val="none"/>
+        </w:rPr>
+      </w:pPr>
+      <w:r>
+        <w:rPr>
+          <w:rFonts w:ascii="Times New Roman" w:eastAsia="Times New Roman" w:hAnsi="Times New Roman" w:cs="Times New Roman"/>
+          <w:kern w:val="0"/>
+          <w14:ligatures w14:val="none"/>
+        </w:rPr>
+        <w:t>El sistema calcula el valor total.</w:t>
+      </w:r>
+    </w:p>
+    <w:p>
+      <w:pPr>
+        <w:numPr>
+          <w:ilvl w:val="0"/>
+          <w:numId w:val="22"/>
+        </w:numPr>
+        <w:spacing w:before="100" w:beforeAutospacing="1" w:after="100" w:afterAutospacing="1" w:line="240" w:lineRule="auto"/>
+        <w:rPr>
+          <w:rFonts w:ascii="Times New Roman" w:eastAsia="Times New Roman" w:hAnsi="Times New Roman" w:cs="Times New Roman"/>
+          <w:kern w:val="0"/>
+          <w14:ligatures w14:val="none"/>
+        </w:rPr>
+      </w:pPr>
+      <w:r>
+        <w:rPr>
+          <w:rFonts w:ascii="Times New Roman" w:eastAsia="Times New Roman" w:hAnsi="Times New Roman" w:cs="Times New Roman"/>
+          <w:kern w:val="0"/>
+          <w14:ligatures w14:val="none"/>
+        </w:rPr>
+        <w:t>El administrador guarda la cotización.</w:t>
+      </w:r>
+    </w:p>
+    <w:p>
+      <w:pPr>
+        <w:spacing w:before="100" w:beforeAutospacing="1" w:after="100" w:afterAutospacing="1" w:line="240" w:lineRule="auto"/>
+        <w:ind w:left="360"/>
+        <w:rPr>
+          <w:rFonts w:ascii="Times New Roman" w:eastAsia="Times New Roman" w:hAnsi="Times New Roman" w:cs="Times New Roman"/>
+          <w:kern w:val="0"/>
+          <w14:ligatures w14:val="none"/>
+        </w:rPr>
+      </w:pPr>
+      <w:r>
+        <w:rPr>
+          <w:rFonts w:ascii="Times New Roman" w:eastAsia="Times New Roman" w:hAnsi="Times New Roman" w:cs="Times New Roman"/>
+          <w:noProof/>
+          <w:kern w:val="0"/>
+          <w14:ligatures w14:val="none"/>
+        </w:rPr>
+        <w:lastRenderedPageBreak/>
+        <w:drawing>
+          <wp:inline distT="0" distB="0" distL="0" distR="0" wp14:anchorId="15A4C7B3" wp14:editId="43D9ED77">
+            <wp:extent cx="4470400" cy="3825240"/>
+            <wp:effectExtent l="0" t="0" r="0" b="0"/>
+            <wp:docPr id="1561928787" name="Picture 1"/>
+            <wp:cNvGraphicFramePr>
+              <a:graphicFrameLocks xmlns:a="http://schemas.openxmlformats.org/drawingml/2006/main" noChangeAspect="1"/>
+            </wp:cNvGraphicFramePr>
+            <a:graphic xmlns:a="http://schemas.openxmlformats.org/drawingml/2006/main">
+              <a:graphicData uri="http://schemas.openxmlformats.org/drawingml/2006/picture">
+                <pic:pic xmlns:pic="http://schemas.openxmlformats.org/drawingml/2006/picture">
+                  <pic:nvPicPr>
+                    <pic:cNvPr id="1561928787" name=""/>
+                    <pic:cNvPicPr/>
+                  </pic:nvPicPr>
+                  <pic:blipFill>
+                    <a:blip r:embed="rId12"/>
+                    <a:stretch>
+                      <a:fillRect/>
+                    </a:stretch>
+                  </pic:blipFill>
+                  <pic:spPr>
+                    <a:xfrm>
+                      <a:off x="0" y="0"/>
+                      <a:ext cx="4470400" cy="3825240"/>
+                    </a:xfrm>
+                    <a:prstGeom prst="rect">
+                      <a:avLst/>
+                    </a:prstGeom>
+                  </pic:spPr>
+                </pic:pic>
+              </a:graphicData>
+            </a:graphic>
+          </wp:inline>
+        </w:drawing>
+      </w:r>
+    </w:p>
+    <w:p>
+      <w:pPr>
+        <w:spacing w:after="0" w:line="240" w:lineRule="auto"/>
+        <w:rPr>
+          <w:rFonts w:ascii="Times New Roman" w:eastAsia="Times New Roman" w:hAnsi="Times New Roman" w:cs="Times New Roman"/>
+          <w:kern w:val="0"/>
+          <w14:ligatures w14:val="none"/>
+        </w:rPr>
+      </w:pPr>
+    </w:p>
+    <w:p>
+      <w:pPr>
+        <w:spacing w:before="100" w:beforeAutospacing="1" w:after="100" w:afterAutospacing="1" w:line="240" w:lineRule="auto"/>
+        <w:outlineLvl w:val="2"/>
+        <w:rPr>
+          <w:rFonts w:ascii="Times New Roman" w:eastAsia="Times New Roman" w:hAnsi="Times New Roman" w:cs="Times New Roman"/>
+          <w:b/>
+          <w:bCs/>
+          <w:kern w:val="0"/>
+          <w:sz w:val="27"/>
+          <w:szCs w:val="27"/>
+          <w14:ligatures w14:val="none"/>
+        </w:rPr>
+      </w:pPr>
+      <w:r>
+        <w:rPr>
+          <w:rFonts w:ascii="Times New Roman" w:eastAsia="Times New Roman" w:hAnsi="Times New Roman" w:cs="Times New Roman"/>
+          <w:b/>
+          <w:bCs/>
+          <w:kern w:val="0"/>
+          <w:sz w:val="27"/>
+          <w:szCs w:val="27"/>
+          <w14:ligatures w14:val="none"/>
+        </w:rPr>
+        <w:t>Caso de Uso 9: Consultar reportes</w:t>
+      </w:r>
+    </w:p>
+    <w:p>
+      <w:pPr>
+        <w:spacing w:before="100" w:beforeAutospacing="1" w:after="100" w:afterAutospacing="1" w:line="240" w:lineRule="auto"/>
+        <w:rPr>
+          <w:rFonts w:ascii="Times New Roman" w:eastAsia="Times New Roman" w:hAnsi="Times New Roman" w:cs="Times New Roman"/>
+          <w:kern w:val="0"/>
+          <w14:ligatures w14:val="none"/>
+        </w:rPr>
+      </w:pPr>
+      <w:r>
+        <w:rPr>
+          <w:rFonts w:ascii="Times New Roman" w:eastAsia="Times New Roman" w:hAnsi="Times New Roman" w:cs="Times New Roman"/>
+          <w:b/>
+          <w:bCs/>
+          <w:kern w:val="0"/>
+          <w14:ligatures w14:val="none"/>
+        </w:rPr>
+        <w:t>Actor:</w:t>
+      </w:r>
+      <w:r>
+        <w:rPr>
+          <w:rFonts w:ascii="Times New Roman" w:eastAsia="Times New Roman" w:hAnsi="Times New Roman" w:cs="Times New Roman"/>
+          <w:kern w:val="0"/>
+          <w14:ligatures w14:val="none"/>
+        </w:rPr>
+        <w:t xml:space="preserve"> Administrador</w:t>
+      </w:r>
+    </w:p>
+    <w:p>
+      <w:pPr>
+        <w:spacing w:before="100" w:beforeAutospacing="1" w:after="100" w:afterAutospacing="1" w:line="240" w:lineRule="auto"/>
+        <w:rPr>
+          <w:rFonts w:ascii="Times New Roman" w:eastAsia="Times New Roman" w:hAnsi="Times New Roman" w:cs="Times New Roman"/>
+          <w:kern w:val="0"/>
+          <w14:ligatures w14:val="none"/>
+        </w:rPr>
+      </w:pPr>
+      <w:r>
+        <w:rPr>
+          <w:rFonts w:ascii="Times New Roman" w:eastAsia="Times New Roman" w:hAnsi="Times New Roman" w:cs="Times New Roman"/>
+          <w:b/>
+          <w:bCs/>
+          <w:kern w:val="0"/>
+          <w14:ligatures w14:val="none"/>
+        </w:rPr>
+        <w:t>Descripción:</w:t>
+      </w:r>
+      <w:r>
+        <w:rPr>
+          <w:rFonts w:ascii="Times New Roman" w:eastAsia="Times New Roman" w:hAnsi="Times New Roman" w:cs="Times New Roman"/>
+          <w:kern w:val="0"/>
+          <w14:ligatures w14:val="none"/>
+        </w:rPr>
+        <w:br/>
+        <w:t>Permite generar reportes del negocio.</w:t>
+      </w:r>
+    </w:p>
+    <w:p>
+      <w:pPr>
+        <w:spacing w:before="100" w:beforeAutospacing="1" w:after="100" w:afterAutospacing="1" w:line="240" w:lineRule="auto"/>
+        <w:rPr>
+          <w:rFonts w:ascii="Times New Roman" w:eastAsia="Times New Roman" w:hAnsi="Times New Roman" w:cs="Times New Roman"/>
+          <w:kern w:val="0"/>
+          <w14:ligatures w14:val="none"/>
+        </w:rPr>
+      </w:pPr>
+      <w:r>
+        <w:rPr>
+          <w:rFonts w:ascii="Times New Roman" w:eastAsia="Times New Roman" w:hAnsi="Times New Roman" w:cs="Times New Roman"/>
+          <w:b/>
+          <w:bCs/>
+          <w:kern w:val="0"/>
+          <w14:ligatures w14:val="none"/>
+        </w:rPr>
+        <w:t>Flujo principal</w:t>
+      </w:r>
+    </w:p>
+    <w:p>
+      <w:pPr>
+        <w:numPr>
+          <w:ilvl w:val="0"/>
+          <w:numId w:val="23"/>
+        </w:numPr>
+        <w:spacing w:before="100" w:beforeAutospacing="1" w:after="100" w:afterAutospacing="1" w:line="240" w:lineRule="auto"/>
+        <w:rPr>
+          <w:rFonts w:ascii="Times New Roman" w:eastAsia="Times New Roman" w:hAnsi="Times New Roman" w:cs="Times New Roman"/>
+          <w:kern w:val="0"/>
+          <w14:ligatures w14:val="none"/>
+        </w:rPr>
+      </w:pPr>
+      <w:r>
+        <w:rPr>
+          <w:rFonts w:ascii="Times New Roman" w:eastAsia="Times New Roman" w:hAnsi="Times New Roman" w:cs="Times New Roman"/>
+          <w:kern w:val="0"/>
+          <w14:ligatures w14:val="none"/>
+        </w:rPr>
+        <w:t>El administrador accede al módulo de reportes.</w:t>
+      </w:r>
+    </w:p>
+    <w:p>
+      <w:pPr>
+        <w:numPr>
+          <w:ilvl w:val="0"/>
+          <w:numId w:val="23"/>
+        </w:numPr>
+        <w:spacing w:before="100" w:beforeAutospacing="1" w:after="100" w:afterAutospacing="1" w:line="240" w:lineRule="auto"/>
+        <w:rPr>
+          <w:rFonts w:ascii="Times New Roman" w:eastAsia="Times New Roman" w:hAnsi="Times New Roman" w:cs="Times New Roman"/>
+          <w:kern w:val="0"/>
+          <w14:ligatures w14:val="none"/>
+        </w:rPr>
+      </w:pPr>
+      <w:r>
+        <w:rPr>
+          <w:rFonts w:ascii="Times New Roman" w:eastAsia="Times New Roman" w:hAnsi="Times New Roman" w:cs="Times New Roman"/>
+          <w:kern w:val="0"/>
+          <w14:ligatures w14:val="none"/>
+        </w:rPr>
+        <w:t>Selecciona el tipo de reporte.</w:t>
+      </w:r>
+    </w:p>
+    <w:p>
+      <w:pPr>
+        <w:numPr>
+          <w:ilvl w:val="0"/>
+          <w:numId w:val="23"/>
+        </w:numPr>
+        <w:spacing w:before="100" w:beforeAutospacing="1" w:after="100" w:afterAutospacing="1" w:line="240" w:lineRule="auto"/>
+        <w:rPr>
+          <w:rFonts w:ascii="Times New Roman" w:eastAsia="Times New Roman" w:hAnsi="Times New Roman" w:cs="Times New Roman"/>
+          <w:kern w:val="0"/>
+          <w14:ligatures w14:val="none"/>
+        </w:rPr>
+      </w:pPr>
+      <w:r>
+        <w:rPr>
+          <w:rFonts w:ascii="Times New Roman" w:eastAsia="Times New Roman" w:hAnsi="Times New Roman" w:cs="Times New Roman"/>
+          <w:kern w:val="0"/>
+          <w14:ligatures w14:val="none"/>
+        </w:rPr>
+        <w:t>Define un rango de fechas.</w:t>
+      </w:r>
+    </w:p>
+    <w:p>
+      <w:pPr>
+        <w:numPr>
+          <w:ilvl w:val="0"/>
+          <w:numId w:val="23"/>
+        </w:numPr>
+        <w:spacing w:before="100" w:beforeAutospacing="1" w:after="100" w:afterAutospacing="1" w:line="240" w:lineRule="auto"/>
+        <w:rPr>
+          <w:rFonts w:ascii="Times New Roman" w:eastAsia="Times New Roman" w:hAnsi="Times New Roman" w:cs="Times New Roman"/>
+          <w:kern w:val="0"/>
+          <w14:ligatures w14:val="none"/>
+        </w:rPr>
+      </w:pPr>
+      <w:r>
+        <w:rPr>
+          <w:rFonts w:ascii="Times New Roman" w:eastAsia="Times New Roman" w:hAnsi="Times New Roman" w:cs="Times New Roman"/>
+          <w:kern w:val="0"/>
+          <w14:ligatures w14:val="none"/>
+        </w:rPr>
+        <w:t>El sistema genera el reporte de ventas, inventario o gastos.</w:t>
+      </w:r>
+    </w:p>
+    <w:p>
+      <w:pPr>
+        <w:spacing w:before="100" w:beforeAutospacing="1" w:after="100" w:afterAutospacing="1" w:line="240" w:lineRule="auto"/>
+        <w:ind w:left="360"/>
+        <w:rPr>
+          <w:rFonts w:ascii="Times New Roman" w:eastAsia="Times New Roman" w:hAnsi="Times New Roman" w:cs="Times New Roman"/>
+          <w:kern w:val="0"/>
+          <w14:ligatures w14:val="none"/>
+        </w:rPr>
+      </w:pPr>
+      <w:r>
+        <w:rPr>
+          <w:rFonts w:ascii="Times New Roman" w:eastAsia="Times New Roman" w:hAnsi="Times New Roman" w:cs="Times New Roman"/>
+          <w:noProof/>
+          <w:kern w:val="0"/>
+          <w14:ligatures w14:val="none"/>
+        </w:rPr>
+        <w:lastRenderedPageBreak/>
+        <w:drawing>
+          <wp:inline distT="0" distB="0" distL="0" distR="0" wp14:anchorId="13C1FF3C" wp14:editId="14696655">
+            <wp:extent cx="3848100" cy="3340100"/>
+            <wp:effectExtent l="0" t="0" r="0" b="0"/>
+            <wp:docPr id="2013939666" name="Picture 1"/>
+            <wp:cNvGraphicFramePr>
+              <a:graphicFrameLocks xmlns:a="http://schemas.openxmlformats.org/drawingml/2006/main" noChangeAspect="1"/>
+            </wp:cNvGraphicFramePr>
+            <a:graphic xmlns:a="http://schemas.openxmlformats.org/drawingml/2006/main">
+              <a:graphicData uri="http://schemas.openxmlformats.org/drawingml/2006/picture">
+                <pic:pic xmlns:pic="http://schemas.openxmlformats.org/drawingml/2006/picture">
+                  <pic:nvPicPr>
+                    <pic:cNvPr id="2013939666" name=""/>
+                    <pic:cNvPicPr/>
+                  </pic:nvPicPr>
+                  <pic:blipFill>
+                    <a:blip r:embed="rId13"/>
+                    <a:stretch>
+                      <a:fillRect/>
+                    </a:stretch>
+                  </pic:blipFill>
+                  <pic:spPr>
+                    <a:xfrm>
+                      <a:off x="0" y="0"/>
+                      <a:ext cx="3848100" cy="3340100"/>
+                    </a:xfrm>
+                    <a:prstGeom prst="rect">
+                      <a:avLst/>
+                    </a:prstGeom>
+                  </pic:spPr>
+                </pic:pic>
+              </a:graphicData>
+            </a:graphic>
+          </wp:inline>
+        </w:drawing>
+      </w:r>
+    </w:p>
+    <w:p>
+      <w:pPr>
+        <w:spacing w:after="0" w:line="240" w:lineRule="auto"/>
+        <w:rPr>
+          <w:rFonts w:ascii="Times New Roman" w:eastAsia="Times New Roman" w:hAnsi="Times New Roman" w:cs="Times New Roman"/>
+          <w:kern w:val="0"/>
+          <w14:ligatures w14:val="none"/>
+        </w:rPr>
+      </w:pPr>
+    </w:p>
+    <w:p>
+      <w:pPr>
+        <w:spacing w:before="100" w:beforeAutospacing="1" w:after="100" w:afterAutospacing="1" w:line="240" w:lineRule="auto"/>
+        <w:outlineLvl w:val="2"/>
+        <w:rPr>
+          <w:rFonts w:ascii="Times New Roman" w:eastAsia="Times New Roman" w:hAnsi="Times New Roman" w:cs="Times New Roman"/>
+          <w:b/>
+          <w:bCs/>
+          <w:kern w:val="0"/>
+          <w:sz w:val="27"/>
+          <w:szCs w:val="27"/>
+          <w14:ligatures w14:val="none"/>
+        </w:rPr>
+      </w:pPr>
+      <w:r>
+        <w:rPr>
+          <w:rFonts w:ascii="Times New Roman" w:eastAsia="Times New Roman" w:hAnsi="Times New Roman" w:cs="Times New Roman"/>
+          <w:b/>
+          <w:bCs/>
+          <w:kern w:val="0"/>
+          <w:sz w:val="27"/>
+          <w:szCs w:val="27"/>
+          <w14:ligatures w14:val="none"/>
+        </w:rPr>
+        <w:t>Caso de Uso 10: Iniciar sesión</w:t>
+      </w:r>
+    </w:p>
+    <w:p>
+      <w:pPr>
+        <w:spacing w:before="100" w:beforeAutospacing="1" w:after="100" w:afterAutospacing="1" w:line="240" w:lineRule="auto"/>
+        <w:rPr>
+          <w:rFonts w:ascii="Times New Roman" w:eastAsia="Times New Roman" w:hAnsi="Times New Roman" w:cs="Times New Roman"/>
+          <w:kern w:val="0"/>
+          <w14:ligatures w14:val="none"/>
+        </w:rPr>
+      </w:pPr>
+      <w:r>
+        <w:rPr>
+          <w:rFonts w:ascii="Times New Roman" w:eastAsia="Times New Roman" w:hAnsi="Times New Roman" w:cs="Times New Roman"/>
+          <w:b/>
+          <w:bCs/>
+          <w:kern w:val="0"/>
+          <w14:ligatures w14:val="none"/>
+        </w:rPr>
+        <w:t>Actor:</w:t>
+      </w:r>
+      <w:r>
+        <w:rPr>
+          <w:rFonts w:ascii="Times New Roman" w:eastAsia="Times New Roman" w:hAnsi="Times New Roman" w:cs="Times New Roman"/>
+          <w:kern w:val="0"/>
+          <w14:ligatures w14:val="none"/>
+        </w:rPr>
+        <w:t xml:space="preserve"> Administrador</w:t>
+      </w:r>
+    </w:p>
+    <w:p>
+      <w:pPr>
+        <w:spacing w:before="100" w:beforeAutospacing="1" w:after="100" w:afterAutospacing="1" w:line="240" w:lineRule="auto"/>
+        <w:rPr>
+          <w:rFonts w:ascii="Times New Roman" w:eastAsia="Times New Roman" w:hAnsi="Times New Roman" w:cs="Times New Roman"/>
+          <w:kern w:val="0"/>
+          <w14:ligatures w14:val="none"/>
+        </w:rPr>
+      </w:pPr>
+      <w:r>
+        <w:rPr>
+          <w:rFonts w:ascii="Times New Roman" w:eastAsia="Times New Roman" w:hAnsi="Times New Roman" w:cs="Times New Roman"/>
+          <w:b/>
+          <w:bCs/>
+          <w:kern w:val="0"/>
+          <w14:ligatures w14:val="none"/>
+        </w:rPr>
+        <w:t>Descripción:</w:t>
+      </w:r>
+      <w:r>
+        <w:rPr>
+          <w:rFonts w:ascii="Times New Roman" w:eastAsia="Times New Roman" w:hAnsi="Times New Roman" w:cs="Times New Roman"/>
+          <w:kern w:val="0"/>
+          <w14:ligatures w14:val="none"/>
+        </w:rPr>
+        <w:br/>
+        <w:t>Permite acceder al sistema mediante autenticación.</w:t>
+      </w:r>
+    </w:p>
+    <w:p>
+      <w:pPr>
+        <w:spacing w:before="100" w:beforeAutospacing="1" w:after="100" w:afterAutospacing="1" w:line="240" w:lineRule="auto"/>
+        <w:rPr>
+          <w:rFonts w:ascii="Times New Roman" w:eastAsia="Times New Roman" w:hAnsi="Times New Roman" w:cs="Times New Roman"/>
+          <w:kern w:val="0"/>
+          <w14:ligatures w14:val="none"/>
+        </w:rPr>
+      </w:pPr>
+      <w:r>
+        <w:rPr>
+          <w:rFonts w:ascii="Times New Roman" w:eastAsia="Times New Roman" w:hAnsi="Times New Roman" w:cs="Times New Roman"/>
+          <w:b/>
+          <w:bCs/>
+          <w:kern w:val="0"/>
+          <w14:ligatures w14:val="none"/>
+        </w:rPr>
+        <w:t>Flujo principal</w:t>
+      </w:r>
+    </w:p>
+    <w:p>
+      <w:pPr>
+        <w:numPr>
+          <w:ilvl w:val="0"/>
+          <w:numId w:val="24"/>
+        </w:numPr>
+        <w:spacing w:before="100" w:beforeAutospacing="1" w:after="100" w:afterAutospacing="1" w:line="240" w:lineRule="auto"/>
+        <w:rPr>
+          <w:rFonts w:ascii="Times New Roman" w:eastAsia="Times New Roman" w:hAnsi="Times New Roman" w:cs="Times New Roman"/>
+          <w:kern w:val="0"/>
+          <w14:ligatures w14:val="none"/>
+        </w:rPr>
+      </w:pPr>
+      <w:r>
+        <w:rPr>
+          <w:rFonts w:ascii="Times New Roman" w:eastAsia="Times New Roman" w:hAnsi="Times New Roman" w:cs="Times New Roman"/>
+          <w:kern w:val="0"/>
+          <w14:ligatures w14:val="none"/>
+        </w:rPr>
+        <w:t>El administrador ingresa usuario y contraseña.</w:t>
+      </w:r>
+    </w:p>
+    <w:p>
+      <w:pPr>
+        <w:numPr>
+          <w:ilvl w:val="0"/>
+          <w:numId w:val="24"/>
+        </w:numPr>
+        <w:spacing w:before="100" w:beforeAutospacing="1" w:after="100" w:afterAutospacing="1" w:line="240" w:lineRule="auto"/>
+        <w:rPr>
+          <w:rFonts w:ascii="Times New Roman" w:eastAsia="Times New Roman" w:hAnsi="Times New Roman" w:cs="Times New Roman"/>
+          <w:kern w:val="0"/>
+          <w14:ligatures w14:val="none"/>
+        </w:rPr>
+      </w:pPr>
+      <w:r>
+        <w:rPr>
+          <w:rFonts w:ascii="Times New Roman" w:eastAsia="Times New Roman" w:hAnsi="Times New Roman" w:cs="Times New Roman"/>
+          <w:kern w:val="0"/>
+          <w14:ligatures w14:val="none"/>
+        </w:rPr>
+        <w:t>El sistema valida las credenciales.</w:t>
+      </w:r>
+    </w:p>
+    <w:p>
+      <w:pPr>
+        <w:numPr>
+          <w:ilvl w:val="0"/>
+          <w:numId w:val="24"/>
+        </w:numPr>
+        <w:spacing w:before="100" w:beforeAutospacing="1" w:after="100" w:afterAutospacing="1" w:line="240" w:lineRule="auto"/>
+        <w:rPr>
+          <w:rFonts w:ascii="Times New Roman" w:eastAsia="Times New Roman" w:hAnsi="Times New Roman" w:cs="Times New Roman"/>
+          <w:kern w:val="0"/>
+          <w14:ligatures w14:val="none"/>
+        </w:rPr>
+      </w:pPr>
+      <w:r>
+        <w:rPr>
+          <w:rFonts w:ascii="Times New Roman" w:eastAsia="Times New Roman" w:hAnsi="Times New Roman" w:cs="Times New Roman"/>
+          <w:kern w:val="0"/>
+          <w14:ligatures w14:val="none"/>
+        </w:rPr>
+        <w:t>El sistema permite el acceso al panel principal.</w:t>
+      </w:r>
+    </w:p>
+    <w:p>
+      <w:pPr>
+        <w:spacing w:after="0" w:line="240" w:lineRule="auto"/>
+        <w:rPr>
+          <w:rFonts w:ascii="Times New Roman" w:eastAsia="Times New Roman" w:hAnsi="Times New Roman" w:cs="Times New Roman"/>
+          <w:kern w:val="0"/>
+          <w14:ligatures w14:val="none"/>
+        </w:rPr>
+      </w:pPr>
+    </w:p>
+    <w:p>
+      <w:r>
+        <w:rPr>
+          <w:noProof/>
+        </w:rPr>
+        <w:lastRenderedPageBreak/>
+        <w:drawing>
+          <wp:inline distT="0" distB="0" distL="0" distR="0" wp14:anchorId="2419AEE7" wp14:editId="0857A7B1">
+            <wp:extent cx="4508500" cy="2857500"/>
+            <wp:effectExtent l="0" t="0" r="0" b="0"/>
+            <wp:docPr id="2116112263" name="Picture 1"/>
+            <wp:cNvGraphicFramePr>
+              <a:graphicFrameLocks xmlns:a="http://schemas.openxmlformats.org/drawingml/2006/main" noChangeAspect="1"/>
+            </wp:cNvGraphicFramePr>
+            <a:graphic xmlns:a="http://schemas.openxmlformats.org/drawingml/2006/main">
+              <a:graphicData uri="http://schemas.openxmlformats.org/drawingml/2006/picture">
+                <pic:pic xmlns:pic="http://schemas.openxmlformats.org/drawingml/2006/picture">
+                  <pic:nvPicPr>
+                    <pic:cNvPr id="2116112263" name=""/>
+                    <pic:cNvPicPr/>
+                  </pic:nvPicPr>
+                  <pic:blipFill>
+                    <a:blip r:embed="rId14"/>
+                    <a:stretch>
+                      <a:fillRect/>
+                    </a:stretch>
+                  </pic:blipFill>
+                  <pic:spPr>
+                    <a:xfrm>
+                      <a:off x="0" y="0"/>
+                      <a:ext cx="4508500" cy="2857500"/>
+                    </a:xfrm>
+                    <a:prstGeom prst="rect">
+                      <a:avLst/>
+                    </a:prstGeom>
+                  </pic:spPr>
+                </pic:pic>
+              </a:graphicData>
+            </a:graphic>
+          </wp:inline>
+        </w:drawing>
+      </w:r>
+    </w:p>
     <w:sectPr>
       <w:pgSz w:w="12240" w:h="15840"/>
       <w:pgMar w:top="1440" w:right="1440" w:bottom="1440" w:left="1440" w:header="708" w:footer="708" w:gutter="0"/>
@@ -9298,6 +10803,232 @@
 <file path=word/numbering.xml><?xml version="1.0" encoding="utf-8"?>
 <w:numbering xmlns:wpc="http://schemas.microsoft.com/office/word/2010/wordprocessingCanvas" xmlns:cx="http://schemas.microsoft.com/office/drawing/2014/chartex" xmlns:cx1="http://schemas.microsoft.com/office/drawing/2015/9/8/chartex" xmlns:cx2="http://schemas.microsoft.com/office/drawing/2015/10/21/chartex" xmlns:cx3="http://schemas.microsoft.com/office/drawing/2016/5/9/chartex" xmlns:cx4="http://schemas.microsoft.com/office/drawing/2016/5/10/chartex" xmlns:cx5="http://schemas.microsoft.com/office/drawing/2016/5/11/chartex" xmlns:cx6="http://schemas.microsoft.com/office/drawing/2016/5/12/chartex" xmlns:cx7="http://schemas.microsoft.com/office/drawing/2016/5/13/chartex" xmlns:cx8="http://schemas.microsoft.com/office/drawing/2016/5/14/chartex" xmlns:mc="http://schemas.openxmlformats.org/markup-compatibility/2006" xmlns:aink="http://schemas.microsoft.com/office/drawing/2016/ink" xmlns:am3d="http://schemas.microsoft.com/office/drawing/2017/model3d" xmlns:o="urn:schemas-microsoft-com:office:office" xmlns:oel="http://schemas.microsoft.com/office/2019/extlst" xmlns:r="http://schemas.openxmlformats.org/officeDocument/2006/relationships" xmlns:m="http://schemas.openxmlformats.org/officeDocument/2006/math" xmlns:v="urn:schemas-microsoft-com:vml" xmlns:wp14="http://schemas.microsoft.com/office/word/2010/wordprocessingDrawing" xmlns:wp="http://schemas.openxmlformats.org/drawingml/2006/wordprocessingDrawing" xmlns:w10="urn:schemas-microsoft-com:office:word" xmlns:w="http://schemas.openxmlformats.org/wordprocessingml/2006/main" xmlns:w14="http://schemas.microsoft.com/office/word/2010/wordml" xmlns:w15="http://schemas.microsoft.com/office/word/2012/wordml" xmlns:w16cex="http://schemas.microsoft.com/office/word/2018/wordml/cex" xmlns:w16cid="http://schemas.microsoft.com/office/word/2016/wordml/cid" xmlns:w16="http://schemas.microsoft.com/office/word/2018/wordml" xmlns:w16du="http://schemas.microsoft.com/office/word/2023/wordml/word16du" xmlns:w16sdtdh="http://schemas.microsoft.com/office/word/2020/wordml/sdtdatahash" xmlns:w16sdtfl="http://schemas.microsoft.com/office/word/2024/wordml/sdtformatlock" xmlns:w16se="http://schemas.microsoft.com/office/word/2015/wordml/symex" xmlns:wpg="http://schemas.microsoft.com/office/word/2010/wordprocessingGroup" xmlns:wpi="http://schemas.microsoft.com/office/word/2010/wordprocessingInk" xmlns:wne="http://schemas.microsoft.com/office/word/2006/wordml" xmlns:wps="http://schemas.microsoft.com/office/word/2010/wordprocessingShape" mc:Ignorable="w14 w15 w16se w16cid w16 w16cex w16sdtdh w16sdtfl w16du wp14">
   <w:abstractNum w:abstractNumId="0" w15:restartNumberingAfterBreak="0">
+    <w:nsid w:val="04096D62"/>
+    <w:multiLevelType w:val="multilevel"/>
+    <w:tmpl w:val="25DCB98C"/>
+    <w:lvl w:ilvl="0">
+      <w:start w:val="1"/>
+      <w:numFmt w:val="decimal"/>
+      <w:lvlText w:val="%1."/>
+      <w:lvlJc w:val="left"/>
+      <w:pPr>
+        <w:tabs>
+          <w:tab w:val="num" w:pos="720"/>
+        </w:tabs>
+        <w:ind w:left="720" w:hanging="360"/>
+      </w:pPr>
+    </w:lvl>
+    <w:lvl w:ilvl="1" w:tentative="1">
+      <w:start w:val="1"/>
+      <w:numFmt w:val="decimal"/>
+      <w:lvlText w:val="%2."/>
+      <w:lvlJc w:val="left"/>
+      <w:pPr>
+        <w:tabs>
+          <w:tab w:val="num" w:pos="1440"/>
+        </w:tabs>
+        <w:ind w:left="1440" w:hanging="360"/>
+      </w:pPr>
+    </w:lvl>
+    <w:lvl w:ilvl="2" w:tentative="1">
+      <w:start w:val="1"/>
+      <w:numFmt w:val="decimal"/>
+      <w:lvlText w:val="%3."/>
+      <w:lvlJc w:val="left"/>
+      <w:pPr>
+        <w:tabs>
+          <w:tab w:val="num" w:pos="2160"/>
+        </w:tabs>
+        <w:ind w:left="2160" w:hanging="360"/>
+      </w:pPr>
+    </w:lvl>
+    <w:lvl w:ilvl="3" w:tentative="1">
+      <w:start w:val="1"/>
+      <w:numFmt w:val="decimal"/>
+      <w:lvlText w:val="%4."/>
+      <w:lvlJc w:val="left"/>
+      <w:pPr>
+        <w:tabs>
+          <w:tab w:val="num" w:pos="2880"/>
+        </w:tabs>
+        <w:ind w:left="2880" w:hanging="360"/>
+      </w:pPr>
+    </w:lvl>
+    <w:lvl w:ilvl="4" w:tentative="1">
+      <w:start w:val="1"/>
+      <w:numFmt w:val="decimal"/>
+      <w:lvlText w:val="%5."/>
+      <w:lvlJc w:val="left"/>
+      <w:pPr>
+        <w:tabs>
+          <w:tab w:val="num" w:pos="3600"/>
+        </w:tabs>
+        <w:ind w:left="3600" w:hanging="360"/>
+      </w:pPr>
+    </w:lvl>
+    <w:lvl w:ilvl="5" w:tentative="1">
+      <w:start w:val="1"/>
+      <w:numFmt w:val="decimal"/>
+      <w:lvlText w:val="%6."/>
+      <w:lvlJc w:val="left"/>
+      <w:pPr>
+        <w:tabs>
+          <w:tab w:val="num" w:pos="4320"/>
+        </w:tabs>
+        <w:ind w:left="4320" w:hanging="360"/>
+      </w:pPr>
+    </w:lvl>
+    <w:lvl w:ilvl="6" w:tentative="1">
+      <w:start w:val="1"/>
+      <w:numFmt w:val="decimal"/>
+      <w:lvlText w:val="%7."/>
+      <w:lvlJc w:val="left"/>
+      <w:pPr>
+        <w:tabs>
+          <w:tab w:val="num" w:pos="5040"/>
+        </w:tabs>
+        <w:ind w:left="5040" w:hanging="360"/>
+      </w:pPr>
+    </w:lvl>
+    <w:lvl w:ilvl="7" w:tentative="1">
+      <w:start w:val="1"/>
+      <w:numFmt w:val="decimal"/>
+      <w:lvlText w:val="%8."/>
+      <w:lvlJc w:val="left"/>
+      <w:pPr>
+        <w:tabs>
+          <w:tab w:val="num" w:pos="5760"/>
+        </w:tabs>
+        <w:ind w:left="5760" w:hanging="360"/>
+      </w:pPr>
+    </w:lvl>
+    <w:lvl w:ilvl="8" w:tentative="1">
+      <w:start w:val="1"/>
+      <w:numFmt w:val="decimal"/>
+      <w:lvlText w:val="%9."/>
+      <w:lvlJc w:val="left"/>
+      <w:pPr>
+        <w:tabs>
+          <w:tab w:val="num" w:pos="6480"/>
+        </w:tabs>
+        <w:ind w:left="6480" w:hanging="360"/>
+      </w:pPr>
+    </w:lvl>
+  </w:abstractNum>
+  <w:abstractNum w:abstractNumId="1" w15:restartNumberingAfterBreak="0">
+    <w:nsid w:val="0599691F"/>
+    <w:multiLevelType w:val="multilevel"/>
+    <w:tmpl w:val="33C099FC"/>
+    <w:lvl w:ilvl="0">
+      <w:start w:val="1"/>
+      <w:numFmt w:val="decimal"/>
+      <w:lvlText w:val="%1."/>
+      <w:lvlJc w:val="left"/>
+      <w:pPr>
+        <w:tabs>
+          <w:tab w:val="num" w:pos="720"/>
+        </w:tabs>
+        <w:ind w:left="720" w:hanging="360"/>
+      </w:pPr>
+    </w:lvl>
+    <w:lvl w:ilvl="1" w:tentative="1">
+      <w:start w:val="1"/>
+      <w:numFmt w:val="decimal"/>
+      <w:lvlText w:val="%2."/>
+      <w:lvlJc w:val="left"/>
+      <w:pPr>
+        <w:tabs>
+          <w:tab w:val="num" w:pos="1440"/>
+        </w:tabs>
+        <w:ind w:left="1440" w:hanging="360"/>
+      </w:pPr>
+    </w:lvl>
+    <w:lvl w:ilvl="2" w:tentative="1">
+      <w:start w:val="1"/>
+      <w:numFmt w:val="decimal"/>
+      <w:lvlText w:val="%3."/>
+      <w:lvlJc w:val="left"/>
+      <w:pPr>
+        <w:tabs>
+          <w:tab w:val="num" w:pos="2160"/>
+        </w:tabs>
+        <w:ind w:left="2160" w:hanging="360"/>
+      </w:pPr>
+    </w:lvl>
+    <w:lvl w:ilvl="3" w:tentative="1">
+      <w:start w:val="1"/>
+      <w:numFmt w:val="decimal"/>
+      <w:lvlText w:val="%4."/>
+      <w:lvlJc w:val="left"/>
+      <w:pPr>
+        <w:tabs>
+          <w:tab w:val="num" w:pos="2880"/>
+        </w:tabs>
+        <w:ind w:left="2880" w:hanging="360"/>
+      </w:pPr>
+    </w:lvl>
+    <w:lvl w:ilvl="4" w:tentative="1">
+      <w:start w:val="1"/>
+      <w:numFmt w:val="decimal"/>
+      <w:lvlText w:val="%5."/>
+      <w:lvlJc w:val="left"/>
+      <w:pPr>
+        <w:tabs>
+          <w:tab w:val="num" w:pos="3600"/>
+        </w:tabs>
+        <w:ind w:left="3600" w:hanging="360"/>
+      </w:pPr>
+    </w:lvl>
+    <w:lvl w:ilvl="5" w:tentative="1">
+      <w:start w:val="1"/>
+      <w:numFmt w:val="decimal"/>
+      <w:lvlText w:val="%6."/>
+      <w:lvlJc w:val="left"/>
+      <w:pPr>
+        <w:tabs>
+          <w:tab w:val="num" w:pos="4320"/>
+        </w:tabs>
+        <w:ind w:left="4320" w:hanging="360"/>
+      </w:pPr>
+    </w:lvl>
+    <w:lvl w:ilvl="6" w:tentative="1">
+      <w:start w:val="1"/>
+      <w:numFmt w:val="decimal"/>
+      <w:lvlText w:val="%7."/>
+      <w:lvlJc w:val="left"/>
+      <w:pPr>
+        <w:tabs>
+          <w:tab w:val="num" w:pos="5040"/>
+        </w:tabs>
+        <w:ind w:left="5040" w:hanging="360"/>
+      </w:pPr>
+    </w:lvl>
+    <w:lvl w:ilvl="7" w:tentative="1">
+      <w:start w:val="1"/>
+      <w:numFmt w:val="decimal"/>
+      <w:lvlText w:val="%8."/>
+      <w:lvlJc w:val="left"/>
+      <w:pPr>
+        <w:tabs>
+          <w:tab w:val="num" w:pos="5760"/>
+        </w:tabs>
+        <w:ind w:left="5760" w:hanging="360"/>
+      </w:pPr>
+    </w:lvl>
+    <w:lvl w:ilvl="8" w:tentative="1">
+      <w:start w:val="1"/>
+      <w:numFmt w:val="decimal"/>
+      <w:lvlText w:val="%9."/>
+      <w:lvlJc w:val="left"/>
+      <w:pPr>
+        <w:tabs>
+          <w:tab w:val="num" w:pos="6480"/>
+        </w:tabs>
+        <w:ind w:left="6480" w:hanging="360"/>
+      </w:pPr>
+    </w:lvl>
+  </w:abstractNum>
+  <w:abstractNum w:abstractNumId="2" w15:restartNumberingAfterBreak="0">
     <w:nsid w:val="07267AF1"/>
     <w:multiLevelType w:val="multilevel"/>
     <w:tmpl w:val="A880A8C6"/>
@@ -9410,7 +11141,7 @@
       </w:pPr>
     </w:lvl>
   </w:abstractNum>
-  <w:abstractNum w:abstractNumId="1" w15:restartNumberingAfterBreak="0">
+  <w:abstractNum w:abstractNumId="3" w15:restartNumberingAfterBreak="0">
     <w:nsid w:val="136E150A"/>
     <w:multiLevelType w:val="multilevel"/>
     <w:tmpl w:val="AC1AE8CA"/>
@@ -9559,7 +11290,7 @@
       </w:rPr>
     </w:lvl>
   </w:abstractNum>
-  <w:abstractNum w:abstractNumId="2" w15:restartNumberingAfterBreak="0">
+  <w:abstractNum w:abstractNumId="4" w15:restartNumberingAfterBreak="0">
     <w:nsid w:val="138E556E"/>
     <w:multiLevelType w:val="multilevel"/>
     <w:tmpl w:val="61DC897E"/>
@@ -9672,7 +11403,7 @@
       </w:pPr>
     </w:lvl>
   </w:abstractNum>
-  <w:abstractNum w:abstractNumId="3" w15:restartNumberingAfterBreak="0">
+  <w:abstractNum w:abstractNumId="5" w15:restartNumberingAfterBreak="0">
     <w:nsid w:val="13BF490E"/>
     <w:multiLevelType w:val="multilevel"/>
     <w:tmpl w:val="E0AE2C78"/>
@@ -9821,7 +11552,7 @@
       </w:rPr>
     </w:lvl>
   </w:abstractNum>
-  <w:abstractNum w:abstractNumId="4" w15:restartNumberingAfterBreak="0">
+  <w:abstractNum w:abstractNumId="6" w15:restartNumberingAfterBreak="0">
     <w:nsid w:val="14F369BE"/>
     <w:multiLevelType w:val="multilevel"/>
     <w:tmpl w:val="BFF47A8E"/>
@@ -9934,7 +11665,233 @@
       </w:pPr>
     </w:lvl>
   </w:abstractNum>
-  <w:abstractNum w:abstractNumId="5" w15:restartNumberingAfterBreak="0">
+  <w:abstractNum w:abstractNumId="7" w15:restartNumberingAfterBreak="0">
+    <w:nsid w:val="16137AC2"/>
+    <w:multiLevelType w:val="multilevel"/>
+    <w:tmpl w:val="66066F8E"/>
+    <w:lvl w:ilvl="0">
+      <w:start w:val="1"/>
+      <w:numFmt w:val="decimal"/>
+      <w:lvlText w:val="%1."/>
+      <w:lvlJc w:val="left"/>
+      <w:pPr>
+        <w:tabs>
+          <w:tab w:val="num" w:pos="720"/>
+        </w:tabs>
+        <w:ind w:left="720" w:hanging="360"/>
+      </w:pPr>
+    </w:lvl>
+    <w:lvl w:ilvl="1" w:tentative="1">
+      <w:start w:val="1"/>
+      <w:numFmt w:val="decimal"/>
+      <w:lvlText w:val="%2."/>
+      <w:lvlJc w:val="left"/>
+      <w:pPr>
+        <w:tabs>
+          <w:tab w:val="num" w:pos="1440"/>
+        </w:tabs>
+        <w:ind w:left="1440" w:hanging="360"/>
+      </w:pPr>
+    </w:lvl>
+    <w:lvl w:ilvl="2" w:tentative="1">
+      <w:start w:val="1"/>
+      <w:numFmt w:val="decimal"/>
+      <w:lvlText w:val="%3."/>
+      <w:lvlJc w:val="left"/>
+      <w:pPr>
+        <w:tabs>
+          <w:tab w:val="num" w:pos="2160"/>
+        </w:tabs>
+        <w:ind w:left="2160" w:hanging="360"/>
+      </w:pPr>
+    </w:lvl>
+    <w:lvl w:ilvl="3" w:tentative="1">
+      <w:start w:val="1"/>
+      <w:numFmt w:val="decimal"/>
+      <w:lvlText w:val="%4."/>
+      <w:lvlJc w:val="left"/>
+      <w:pPr>
+        <w:tabs>
+          <w:tab w:val="num" w:pos="2880"/>
+        </w:tabs>
+        <w:ind w:left="2880" w:hanging="360"/>
+      </w:pPr>
+    </w:lvl>
+    <w:lvl w:ilvl="4" w:tentative="1">
+      <w:start w:val="1"/>
+      <w:numFmt w:val="decimal"/>
+      <w:lvlText w:val="%5."/>
+      <w:lvlJc w:val="left"/>
+      <w:pPr>
+        <w:tabs>
+          <w:tab w:val="num" w:pos="3600"/>
+        </w:tabs>
+        <w:ind w:left="3600" w:hanging="360"/>
+      </w:pPr>
+    </w:lvl>
+    <w:lvl w:ilvl="5" w:tentative="1">
+      <w:start w:val="1"/>
+      <w:numFmt w:val="decimal"/>
+      <w:lvlText w:val="%6."/>
+      <w:lvlJc w:val="left"/>
+      <w:pPr>
+        <w:tabs>
+          <w:tab w:val="num" w:pos="4320"/>
+        </w:tabs>
+        <w:ind w:left="4320" w:hanging="360"/>
+      </w:pPr>
+    </w:lvl>
+    <w:lvl w:ilvl="6" w:tentative="1">
+      <w:start w:val="1"/>
+      <w:numFmt w:val="decimal"/>
+      <w:lvlText w:val="%7."/>
+      <w:lvlJc w:val="left"/>
+      <w:pPr>
+        <w:tabs>
+          <w:tab w:val="num" w:pos="5040"/>
+        </w:tabs>
+        <w:ind w:left="5040" w:hanging="360"/>
+      </w:pPr>
+    </w:lvl>
+    <w:lvl w:ilvl="7" w:tentative="1">
+      <w:start w:val="1"/>
+      <w:numFmt w:val="decimal"/>
+      <w:lvlText w:val="%8."/>
+      <w:lvlJc w:val="left"/>
+      <w:pPr>
+        <w:tabs>
+          <w:tab w:val="num" w:pos="5760"/>
+        </w:tabs>
+        <w:ind w:left="5760" w:hanging="360"/>
+      </w:pPr>
+    </w:lvl>
+    <w:lvl w:ilvl="8" w:tentative="1">
+      <w:start w:val="1"/>
+      <w:numFmt w:val="decimal"/>
+      <w:lvlText w:val="%9."/>
+      <w:lvlJc w:val="left"/>
+      <w:pPr>
+        <w:tabs>
+          <w:tab w:val="num" w:pos="6480"/>
+        </w:tabs>
+        <w:ind w:left="6480" w:hanging="360"/>
+      </w:pPr>
+    </w:lvl>
+  </w:abstractNum>
+  <w:abstractNum w:abstractNumId="8" w15:restartNumberingAfterBreak="0">
+    <w:nsid w:val="1D12763F"/>
+    <w:multiLevelType w:val="multilevel"/>
+    <w:tmpl w:val="2B941034"/>
+    <w:lvl w:ilvl="0">
+      <w:start w:val="1"/>
+      <w:numFmt w:val="decimal"/>
+      <w:lvlText w:val="%1."/>
+      <w:lvlJc w:val="left"/>
+      <w:pPr>
+        <w:tabs>
+          <w:tab w:val="num" w:pos="720"/>
+        </w:tabs>
+        <w:ind w:left="720" w:hanging="360"/>
+      </w:pPr>
+    </w:lvl>
+    <w:lvl w:ilvl="1" w:tentative="1">
+      <w:start w:val="1"/>
+      <w:numFmt w:val="decimal"/>
+      <w:lvlText w:val="%2."/>
+      <w:lvlJc w:val="left"/>
+      <w:pPr>
+        <w:tabs>
+          <w:tab w:val="num" w:pos="1440"/>
+        </w:tabs>
+        <w:ind w:left="1440" w:hanging="360"/>
+      </w:pPr>
+    </w:lvl>
+    <w:lvl w:ilvl="2" w:tentative="1">
+      <w:start w:val="1"/>
+      <w:numFmt w:val="decimal"/>
+      <w:lvlText w:val="%3."/>
+      <w:lvlJc w:val="left"/>
+      <w:pPr>
+        <w:tabs>
+          <w:tab w:val="num" w:pos="2160"/>
+        </w:tabs>
+        <w:ind w:left="2160" w:hanging="360"/>
+      </w:pPr>
+    </w:lvl>
+    <w:lvl w:ilvl="3" w:tentative="1">
+      <w:start w:val="1"/>
+      <w:numFmt w:val="decimal"/>
+      <w:lvlText w:val="%4."/>
+      <w:lvlJc w:val="left"/>
+      <w:pPr>
+        <w:tabs>
+          <w:tab w:val="num" w:pos="2880"/>
+        </w:tabs>
+        <w:ind w:left="2880" w:hanging="360"/>
+      </w:pPr>
+    </w:lvl>
+    <w:lvl w:ilvl="4" w:tentative="1">
+      <w:start w:val="1"/>
+      <w:numFmt w:val="decimal"/>
+      <w:lvlText w:val="%5."/>
+      <w:lvlJc w:val="left"/>
+      <w:pPr>
+        <w:tabs>
+          <w:tab w:val="num" w:pos="3600"/>
+        </w:tabs>
+        <w:ind w:left="3600" w:hanging="360"/>
+      </w:pPr>
+    </w:lvl>
+    <w:lvl w:ilvl="5" w:tentative="1">
+      <w:start w:val="1"/>
+      <w:numFmt w:val="decimal"/>
+      <w:lvlText w:val="%6."/>
+      <w:lvlJc w:val="left"/>
+      <w:pPr>
+        <w:tabs>
+          <w:tab w:val="num" w:pos="4320"/>
+        </w:tabs>
+        <w:ind w:left="4320" w:hanging="360"/>
+      </w:pPr>
+    </w:lvl>
+    <w:lvl w:ilvl="6" w:tentative="1">
+      <w:start w:val="1"/>
+      <w:numFmt w:val="decimal"/>
+      <w:lvlText w:val="%7."/>
+      <w:lvlJc w:val="left"/>
+      <w:pPr>
+        <w:tabs>
+          <w:tab w:val="num" w:pos="5040"/>
+        </w:tabs>
+        <w:ind w:left="5040" w:hanging="360"/>
+      </w:pPr>
+    </w:lvl>
+    <w:lvl w:ilvl="7" w:tentative="1">
+      <w:start w:val="1"/>
+      <w:numFmt w:val="decimal"/>
+      <w:lvlText w:val="%8."/>
+      <w:lvlJc w:val="left"/>
+      <w:pPr>
+        <w:tabs>
+          <w:tab w:val="num" w:pos="5760"/>
+        </w:tabs>
+        <w:ind w:left="5760" w:hanging="360"/>
+      </w:pPr>
+    </w:lvl>
+    <w:lvl w:ilvl="8" w:tentative="1">
+      <w:start w:val="1"/>
+      <w:numFmt w:val="decimal"/>
+      <w:lvlText w:val="%9."/>
+      <w:lvlJc w:val="left"/>
+      <w:pPr>
+        <w:tabs>
+          <w:tab w:val="num" w:pos="6480"/>
+        </w:tabs>
+        <w:ind w:left="6480" w:hanging="360"/>
+      </w:pPr>
+    </w:lvl>
+  </w:abstractNum>
+  <w:abstractNum w:abstractNumId="9" w15:restartNumberingAfterBreak="0">
     <w:nsid w:val="1E4E573B"/>
     <w:multiLevelType w:val="multilevel"/>
     <w:tmpl w:val="5A865BF2"/>
@@ -10083,7 +12040,7 @@
       </w:rPr>
     </w:lvl>
   </w:abstractNum>
-  <w:abstractNum w:abstractNumId="6" w15:restartNumberingAfterBreak="0">
+  <w:abstractNum w:abstractNumId="10" w15:restartNumberingAfterBreak="0">
     <w:nsid w:val="20674767"/>
     <w:multiLevelType w:val="hybridMultilevel"/>
     <w:tmpl w:val="54362B7C"/>
@@ -10196,7 +12153,120 @@
       </w:rPr>
     </w:lvl>
   </w:abstractNum>
-  <w:abstractNum w:abstractNumId="7" w15:restartNumberingAfterBreak="0">
+  <w:abstractNum w:abstractNumId="11" w15:restartNumberingAfterBreak="0">
+    <w:nsid w:val="212D7BBA"/>
+    <w:multiLevelType w:val="multilevel"/>
+    <w:tmpl w:val="DC7633EA"/>
+    <w:lvl w:ilvl="0">
+      <w:start w:val="1"/>
+      <w:numFmt w:val="decimal"/>
+      <w:lvlText w:val="%1."/>
+      <w:lvlJc w:val="left"/>
+      <w:pPr>
+        <w:tabs>
+          <w:tab w:val="num" w:pos="720"/>
+        </w:tabs>
+        <w:ind w:left="720" w:hanging="360"/>
+      </w:pPr>
+    </w:lvl>
+    <w:lvl w:ilvl="1" w:tentative="1">
+      <w:start w:val="1"/>
+      <w:numFmt w:val="decimal"/>
+      <w:lvlText w:val="%2."/>
+      <w:lvlJc w:val="left"/>
+      <w:pPr>
+        <w:tabs>
+          <w:tab w:val="num" w:pos="1440"/>
+        </w:tabs>
+        <w:ind w:left="1440" w:hanging="360"/>
+      </w:pPr>
+    </w:lvl>
+    <w:lvl w:ilvl="2" w:tentative="1">
+      <w:start w:val="1"/>
+      <w:numFmt w:val="decimal"/>
+      <w:lvlText w:val="%3."/>
+      <w:lvlJc w:val="left"/>
+      <w:pPr>
+        <w:tabs>
+          <w:tab w:val="num" w:pos="2160"/>
+        </w:tabs>
+        <w:ind w:left="2160" w:hanging="360"/>
+      </w:pPr>
+    </w:lvl>
+    <w:lvl w:ilvl="3" w:tentative="1">
+      <w:start w:val="1"/>
+      <w:numFmt w:val="decimal"/>
+      <w:lvlText w:val="%4."/>
+      <w:lvlJc w:val="left"/>
+      <w:pPr>
+        <w:tabs>
+          <w:tab w:val="num" w:pos="2880"/>
+        </w:tabs>
+        <w:ind w:left="2880" w:hanging="360"/>
+      </w:pPr>
+    </w:lvl>
+    <w:lvl w:ilvl="4" w:tentative="1">
+      <w:start w:val="1"/>
+      <w:numFmt w:val="decimal"/>
+      <w:lvlText w:val="%5."/>
+      <w:lvlJc w:val="left"/>
+      <w:pPr>
+        <w:tabs>
+          <w:tab w:val="num" w:pos="3600"/>
+        </w:tabs>
+        <w:ind w:left="3600" w:hanging="360"/>
+      </w:pPr>
+    </w:lvl>
+    <w:lvl w:ilvl="5" w:tentative="1">
+      <w:start w:val="1"/>
+      <w:numFmt w:val="decimal"/>
+      <w:lvlText w:val="%6."/>
+      <w:lvlJc w:val="left"/>
+      <w:pPr>
+        <w:tabs>
+          <w:tab w:val="num" w:pos="4320"/>
+        </w:tabs>
+        <w:ind w:left="4320" w:hanging="360"/>
+      </w:pPr>
+    </w:lvl>
+    <w:lvl w:ilvl="6" w:tentative="1">
+      <w:start w:val="1"/>
+      <w:numFmt w:val="decimal"/>
+      <w:lvlText w:val="%7."/>
+      <w:lvlJc w:val="left"/>
+      <w:pPr>
+        <w:tabs>
+          <w:tab w:val="num" w:pos="5040"/>
+        </w:tabs>
+        <w:ind w:left="5040" w:hanging="360"/>
+      </w:pPr>
+    </w:lvl>
+    <w:lvl w:ilvl="7" w:tentative="1">
+      <w:start w:val="1"/>
+      <w:numFmt w:val="decimal"/>
+      <w:lvlText w:val="%8."/>
+      <w:lvlJc w:val="left"/>
+      <w:pPr>
+        <w:tabs>
+          <w:tab w:val="num" w:pos="5760"/>
+        </w:tabs>
+        <w:ind w:left="5760" w:hanging="360"/>
+      </w:pPr>
+    </w:lvl>
+    <w:lvl w:ilvl="8" w:tentative="1">
+      <w:start w:val="1"/>
+      <w:numFmt w:val="decimal"/>
+      <w:lvlText w:val="%9."/>
+      <w:lvlJc w:val="left"/>
+      <w:pPr>
+        <w:tabs>
+          <w:tab w:val="num" w:pos="6480"/>
+        </w:tabs>
+        <w:ind w:left="6480" w:hanging="360"/>
+      </w:pPr>
+    </w:lvl>
+  </w:abstractNum>
+  <w:abstractNum w:abstractNumId="12" w15:restartNumberingAfterBreak="0">
     <w:nsid w:val="3285534D"/>
     <w:multiLevelType w:val="multilevel"/>
     <w:tmpl w:val="FE8038B8"/>
@@ -10309,7 +12379,7 @@
       </w:pPr>
     </w:lvl>
   </w:abstractNum>
-  <w:abstractNum w:abstractNumId="8" w15:restartNumberingAfterBreak="0">
+  <w:abstractNum w:abstractNumId="13" w15:restartNumberingAfterBreak="0">
     <w:nsid w:val="370D2739"/>
     <w:multiLevelType w:val="multilevel"/>
     <w:tmpl w:val="FC8054EA"/>
@@ -10458,7 +12528,7 @@
       </w:rPr>
     </w:lvl>
   </w:abstractNum>
-  <w:abstractNum w:abstractNumId="9" w15:restartNumberingAfterBreak="0">
+  <w:abstractNum w:abstractNumId="14" w15:restartNumberingAfterBreak="0">
     <w:nsid w:val="44E67297"/>
     <w:multiLevelType w:val="hybridMultilevel"/>
     <w:tmpl w:val="140A4248"/>
@@ -10547,7 +12617,7 @@
       </w:pPr>
     </w:lvl>
   </w:abstractNum>
-  <w:abstractNum w:abstractNumId="10" w15:restartNumberingAfterBreak="0">
+  <w:abstractNum w:abstractNumId="15" w15:restartNumberingAfterBreak="0">
     <w:nsid w:val="45AC2B71"/>
     <w:multiLevelType w:val="multilevel"/>
     <w:tmpl w:val="B128024A"/>
@@ -10696,7 +12766,120 @@
       </w:rPr>
     </w:lvl>
   </w:abstractNum>
-  <w:abstractNum w:abstractNumId="11" w15:restartNumberingAfterBreak="0">
+  <w:abstractNum w:abstractNumId="16" w15:restartNumberingAfterBreak="0">
+    <w:nsid w:val="4C162D47"/>
+    <w:multiLevelType w:val="multilevel"/>
+    <w:tmpl w:val="6EC849BE"/>
+    <w:lvl w:ilvl="0">
+      <w:start w:val="1"/>
+      <w:numFmt w:val="decimal"/>
+      <w:lvlText w:val="%1."/>
+      <w:lvlJc w:val="left"/>
+      <w:pPr>
+        <w:tabs>
+          <w:tab w:val="num" w:pos="720"/>
+        </w:tabs>
+        <w:ind w:left="720" w:hanging="360"/>
+      </w:pPr>
+    </w:lvl>
+    <w:lvl w:ilvl="1" w:tentative="1">
+      <w:start w:val="1"/>
+      <w:numFmt w:val="decimal"/>
+      <w:lvlText w:val="%2."/>
+      <w:lvlJc w:val="left"/>
+      <w:pPr>
+        <w:tabs>
+          <w:tab w:val="num" w:pos="1440"/>
+        </w:tabs>
+        <w:ind w:left="1440" w:hanging="360"/>
+      </w:pPr>
+    </w:lvl>
+    <w:lvl w:ilvl="2" w:tentative="1">
+      <w:start w:val="1"/>
+      <w:numFmt w:val="decimal"/>
+      <w:lvlText w:val="%3."/>
+      <w:lvlJc w:val="left"/>
+      <w:pPr>
+        <w:tabs>
+          <w:tab w:val="num" w:pos="2160"/>
+        </w:tabs>
+        <w:ind w:left="2160" w:hanging="360"/>
+      </w:pPr>
+    </w:lvl>
+    <w:lvl w:ilvl="3" w:tentative="1">
+      <w:start w:val="1"/>
+      <w:numFmt w:val="decimal"/>
+      <w:lvlText w:val="%4."/>
+      <w:lvlJc w:val="left"/>
+      <w:pPr>
+        <w:tabs>
+          <w:tab w:val="num" w:pos="2880"/>
+        </w:tabs>
+        <w:ind w:left="2880" w:hanging="360"/>
+      </w:pPr>
+    </w:lvl>
+    <w:lvl w:ilvl="4" w:tentative="1">
+      <w:start w:val="1"/>
+      <w:numFmt w:val="decimal"/>
+      <w:lvlText w:val="%5."/>
+      <w:lvlJc w:val="left"/>
+      <w:pPr>
+        <w:tabs>
+          <w:tab w:val="num" w:pos="3600"/>
+        </w:tabs>
+        <w:ind w:left="3600" w:hanging="360"/>
+      </w:pPr>
+    </w:lvl>
+    <w:lvl w:ilvl="5" w:tentative="1">
+      <w:start w:val="1"/>
+      <w:numFmt w:val="decimal"/>
+      <w:lvlText w:val="%6."/>
+      <w:lvlJc w:val="left"/>
+      <w:pPr>
+        <w:tabs>
+          <w:tab w:val="num" w:pos="4320"/>
+        </w:tabs>
+        <w:ind w:left="4320" w:hanging="360"/>
+      </w:pPr>
+    </w:lvl>
+    <w:lvl w:ilvl="6" w:tentative="1">
+      <w:start w:val="1"/>
+      <w:numFmt w:val="decimal"/>
+      <w:lvlText w:val="%7."/>
+      <w:lvlJc w:val="left"/>
+      <w:pPr>
+        <w:tabs>
+          <w:tab w:val="num" w:pos="5040"/>
+        </w:tabs>
+        <w:ind w:left="5040" w:hanging="360"/>
+      </w:pPr>
+    </w:lvl>
+    <w:lvl w:ilvl="7" w:tentative="1">
+      <w:start w:val="1"/>
+      <w:numFmt w:val="decimal"/>
+      <w:lvlText w:val="%8."/>
+      <w:lvlJc w:val="left"/>
+      <w:pPr>
+        <w:tabs>
+          <w:tab w:val="num" w:pos="5760"/>
+        </w:tabs>
+        <w:ind w:left="5760" w:hanging="360"/>
+      </w:pPr>
+    </w:lvl>
+    <w:lvl w:ilvl="8" w:tentative="1">
+      <w:start w:val="1"/>
+      <w:numFmt w:val="decimal"/>
+      <w:lvlText w:val="%9."/>
+      <w:lvlJc w:val="left"/>
+      <w:pPr>
+        <w:tabs>
+          <w:tab w:val="num" w:pos="6480"/>
+        </w:tabs>
+        <w:ind w:left="6480" w:hanging="360"/>
+      </w:pPr>
+    </w:lvl>
+  </w:abstractNum>
+  <w:abstractNum w:abstractNumId="17" w15:restartNumberingAfterBreak="0">
     <w:nsid w:val="4EE03988"/>
     <w:multiLevelType w:val="multilevel"/>
     <w:tmpl w:val="B756D560"/>
@@ -10809,7 +12992,7 @@
       </w:pPr>
     </w:lvl>
   </w:abstractNum>
-  <w:abstractNum w:abstractNumId="12" w15:restartNumberingAfterBreak="0">
+  <w:abstractNum w:abstractNumId="18" w15:restartNumberingAfterBreak="0">
     <w:nsid w:val="53FF1224"/>
     <w:multiLevelType w:val="hybridMultilevel"/>
     <w:tmpl w:val="388A6934"/>
@@ -10922,7 +13105,7 @@
       </w:rPr>
     </w:lvl>
   </w:abstractNum>
-  <w:abstractNum w:abstractNumId="13" w15:restartNumberingAfterBreak="0">
+  <w:abstractNum w:abstractNumId="19" w15:restartNumberingAfterBreak="0">
     <w:nsid w:val="5515531F"/>
     <w:multiLevelType w:val="multilevel"/>
     <w:tmpl w:val="12D2877C"/>
@@ -11035,7 +13218,7 @@
       </w:pPr>
     </w:lvl>
   </w:abstractNum>
-  <w:abstractNum w:abstractNumId="14" w15:restartNumberingAfterBreak="0">
+  <w:abstractNum w:abstractNumId="20" w15:restartNumberingAfterBreak="0">
     <w:nsid w:val="60DF2007"/>
     <w:multiLevelType w:val="multilevel"/>
     <w:tmpl w:val="D9D42784"/>
@@ -11148,7 +13331,7 @@
       </w:pPr>
     </w:lvl>
   </w:abstractNum>
-  <w:abstractNum w:abstractNumId="15" w15:restartNumberingAfterBreak="0">
+  <w:abstractNum w:abstractNumId="21" w15:restartNumberingAfterBreak="0">
     <w:nsid w:val="6E2B3903"/>
     <w:multiLevelType w:val="multilevel"/>
     <w:tmpl w:val="C6E27C1A"/>
@@ -11297,7 +13480,7 @@
       </w:rPr>
     </w:lvl>
   </w:abstractNum>
-  <w:abstractNum w:abstractNumId="16" w15:restartNumberingAfterBreak="0">
+  <w:abstractNum w:abstractNumId="22" w15:restartNumberingAfterBreak="0">
     <w:nsid w:val="6FFC5909"/>
     <w:multiLevelType w:val="multilevel"/>
     <w:tmpl w:val="D638A0E0"/>
@@ -11410,7 +13593,7 @@
       </w:pPr>
     </w:lvl>
   </w:abstractNum>
-  <w:abstractNum w:abstractNumId="17" w15:restartNumberingAfterBreak="0">
+  <w:abstractNum w:abstractNumId="23" w15:restartNumberingAfterBreak="0">
     <w:nsid w:val="78470C7A"/>
     <w:multiLevelType w:val="hybridMultilevel"/>
     <w:tmpl w:val="D234A6A2"/>
@@ -11524,58 +13707,76 @@
     </w:lvl>
   </w:abstractNum>
   <w:num w:numId="1" w16cid:durableId="1260329523">
+    <w:abstractNumId w:val="18"/>
+  </w:num>
+  <w:num w:numId="2" w16cid:durableId="1970671045">
+    <w:abstractNumId w:val="13"/>
+  </w:num>
+  <w:num w:numId="3" w16cid:durableId="120736454">
+    <w:abstractNumId w:val="15"/>
+  </w:num>
+  <w:num w:numId="4" w16cid:durableId="799420273">
+    <w:abstractNumId w:val="5"/>
+  </w:num>
+  <w:num w:numId="5" w16cid:durableId="66155069">
+    <w:abstractNumId w:val="6"/>
+  </w:num>
+  <w:num w:numId="6" w16cid:durableId="517620508">
+    <w:abstractNumId w:val="22"/>
+  </w:num>
+  <w:num w:numId="7" w16cid:durableId="48262586">
+    <w:abstractNumId w:val="19"/>
+  </w:num>
+  <w:num w:numId="8" w16cid:durableId="863010067">
+    <w:abstractNumId w:val="17"/>
+  </w:num>
+  <w:num w:numId="9" w16cid:durableId="661546878">
+    <w:abstractNumId w:val="3"/>
+  </w:num>
+  <w:num w:numId="10" w16cid:durableId="1551651621">
+    <w:abstractNumId w:val="9"/>
+  </w:num>
+  <w:num w:numId="11" w16cid:durableId="888615999">
+    <w:abstractNumId w:val="21"/>
+  </w:num>
+  <w:num w:numId="12" w16cid:durableId="358744164">
+    <w:abstractNumId w:val="2"/>
+  </w:num>
+  <w:num w:numId="13" w16cid:durableId="815801659">
     <w:abstractNumId w:val="12"/>
   </w:num>
-  <w:num w:numId="2" w16cid:durableId="1970671045">
-    <w:abstractNumId w:val="8"/>
+  <w:num w:numId="14" w16cid:durableId="155615219">
+    <w:abstractNumId w:val="4"/>
   </w:num>
-  <w:num w:numId="3" w16cid:durableId="120736454">
+  <w:num w:numId="15" w16cid:durableId="577708552">
+    <w:abstractNumId w:val="20"/>
+  </w:num>
+  <w:num w:numId="16" w16cid:durableId="2072918953">
+    <w:abstractNumId w:val="23"/>
+  </w:num>
+  <w:num w:numId="17" w16cid:durableId="2053920660">
     <w:abstractNumId w:val="10"/>
   </w:num>
-  <w:num w:numId="4" w16cid:durableId="799420273">
-    <w:abstractNumId w:val="3"/>
+  <w:num w:numId="18" w16cid:durableId="1760903635">
+    <w:abstractNumId w:val="14"/>
   </w:num>
-  <w:num w:numId="5" w16cid:durableId="66155069">
-    <w:abstractNumId w:val="4"/>
+  <w:num w:numId="19" w16cid:durableId="1929848641">
+    <w:abstractNumId w:val="0"/>
   </w:num>
-  <w:num w:numId="6" w16cid:durableId="517620508">
+  <w:num w:numId="20" w16cid:durableId="2054302005">
+    <w:abstractNumId w:val="11"/>
+  </w:num>
+  <w:num w:numId="21" w16cid:durableId="1743284973">
+    <w:abstractNumId w:val="1"/>
+  </w:num>
+  <w:num w:numId="22" w16cid:durableId="1092094492">
     <w:abstractNumId w:val="16"/>
   </w:num>
-  <w:num w:numId="7" w16cid:durableId="48262586">
-    <w:abstractNumId w:val="13"/>
-  </w:num>
-  <w:num w:numId="8" w16cid:durableId="863010067">
-    <w:abstractNumId w:val="11"/>
-  </w:num>
-  <w:num w:numId="9" w16cid:durableId="661546878">
-    <w:abstractNumId w:val="1"/>
-  </w:num>
-  <w:num w:numId="10" w16cid:durableId="1551651621">
-    <w:abstractNumId w:val="5"/>
-  </w:num>
-  <w:num w:numId="11" w16cid:durableId="888615999">
-    <w:abstractNumId w:val="15"/>
-  </w:num>
-  <w:num w:numId="12" w16cid:durableId="358744164">
-    <w:abstractNumId w:val="0"/>
-  </w:num>
-  <w:num w:numId="13" w16cid:durableId="815801659">
+  <w:num w:numId="23" w16cid:durableId="286399576">
     <w:abstractNumId w:val="7"/>
   </w:num>
-  <w:num w:numId="14" w16cid:durableId="155615219">
-    <w:abstractNumId w:val="2"/>
-  </w:num>
-  <w:num w:numId="15" w16cid:durableId="577708552">
-    <w:abstractNumId w:val="14"/>
-  </w:num>
-  <w:num w:numId="16" w16cid:durableId="2072918953">
-    <w:abstractNumId w:val="17"/>
-  </w:num>
-  <w:num w:numId="17" w16cid:durableId="2053920660">
-    <w:abstractNumId w:val="6"/>
-  </w:num>
-  <w:num w:numId="18" w16cid:durableId="1760903635">
-    <w:abstractNumId w:val="9"/>
+  <w:num w:numId="24" w16cid:durableId="194538299">
+    <w:abstractNumId w:val="8"/>
   </w:num>
 </w:numbering>
 </file>
@@ -12524,7 +14725,7 @@
     <w:name w:val="Plain Table 1"/>
     <w:basedOn w:val="Tablanormal"/>
     <w:uiPriority w:val="41"/>
-    <w:rsid w:val="00965B8B"/>
+    <w:rsid w:val="00CF3DDD"/>
     <w:pPr>
       <w:spacing w:after="0" w:line="240" w:lineRule="auto"/>
     </w:pPr>
